--- a/DR/Плана на теоретична част.docx
+++ b/DR/Плана на теоретична част.docx
@@ -13,6 +13,9 @@
       <w:sdtPr>
         <w:rPr>
           <w:rFonts w:asciiTheme="minorHAnsi" w:eastAsiaTheme="minorEastAsia" w:hAnsiTheme="minorHAnsi" w:cstheme="minorBidi"/>
+          <w:b w:val="0"/>
+          <w:bCs w:val="0"/>
+          <w:color w:val="auto"/>
           <w:sz w:val="22"/>
           <w:szCs w:val="22"/>
         </w:rPr>
@@ -25,10 +28,7 @@
       <w:sdtEndPr>
         <w:rPr>
           <w:rFonts w:ascii="Times New Roman" w:hAnsi="Times New Roman" w:cs="Times New Roman"/>
-          <w:b w:val="0"/>
-          <w:bCs w:val="0"/>
           <w:noProof/>
-          <w:color w:val="auto"/>
           <w:sz w:val="24"/>
           <w:szCs w:val="24"/>
         </w:rPr>
@@ -113,7 +113,7 @@
                 <w:noProof/>
                 <w:webHidden/>
               </w:rPr>
-              <w:t>4</w:t>
+              <w:t>3</w:t>
             </w:r>
             <w:r>
               <w:rPr>
@@ -185,7 +185,7 @@
                 <w:noProof/>
                 <w:webHidden/>
               </w:rPr>
-              <w:t>4</w:t>
+              <w:t>3</w:t>
             </w:r>
             <w:r>
               <w:rPr>
@@ -290,6 +290,8 @@
               </w:rPr>
               <w:t>1.3. Примери от реалния живот (социални мрежи, банкиране, съобщения)</w:t>
             </w:r>
+            <w:bookmarkStart w:id="0" w:name="_GoBack"/>
+            <w:bookmarkEnd w:id="0"/>
             <w:r>
               <w:rPr>
                 <w:noProof/>
@@ -546,7 +548,7 @@
                 <w:noProof/>
                 <w:webHidden/>
               </w:rPr>
-              <w:t>4</w:t>
+              <w:t>5</w:t>
             </w:r>
             <w:r>
               <w:rPr>
@@ -619,7 +621,7 @@
                 <w:noProof/>
                 <w:webHidden/>
               </w:rPr>
-              <w:t>4</w:t>
+              <w:t>5</w:t>
             </w:r>
             <w:r>
               <w:rPr>
@@ -692,7 +694,7 @@
                 <w:noProof/>
                 <w:webHidden/>
               </w:rPr>
-              <w:t>4</w:t>
+              <w:t>5</w:t>
             </w:r>
             <w:r>
               <w:rPr>
@@ -838,7 +840,7 @@
                 <w:noProof/>
                 <w:webHidden/>
               </w:rPr>
-              <w:t>5</w:t>
+              <w:t>6</w:t>
             </w:r>
             <w:r>
               <w:rPr>
@@ -1057,7 +1059,7 @@
                 <w:noProof/>
                 <w:webHidden/>
               </w:rPr>
-              <w:t>6</w:t>
+              <w:t>7</w:t>
             </w:r>
             <w:r>
               <w:rPr>
@@ -1130,7 +1132,7 @@
                 <w:noProof/>
                 <w:webHidden/>
               </w:rPr>
-              <w:t>6</w:t>
+              <w:t>7</w:t>
             </w:r>
             <w:r>
               <w:rPr>
@@ -1203,7 +1205,7 @@
                 <w:noProof/>
                 <w:webHidden/>
               </w:rPr>
-              <w:t>7</w:t>
+              <w:t>8</w:t>
             </w:r>
             <w:r>
               <w:rPr>
@@ -1276,7 +1278,7 @@
                 <w:noProof/>
                 <w:webHidden/>
               </w:rPr>
-              <w:t>7</w:t>
+              <w:t>8</w:t>
             </w:r>
             <w:r>
               <w:rPr>
@@ -1349,7 +1351,7 @@
                 <w:noProof/>
                 <w:webHidden/>
               </w:rPr>
-              <w:t>7</w:t>
+              <w:t>8</w:t>
             </w:r>
             <w:r>
               <w:rPr>
@@ -1495,7 +1497,7 @@
                 <w:noProof/>
                 <w:webHidden/>
               </w:rPr>
-              <w:t>8</w:t>
+              <w:t>9</w:t>
             </w:r>
             <w:r>
               <w:rPr>
@@ -1568,7 +1570,7 @@
                 <w:noProof/>
                 <w:webHidden/>
               </w:rPr>
-              <w:t>8</w:t>
+              <w:t>9</w:t>
             </w:r>
             <w:r>
               <w:rPr>
@@ -1641,7 +1643,7 @@
                 <w:noProof/>
                 <w:webHidden/>
               </w:rPr>
-              <w:t>8</w:t>
+              <w:t>9</w:t>
             </w:r>
             <w:r>
               <w:rPr>
@@ -1714,7 +1716,7 @@
                 <w:noProof/>
                 <w:webHidden/>
               </w:rPr>
-              <w:t>9</w:t>
+              <w:t>10</w:t>
             </w:r>
             <w:r>
               <w:rPr>
@@ -1787,7 +1789,7 @@
                 <w:noProof/>
                 <w:webHidden/>
               </w:rPr>
-              <w:t>9</w:t>
+              <w:t>10</w:t>
             </w:r>
             <w:r>
               <w:rPr>
@@ -1933,7 +1935,7 @@
                 <w:noProof/>
                 <w:webHidden/>
               </w:rPr>
-              <w:t>10</w:t>
+              <w:t>11</w:t>
             </w:r>
             <w:r>
               <w:rPr>
@@ -2006,7 +2008,7 @@
                 <w:noProof/>
                 <w:webHidden/>
               </w:rPr>
-              <w:t>10</w:t>
+              <w:t>11</w:t>
             </w:r>
             <w:r>
               <w:rPr>
@@ -2079,7 +2081,7 @@
                 <w:noProof/>
                 <w:webHidden/>
               </w:rPr>
-              <w:t>10</w:t>
+              <w:t>11</w:t>
             </w:r>
             <w:r>
               <w:rPr>
@@ -2152,7 +2154,7 @@
                 <w:noProof/>
                 <w:webHidden/>
               </w:rPr>
-              <w:t>11</w:t>
+              <w:t>12</w:t>
             </w:r>
             <w:r>
               <w:rPr>
@@ -2225,7 +2227,7 @@
                 <w:noProof/>
                 <w:webHidden/>
               </w:rPr>
-              <w:t>11</w:t>
+              <w:t>12</w:t>
             </w:r>
             <w:r>
               <w:rPr>
@@ -2444,7 +2446,7 @@
                 <w:noProof/>
                 <w:webHidden/>
               </w:rPr>
-              <w:t>12</w:t>
+              <w:t>13</w:t>
             </w:r>
             <w:r>
               <w:rPr>
@@ -2517,7 +2519,7 @@
                 <w:noProof/>
                 <w:webHidden/>
               </w:rPr>
-              <w:t>12</w:t>
+              <w:t>13</w:t>
             </w:r>
             <w:r>
               <w:rPr>
@@ -2590,7 +2592,7 @@
                 <w:noProof/>
                 <w:webHidden/>
               </w:rPr>
-              <w:t>13</w:t>
+              <w:t>14</w:t>
             </w:r>
             <w:r>
               <w:rPr>
@@ -2663,7 +2665,7 @@
                 <w:noProof/>
                 <w:webHidden/>
               </w:rPr>
-              <w:t>13</w:t>
+              <w:t>14</w:t>
             </w:r>
             <w:r>
               <w:rPr>
@@ -2736,7 +2738,7 @@
                 <w:noProof/>
                 <w:webHidden/>
               </w:rPr>
-              <w:t>13</w:t>
+              <w:t>14</w:t>
             </w:r>
             <w:r>
               <w:rPr>
@@ -2882,7 +2884,7 @@
                 <w:noProof/>
                 <w:webHidden/>
               </w:rPr>
-              <w:t>14</w:t>
+              <w:t>15</w:t>
             </w:r>
             <w:r>
               <w:rPr>
@@ -3101,7 +3103,7 @@
                 <w:noProof/>
                 <w:webHidden/>
               </w:rPr>
-              <w:t>15</w:t>
+              <w:t>16</w:t>
             </w:r>
             <w:r>
               <w:rPr>
@@ -3174,7 +3176,7 @@
                 <w:noProof/>
                 <w:webHidden/>
               </w:rPr>
-              <w:t>15</w:t>
+              <w:t>16</w:t>
             </w:r>
             <w:r>
               <w:rPr>
@@ -3320,7 +3322,7 @@
                 <w:noProof/>
                 <w:webHidden/>
               </w:rPr>
-              <w:t>16</w:t>
+              <w:t>17</w:t>
             </w:r>
             <w:r>
               <w:rPr>
@@ -3393,7 +3395,7 @@
                 <w:noProof/>
                 <w:webHidden/>
               </w:rPr>
-              <w:t>16</w:t>
+              <w:t>17</w:t>
             </w:r>
             <w:r>
               <w:rPr>
@@ -3466,7 +3468,7 @@
                 <w:noProof/>
                 <w:webHidden/>
               </w:rPr>
-              <w:t>16</w:t>
+              <w:t>17</w:t>
             </w:r>
             <w:r>
               <w:rPr>
@@ -3612,7 +3614,7 @@
                 <w:noProof/>
                 <w:webHidden/>
               </w:rPr>
-              <w:t>17</w:t>
+              <w:t>18</w:t>
             </w:r>
             <w:r>
               <w:rPr>
@@ -3685,7 +3687,7 @@
                 <w:noProof/>
                 <w:webHidden/>
               </w:rPr>
-              <w:t>17</w:t>
+              <w:t>18</w:t>
             </w:r>
             <w:r>
               <w:rPr>
@@ -3758,7 +3760,7 @@
                 <w:noProof/>
                 <w:webHidden/>
               </w:rPr>
-              <w:t>17</w:t>
+              <w:t>18</w:t>
             </w:r>
             <w:r>
               <w:rPr>
@@ -3831,7 +3833,7 @@
                 <w:noProof/>
                 <w:webHidden/>
               </w:rPr>
-              <w:t>18</w:t>
+              <w:t>19</w:t>
             </w:r>
             <w:r>
               <w:rPr>
@@ -3904,7 +3906,7 @@
                 <w:noProof/>
                 <w:webHidden/>
               </w:rPr>
-              <w:t>18</w:t>
+              <w:t>19</w:t>
             </w:r>
             <w:r>
               <w:rPr>
@@ -3977,7 +3979,7 @@
                 <w:noProof/>
                 <w:webHidden/>
               </w:rPr>
-              <w:t>18</w:t>
+              <w:t>19</w:t>
             </w:r>
             <w:r>
               <w:rPr>
@@ -4050,7 +4052,7 @@
                 <w:noProof/>
                 <w:webHidden/>
               </w:rPr>
-              <w:t>19</w:t>
+              <w:t>20</w:t>
             </w:r>
             <w:r>
               <w:rPr>
@@ -4123,7 +4125,7 @@
                 <w:noProof/>
                 <w:webHidden/>
               </w:rPr>
-              <w:t>19</w:t>
+              <w:t>20</w:t>
             </w:r>
             <w:r>
               <w:rPr>
@@ -4196,7 +4198,7 @@
                 <w:noProof/>
                 <w:webHidden/>
               </w:rPr>
-              <w:t>19</w:t>
+              <w:t>20</w:t>
             </w:r>
             <w:r>
               <w:rPr>
@@ -4269,7 +4271,7 @@
                 <w:noProof/>
                 <w:webHidden/>
               </w:rPr>
-              <w:t>19</w:t>
+              <w:t>20</w:t>
             </w:r>
             <w:r>
               <w:rPr>
@@ -4342,7 +4344,7 @@
                 <w:noProof/>
                 <w:webHidden/>
               </w:rPr>
-              <w:t>20</w:t>
+              <w:t>21</w:t>
             </w:r>
             <w:r>
               <w:rPr>
@@ -4415,7 +4417,7 @@
                 <w:noProof/>
                 <w:webHidden/>
               </w:rPr>
-              <w:t>20</w:t>
+              <w:t>21</w:t>
             </w:r>
             <w:r>
               <w:rPr>
@@ -4488,7 +4490,7 @@
                 <w:noProof/>
                 <w:webHidden/>
               </w:rPr>
-              <w:t>20</w:t>
+              <w:t>21</w:t>
             </w:r>
             <w:r>
               <w:rPr>
@@ -4561,7 +4563,7 @@
                 <w:noProof/>
                 <w:webHidden/>
               </w:rPr>
-              <w:t>20</w:t>
+              <w:t>21</w:t>
             </w:r>
             <w:r>
               <w:rPr>
@@ -4634,7 +4636,7 @@
                 <w:noProof/>
                 <w:webHidden/>
               </w:rPr>
-              <w:t>21</w:t>
+              <w:t>22</w:t>
             </w:r>
             <w:r>
               <w:rPr>
@@ -4707,7 +4709,7 @@
                 <w:noProof/>
                 <w:webHidden/>
               </w:rPr>
-              <w:t>21</w:t>
+              <w:t>22</w:t>
             </w:r>
             <w:r>
               <w:rPr>
@@ -4926,7 +4928,7 @@
                 <w:noProof/>
                 <w:webHidden/>
               </w:rPr>
-              <w:t>22</w:t>
+              <w:t>23</w:t>
             </w:r>
             <w:r>
               <w:rPr>
@@ -4999,7 +5001,7 @@
                 <w:noProof/>
                 <w:webHidden/>
               </w:rPr>
-              <w:t>22</w:t>
+              <w:t>23</w:t>
             </w:r>
             <w:r>
               <w:rPr>
@@ -5145,7 +5147,7 @@
                 <w:noProof/>
                 <w:webHidden/>
               </w:rPr>
-              <w:t>23</w:t>
+              <w:t>24</w:t>
             </w:r>
             <w:r>
               <w:rPr>
@@ -5218,7 +5220,7 @@
                 <w:noProof/>
                 <w:webHidden/>
               </w:rPr>
-              <w:t>23</w:t>
+              <w:t>24</w:t>
             </w:r>
             <w:r>
               <w:rPr>
@@ -5291,7 +5293,7 @@
                 <w:noProof/>
                 <w:webHidden/>
               </w:rPr>
-              <w:t>23</w:t>
+              <w:t>24</w:t>
             </w:r>
             <w:r>
               <w:rPr>
@@ -5364,7 +5366,7 @@
                 <w:noProof/>
                 <w:webHidden/>
               </w:rPr>
-              <w:t>24</w:t>
+              <w:t>25</w:t>
             </w:r>
             <w:r>
               <w:rPr>
@@ -5437,7 +5439,7 @@
                 <w:noProof/>
                 <w:webHidden/>
               </w:rPr>
-              <w:t>24</w:t>
+              <w:t>25</w:t>
             </w:r>
             <w:r>
               <w:rPr>
@@ -5510,7 +5512,7 @@
                 <w:noProof/>
                 <w:webHidden/>
               </w:rPr>
-              <w:t>24</w:t>
+              <w:t>25</w:t>
             </w:r>
             <w:r>
               <w:rPr>
@@ -5590,7 +5592,7 @@
                 <w:noProof/>
                 <w:webHidden/>
               </w:rPr>
-              <w:t>24</w:t>
+              <w:t>25</w:t>
             </w:r>
             <w:r>
               <w:rPr>
@@ -5663,7 +5665,7 @@
                 <w:noProof/>
                 <w:webHidden/>
               </w:rPr>
-              <w:t>24</w:t>
+              <w:t>26</w:t>
             </w:r>
             <w:r>
               <w:rPr>
@@ -5699,64 +5701,79 @@
           <w:lang w:val="bg-BG" w:eastAsia="bg-BG"/>
         </w:rPr>
       </w:pPr>
-      <w:bookmarkStart w:id="0" w:name="_Toc220243729"/>
-      <w:bookmarkStart w:id="1" w:name="_Toc220244641"/>
-      <w:bookmarkStart w:id="2" w:name="_Toc220488395"/>
+      <w:bookmarkStart w:id="1" w:name="_Toc220243729"/>
+      <w:bookmarkStart w:id="2" w:name="_Toc220244641"/>
+      <w:bookmarkStart w:id="3" w:name="_Toc220488395"/>
       <w:r>
         <w:rPr>
           <w:lang w:val="bg-BG" w:eastAsia="bg-BG"/>
         </w:rPr>
-        <w:lastRenderedPageBreak/>
         <w:t>1. Увод</w:t>
       </w:r>
-      <w:bookmarkEnd w:id="0"/>
       <w:bookmarkEnd w:id="1"/>
       <w:bookmarkEnd w:id="2"/>
+      <w:bookmarkEnd w:id="3"/>
     </w:p>
     <w:p>
       <w:pPr>
         <w:pStyle w:val="Heading2"/>
       </w:pPr>
-      <w:bookmarkStart w:id="3" w:name="_Toc220243730"/>
-      <w:bookmarkStart w:id="4" w:name="_Toc220244642"/>
-      <w:bookmarkStart w:id="5" w:name="_Toc220488396"/>
+      <w:bookmarkStart w:id="4" w:name="_Toc220488396"/>
+      <w:bookmarkStart w:id="5" w:name="_Toc220243730"/>
+      <w:bookmarkStart w:id="6" w:name="_Toc220244642"/>
       <w:r>
         <w:t>1.1. Какво представлява криптографията</w:t>
       </w:r>
-      <w:bookmarkEnd w:id="5"/>
+      <w:bookmarkEnd w:id="4"/>
     </w:p>
     <w:p>
+      <w:r>
+        <w:t xml:space="preserve">Криптографията е наука за защита на информацията чрез преобразуването ѝ в нечетим за неоторизирани лица вид. Основната ѝ цел е да осигури поверителност, цялост и сигурност на данните при тяхното съхранение и пренос. Чрез използването на различни алгоритми и криптографски ключове, </w:t>
+      </w:r>
+      <w:r>
+        <w:lastRenderedPageBreak/>
+        <w:t>информацията се кодира по начин, който може да бъде разбран единствено от лица, притежаващи необходимия ключ за декриптиране.</w:t>
+      </w:r>
+    </w:p>
+    <w:p/>
+    <w:p>
       <w:pPr>
         <w:pStyle w:val="Heading2"/>
-      </w:pPr>
-      <w:bookmarkStart w:id="6" w:name="_Toc220488397"/>
+        <w:rPr>
+          <w:lang w:val="bg-BG"/>
+        </w:rPr>
+      </w:pPr>
+      <w:bookmarkStart w:id="7" w:name="_Toc220488397"/>
       <w:r>
         <w:t>1.2. Защо защитата на информацията е важна в съвременния свят</w:t>
       </w:r>
-      <w:bookmarkEnd w:id="6"/>
-      <w:r>
-        <w:br/>
+      <w:bookmarkEnd w:id="7"/>
+      <w:r>
+        <w:rPr>
+          <w:lang w:val="bg-BG"/>
+        </w:rPr>
+        <w:t xml:space="preserve"> </w:t>
       </w:r>
     </w:p>
     <w:p>
       <w:pPr>
-        <w:pStyle w:val="Heading2"/>
-      </w:pPr>
-      <w:bookmarkStart w:id="7" w:name="_Toc220488398"/>
-      <w:r>
-        <w:t>1.3. Примери от реалния живот (социални мрежи, банкиране, съобщения)</w:t>
-      </w:r>
-      <w:bookmarkEnd w:id="7"/>
+        <w:rPr>
+          <w:lang w:val="bg-BG"/>
+        </w:rPr>
+      </w:pPr>
+      <w:r>
+        <w:rPr>
+          <w:lang w:val="bg-BG"/>
+        </w:rPr>
+        <w:t>В съвременния дигитален свят обменът на информация се осъществява предимно чрез интернет, което създава редица рискове, свързани със сигурността. Лични данни, пароли, финансова информация и служебни документи често се предават онлайн, което ги прави потенциална цел за злоупотреби. Липсата на адекватна защита може да доведе до сериозни последствия, включително кражба на самоличност, финансови загуби и нарушаване на личното пространство.</w:t>
+      </w:r>
     </w:p>
     <w:p>
       <w:pPr>
-        <w:pStyle w:val="Heading2"/>
-      </w:pPr>
-      <w:bookmarkStart w:id="8" w:name="_Toc220488399"/>
-      <w:r>
-        <w:t>1.4. Цел на дипломния проект</w:t>
-      </w:r>
-      <w:bookmarkEnd w:id="8"/>
+        <w:rPr>
+          <w:lang w:val="bg-BG"/>
+        </w:rPr>
+      </w:pPr>
     </w:p>
     <w:p>
       <w:pPr>
@@ -5765,33 +5782,131 @@
           <w:lang w:val="bg-BG"/>
         </w:rPr>
       </w:pPr>
-      <w:bookmarkStart w:id="9" w:name="_Toc220488400"/>
-      <w:r>
-        <w:t>1.5. Какво ще бъде представено в теоретичната част</w:t>
-      </w:r>
-      <w:bookmarkEnd w:id="3"/>
-      <w:bookmarkEnd w:id="4"/>
-      <w:bookmarkEnd w:id="9"/>
+      <w:bookmarkStart w:id="8" w:name="_Toc220488398"/>
+      <w:r>
+        <w:t>1.3. Примери от реалния живот (социални мрежи, банкиране, съобщения)</w:t>
+      </w:r>
+      <w:bookmarkEnd w:id="8"/>
+      <w:r>
+        <w:rPr>
+          <w:lang w:val="bg-BG"/>
+        </w:rPr>
+        <w:t xml:space="preserve"> </w:t>
+      </w:r>
     </w:p>
     <w:p>
       <w:pPr>
+        <w:rPr>
+          <w:lang w:val="bg-BG"/>
+        </w:rPr>
+      </w:pPr>
+      <w:r>
+        <w:rPr>
+          <w:lang w:val="bg-BG"/>
+        </w:rPr>
+        <w:t>Криптографията намира широко приложение в ежедневието. Социалните мрежи използват криптиране, за да защитят личните съобщения на потребителите. Онлайн банкирането разчита на сигурни протоколи за защита на финансовите транзакции и чувствителните данни. Приложенията за съобщения, като тези за чат, използват крайно-крайно криптиране (end-to-end encryption), за да гарантират, че само изпращачът и получателят могат да прочетат съдържанието.</w:t>
+      </w:r>
+    </w:p>
+    <w:p>
+      <w:pPr>
+        <w:rPr>
+          <w:lang w:val="bg-BG"/>
+        </w:rPr>
+      </w:pPr>
+    </w:p>
+    <w:p>
+      <w:pPr>
+        <w:pStyle w:val="Heading2"/>
+        <w:rPr>
+          <w:lang w:val="bg-BG"/>
+        </w:rPr>
+      </w:pPr>
+      <w:bookmarkStart w:id="9" w:name="_Toc220488399"/>
+      <w:r>
+        <w:t>1.4. Цел на дипломния проект</w:t>
+      </w:r>
+      <w:bookmarkEnd w:id="9"/>
+      <w:r>
+        <w:rPr>
+          <w:lang w:val="bg-BG"/>
+        </w:rPr>
+        <w:t xml:space="preserve"> </w:t>
+      </w:r>
+    </w:p>
+    <w:p>
+      <w:pPr>
+        <w:rPr>
+          <w:lang w:val="bg-BG"/>
+        </w:rPr>
+      </w:pPr>
+      <w:r>
+        <w:rPr>
+          <w:lang w:val="bg-BG"/>
+        </w:rPr>
+        <w:t>Основната цел на настоящия дипломен проект е разработването на уеб приложение за сигурно споделяне на тайни съобщения с еднократно прочитане. Приложението има за задача да осигури защита на информацията чрез криптиране, както и да ограничи достъпа до нея чрез механизъм за автоматично изтриване след първото отваряне.</w:t>
+      </w:r>
+    </w:p>
+    <w:p>
+      <w:pPr>
+        <w:rPr>
+          <w:lang w:val="bg-BG"/>
+        </w:rPr>
+      </w:pPr>
+    </w:p>
+    <w:p>
+      <w:pPr>
+        <w:pStyle w:val="Heading2"/>
+        <w:rPr>
+          <w:lang w:val="bg-BG"/>
+        </w:rPr>
+      </w:pPr>
+      <w:bookmarkStart w:id="10" w:name="_Toc220488400"/>
+      <w:r>
+        <w:t>1.5. Какво ще бъде представено в теоретичната част</w:t>
+      </w:r>
+      <w:bookmarkEnd w:id="5"/>
+      <w:bookmarkEnd w:id="6"/>
+      <w:bookmarkEnd w:id="10"/>
+      <w:r>
+        <w:rPr>
+          <w:lang w:val="bg-BG"/>
+        </w:rPr>
+        <w:t xml:space="preserve"> </w:t>
+      </w:r>
+    </w:p>
+    <w:p>
+      <w:pPr>
+        <w:rPr>
+          <w:lang w:val="bg-BG"/>
+        </w:rPr>
+      </w:pPr>
+      <w:r>
+        <w:rPr>
+          <w:lang w:val="bg-BG"/>
+        </w:rPr>
+        <w:t>Основната цел на настоящия дипломен проект е разработването на уеб приложение за сигурно споделяне на тайни съобщения с еднократно прочитане. Приложението има за задача да осигури защита на информацията чрез криптиране, както и да ограничи достъпа до нея чрез механизъм за автоматично изтриване след първото отваряне.</w:t>
+      </w:r>
+    </w:p>
+    <w:p>
+      <w:pPr>
         <w:pStyle w:val="Heading1"/>
         <w:rPr>
           <w:lang w:val="bg-BG" w:eastAsia="bg-BG"/>
         </w:rPr>
       </w:pPr>
-      <w:bookmarkStart w:id="10" w:name="_Toc220243731"/>
-      <w:bookmarkStart w:id="11" w:name="_Toc220244643"/>
-      <w:bookmarkStart w:id="12" w:name="_Toc220488401"/>
+      <w:bookmarkStart w:id="11" w:name="_Toc220243731"/>
+      <w:bookmarkStart w:id="12" w:name="_Toc220244643"/>
+      <w:bookmarkStart w:id="13" w:name="_Toc220488401"/>
       <w:r>
         <w:rPr>
           <w:lang w:val="bg-BG" w:eastAsia="bg-BG"/>
         </w:rPr>
+        <w:lastRenderedPageBreak/>
         <w:t>2. Основни понятия в криптографията</w:t>
       </w:r>
-      <w:bookmarkEnd w:id="10"/>
       <w:bookmarkEnd w:id="11"/>
       <w:bookmarkEnd w:id="12"/>
+      <w:bookmarkEnd w:id="13"/>
     </w:p>
     <w:p>
       <w:pPr>
@@ -5800,8 +5915,8 @@
           <w:lang w:eastAsia="bg-BG"/>
         </w:rPr>
       </w:pPr>
-      <w:bookmarkStart w:id="13" w:name="_Toc220244644"/>
       <w:bookmarkStart w:id="14" w:name="_Toc220488402"/>
+      <w:bookmarkStart w:id="15" w:name="_Toc220244644"/>
       <w:r>
         <w:rPr>
           <w:lang w:val="bg-BG" w:eastAsia="bg-BG"/>
@@ -5847,72 +5962,37 @@
         </w:rPr>
         <w:br/>
       </w:r>
-      <w:bookmarkStart w:id="15" w:name="_Toc220488403"/>
+      <w:bookmarkStart w:id="16" w:name="_Toc220488403"/>
       <w:r>
         <w:rPr>
           <w:lang w:val="bg-BG" w:eastAsia="bg-BG"/>
         </w:rPr>
         <w:t>2.2. Криптиране, декриптиране и ключ</w:t>
-      </w:r>
-      <w:bookmarkEnd w:id="15"/>
-    </w:p>
-    <w:p>
-      <w:pPr>
-        <w:rPr>
-          <w:lang w:eastAsia="bg-BG"/>
-        </w:rPr>
-      </w:pPr>
-    </w:p>
-    <w:p>
-      <w:pPr>
-        <w:rPr>
-          <w:lang w:eastAsia="bg-BG"/>
-        </w:rPr>
-      </w:pPr>
-      <w:r>
-        <w:rPr>
-          <w:lang w:val="bg-BG" w:eastAsia="bg-BG"/>
-        </w:rPr>
-        <w:t xml:space="preserve">Криптирането е процес, при който четимата информация се преобразува в неразбираем вид чрез използване на определен алгоритъм. Целта на криптирането е да се предотврати неоторизиран достъп до данните. Декриптирането е обратният </w:t>
-      </w:r>
-      <w:r>
-        <w:rPr>
-          <w:lang w:val="bg-BG" w:eastAsia="bg-BG"/>
-        </w:rPr>
-        <w:lastRenderedPageBreak/>
-        <w:t>процес, при който криптираната информация отново се превръща в четим текст. За да се извърши както криптиране, така и декриптиране, е необходим криптографски ключ. Ключът представлява тайна стойност, която управлява начина, по който алгоритъмът обработва информацията. Без правилния ключ, криптираните данни не могат да бъдат прочетени. Ключовете трябва да се пазят в тайна, защото компрометиран ключ прави защитата безсмислена. Силата на криптирането зависи не само от алгоритъма, но и от дължината и сложността на ключа. По-дългите ключове обикновено осигуряват по-високо ниво на сигурност. Управлението на ключовете е важна част от цялостната сигурност на една система.</w:t>
-      </w:r>
-    </w:p>
-    <w:p>
-      <w:pPr>
-        <w:pStyle w:val="Heading2"/>
-        <w:rPr>
-          <w:lang w:val="bg-BG" w:eastAsia="bg-BG"/>
-        </w:rPr>
-      </w:pPr>
-      <w:r>
-        <w:rPr>
-          <w:sz w:val="24"/>
-          <w:szCs w:val="24"/>
-        </w:rPr>
-        <w:br/>
-      </w:r>
-      <w:bookmarkStart w:id="16" w:name="_Toc220488404"/>
-      <w:r>
-        <w:rPr>
-          <w:lang w:val="bg-BG" w:eastAsia="bg-BG"/>
-        </w:rPr>
-        <w:t>2.3. Хеширане и разлика с криптирането</w:t>
       </w:r>
       <w:bookmarkEnd w:id="16"/>
     </w:p>
     <w:p>
-      <w:r>
-        <w:t>Хеширането е процес, при който дадена информация се преобразува в низ с фиксирана дължина, наречен хеш стойност. Този процес е еднопосочен, което означава, че от хеш стойността не може да се възстанови оригиналната информация. За разлика от криптирането, при хеширането не съществува декриптиране. Хеширането се използва най-често за защита на пароли и за проверка на целостта на данните. Например, вместо да се съхранява парола в чист текст, се съхранява нейният хеш. При въвеждане на паролата тя отново се хешира и резултатът се сравнява със съхранената стойност. Ако двете стойности съвпадат, достъпът се разрешава. Основната разлика между криптиране и хеширане е, че криптирането е обратимо, а хеширането не е. Криптирането се използва, когато информацията трябва по-късно да бъде прочетена. Хеширането се използва, когато е необходимо само да се провери дали информацията е същата, без да се разкрива нейното съдържание.</w:t>
-      </w:r>
+      <w:pPr>
+        <w:rPr>
+          <w:lang w:eastAsia="bg-BG"/>
+        </w:rPr>
+      </w:pPr>
     </w:p>
     <w:p>
       <w:pPr>
+        <w:rPr>
+          <w:lang w:eastAsia="bg-BG"/>
+        </w:rPr>
+      </w:pPr>
+      <w:r>
+        <w:rPr>
+          <w:lang w:val="bg-BG" w:eastAsia="bg-BG"/>
+        </w:rPr>
+        <w:t>Криптирането е процес, при който четимата информация се преобразува в неразбираем вид чрез използване на определен алгоритъм. Целта на криптирането е да се предотврати неоторизиран достъп до данните. Декриптирането е обратният процес, при който криптираната информация отново се превръща в четим текст. За да се извърши както криптиране, така и декриптиране, е необходим криптографски ключ. Ключът представлява тайна стойност, която управлява начина, по който алгоритъмът обработва информацията. Без правилния ключ, криптираните данни не могат да бъдат прочетени. Ключовете трябва да се пазят в тайна, защото компрометиран ключ прави защитата безсмислена. Силата на криптирането зависи не само от алгоритъма, но и от дължината и сложността на ключа. По-дългите ключове обикновено осигуряват по-високо ниво на сигурност. Управлението на ключовете е важна част от цялостната сигурност на една система.</w:t>
+      </w:r>
+    </w:p>
+    <w:p>
+      <w:pPr>
         <w:pStyle w:val="Heading2"/>
         <w:rPr>
           <w:lang w:val="bg-BG" w:eastAsia="bg-BG"/>
@@ -5925,55 +6005,80 @@
         </w:rPr>
         <w:br/>
       </w:r>
-      <w:bookmarkStart w:id="17" w:name="_Toc220488405"/>
+      <w:bookmarkStart w:id="17" w:name="_Toc220488404"/>
       <w:r>
         <w:rPr>
           <w:lang w:val="bg-BG" w:eastAsia="bg-BG"/>
         </w:rPr>
-        <w:t>2.4. Сигурен канал за комуникация</w:t>
-      </w:r>
-      <w:bookmarkEnd w:id="13"/>
+        <w:t>2.3. Хеширане и разлика с криптирането</w:t>
+      </w:r>
       <w:bookmarkEnd w:id="17"/>
     </w:p>
     <w:p>
-      <w:pPr>
-        <w:rPr>
-          <w:lang w:val="bg-BG" w:eastAsia="bg-BG"/>
-        </w:rPr>
-      </w:pPr>
-      <w:r>
-        <w:rPr>
-          <w:lang w:val="bg-BG" w:eastAsia="bg-BG"/>
-        </w:rPr>
-        <w:t xml:space="preserve">Сигурният канал за комуникация е начин за предаване на информация между две страни по такъв начин, че трети лица да не могат да я прочетат или променят. Това е особено важно при обмен на чувствителни данни като пароли, лични съобщения и финансови данни. Сигурният канал осигурява поверителност, като криптира информацията по време на преноса. Освен това той гарантира целостта на данните, като предотвратява тяхната подмяна или модификация. Сигурният канал също така осигурява удостоверяване, което означава, че страните могат да бъдат сигурни в самоличността една на друга. Най-често използваният пример за сигурен канал в интернет е HTTPS протоколът. Той използва криптографски механизми за защита на комуникацията между браузъра и сървъра. Благодарение на сигурните канали потребителите могат спокойно да въвеждат лични и финансови данни в уеб сайтове. Без такива канали интернет </w:t>
-      </w:r>
-      <w:r>
-        <w:rPr>
-          <w:lang w:val="bg-BG" w:eastAsia="bg-BG"/>
-        </w:rPr>
+      <w:r>
+        <w:t xml:space="preserve">Хеширането е процес, при който дадена информация се преобразува в низ с фиксирана дължина, наречен хеш стойност. Този процес е еднопосочен, което означава, че от хеш стойността не може да се възстанови оригиналната </w:t>
+      </w:r>
+      <w:r>
         <w:lastRenderedPageBreak/>
-        <w:t>комуникацията би била изложена на сериозни рискове. Затова сигурният канал е основен елемент на съвременната информационна сигурност.</w:t>
+        <w:t>информация. За разлика от криптирането, при хеширането не съществува декриптиране. Хеширането се използва най-често за защита на пароли и за проверка на целостта на данните. Например, вместо да се съхранява парола в чист текст, се съхранява нейният хеш. При въвеждане на паролата тя отново се хешира и резултатът се сравнява със съхранената стойност. Ако двете стойности съвпадат, достъпът се разрешава. Основната разлика между криптиране и хеширане е, че криптирането е обратимо, а хеширането не е. Криптирането се използва, когато информацията трябва по-късно да бъде прочетена. Хеширането се използва, когато е необходимо само да се провери дали информацията е същата, без да се разкрива нейното съдържание.</w:t>
       </w:r>
     </w:p>
     <w:p>
       <w:pPr>
+        <w:pStyle w:val="Heading2"/>
+        <w:rPr>
+          <w:lang w:val="bg-BG" w:eastAsia="bg-BG"/>
+        </w:rPr>
+      </w:pPr>
+      <w:r>
+        <w:rPr>
+          <w:sz w:val="24"/>
+          <w:szCs w:val="24"/>
+        </w:rPr>
+        <w:br/>
+      </w:r>
+      <w:bookmarkStart w:id="18" w:name="_Toc220488405"/>
+      <w:r>
+        <w:rPr>
+          <w:lang w:val="bg-BG" w:eastAsia="bg-BG"/>
+        </w:rPr>
+        <w:t>2.4. Сигурен канал за комуникация</w:t>
+      </w:r>
+      <w:bookmarkEnd w:id="15"/>
+      <w:bookmarkEnd w:id="18"/>
+    </w:p>
+    <w:p>
+      <w:pPr>
+        <w:rPr>
+          <w:lang w:val="bg-BG" w:eastAsia="bg-BG"/>
+        </w:rPr>
+      </w:pPr>
+      <w:r>
+        <w:rPr>
+          <w:lang w:val="bg-BG" w:eastAsia="bg-BG"/>
+        </w:rPr>
+        <w:t>Сигурният канал за комуникация е начин за предаване на информация между две страни по такъв начин, че трети лица да не могат да я прочетат или променят. Това е особено важно при обмен на чувствителни данни като пароли, лични съобщения и финансови данни. Сигурният канал осигурява поверителност, като криптира информацията по време на преноса. Освен това той гарантира целостта на данните, като предотвратява тяхната подмяна или модификация. Сигурният канал също така осигурява удостоверяване, което означава, че страните могат да бъдат сигурни в самоличността една на друга. Най-често използваният пример за сигурен канал в интернет е HTTPS протоколът. Той използва криптографски механизми за защита на комуникацията между браузъра и сървъра. Благодарение на сигурните канали потребителите могат спокойно да въвеждат лични и финансови данни в уеб сайтове. Без такива канали интернет комуникацията би била изложена на сериозни рискове. Затова сигурният канал е основен елемент на съвременната информационна сигурност.</w:t>
+      </w:r>
+    </w:p>
+    <w:p>
+      <w:pPr>
         <w:pStyle w:val="Heading1"/>
         <w:rPr>
           <w:lang w:val="bg-BG" w:eastAsia="bg-BG"/>
         </w:rPr>
       </w:pPr>
-      <w:bookmarkStart w:id="18" w:name="_Toc220243732"/>
-      <w:bookmarkStart w:id="19" w:name="_Toc220244645"/>
-      <w:bookmarkStart w:id="20" w:name="_Toc220488406"/>
+      <w:bookmarkStart w:id="19" w:name="_Toc220243732"/>
+      <w:bookmarkStart w:id="20" w:name="_Toc220244645"/>
+      <w:bookmarkStart w:id="21" w:name="_Toc220488406"/>
       <w:r>
         <w:rPr>
           <w:lang w:val="bg-BG" w:eastAsia="bg-BG"/>
         </w:rPr>
         <w:t>3. Видове криптиране</w:t>
       </w:r>
-      <w:bookmarkEnd w:id="18"/>
       <w:bookmarkEnd w:id="19"/>
       <w:bookmarkEnd w:id="20"/>
+      <w:bookmarkEnd w:id="21"/>
     </w:p>
     <w:p>
       <w:pPr>
@@ -5982,8 +6087,8 @@
           <w:lang w:eastAsia="bg-BG"/>
         </w:rPr>
       </w:pPr>
-      <w:bookmarkStart w:id="21" w:name="_Toc220244646"/>
       <w:bookmarkStart w:id="22" w:name="_Toc220488407"/>
+      <w:bookmarkStart w:id="23" w:name="_Toc220244646"/>
       <w:r>
         <w:rPr>
           <w:lang w:val="bg-BG" w:eastAsia="bg-BG"/>
@@ -5994,7 +6099,11 @@
     </w:p>
     <w:p>
       <w:r>
-        <w:t>Симетричното криптиране е метод, при който за криптиране и декриптиране се използва един и същ таен ключ. Това означава, че и подателят, и получателят трябва да разполагат с един и същ ключ, за да могат да обменят информация. Принципът на работа се основава на математически алгоритми, които преобразуват четимия текст в неразбираем вид. След това, чрез същия ключ, информацията може да бъде възстановена в оригиналния ѝ вид. Основното предимство на симетричното криптиране е високата скорост на работа. То е много подходящо за криптиране на големи обеми данни, като файлове и бази данни. Освен това симетричните алгоритми са по-малко ресурсно натоварващи за системата. Недостатъкът на този метод е трудността при сигурното разпространение на ключа. Ако ключът бъде прихванат от неоторизирано лице, защитата на данните се нарушава напълно. Затова управлението и защитата на ключа са критично важни при симетричното криптиране.</w:t>
+        <w:t xml:space="preserve">Симетричното криптиране е метод, при който за криптиране и декриптиране се използва един и същ таен ключ. Това означава, че и подателят, и получателят трябва да разполагат с един и същ ключ, за да могат да обменят информация. Принципът на работа се основава на математически алгоритми, които преобразуват четимия текст в неразбираем вид. След това, чрез същия ключ, информацията може да бъде възстановена в оригиналния ѝ вид. Основното предимство на симетричното криптиране е високата скорост на работа. То е много подходящо за криптиране на големи обеми данни, като файлове и бази данни. Освен това симетричните алгоритми са по-малко ресурсно натоварващи за </w:t>
+      </w:r>
+      <w:r>
+        <w:lastRenderedPageBreak/>
+        <w:t>системата. Недостатъкът на този метод е трудността при сигурното разпространение на ключа. Ако ключът бъде прихванат от неоторизирано лице, защитата на данните се нарушава напълно. Затова управлението и защитата на ключа са критично важни при симетричното криптиране.</w:t>
       </w:r>
     </w:p>
     <w:p>
@@ -6007,14 +6116,14 @@
       <w:r>
         <w:br/>
       </w:r>
-      <w:bookmarkStart w:id="23" w:name="_Toc220488408"/>
+      <w:bookmarkStart w:id="24" w:name="_Toc220488408"/>
       <w:r>
         <w:rPr>
           <w:lang w:val="bg-BG" w:eastAsia="bg-BG"/>
         </w:rPr>
         <w:t>3.2. Асиметрично криптиране – принцип, публичен и частен ключ</w:t>
       </w:r>
-      <w:bookmarkEnd w:id="23"/>
+      <w:bookmarkEnd w:id="24"/>
     </w:p>
     <w:p>
       <w:pPr>
@@ -6046,15 +6155,15 @@
         </w:rPr>
         <w:br/>
       </w:r>
-      <w:bookmarkStart w:id="24" w:name="_Toc220488409"/>
+      <w:bookmarkStart w:id="25" w:name="_Toc220488409"/>
       <w:r>
         <w:rPr>
           <w:lang w:val="bg-BG" w:eastAsia="bg-BG"/>
         </w:rPr>
         <w:t>3.3. Сравнение между двата подхода</w:t>
       </w:r>
-      <w:bookmarkEnd w:id="21"/>
-      <w:bookmarkEnd w:id="24"/>
+      <w:bookmarkEnd w:id="23"/>
+      <w:bookmarkEnd w:id="25"/>
     </w:p>
     <w:p>
       <w:pPr>
@@ -6066,14 +6175,7 @@
         <w:rPr>
           <w:lang w:eastAsia="bg-BG"/>
         </w:rPr>
-        <w:t xml:space="preserve">Симетричното и асиметричното криптиране имат различни предимства и недостатъци, които определят кога и как се използват. Симетричното криптиране е </w:t>
-      </w:r>
-      <w:r>
-        <w:rPr>
-          <w:lang w:eastAsia="bg-BG"/>
-        </w:rPr>
-        <w:lastRenderedPageBreak/>
-        <w:t>по-бързо и по-ефективно при обработка на големи количества информация. То обаче изисква сигурен начин за споделяне на тайния ключ между участниците. Асиметричното криптиране решава проблема с разпространението на ключовете чрез използването на публичен и частен ключ. Това го прави по-сигурно при началното установяване на връзка между две страни. Въпреки това, то е по-бавно и изисква повече изчислителни ресурси. Поради тази причина двата подхода често се използват заедно в реални системи. Например, асиметричното криптиране може да се използва за сигурно предаване на симетричен ключ. След това симетричното криптиране се използва за бърз и ефективен обмен на данни. Така се комбинират предимствата на двата метода, като се осигурява както сигурност, така и висока производителност.</w:t>
+        <w:t>Симетричното и асиметричното криптиране имат различни предимства и недостатъци, които определят кога и как се използват. Симетричното криптиране е по-бързо и по-ефективно при обработка на големи количества информация. То обаче изисква сигурен начин за споделяне на тайния ключ между участниците. Асиметричното криптиране решава проблема с разпространението на ключовете чрез използването на публичен и частен ключ. Това го прави по-сигурно при началното установяване на връзка между две страни. Въпреки това, то е по-бавно и изисква повече изчислителни ресурси. Поради тази причина двата подхода често се използват заедно в реални системи. Например, асиметричното криптиране може да се използва за сигурно предаване на симетричен ключ. След това симетричното криптиране се използва за бърз и ефективен обмен на данни. Така се комбинират предимствата на двата метода, като се осигурява както сигурност, така и висока производителност.</w:t>
       </w:r>
     </w:p>
     <w:p>
@@ -6083,20 +6185,21 @@
           <w:lang w:val="bg-BG" w:eastAsia="bg-BG"/>
         </w:rPr>
       </w:pPr>
-      <w:bookmarkStart w:id="25" w:name="_Toc220243733"/>
-      <w:bookmarkStart w:id="26" w:name="_Toc220244647"/>
-      <w:bookmarkStart w:id="27" w:name="_Toc220243734"/>
-      <w:bookmarkStart w:id="28" w:name="_Toc220244649"/>
-      <w:bookmarkStart w:id="29" w:name="_Toc220488410"/>
+      <w:bookmarkStart w:id="26" w:name="_Toc220243733"/>
+      <w:bookmarkStart w:id="27" w:name="_Toc220244647"/>
+      <w:bookmarkStart w:id="28" w:name="_Toc220488410"/>
+      <w:bookmarkStart w:id="29" w:name="_Toc220243734"/>
+      <w:bookmarkStart w:id="30" w:name="_Toc220244649"/>
       <w:r>
         <w:rPr>
           <w:lang w:val="bg-BG" w:eastAsia="bg-BG"/>
         </w:rPr>
+        <w:lastRenderedPageBreak/>
         <w:t>4. Симетрично криптиране и AES</w:t>
       </w:r>
-      <w:bookmarkEnd w:id="25"/>
       <w:bookmarkEnd w:id="26"/>
-      <w:bookmarkEnd w:id="29"/>
+      <w:bookmarkEnd w:id="27"/>
+      <w:bookmarkEnd w:id="28"/>
     </w:p>
     <w:p>
       <w:pPr>
@@ -6105,8 +6208,8 @@
           <w:lang w:eastAsia="bg-BG"/>
         </w:rPr>
       </w:pPr>
-      <w:bookmarkStart w:id="30" w:name="_Toc220244648"/>
       <w:bookmarkStart w:id="31" w:name="_Toc220488411"/>
+      <w:bookmarkStart w:id="32" w:name="_Toc220244648"/>
       <w:r>
         <w:rPr>
           <w:lang w:val="bg-BG" w:eastAsia="bg-BG"/>
@@ -6259,14 +6362,14 @@
         </w:rPr>
         <w:br/>
       </w:r>
-      <w:bookmarkStart w:id="32" w:name="_Toc220488412"/>
+      <w:bookmarkStart w:id="33" w:name="_Toc220488412"/>
       <w:r>
         <w:rPr>
           <w:lang w:val="bg-BG" w:eastAsia="bg-BG"/>
         </w:rPr>
         <w:t>4.2. Как работи</w:t>
       </w:r>
-      <w:bookmarkEnd w:id="32"/>
+      <w:bookmarkEnd w:id="33"/>
     </w:p>
     <w:p>
       <w:pPr>
@@ -6286,14 +6389,7 @@
         <w:rPr>
           <w:lang w:eastAsia="bg-BG"/>
         </w:rPr>
-        <w:t xml:space="preserve"> работи, като преобразува информацията чрез поредица от повтарящи се стъпки, наречени рундове. Всяка стъпка променя данните по определен начин, така че те стават все по-трудни за разпознаване. В началото четимият текст се разделя на блокове с еднаква дължина. След това всеки блок преминава през няколко операции, които включват замяна на стойности, размесване на редове, комбиниране на колони и добавяне на ключ. Тези операции се повтарят няколко пъти в зависимост от дължината на ключа. Колкото по-дълъг е ключът, толкова повече рундове се използват. Всеки рунд прави данните по-сложни и по-трудни за разгадаване. Накрая се получава криптиран текст, който изглежда като случайна </w:t>
-      </w:r>
-      <w:r>
-        <w:rPr>
-          <w:lang w:eastAsia="bg-BG"/>
-        </w:rPr>
-        <w:lastRenderedPageBreak/>
-        <w:t xml:space="preserve">поредица от символи. За да се върне оригиналният текст, се прилагат обратните операции със същия ключ. Така </w:t>
+        <w:t xml:space="preserve"> работи, като преобразува информацията чрез поредица от повтарящи се стъпки, наречени рундове. Всяка стъпка променя данните по определен начин, така че те стават все по-трудни за разпознаване. В началото четимият текст се разделя на блокове с еднаква дължина. След това всеки блок преминава през няколко операции, които включват замяна на стойности, размесване на редове, комбиниране на колони и добавяне на ключ. Тези операции се повтарят няколко пъти в зависимост от дължината на ключа. Колкото по-дълъг е ключът, толкова повече рундове се използват. Всеки рунд прави данните по-сложни и по-трудни за разгадаване. Накрая се получава криптиран текст, който изглежда като случайна поредица от символи. За да се върне оригиналният текст, се прилагат обратните операции със същия ключ. Така </w:t>
       </w:r>
       <w:r>
         <w:rPr>
@@ -6323,14 +6419,14 @@
         </w:rPr>
         <w:br/>
       </w:r>
-      <w:bookmarkStart w:id="33" w:name="_Toc220488413"/>
+      <w:bookmarkStart w:id="34" w:name="_Toc220488413"/>
       <w:r>
         <w:rPr>
           <w:lang w:val="bg-BG" w:eastAsia="bg-BG"/>
         </w:rPr>
         <w:t>4.3. Къде се използва и защо е сигурен</w:t>
       </w:r>
-      <w:bookmarkEnd w:id="33"/>
+      <w:bookmarkEnd w:id="34"/>
     </w:p>
     <w:p>
       <w:pPr>
@@ -6344,7 +6440,14 @@
         <w:rPr>
           <w:lang w:val="bg-BG" w:eastAsia="bg-BG"/>
         </w:rPr>
-        <w:t>AES се използва в много области от ежедневието и технологиите. Той е основен компонент в защитата на безжични мрежи като Wi-Fi. Също така се използва за криптиране на файлове, твърди дискове и мобилни устройства. Много уеб услуги разчитат на AES за защита на данните, които се прехвърлят между потребителя и сървъра. AES е сигурен, защото използва силни математически структури и добре проектирани криптографски операции. До момента не са известни практически атаки, които да разбиват AES при правилна употреба. Дължината на ключовете прави изпробването на всички възможни комбинации практически невъзможно. Алгоритъмът е подложен на обширни анализи от специалисти по сигурност по целия свят. Той е отворен стандарт, което означава, че неговият код и структура са публично достъпни за проверка. Това увеличава доверието в неговата надеждност. Затова AES се счита за един от най-сигурните алгоритми, използвани днес.</w:t>
+        <w:t xml:space="preserve">AES се използва в много области от ежедневието и технологиите. Той е основен компонент в защитата на безжични мрежи като Wi-Fi. Също така се използва за криптиране на файлове, твърди дискове и мобилни устройства. Много уеб услуги разчитат на AES за защита на данните, които се прехвърлят между потребителя и сървъра. AES е сигурен, защото използва силни математически структури и добре проектирани криптографски операции. До момента не са известни практически атаки, които да разбиват AES при правилна употреба. Дължината на ключовете прави изпробването на всички възможни комбинации практически невъзможно. Алгоритъмът е подложен на обширни анализи от </w:t>
+      </w:r>
+      <w:r>
+        <w:rPr>
+          <w:lang w:val="bg-BG" w:eastAsia="bg-BG"/>
+        </w:rPr>
+        <w:lastRenderedPageBreak/>
+        <w:t>специалисти по сигурност по целия свят. Той е отворен стандарт, което означава, че неговият код и структура са публично достъпни за проверка. Това увеличава доверието в неговата надеждност. Затова AES се счита за един от най-сигурните алгоритми, използвани днес.</w:t>
       </w:r>
     </w:p>
     <w:p>
@@ -6362,98 +6465,98 @@
         </w:rPr>
         <w:br/>
       </w:r>
-      <w:bookmarkStart w:id="34" w:name="_Toc220488414"/>
+      <w:bookmarkStart w:id="35" w:name="_Toc220488414"/>
       <w:r>
         <w:rPr>
           <w:lang w:val="bg-BG" w:eastAsia="bg-BG"/>
         </w:rPr>
         <w:t>4.4. Защо AES е подходящ за проекта</w:t>
       </w:r>
-      <w:bookmarkEnd w:id="30"/>
-      <w:bookmarkEnd w:id="34"/>
-    </w:p>
-    <w:p>
-      <w:pPr>
-        <w:rPr>
-          <w:lang w:eastAsia="bg-BG"/>
-        </w:rPr>
-      </w:pPr>
-      <w:r>
-        <w:rPr>
-          <w:lang w:eastAsia="bg-BG"/>
-        </w:rPr>
-        <w:t>AES</w:t>
-      </w:r>
-      <w:r>
-        <w:rPr>
-          <w:lang w:eastAsia="bg-BG"/>
-        </w:rPr>
-        <w:t xml:space="preserve"> е подходящ избор, защото осигурява високо ниво на сигурност при сравнително проста реализация. Алгоритъмът е добре документиран и широко поддържан от различни програмни библиотеки. Това улеснява неговото използване в уеб приложения и софтуерни системи. </w:t>
-      </w:r>
-      <w:r>
-        <w:rPr>
-          <w:lang w:eastAsia="bg-BG"/>
-        </w:rPr>
-        <w:t>AES</w:t>
-      </w:r>
-      <w:r>
-        <w:rPr>
-          <w:lang w:eastAsia="bg-BG"/>
-        </w:rPr>
-        <w:t xml:space="preserve"> е достатъчно бърз, за да обработва съобщения в реално време без забавяне. Той е подходящ за криптиране както на кратки текстови съобщения, така и на по-големи обеми данни. Също така </w:t>
-      </w:r>
-      <w:r>
-        <w:rPr>
-          <w:lang w:eastAsia="bg-BG"/>
-        </w:rPr>
-        <w:t>AES</w:t>
-      </w:r>
-      <w:r>
-        <w:rPr>
-          <w:lang w:eastAsia="bg-BG"/>
-        </w:rPr>
-        <w:t xml:space="preserve"> работи добре в комбинация с други криптографски механизми, като проверка за целостта на данните. Използването на стандартен и признат алгоритъм повишава надеждността на цялата система. Това позволява съсредоточаване върху логиката на приложението, вместо върху разработване на собствен алгоритъм. </w:t>
-      </w:r>
-      <w:r>
-        <w:rPr>
-          <w:lang w:eastAsia="bg-BG"/>
-        </w:rPr>
-        <w:t>AES</w:t>
-      </w:r>
-      <w:r>
-        <w:rPr>
-          <w:lang w:eastAsia="bg-BG"/>
-        </w:rPr>
-        <w:t xml:space="preserve"> предоставя баланс между сигурност, бързина и лесна реализация. Поради тези причини той е много подходящ за изграждане на защитени системи за обмен на информация.</w:t>
-      </w:r>
-    </w:p>
-    <w:p>
-      <w:pPr>
-        <w:pStyle w:val="Heading1"/>
-        <w:rPr>
-          <w:lang w:val="bg-BG" w:eastAsia="bg-BG"/>
-        </w:rPr>
-      </w:pPr>
-      <w:bookmarkStart w:id="35" w:name="_Toc220488415"/>
-      <w:r>
-        <w:rPr>
-          <w:lang w:val="bg-BG" w:eastAsia="bg-BG"/>
-        </w:rPr>
-        <w:t>5. Форматът Fernet и библиотеката cryptography</w:t>
-      </w:r>
-      <w:bookmarkEnd w:id="27"/>
-      <w:bookmarkEnd w:id="28"/>
+      <w:bookmarkEnd w:id="32"/>
       <w:bookmarkEnd w:id="35"/>
     </w:p>
     <w:p>
       <w:pPr>
+        <w:rPr>
+          <w:lang w:eastAsia="bg-BG"/>
+        </w:rPr>
+      </w:pPr>
+      <w:r>
+        <w:rPr>
+          <w:lang w:eastAsia="bg-BG"/>
+        </w:rPr>
+        <w:t>AES</w:t>
+      </w:r>
+      <w:r>
+        <w:rPr>
+          <w:lang w:eastAsia="bg-BG"/>
+        </w:rPr>
+        <w:t xml:space="preserve"> е подходящ избор, защото осигурява високо ниво на сигурност при сравнително проста реализация. Алгоритъмът е добре документиран и широко поддържан от различни програмни библиотеки. Това улеснява неговото използване в уеб приложения и софтуерни системи. </w:t>
+      </w:r>
+      <w:r>
+        <w:rPr>
+          <w:lang w:eastAsia="bg-BG"/>
+        </w:rPr>
+        <w:t>AES</w:t>
+      </w:r>
+      <w:r>
+        <w:rPr>
+          <w:lang w:eastAsia="bg-BG"/>
+        </w:rPr>
+        <w:t xml:space="preserve"> е достатъчно бърз, за да обработва съобщения в реално време без забавяне. Той е подходящ за криптиране както на кратки текстови съобщения, така и на по-големи обеми данни. Също така </w:t>
+      </w:r>
+      <w:r>
+        <w:rPr>
+          <w:lang w:eastAsia="bg-BG"/>
+        </w:rPr>
+        <w:t>AES</w:t>
+      </w:r>
+      <w:r>
+        <w:rPr>
+          <w:lang w:eastAsia="bg-BG"/>
+        </w:rPr>
+        <w:t xml:space="preserve"> работи добре в комбинация с други криптографски механизми, като проверка за целостта на данните. Използването на стандартен и признат алгоритъм повишава надеждността на цялата система. Това позволява съсредоточаване върху логиката на приложението, вместо върху разработване на собствен алгоритъм. </w:t>
+      </w:r>
+      <w:r>
+        <w:rPr>
+          <w:lang w:eastAsia="bg-BG"/>
+        </w:rPr>
+        <w:t>AES</w:t>
+      </w:r>
+      <w:r>
+        <w:rPr>
+          <w:lang w:eastAsia="bg-BG"/>
+        </w:rPr>
+        <w:t xml:space="preserve"> предоставя баланс между сигурност, бързина и лесна реализация. Поради тези причини той е много подходящ за изграждане на защитени системи за обмен на информация.</w:t>
+      </w:r>
+    </w:p>
+    <w:p>
+      <w:pPr>
+        <w:pStyle w:val="Heading1"/>
+        <w:rPr>
+          <w:lang w:val="bg-BG" w:eastAsia="bg-BG"/>
+        </w:rPr>
+      </w:pPr>
+      <w:bookmarkStart w:id="36" w:name="_Toc220488415"/>
+      <w:r>
+        <w:rPr>
+          <w:lang w:val="bg-BG" w:eastAsia="bg-BG"/>
+        </w:rPr>
+        <w:t>5. Форматът Fernet и библиотеката cryptography</w:t>
+      </w:r>
+      <w:bookmarkEnd w:id="29"/>
+      <w:bookmarkEnd w:id="30"/>
+      <w:bookmarkEnd w:id="36"/>
+    </w:p>
+    <w:p>
+      <w:pPr>
         <w:pStyle w:val="Heading2"/>
         <w:rPr>
           <w:lang w:eastAsia="bg-BG"/>
         </w:rPr>
       </w:pPr>
-      <w:bookmarkStart w:id="36" w:name="_Toc220244650"/>
       <w:bookmarkStart w:id="37" w:name="_Toc220488416"/>
+      <w:bookmarkStart w:id="38" w:name="_Toc220244650"/>
       <w:r>
         <w:rPr>
           <w:lang w:val="bg-BG" w:eastAsia="bg-BG"/>
@@ -6474,14 +6577,7 @@
         <w:rPr>
           <w:lang w:val="bg-BG" w:eastAsia="bg-BG"/>
         </w:rPr>
-        <w:t xml:space="preserve">Fernet е криптографски формат, който осигурява лесен и сигурен начин за криптиране и декриптиране на данни. Той е част от библиотеката cryptography за </w:t>
-      </w:r>
-      <w:r>
-        <w:rPr>
-          <w:lang w:val="bg-BG" w:eastAsia="bg-BG"/>
-        </w:rPr>
-        <w:lastRenderedPageBreak/>
-        <w:t>езика Python. Fernet използва симетрично криптиране с алгоритъма AES за защита на съдържанието. Освен това прилага механизъм за проверка на целостта чрез HMAC (Hash-based Message Authentication Code). Това означава, че освен че данните са скрити, се проверява и дали те не са били променени. Процесът започва с генериране на таен ключ, който се използва както за криптиране, така и за декриптиране. Когато дадено съобщение се криптира, към него се добавят допълнителни данни, които позволяват по-късно да се провери неговата автентичност. Полученият криптиран текст съдържа както самото криптирано съдържание, така и информация за проверка. При декриптиране първо се проверява целостта на данните, а след това се възстановява оригиналното съобщение. Ако проверката не е успешна, декриптирането не се извършва, което предотвратява използването на подправени данни.</w:t>
+        <w:t>Fernet е криптографски формат, който осигурява лесен и сигурен начин за криптиране и декриптиране на данни. Той е част от библиотеката cryptography за езика Python. Fernet използва симетрично криптиране с алгоритъма AES за защита на съдържанието. Освен това прилага механизъм за проверка на целостта чрез HMAC (Hash-based Message Authentication Code). Това означава, че освен че данните са скрити, се проверява и дали те не са били променени. Процесът започва с генериране на таен ключ, който се използва както за криптиране, така и за декриптиране. Когато дадено съобщение се криптира, към него се добавят допълнителни данни, които позволяват по-късно да се провери неговата автентичност. Полученият криптиран текст съдържа както самото криптирано съдържание, така и информация за проверка. При декриптиране първо се проверява целостта на данните, а след това се възстановява оригиналното съобщение. Ако проверката не е успешна, декриптирането не се извършва, което предотвратява използването на подправени данни.</w:t>
       </w:r>
     </w:p>
     <w:p>
@@ -6495,51 +6591,15 @@
         <w:rPr>
           <w:lang w:val="bg-BG" w:eastAsia="bg-BG"/>
         </w:rPr>
+        <w:lastRenderedPageBreak/>
         <w:br/>
       </w:r>
-      <w:bookmarkStart w:id="38" w:name="_Toc220488417"/>
+      <w:bookmarkStart w:id="39" w:name="_Toc220488417"/>
       <w:r>
         <w:rPr>
           <w:lang w:val="bg-BG" w:eastAsia="bg-BG"/>
         </w:rPr>
         <w:t>5.2. Какво осигурява (поверителност, цялост, защита)</w:t>
-      </w:r>
-      <w:bookmarkEnd w:id="38"/>
-    </w:p>
-    <w:p>
-      <w:pPr>
-        <w:rPr>
-          <w:b/>
-          <w:bCs/>
-          <w:lang w:eastAsia="bg-BG"/>
-        </w:rPr>
-      </w:pPr>
-      <w:r>
-        <w:rPr>
-          <w:lang w:val="bg-BG" w:eastAsia="bg-BG"/>
-        </w:rPr>
-        <w:t>Fernet осигурява поверителност, като криптира данните така, че само лица с правилния ключ могат да ги прочетат. Това предпазва информацията от неоторизиран достъп по време на съхранение и пренос. Освен това форматът осигурява цялост на данните чрез използването на HMAC. Това означава, че всяка промяна в криптирания текст ще бъде открита при опит за декриптиране. Ако данните са били променени, процесът на декриптиране ще бъде прекратен. Това предпазва системата от подправяне на съобщения. Fernet също така осигурява защита от повторна употреба на стари съобщения чрез включване на времева информация в криптирания текст. Това позволява да се проверява дали дадено съобщение е валидно към даден момент. Форматът комбинира няколко криптографски механизма в един лесен за използване стандарт. Така се намалява рискът от грешки при ръчна реализация на защита. Всички тези свойства правят Fernet надежден инструмент за защита на чувствителна информация.</w:t>
-      </w:r>
-    </w:p>
-    <w:p>
-      <w:pPr>
-        <w:pStyle w:val="Heading2"/>
-        <w:rPr>
-          <w:lang w:eastAsia="bg-BG"/>
-        </w:rPr>
-      </w:pPr>
-      <w:r>
-        <w:rPr>
-          <w:lang w:val="bg-BG" w:eastAsia="bg-BG"/>
-        </w:rPr>
-        <w:br/>
-      </w:r>
-      <w:bookmarkStart w:id="39" w:name="_Toc220488418"/>
-      <w:r>
-        <w:rPr>
-          <w:lang w:val="bg-BG" w:eastAsia="bg-BG"/>
-        </w:rPr>
-        <w:t>5.3. Защо е подходящ за ученически проект</w:t>
       </w:r>
       <w:bookmarkEnd w:id="39"/>
     </w:p>
@@ -6555,14 +6615,7 @@
         <w:rPr>
           <w:lang w:val="bg-BG" w:eastAsia="bg-BG"/>
         </w:rPr>
-        <w:t xml:space="preserve">Fernet е подходящ за ученически проект, защото предлага високо ниво на сигурност с относително проста употреба. Той скрива сложните детайли на криптографските алгоритми зад лесен за използване интерфейс. Това позволява съсредоточаване върху логиката на приложението, вместо върху ниско ниво криптография. Fernet предоставя готови функции за криптиране и декриптиране, които могат да бъдат използвани с няколко реда код. Това улеснява разбирането и реализацията дори от начинаещи програмисти. В същото време използваните алгоритми са професионални и утвърдени в практиката. Това означава, че резултатът е не само функционален, но и сигурен. Fernet намалява риска от допускане на грешки, които могат да компрометират защитата. Това е особено </w:t>
-      </w:r>
-      <w:r>
-        <w:rPr>
-          <w:lang w:val="bg-BG" w:eastAsia="bg-BG"/>
-        </w:rPr>
-        <w:lastRenderedPageBreak/>
-        <w:t>важно при разработка на системи за защита на информацията. Поради тези причини Fernet е отличен избор за учебни и практически проекти.</w:t>
+        <w:t>Fernet осигурява поверителност, като криптира данните така, че само лица с правилния ключ могат да ги прочетат. Това предпазва информацията от неоторизиран достъп по време на съхранение и пренос. Освен това форматът осигурява цялост на данните чрез използването на HMAC. Това означава, че всяка промяна в криптирания текст ще бъде открита при опит за декриптиране. Ако данните са били променени, процесът на декриптиране ще бъде прекратен. Това предпазва системата от подправяне на съобщения. Fernet също така осигурява защита от повторна употреба на стари съобщения чрез включване на времева информация в криптирания текст. Това позволява да се проверява дали дадено съобщение е валидно към даден момент. Форматът комбинира няколко криптографски механизма в един лесен за използване стандарт. Така се намалява рискът от грешки при ръчна реализация на защита. Всички тези свойства правят Fernet надежден инструмент за защита на чувствителна информация.</w:t>
       </w:r>
     </w:p>
     <w:p>
@@ -6578,96 +6631,140 @@
         </w:rPr>
         <w:br/>
       </w:r>
-      <w:bookmarkStart w:id="40" w:name="_Toc220488419"/>
+      <w:bookmarkStart w:id="40" w:name="_Toc220488418"/>
       <w:r>
         <w:rPr>
           <w:lang w:val="bg-BG" w:eastAsia="bg-BG"/>
         </w:rPr>
-        <w:t>5.4. Роля на библиотеката cryptography</w:t>
-      </w:r>
-      <w:bookmarkEnd w:id="36"/>
+        <w:t>5.3. Защо е подходящ за ученически проект</w:t>
+      </w:r>
       <w:bookmarkEnd w:id="40"/>
     </w:p>
     <w:p>
       <w:pPr>
         <w:rPr>
-          <w:lang w:eastAsia="bg-BG"/>
-        </w:rPr>
-      </w:pPr>
-      <w:r>
-        <w:rPr>
-          <w:lang w:eastAsia="bg-BG"/>
-        </w:rPr>
-        <w:t xml:space="preserve">Библиотеката </w:t>
-      </w:r>
-      <w:r>
-        <w:rPr>
-          <w:lang w:eastAsia="bg-BG"/>
-        </w:rPr>
-        <w:t>cryptography</w:t>
-      </w:r>
-      <w:r>
-        <w:rPr>
-          <w:lang w:eastAsia="bg-BG"/>
-        </w:rPr>
-        <w:t xml:space="preserve"> е една от най-надеждните и широко използвани библиотеки за криптография в </w:t>
-      </w:r>
-      <w:r>
-        <w:rPr>
-          <w:lang w:eastAsia="bg-BG"/>
-        </w:rPr>
-        <w:t>Python</w:t>
-      </w:r>
-      <w:r>
-        <w:rPr>
-          <w:lang w:eastAsia="bg-BG"/>
-        </w:rPr>
-        <w:t xml:space="preserve">. Тя предоставя готови, добре тествани и сигурни инструменти за работа с криптографски алгоритми. Чрез тази библиотека програмистите могат да използват сложни криптографски механизми без да е необходимо да ги реализират сами. Това намалява риска от грешки и уязвимости в кода. Библиотеката поддържа както ниско ниво криптографски операции, така и по-високо ниво формати като </w:t>
-      </w:r>
-      <w:r>
-        <w:rPr>
-          <w:lang w:eastAsia="bg-BG"/>
-        </w:rPr>
-        <w:t>Fernet</w:t>
-      </w:r>
-      <w:r>
-        <w:rPr>
-          <w:lang w:eastAsia="bg-BG"/>
-        </w:rPr>
-        <w:t xml:space="preserve">. Това я прави гъвкава и подходяща за различни приложения. </w:t>
-      </w:r>
-      <w:r>
-        <w:rPr>
-          <w:lang w:eastAsia="bg-BG"/>
-        </w:rPr>
-        <w:t>cryptography</w:t>
-      </w:r>
-      <w:r>
-        <w:rPr>
-          <w:lang w:eastAsia="bg-BG"/>
-        </w:rPr>
-        <w:t xml:space="preserve"> се разработва и поддържа от общност от специалисти по сигурност. Тя редовно се обновява, за да отговаря на съвременните стандарти за сигурност. Използването на такава библиотека повишава качеството и надеждността на софтуера. Освен това тя улеснява обучението по криптография чрез предоставяне на ясни и добре документирани инструменти.</w:t>
+          <w:b/>
+          <w:bCs/>
+          <w:lang w:eastAsia="bg-BG"/>
+        </w:rPr>
+      </w:pPr>
+      <w:r>
+        <w:rPr>
+          <w:lang w:val="bg-BG" w:eastAsia="bg-BG"/>
+        </w:rPr>
+        <w:t>Fernet е подходящ за ученически проект, защото предлага високо ниво на сигурност с относително проста употреба. Той скрива сложните детайли на криптографските алгоритми зад лесен за използване интерфейс. Това позволява съсредоточаване върху логиката на приложението, вместо върху ниско ниво криптография. Fernet предоставя готови функции за криптиране и декриптиране, които могат да бъдат използвани с няколко реда код. Това улеснява разбирането и реализацията дори от начинаещи програмисти. В същото време използваните алгоритми са професионални и утвърдени в практиката. Това означава, че резултатът е не само функционален, но и сигурен. Fernet намалява риска от допускане на грешки, които могат да компрометират защитата. Това е особено важно при разработка на системи за защита на информацията. Поради тези причини Fernet е отличен избор за учебни и практически проекти.</w:t>
       </w:r>
     </w:p>
     <w:p>
       <w:pPr>
+        <w:pStyle w:val="Heading2"/>
+        <w:rPr>
+          <w:lang w:eastAsia="bg-BG"/>
+        </w:rPr>
+      </w:pPr>
+      <w:r>
+        <w:rPr>
+          <w:lang w:val="bg-BG" w:eastAsia="bg-BG"/>
+        </w:rPr>
+        <w:br/>
+      </w:r>
+      <w:bookmarkStart w:id="41" w:name="_Toc220488419"/>
+      <w:r>
+        <w:rPr>
+          <w:lang w:val="bg-BG" w:eastAsia="bg-BG"/>
+        </w:rPr>
+        <w:t>5.4. Роля на библиотеката cryptography</w:t>
+      </w:r>
+      <w:bookmarkEnd w:id="38"/>
+      <w:bookmarkEnd w:id="41"/>
+    </w:p>
+    <w:p>
+      <w:pPr>
+        <w:rPr>
+          <w:lang w:eastAsia="bg-BG"/>
+        </w:rPr>
+      </w:pPr>
+      <w:r>
+        <w:rPr>
+          <w:lang w:eastAsia="bg-BG"/>
+        </w:rPr>
+        <w:t xml:space="preserve">Библиотеката </w:t>
+      </w:r>
+      <w:r>
+        <w:rPr>
+          <w:lang w:eastAsia="bg-BG"/>
+        </w:rPr>
+        <w:t>cryptography</w:t>
+      </w:r>
+      <w:r>
+        <w:rPr>
+          <w:lang w:eastAsia="bg-BG"/>
+        </w:rPr>
+        <w:t xml:space="preserve"> е една от най-надеждните и широко използвани библиотеки за криптография в </w:t>
+      </w:r>
+      <w:r>
+        <w:rPr>
+          <w:lang w:eastAsia="bg-BG"/>
+        </w:rPr>
+        <w:t>Python</w:t>
+      </w:r>
+      <w:r>
+        <w:rPr>
+          <w:lang w:eastAsia="bg-BG"/>
+        </w:rPr>
+        <w:t xml:space="preserve">. Тя предоставя готови, добре тествани и сигурни инструменти за работа с криптографски алгоритми. Чрез тази библиотека програмистите могат да използват сложни криптографски механизми без да е необходимо да ги реализират сами. Това намалява риска от грешки и уязвимости в кода. Библиотеката поддържа както ниско ниво криптографски операции, така и по-високо ниво формати като </w:t>
+      </w:r>
+      <w:r>
+        <w:rPr>
+          <w:lang w:eastAsia="bg-BG"/>
+        </w:rPr>
+        <w:t>Fernet</w:t>
+      </w:r>
+      <w:r>
+        <w:rPr>
+          <w:lang w:eastAsia="bg-BG"/>
+        </w:rPr>
+        <w:t xml:space="preserve">. Това я прави гъвкава и подходяща за различни </w:t>
+      </w:r>
+      <w:r>
+        <w:rPr>
+          <w:lang w:eastAsia="bg-BG"/>
+        </w:rPr>
+        <w:lastRenderedPageBreak/>
+        <w:t xml:space="preserve">приложения. </w:t>
+      </w:r>
+      <w:r>
+        <w:rPr>
+          <w:lang w:eastAsia="bg-BG"/>
+        </w:rPr>
+        <w:t>cryptography</w:t>
+      </w:r>
+      <w:r>
+        <w:rPr>
+          <w:lang w:eastAsia="bg-BG"/>
+        </w:rPr>
+        <w:t xml:space="preserve"> се разработва и поддържа от общност от специалисти по сигурност. Тя редовно се обновява, за да отговаря на съвременните стандарти за сигурност. Използването на такава библиотека повишава качеството и надеждността на софтуера. Освен това тя улеснява обучението по криптография чрез предоставяне на ясни и добре документирани инструменти.</w:t>
+      </w:r>
+    </w:p>
+    <w:p>
+      <w:pPr>
         <w:pStyle w:val="Heading1"/>
         <w:rPr>
           <w:lang w:val="bg-BG" w:eastAsia="bg-BG"/>
         </w:rPr>
       </w:pPr>
-      <w:bookmarkStart w:id="41" w:name="_Toc220243735"/>
-      <w:bookmarkStart w:id="42" w:name="_Toc220244651"/>
-      <w:bookmarkStart w:id="43" w:name="_Toc220488420"/>
+      <w:bookmarkStart w:id="42" w:name="_Toc220243735"/>
+      <w:bookmarkStart w:id="43" w:name="_Toc220244651"/>
+      <w:bookmarkStart w:id="44" w:name="_Toc220488420"/>
       <w:r>
         <w:rPr>
           <w:lang w:val="bg-BG" w:eastAsia="bg-BG"/>
         </w:rPr>
         <w:t>6. Сигурност при уеб приложения</w:t>
       </w:r>
-      <w:bookmarkEnd w:id="41"/>
       <w:bookmarkEnd w:id="42"/>
       <w:bookmarkEnd w:id="43"/>
+      <w:bookmarkEnd w:id="44"/>
     </w:p>
     <w:p>
       <w:pPr>
@@ -6676,8 +6773,8 @@
           <w:lang w:eastAsia="bg-BG"/>
         </w:rPr>
       </w:pPr>
-      <w:bookmarkStart w:id="44" w:name="_Toc220244652"/>
       <w:bookmarkStart w:id="45" w:name="_Toc220488421"/>
+      <w:bookmarkStart w:id="46" w:name="_Toc220244652"/>
       <w:r>
         <w:rPr>
           <w:lang w:val="bg-BG" w:eastAsia="bg-BG"/>
@@ -6724,150 +6821,12 @@
         </w:rPr>
         <w:br/>
       </w:r>
-      <w:bookmarkStart w:id="46" w:name="_Toc220488422"/>
+      <w:bookmarkStart w:id="47" w:name="_Toc220488422"/>
       <w:r>
         <w:rPr>
           <w:lang w:val="bg-BG" w:eastAsia="bg-BG"/>
         </w:rPr>
         <w:t>6.2. Изтичане на данни и MITM атаки</w:t>
-      </w:r>
-      <w:bookmarkEnd w:id="46"/>
-    </w:p>
-    <w:p>
-      <w:pPr>
-        <w:rPr>
-          <w:lang w:eastAsia="bg-BG"/>
-        </w:rPr>
-      </w:pPr>
-      <w:r>
-        <w:rPr>
-          <w:lang w:eastAsia="bg-BG"/>
-        </w:rPr>
-        <w:t xml:space="preserve">Изтичането на данни представлява ситуация, при която чувствителна информация става достъпна за неоторизирани лица. Това може да включва лични данни, пароли, финансови данни или служебна информация. Често причината за изтичане е слаба защита или пробив в системата. </w:t>
-      </w:r>
-      <w:r>
-        <w:rPr>
-          <w:lang w:eastAsia="bg-BG"/>
-        </w:rPr>
-        <w:t>MITM</w:t>
-      </w:r>
-      <w:r>
-        <w:rPr>
-          <w:lang w:eastAsia="bg-BG"/>
-        </w:rPr>
-        <w:t xml:space="preserve"> </w:t>
-      </w:r>
-      <w:r>
-        <w:rPr>
-          <w:lang w:eastAsia="bg-BG"/>
-        </w:rPr>
-        <w:t>(</w:t>
-      </w:r>
-      <w:r>
-        <w:rPr>
-          <w:lang w:eastAsia="bg-BG"/>
-        </w:rPr>
-        <w:t>Man</w:t>
-      </w:r>
-      <w:r>
-        <w:rPr>
-          <w:lang w:eastAsia="bg-BG"/>
-        </w:rPr>
-        <w:t>-</w:t>
-      </w:r>
-      <w:r>
-        <w:rPr>
-          <w:lang w:eastAsia="bg-BG"/>
-        </w:rPr>
-        <w:t>in</w:t>
-      </w:r>
-      <w:r>
-        <w:rPr>
-          <w:lang w:eastAsia="bg-BG"/>
-        </w:rPr>
-        <w:t>-</w:t>
-      </w:r>
-      <w:r>
-        <w:rPr>
-          <w:lang w:eastAsia="bg-BG"/>
-        </w:rPr>
-        <w:t>the</w:t>
-      </w:r>
-      <w:r>
-        <w:rPr>
-          <w:lang w:eastAsia="bg-BG"/>
-        </w:rPr>
-        <w:t>-</w:t>
-      </w:r>
-      <w:r>
-        <w:rPr>
-          <w:lang w:eastAsia="bg-BG"/>
-        </w:rPr>
-        <w:t>Middle</w:t>
-      </w:r>
-      <w:r>
-        <w:rPr>
-          <w:lang w:eastAsia="bg-BG"/>
-        </w:rPr>
-        <w:t>)</w:t>
-      </w:r>
-      <w:r>
-        <w:rPr>
-          <w:lang w:eastAsia="bg-BG"/>
-        </w:rPr>
-        <w:t xml:space="preserve"> </w:t>
-      </w:r>
-      <w:r>
-        <w:rPr>
-          <w:lang w:eastAsia="bg-BG"/>
-        </w:rPr>
-        <w:lastRenderedPageBreak/>
-        <w:t xml:space="preserve">атаката, или атака „човек по средата“, възниква, когато трето лице се намеси в комуникацията между двама участници. Това лице може да прихваща, променя или подслушва предаваните данни. Така може да се открадне информация, без потребителят да разбере. Подобни атаки са особено опасни при използване на несигурни мрежи, като обществени </w:t>
-      </w:r>
-      <w:r>
-        <w:rPr>
-          <w:lang w:eastAsia="bg-BG"/>
-        </w:rPr>
-        <w:t>Wi</w:t>
-      </w:r>
-      <w:r>
-        <w:rPr>
-          <w:lang w:eastAsia="bg-BG"/>
-        </w:rPr>
-        <w:t>-</w:t>
-      </w:r>
-      <w:r>
-        <w:rPr>
-          <w:lang w:eastAsia="bg-BG"/>
-        </w:rPr>
-        <w:t>Fi</w:t>
-      </w:r>
-      <w:r>
-        <w:rPr>
-          <w:lang w:eastAsia="bg-BG"/>
-        </w:rPr>
-        <w:t xml:space="preserve"> мрежи. Липсата на криптиране прави тези атаки много по-лесни. Дори и защитени системи могат да бъдат уязвими при неправилна конфигурация. Затова е необходимо да се използват сигурни комуникационни протоколи и добри практики за защита на данните.</w:t>
-      </w:r>
-    </w:p>
-    <w:p>
-      <w:pPr>
-        <w:pStyle w:val="Heading2"/>
-        <w:rPr>
-          <w:lang w:eastAsia="bg-BG"/>
-        </w:rPr>
-      </w:pPr>
-      <w:r>
-        <w:rPr>
-          <w:lang w:val="bg-BG" w:eastAsia="bg-BG"/>
-        </w:rPr>
-        <w:br/>
-      </w:r>
-      <w:bookmarkStart w:id="47" w:name="_Toc220488423"/>
-      <w:r>
-        <w:rPr>
-          <w:lang w:val="bg-BG" w:eastAsia="bg-BG"/>
-        </w:rPr>
-        <w:t>6.3. Значение на HTTPS</w:t>
       </w:r>
       <w:bookmarkEnd w:id="47"/>
     </w:p>
@@ -6881,19 +6840,13 @@
         <w:rPr>
           <w:lang w:eastAsia="bg-BG"/>
         </w:rPr>
-        <w:t>HTTPS</w:t>
-      </w:r>
-      <w:r>
-        <w:rPr>
-          <w:lang w:eastAsia="bg-BG"/>
-        </w:rPr>
-        <w:t xml:space="preserve"> (</w:t>
-      </w:r>
-      <w:r>
-        <w:rPr>
-          <w:lang w:eastAsia="bg-BG"/>
-        </w:rPr>
-        <w:t>HyperText</w:t>
+        <w:t xml:space="preserve">Изтичането на данни представлява ситуация, при която чувствителна информация става достъпна за неоторизирани лица. Това може да включва лични данни, пароли, финансови данни или служебна информация. Често причината за изтичане е слаба защита или пробив в системата. </w:t>
+      </w:r>
+      <w:r>
+        <w:rPr>
+          <w:lang w:eastAsia="bg-BG"/>
+        </w:rPr>
+        <w:t>MITM</w:t>
       </w:r>
       <w:r>
         <w:rPr>
@@ -6905,31 +6858,49 @@
         <w:rPr>
           <w:lang w:eastAsia="bg-BG"/>
         </w:rPr>
-        <w:t>Transfer</w:t>
-      </w:r>
-      <w:r>
-        <w:rPr>
-          <w:lang w:eastAsia="bg-BG"/>
-        </w:rPr>
-        <w:t xml:space="preserve"> </w:t>
-      </w:r>
-      <w:r>
-        <w:rPr>
-          <w:lang w:eastAsia="bg-BG"/>
-        </w:rPr>
-        <w:t>Protocol</w:t>
-      </w:r>
-      <w:r>
-        <w:rPr>
-          <w:lang w:eastAsia="bg-BG"/>
-        </w:rPr>
-        <w:t xml:space="preserve"> </w:t>
-      </w:r>
-      <w:r>
-        <w:rPr>
-          <w:lang w:eastAsia="bg-BG"/>
-        </w:rPr>
-        <w:t>Secure</w:t>
+        <w:t>(</w:t>
+      </w:r>
+      <w:r>
+        <w:rPr>
+          <w:lang w:eastAsia="bg-BG"/>
+        </w:rPr>
+        <w:t>Man</w:t>
+      </w:r>
+      <w:r>
+        <w:rPr>
+          <w:lang w:eastAsia="bg-BG"/>
+        </w:rPr>
+        <w:t>-</w:t>
+      </w:r>
+      <w:r>
+        <w:rPr>
+          <w:lang w:eastAsia="bg-BG"/>
+        </w:rPr>
+        <w:t>in</w:t>
+      </w:r>
+      <w:r>
+        <w:rPr>
+          <w:lang w:eastAsia="bg-BG"/>
+        </w:rPr>
+        <w:t>-</w:t>
+      </w:r>
+      <w:r>
+        <w:rPr>
+          <w:lang w:eastAsia="bg-BG"/>
+        </w:rPr>
+        <w:t>the</w:t>
+      </w:r>
+      <w:r>
+        <w:rPr>
+          <w:lang w:eastAsia="bg-BG"/>
+        </w:rPr>
+        <w:t>-</w:t>
+      </w:r>
+      <w:r>
+        <w:rPr>
+          <w:lang w:eastAsia="bg-BG"/>
+        </w:rPr>
+        <w:t>Middle</w:t>
       </w:r>
       <w:r>
         <w:rPr>
@@ -6941,247 +6912,31 @@
         <w:rPr>
           <w:lang w:eastAsia="bg-BG"/>
         </w:rPr>
-        <w:t xml:space="preserve"> е защитена версия на протокола </w:t>
-      </w:r>
-      <w:r>
-        <w:rPr>
-          <w:lang w:eastAsia="bg-BG"/>
-        </w:rPr>
-        <w:t>HTTP</w:t>
-      </w:r>
-      <w:r>
-        <w:rPr>
-          <w:lang w:eastAsia="bg-BG"/>
-        </w:rPr>
-        <w:t xml:space="preserve"> (</w:t>
-      </w:r>
-      <w:r>
-        <w:rPr>
-          <w:lang w:eastAsia="bg-BG"/>
-        </w:rPr>
-        <w:t>HyperText</w:t>
-      </w:r>
-      <w:r>
-        <w:rPr>
-          <w:lang w:eastAsia="bg-BG"/>
-        </w:rPr>
-        <w:t xml:space="preserve"> </w:t>
-      </w:r>
-      <w:r>
-        <w:rPr>
-          <w:lang w:eastAsia="bg-BG"/>
-        </w:rPr>
-        <w:t>Transfer</w:t>
-      </w:r>
-      <w:r>
-        <w:rPr>
-          <w:lang w:eastAsia="bg-BG"/>
-        </w:rPr>
-        <w:t xml:space="preserve"> </w:t>
-      </w:r>
-      <w:r>
-        <w:rPr>
-          <w:lang w:eastAsia="bg-BG"/>
-        </w:rPr>
-        <w:t>Protocol</w:t>
-      </w:r>
-      <w:r>
-        <w:rPr>
-          <w:lang w:eastAsia="bg-BG"/>
-        </w:rPr>
-        <w:t>)</w:t>
-      </w:r>
-      <w:r>
-        <w:rPr>
-          <w:lang w:eastAsia="bg-BG"/>
-        </w:rPr>
-        <w:t>,</w:t>
-      </w:r>
-      <w:r>
-        <w:rPr>
-          <w:lang w:eastAsia="bg-BG"/>
-        </w:rPr>
-        <w:t xml:space="preserve"> </w:t>
-      </w:r>
-      <w:r>
-        <w:rPr>
-          <w:lang w:eastAsia="bg-BG"/>
-        </w:rPr>
-        <w:t xml:space="preserve">която използва криптиране за предаване на данни. Той осигурява защита на информацията между браузъра на потребителя и сървъра на уеб приложението. Това означава, че данните не могат да бъдат прочетени от трети лица по време на преноса. </w:t>
-      </w:r>
-      <w:r>
-        <w:rPr>
-          <w:lang w:eastAsia="bg-BG"/>
-        </w:rPr>
-        <w:t>HTTPS</w:t>
-      </w:r>
-      <w:r>
-        <w:rPr>
-          <w:lang w:eastAsia="bg-BG"/>
-        </w:rPr>
-        <w:t xml:space="preserve"> използва </w:t>
-      </w:r>
-      <w:r>
-        <w:rPr>
-          <w:lang w:eastAsia="bg-BG"/>
-        </w:rPr>
-        <w:t>SSL</w:t>
-      </w:r>
-      <w:r>
-        <w:rPr>
-          <w:lang w:eastAsia="bg-BG"/>
-        </w:rPr>
-        <w:t xml:space="preserve"> </w:t>
-      </w:r>
-      <w:r>
-        <w:rPr>
-          <w:lang w:eastAsia="bg-BG"/>
-        </w:rPr>
-        <w:t>(</w:t>
-      </w:r>
-      <w:r>
-        <w:rPr>
-          <w:lang w:eastAsia="bg-BG"/>
-        </w:rPr>
-        <w:t>Secure</w:t>
-      </w:r>
-      <w:r>
-        <w:rPr>
-          <w:lang w:eastAsia="bg-BG"/>
-        </w:rPr>
-        <w:t xml:space="preserve"> </w:t>
-      </w:r>
-      <w:r>
-        <w:rPr>
-          <w:lang w:eastAsia="bg-BG"/>
-        </w:rPr>
-        <w:t>Sockets</w:t>
-      </w:r>
-      <w:r>
-        <w:rPr>
-          <w:lang w:eastAsia="bg-BG"/>
-        </w:rPr>
-        <w:t xml:space="preserve"> </w:t>
-      </w:r>
-      <w:r>
-        <w:rPr>
-          <w:lang w:eastAsia="bg-BG"/>
-        </w:rPr>
-        <w:t>Layer</w:t>
-      </w:r>
-      <w:r>
-        <w:rPr>
-          <w:lang w:eastAsia="bg-BG"/>
-        </w:rPr>
-        <w:t>)</w:t>
-      </w:r>
-      <w:r>
-        <w:rPr>
-          <w:lang w:eastAsia="bg-BG"/>
-        </w:rPr>
-        <w:t xml:space="preserve"> или </w:t>
-      </w:r>
-      <w:r>
-        <w:rPr>
-          <w:lang w:eastAsia="bg-BG"/>
-        </w:rPr>
-        <w:t>TLS</w:t>
-      </w:r>
-      <w:r>
-        <w:rPr>
-          <w:lang w:eastAsia="bg-BG"/>
-        </w:rPr>
-        <w:t xml:space="preserve"> (</w:t>
-      </w:r>
-      <w:r>
-        <w:rPr>
-          <w:lang w:eastAsia="bg-BG"/>
-        </w:rPr>
-        <w:t>Transport</w:t>
-      </w:r>
-      <w:r>
-        <w:rPr>
-          <w:lang w:eastAsia="bg-BG"/>
-        </w:rPr>
-        <w:t xml:space="preserve"> </w:t>
-      </w:r>
-      <w:r>
-        <w:rPr>
-          <w:lang w:eastAsia="bg-BG"/>
-        </w:rPr>
-        <w:t>Layer</w:t>
-      </w:r>
-      <w:r>
-        <w:rPr>
-          <w:lang w:eastAsia="bg-BG"/>
-        </w:rPr>
-        <w:t xml:space="preserve"> </w:t>
-      </w:r>
-      <w:r>
-        <w:rPr>
-          <w:lang w:eastAsia="bg-BG"/>
-        </w:rPr>
-        <w:t>Security</w:t>
-      </w:r>
-      <w:r>
-        <w:rPr>
-          <w:lang w:eastAsia="bg-BG"/>
-        </w:rPr>
-        <w:t>)</w:t>
-      </w:r>
-      <w:r>
-        <w:rPr>
-          <w:lang w:eastAsia="bg-BG"/>
-        </w:rPr>
-        <w:t xml:space="preserve"> сертификати, които удостоверяват самоличността на уебсайта. Така потребителят може да бъде сигурен, че комуникира с правилния сървър. Освен защита на данните, </w:t>
-      </w:r>
-      <w:r>
-        <w:rPr>
-          <w:lang w:eastAsia="bg-BG"/>
-        </w:rPr>
-        <w:t>HTTPS</w:t>
-      </w:r>
-      <w:r>
-        <w:rPr>
-          <w:lang w:eastAsia="bg-BG"/>
-        </w:rPr>
-        <w:t xml:space="preserve"> предотвратява и тяхната подмяна по време на пренос. Това е особено важно при въвеждане на пароли, лични данни или финансова информация. Повечето съвременни браузъри предупреждават потребителите, когато сайтът не използва </w:t>
-      </w:r>
-      <w:r>
-        <w:rPr>
-          <w:lang w:eastAsia="bg-BG"/>
-        </w:rPr>
-        <w:t>HTTPS</w:t>
-      </w:r>
-      <w:r>
-        <w:rPr>
-          <w:lang w:eastAsia="bg-BG"/>
-        </w:rPr>
-        <w:t xml:space="preserve">. Използването на </w:t>
-      </w:r>
-      <w:r>
-        <w:rPr>
-          <w:lang w:eastAsia="bg-BG"/>
-        </w:rPr>
-        <w:t>HTTPS</w:t>
-      </w:r>
-      <w:r>
-        <w:rPr>
-          <w:lang w:eastAsia="bg-BG"/>
-        </w:rPr>
-        <w:t xml:space="preserve"> повишава доверието към уеб приложението. Поради тези причини </w:t>
-      </w:r>
-      <w:r>
-        <w:rPr>
-          <w:lang w:eastAsia="bg-BG"/>
-        </w:rPr>
-        <w:t>HTTPS</w:t>
-      </w:r>
-      <w:r>
-        <w:rPr>
-          <w:lang w:eastAsia="bg-BG"/>
-        </w:rPr>
-        <w:t xml:space="preserve"> е задължителен стандарт за съвременните уеб системи.</w:t>
+        <w:t xml:space="preserve"> атаката, или атака „човек по средата“, възниква, когато трето лице се намеси в комуникацията между двама участници. Това лице може да прихваща, променя или подслушва предаваните данни. Така може да се открадне информация, без потребителят да разбере. Подобни атаки са особено опасни при използване на несигурни мрежи, като обществени </w:t>
+      </w:r>
+      <w:r>
+        <w:rPr>
+          <w:lang w:eastAsia="bg-BG"/>
+        </w:rPr>
+        <w:t>Wi</w:t>
+      </w:r>
+      <w:r>
+        <w:rPr>
+          <w:lang w:eastAsia="bg-BG"/>
+        </w:rPr>
+        <w:t>-</w:t>
+      </w:r>
+      <w:r>
+        <w:rPr>
+          <w:lang w:eastAsia="bg-BG"/>
+        </w:rPr>
+        <w:t>Fi</w:t>
+      </w:r>
+      <w:r>
+        <w:rPr>
+          <w:lang w:eastAsia="bg-BG"/>
+        </w:rPr>
+        <w:t xml:space="preserve"> мрежи. Липсата на криптиране прави тези атаки много по-лесни. Дори и защитени системи могат да бъдат уязвими при неправилна конфигурация. Затова е необходимо да се използват сигурни комуникационни протоколи и добри практики за защита на данните.</w:t>
       </w:r>
     </w:p>
     <w:p>
@@ -7195,16 +6950,16 @@
         <w:rPr>
           <w:lang w:val="bg-BG" w:eastAsia="bg-BG"/>
         </w:rPr>
+        <w:lastRenderedPageBreak/>
         <w:br/>
       </w:r>
-      <w:bookmarkStart w:id="48" w:name="_Toc220488424"/>
+      <w:bookmarkStart w:id="48" w:name="_Toc220488423"/>
       <w:r>
         <w:rPr>
           <w:lang w:val="bg-BG" w:eastAsia="bg-BG"/>
         </w:rPr>
-        <w:t>6.4. Значение на криптиране на чувствителни данни</w:t>
-      </w:r>
-      <w:bookmarkEnd w:id="44"/>
+        <w:t>6.3. Значение на HTTPS</w:t>
+      </w:r>
       <w:bookmarkEnd w:id="48"/>
     </w:p>
     <w:p>
@@ -7217,29 +6972,364 @@
         <w:rPr>
           <w:lang w:eastAsia="bg-BG"/>
         </w:rPr>
-        <w:t>Криптирането на чувствителни данни е ключов елемент от сигурността на всяко уеб приложение. То предпазва информацията от неоторизиран достъп дори ако базата данни бъде компрометирана. Чувствителни данни включват пароли, лична информация, номера на карти и други важни данни. Без криптиране тези данни могат да бъдат прочетени директно от нападател. Криптирането гарантира, че информацията остава неразбираема без правилния ключ. Това значително намалява вредата при евентуално изтичане на данни. Освен това криптирането помага за спазване на законови изисквания за защита на личните данни. То също така повишава доверието на потребителите към системата. При правилна реализация криптирането не затруднява нормалната работа на приложението. Поради това криптирането на чувствителни данни е основна мярка за защита в уеб среда.</w:t>
+        <w:t>HTTPS</w:t>
+      </w:r>
+      <w:r>
+        <w:rPr>
+          <w:lang w:eastAsia="bg-BG"/>
+        </w:rPr>
+        <w:t xml:space="preserve"> (</w:t>
+      </w:r>
+      <w:r>
+        <w:rPr>
+          <w:lang w:eastAsia="bg-BG"/>
+        </w:rPr>
+        <w:t>HyperText</w:t>
+      </w:r>
+      <w:r>
+        <w:rPr>
+          <w:lang w:eastAsia="bg-BG"/>
+        </w:rPr>
+        <w:t xml:space="preserve"> </w:t>
+      </w:r>
+      <w:r>
+        <w:rPr>
+          <w:lang w:eastAsia="bg-BG"/>
+        </w:rPr>
+        <w:t>Transfer</w:t>
+      </w:r>
+      <w:r>
+        <w:rPr>
+          <w:lang w:eastAsia="bg-BG"/>
+        </w:rPr>
+        <w:t xml:space="preserve"> </w:t>
+      </w:r>
+      <w:r>
+        <w:rPr>
+          <w:lang w:eastAsia="bg-BG"/>
+        </w:rPr>
+        <w:t>Protocol</w:t>
+      </w:r>
+      <w:r>
+        <w:rPr>
+          <w:lang w:eastAsia="bg-BG"/>
+        </w:rPr>
+        <w:t xml:space="preserve"> </w:t>
+      </w:r>
+      <w:r>
+        <w:rPr>
+          <w:lang w:eastAsia="bg-BG"/>
+        </w:rPr>
+        <w:t>Secure</w:t>
+      </w:r>
+      <w:r>
+        <w:rPr>
+          <w:lang w:eastAsia="bg-BG"/>
+        </w:rPr>
+        <w:t>)</w:t>
+      </w:r>
+      <w:r>
+        <w:rPr>
+          <w:lang w:eastAsia="bg-BG"/>
+        </w:rPr>
+        <w:t xml:space="preserve"> е защитена версия на протокола </w:t>
+      </w:r>
+      <w:r>
+        <w:rPr>
+          <w:lang w:eastAsia="bg-BG"/>
+        </w:rPr>
+        <w:t>HTTP</w:t>
+      </w:r>
+      <w:r>
+        <w:rPr>
+          <w:lang w:eastAsia="bg-BG"/>
+        </w:rPr>
+        <w:t xml:space="preserve"> (</w:t>
+      </w:r>
+      <w:r>
+        <w:rPr>
+          <w:lang w:eastAsia="bg-BG"/>
+        </w:rPr>
+        <w:t>HyperText</w:t>
+      </w:r>
+      <w:r>
+        <w:rPr>
+          <w:lang w:eastAsia="bg-BG"/>
+        </w:rPr>
+        <w:t xml:space="preserve"> </w:t>
+      </w:r>
+      <w:r>
+        <w:rPr>
+          <w:lang w:eastAsia="bg-BG"/>
+        </w:rPr>
+        <w:t>Transfer</w:t>
+      </w:r>
+      <w:r>
+        <w:rPr>
+          <w:lang w:eastAsia="bg-BG"/>
+        </w:rPr>
+        <w:t xml:space="preserve"> </w:t>
+      </w:r>
+      <w:r>
+        <w:rPr>
+          <w:lang w:eastAsia="bg-BG"/>
+        </w:rPr>
+        <w:t>Protocol</w:t>
+      </w:r>
+      <w:r>
+        <w:rPr>
+          <w:lang w:eastAsia="bg-BG"/>
+        </w:rPr>
+        <w:t>)</w:t>
+      </w:r>
+      <w:r>
+        <w:rPr>
+          <w:lang w:eastAsia="bg-BG"/>
+        </w:rPr>
+        <w:t>,</w:t>
+      </w:r>
+      <w:r>
+        <w:rPr>
+          <w:lang w:eastAsia="bg-BG"/>
+        </w:rPr>
+        <w:t xml:space="preserve"> </w:t>
+      </w:r>
+      <w:r>
+        <w:rPr>
+          <w:lang w:eastAsia="bg-BG"/>
+        </w:rPr>
+        <w:t xml:space="preserve">която използва криптиране за предаване на данни. Той осигурява защита на информацията между браузъра на потребителя и сървъра на уеб приложението. Това означава, че данните не могат да бъдат прочетени от трети лица по време на преноса. </w:t>
+      </w:r>
+      <w:r>
+        <w:rPr>
+          <w:lang w:eastAsia="bg-BG"/>
+        </w:rPr>
+        <w:t>HTTPS</w:t>
+      </w:r>
+      <w:r>
+        <w:rPr>
+          <w:lang w:eastAsia="bg-BG"/>
+        </w:rPr>
+        <w:t xml:space="preserve"> използва </w:t>
+      </w:r>
+      <w:r>
+        <w:rPr>
+          <w:lang w:eastAsia="bg-BG"/>
+        </w:rPr>
+        <w:t>SSL</w:t>
+      </w:r>
+      <w:r>
+        <w:rPr>
+          <w:lang w:eastAsia="bg-BG"/>
+        </w:rPr>
+        <w:t xml:space="preserve"> </w:t>
+      </w:r>
+      <w:r>
+        <w:rPr>
+          <w:lang w:eastAsia="bg-BG"/>
+        </w:rPr>
+        <w:t>(</w:t>
+      </w:r>
+      <w:r>
+        <w:rPr>
+          <w:lang w:eastAsia="bg-BG"/>
+        </w:rPr>
+        <w:t>Secure</w:t>
+      </w:r>
+      <w:r>
+        <w:rPr>
+          <w:lang w:eastAsia="bg-BG"/>
+        </w:rPr>
+        <w:t xml:space="preserve"> </w:t>
+      </w:r>
+      <w:r>
+        <w:rPr>
+          <w:lang w:eastAsia="bg-BG"/>
+        </w:rPr>
+        <w:t>Sockets</w:t>
+      </w:r>
+      <w:r>
+        <w:rPr>
+          <w:lang w:eastAsia="bg-BG"/>
+        </w:rPr>
+        <w:t xml:space="preserve"> </w:t>
+      </w:r>
+      <w:r>
+        <w:rPr>
+          <w:lang w:eastAsia="bg-BG"/>
+        </w:rPr>
+        <w:t>Layer</w:t>
+      </w:r>
+      <w:r>
+        <w:rPr>
+          <w:lang w:eastAsia="bg-BG"/>
+        </w:rPr>
+        <w:t>)</w:t>
+      </w:r>
+      <w:r>
+        <w:rPr>
+          <w:lang w:eastAsia="bg-BG"/>
+        </w:rPr>
+        <w:t xml:space="preserve"> или </w:t>
+      </w:r>
+      <w:r>
+        <w:rPr>
+          <w:lang w:eastAsia="bg-BG"/>
+        </w:rPr>
+        <w:t>TLS</w:t>
+      </w:r>
+      <w:r>
+        <w:rPr>
+          <w:lang w:eastAsia="bg-BG"/>
+        </w:rPr>
+        <w:t xml:space="preserve"> (</w:t>
+      </w:r>
+      <w:r>
+        <w:rPr>
+          <w:lang w:eastAsia="bg-BG"/>
+        </w:rPr>
+        <w:t>Transport</w:t>
+      </w:r>
+      <w:r>
+        <w:rPr>
+          <w:lang w:eastAsia="bg-BG"/>
+        </w:rPr>
+        <w:t xml:space="preserve"> </w:t>
+      </w:r>
+      <w:r>
+        <w:rPr>
+          <w:lang w:eastAsia="bg-BG"/>
+        </w:rPr>
+        <w:t>Layer</w:t>
+      </w:r>
+      <w:r>
+        <w:rPr>
+          <w:lang w:eastAsia="bg-BG"/>
+        </w:rPr>
+        <w:t xml:space="preserve"> </w:t>
+      </w:r>
+      <w:r>
+        <w:rPr>
+          <w:lang w:eastAsia="bg-BG"/>
+        </w:rPr>
+        <w:t>Security</w:t>
+      </w:r>
+      <w:r>
+        <w:rPr>
+          <w:lang w:eastAsia="bg-BG"/>
+        </w:rPr>
+        <w:t>)</w:t>
+      </w:r>
+      <w:r>
+        <w:rPr>
+          <w:lang w:eastAsia="bg-BG"/>
+        </w:rPr>
+        <w:t xml:space="preserve"> сертификати, които удостоверяват самоличността на уебсайта. Така потребителят може да бъде сигурен, че комуникира с правилния сървър. Освен защита на данните, </w:t>
+      </w:r>
+      <w:r>
+        <w:rPr>
+          <w:lang w:eastAsia="bg-BG"/>
+        </w:rPr>
+        <w:t>HTTPS</w:t>
+      </w:r>
+      <w:r>
+        <w:rPr>
+          <w:lang w:eastAsia="bg-BG"/>
+        </w:rPr>
+        <w:t xml:space="preserve"> предотвратява и тяхната подмяна по време на пренос. Това е особено важно при въвеждане на пароли, лични данни или финансова информация. Повечето съвременни браузъри предупреждават потребителите, когато сайтът не използва </w:t>
+      </w:r>
+      <w:r>
+        <w:rPr>
+          <w:lang w:eastAsia="bg-BG"/>
+        </w:rPr>
+        <w:t>HTTPS</w:t>
+      </w:r>
+      <w:r>
+        <w:rPr>
+          <w:lang w:eastAsia="bg-BG"/>
+        </w:rPr>
+        <w:t xml:space="preserve">. Използването на </w:t>
+      </w:r>
+      <w:r>
+        <w:rPr>
+          <w:lang w:eastAsia="bg-BG"/>
+        </w:rPr>
+        <w:t>HTTPS</w:t>
+      </w:r>
+      <w:r>
+        <w:rPr>
+          <w:lang w:eastAsia="bg-BG"/>
+        </w:rPr>
+        <w:t xml:space="preserve"> повишава доверието към уеб приложението. Поради тези причини </w:t>
+      </w:r>
+      <w:r>
+        <w:rPr>
+          <w:lang w:eastAsia="bg-BG"/>
+        </w:rPr>
+        <w:t>HTTPS</w:t>
+      </w:r>
+      <w:r>
+        <w:rPr>
+          <w:lang w:eastAsia="bg-BG"/>
+        </w:rPr>
+        <w:t xml:space="preserve"> е задължителен стандарт за съвременните уеб системи.</w:t>
       </w:r>
     </w:p>
     <w:p>
       <w:pPr>
+        <w:pStyle w:val="Heading2"/>
+        <w:rPr>
+          <w:lang w:eastAsia="bg-BG"/>
+        </w:rPr>
+      </w:pPr>
+      <w:r>
+        <w:rPr>
+          <w:lang w:val="bg-BG" w:eastAsia="bg-BG"/>
+        </w:rPr>
+        <w:br/>
+      </w:r>
+      <w:bookmarkStart w:id="49" w:name="_Toc220488424"/>
+      <w:r>
+        <w:rPr>
+          <w:lang w:val="bg-BG" w:eastAsia="bg-BG"/>
+        </w:rPr>
+        <w:t>6.4. Значение на криптиране на чувствителни данни</w:t>
+      </w:r>
+      <w:bookmarkEnd w:id="46"/>
+      <w:bookmarkEnd w:id="49"/>
+    </w:p>
+    <w:p>
+      <w:pPr>
+        <w:rPr>
+          <w:lang w:eastAsia="bg-BG"/>
+        </w:rPr>
+      </w:pPr>
+      <w:r>
+        <w:rPr>
+          <w:lang w:eastAsia="bg-BG"/>
+        </w:rPr>
+        <w:t>Криптирането на чувствителни данни е ключов елемент от сигурността на всяко уеб приложение. То предпазва информацията от неоторизиран достъп дори ако базата данни бъде компрометирана. Чувствителни данни включват пароли, лична информация, номера на карти и други важни данни. Без криптиране тези данни могат да бъдат прочетени директно от нападател. Криптирането гарантира, че информацията остава неразбираема без правилния ключ. Това значително намалява вредата при евентуално изтичане на данни. Освен това криптирането помага за спазване на законови изисквания за защита на личните данни. То също така повишава доверието на потребителите към системата. При правилна реализация криптирането не затруднява нормалната работа на приложението. Поради това криптирането на чувствителни данни е основна мярка за защита в уеб среда.</w:t>
+      </w:r>
+    </w:p>
+    <w:p>
+      <w:pPr>
         <w:pStyle w:val="Heading1"/>
         <w:rPr>
           <w:lang w:val="bg-BG" w:eastAsia="bg-BG"/>
         </w:rPr>
       </w:pPr>
-      <w:bookmarkStart w:id="49" w:name="_Toc220243736"/>
-      <w:bookmarkStart w:id="50" w:name="_Toc220244653"/>
-      <w:bookmarkStart w:id="51" w:name="_Toc220488425"/>
+      <w:bookmarkStart w:id="50" w:name="_Toc220243736"/>
+      <w:bookmarkStart w:id="51" w:name="_Toc220244653"/>
+      <w:bookmarkStart w:id="52" w:name="_Toc220488425"/>
       <w:r>
         <w:rPr>
           <w:lang w:val="bg-BG" w:eastAsia="bg-BG"/>
         </w:rPr>
-        <w:lastRenderedPageBreak/>
         <w:t>7. Проблемът със споделянето на тайни онлайн</w:t>
       </w:r>
-      <w:bookmarkEnd w:id="49"/>
       <w:bookmarkEnd w:id="50"/>
       <w:bookmarkEnd w:id="51"/>
+      <w:bookmarkEnd w:id="52"/>
     </w:p>
     <w:p>
       <w:pPr>
@@ -7248,8 +7338,8 @@
           <w:lang w:eastAsia="bg-BG"/>
         </w:rPr>
       </w:pPr>
-      <w:bookmarkStart w:id="52" w:name="_Toc220244654"/>
       <w:bookmarkStart w:id="53" w:name="_Toc220488426"/>
+      <w:bookmarkStart w:id="54" w:name="_Toc220244654"/>
       <w:r>
         <w:rPr>
           <w:lang w:val="bg-BG" w:eastAsia="bg-BG"/>
@@ -7268,7 +7358,14 @@
         <w:rPr>
           <w:lang w:eastAsia="bg-BG"/>
         </w:rPr>
-        <w:t>Обикновените съобщения в интернет често не са достатъчно защитени. Много приложения за чат и електронна поща съхраняват съобщенията на свои сървъри за дълго време. Това означава, че информацията може да бъде достъпна от администратори или при пробив в системата. Дори когато съобщенията се предават защитено, те често остават записани в историята на разговора. Потребителите рядко изтриват старите си съобщения, което увеличава риска от изтичане на данни. Освен това някои услуги не използват достатъчно силно криптиране. Обикновените съобщения могат да бъдат прочетени при кражба на устройство или компрометиране на акаунт. Също така съобщенията могат да бъдат копирани, препратени или заснети без знанието на изпращача. Това прави контрола върху информацията много труден. Поради тези причини стандартните методи за комуникация не са подходящи за споделяне на чувствителна информация.</w:t>
+        <w:t xml:space="preserve">Обикновените съобщения в интернет често не са достатъчно защитени. Много приложения за чат и електронна поща съхраняват съобщенията на свои сървъри за дълго време. Това означава, че информацията може да бъде достъпна от администратори или при пробив в системата. Дори когато съобщенията се предават защитено, те често остават записани в историята на разговора. Потребителите рядко изтриват старите си съобщения, което увеличава риска от изтичане на данни. </w:t>
+      </w:r>
+      <w:r>
+        <w:rPr>
+          <w:lang w:eastAsia="bg-BG"/>
+        </w:rPr>
+        <w:lastRenderedPageBreak/>
+        <w:t>Освен това някои услуги не използват достатъчно силно криптиране. Обикновените съобщения могат да бъдат прочетени при кражба на устройство или компрометиране на акаунт. Също така съобщенията могат да бъдат копирани, препратени или заснети без знанието на изпращача. Това прави контрола върху информацията много труден. Поради тези причини стандартните методи за комуникация не са подходящи за споделяне на чувствителна информация.</w:t>
       </w:r>
     </w:p>
     <w:p>
@@ -7284,49 +7381,13 @@
         </w:rPr>
         <w:br/>
       </w:r>
-      <w:bookmarkStart w:id="54" w:name="_Toc220488427"/>
+      <w:bookmarkStart w:id="55" w:name="_Toc220488427"/>
       <w:r>
         <w:rPr>
           <w:lang w:val="bg-BG" w:eastAsia="bg-BG"/>
         </w:rPr>
         <w:t>7.2. Рискове при изпращане и съхранение на тайни</w:t>
       </w:r>
-      <w:bookmarkEnd w:id="54"/>
-    </w:p>
-    <w:p>
-      <w:pPr>
-        <w:rPr>
-          <w:lang w:eastAsia="bg-BG"/>
-        </w:rPr>
-      </w:pPr>
-      <w:r>
-        <w:rPr>
-          <w:lang w:eastAsia="bg-BG"/>
-        </w:rPr>
-        <w:t>Изпращането на тайна информация по интернет крие сериозни рискове. Данните могат да бъдат прихванати по време на предаването, ако не са криптирани правилно. Съхранението на тайни в бази данни също е рисково, особено ако защитата е слаба. При пробив в системата нападателят може да получи достъп до голямо количество чувствителна информация. Съществува и риск от вътрешни злоупотреби от служители с достъп до данните. Дори добре защитени системи могат да станат уязвими при неправилна конфигурация. Освен това потребителите често използват слаби пароли, което увеличава риска от компрометиране. Загубата или кражбата на устройство също може да доведе до разкриване на тайни. Веднъж изтекла, информацията трудно може да бъде върната или контролирана. Затова е важно да се използват специални методи за защита при работа с тайни данни.</w:t>
-      </w:r>
-    </w:p>
-    <w:p>
-      <w:pPr>
-        <w:pStyle w:val="Heading2"/>
-        <w:rPr>
-          <w:lang w:eastAsia="bg-BG"/>
-        </w:rPr>
-      </w:pPr>
-      <w:r>
-        <w:rPr>
-          <w:lang w:val="bg-BG" w:eastAsia="bg-BG"/>
-        </w:rPr>
-        <w:br/>
-      </w:r>
-      <w:bookmarkStart w:id="55" w:name="_Toc220488428"/>
-      <w:r>
-        <w:rPr>
-          <w:lang w:val="bg-BG" w:eastAsia="bg-BG"/>
-        </w:rPr>
-        <w:t>7.3. Нужда от самоунищожаващи се съобщения</w:t>
-      </w:r>
-      <w:bookmarkEnd w:id="52"/>
       <w:bookmarkEnd w:id="55"/>
     </w:p>
     <w:p>
@@ -7339,35 +7400,65 @@
         <w:rPr>
           <w:lang w:eastAsia="bg-BG"/>
         </w:rPr>
-        <w:t xml:space="preserve">Самоунищожаващите се съобщения предлагат по-високо ниво на сигурност при споделяне на тайни. Те позволяват информацията да бъде достъпна само за ограничено време или само при първо отваряне. След това съобщението се изтрива автоматично от системата. Това значително намалява риска от неоторизиран достъп в бъдеще. Дори ако линкът бъде споделен повторно, съдържанието вече няма да бъде налично. Така се запазва контролът върху разпространението на информацията. Самоунищожаването предпазва и от случайно разкриване на стари тайни. Освен това този подход ограничава количеството чувствителни данни, които се съхраняват в системата. Това намалява </w:t>
-      </w:r>
-      <w:r>
-        <w:rPr>
-          <w:lang w:eastAsia="bg-BG"/>
-        </w:rPr>
-        <w:lastRenderedPageBreak/>
-        <w:t>последствията при евентуален пробив. Поради тези предимства самоунищожаващите се съобщения са подходящо решение за сигурна комуникация.</w:t>
+        <w:t>Изпращането на тайна информация по интернет крие сериозни рискове. Данните могат да бъдат прихванати по време на предаването, ако не са криптирани правилно. Съхранението на тайни в бази данни също е рисково, особено ако защитата е слаба. При пробив в системата нападателят може да получи достъп до голямо количество чувствителна информация. Съществува и риск от вътрешни злоупотреби от служители с достъп до данните. Дори добре защитени системи могат да станат уязвими при неправилна конфигурация. Освен това потребителите често използват слаби пароли, което увеличава риска от компрометиране. Загубата или кражбата на устройство също може да доведе до разкриване на тайни. Веднъж изтекла, информацията трудно може да бъде върната или контролирана. Затова е важно да се използват специални методи за защита при работа с тайни данни.</w:t>
       </w:r>
     </w:p>
     <w:p>
       <w:pPr>
+        <w:pStyle w:val="Heading2"/>
+        <w:rPr>
+          <w:lang w:eastAsia="bg-BG"/>
+        </w:rPr>
+      </w:pPr>
+      <w:r>
+        <w:rPr>
+          <w:lang w:val="bg-BG" w:eastAsia="bg-BG"/>
+        </w:rPr>
+        <w:br/>
+      </w:r>
+      <w:bookmarkStart w:id="56" w:name="_Toc220488428"/>
+      <w:r>
+        <w:rPr>
+          <w:lang w:val="bg-BG" w:eastAsia="bg-BG"/>
+        </w:rPr>
+        <w:t>7.3. Нужда от самоунищожаващи се съобщения</w:t>
+      </w:r>
+      <w:bookmarkEnd w:id="54"/>
+      <w:bookmarkEnd w:id="56"/>
+    </w:p>
+    <w:p>
+      <w:pPr>
+        <w:rPr>
+          <w:lang w:eastAsia="bg-BG"/>
+        </w:rPr>
+      </w:pPr>
+      <w:r>
+        <w:rPr>
+          <w:lang w:eastAsia="bg-BG"/>
+        </w:rPr>
+        <w:t>Самоунищожаващите се съобщения предлагат по-високо ниво на сигурност при споделяне на тайни. Те позволяват информацията да бъде достъпна само за ограничено време или само при първо отваряне. След това съобщението се изтрива автоматично от системата. Това значително намалява риска от неоторизиран достъп в бъдеще. Дори ако линкът бъде споделен повторно, съдържанието вече няма да бъде налично. Така се запазва контролът върху разпространението на информацията. Самоунищожаването предпазва и от случайно разкриване на стари тайни. Освен това този подход ограничава количеството чувствителни данни, които се съхраняват в системата. Това намалява последствията при евентуален пробив. Поради тези предимства самоунищожаващите се съобщения са подходящо решение за сигурна комуникация.</w:t>
+      </w:r>
+    </w:p>
+    <w:p>
+      <w:pPr>
         <w:pStyle w:val="Heading1"/>
         <w:rPr>
           <w:lang w:val="bg-BG" w:eastAsia="bg-BG"/>
         </w:rPr>
       </w:pPr>
-      <w:bookmarkStart w:id="56" w:name="_Toc220243737"/>
-      <w:bookmarkStart w:id="57" w:name="_Toc220244655"/>
-      <w:bookmarkStart w:id="58" w:name="_Toc220488429"/>
+      <w:bookmarkStart w:id="57" w:name="_Toc220243737"/>
+      <w:bookmarkStart w:id="58" w:name="_Toc220244655"/>
+      <w:bookmarkStart w:id="59" w:name="_Toc220488429"/>
       <w:r>
         <w:rPr>
           <w:lang w:val="bg-BG" w:eastAsia="bg-BG"/>
         </w:rPr>
+        <w:lastRenderedPageBreak/>
         <w:t>8. Анализ на съществуващи решения</w:t>
       </w:r>
-      <w:bookmarkEnd w:id="56"/>
       <w:bookmarkEnd w:id="57"/>
       <w:bookmarkEnd w:id="58"/>
+      <w:bookmarkEnd w:id="59"/>
     </w:p>
     <w:p>
       <w:pPr>
@@ -7376,8 +7467,8 @@
           <w:lang w:eastAsia="bg-BG"/>
         </w:rPr>
       </w:pPr>
-      <w:bookmarkStart w:id="59" w:name="_Toc220244656"/>
       <w:bookmarkStart w:id="60" w:name="_Toc220488430"/>
+      <w:bookmarkStart w:id="61" w:name="_Toc220244656"/>
       <w:r>
         <w:rPr>
           <w:lang w:val="bg-BG" w:eastAsia="bg-BG"/>
@@ -7436,72 +7527,12 @@
         </w:rPr>
         <w:br/>
       </w:r>
-      <w:bookmarkStart w:id="61" w:name="_Toc220488431"/>
+      <w:bookmarkStart w:id="62" w:name="_Toc220488431"/>
       <w:r>
         <w:rPr>
           <w:lang w:val="bg-BG" w:eastAsia="bg-BG"/>
         </w:rPr>
         <w:t>8.2. Основни функционалности</w:t>
-      </w:r>
-      <w:bookmarkEnd w:id="61"/>
-    </w:p>
-    <w:p>
-      <w:pPr>
-        <w:rPr>
-          <w:lang w:eastAsia="bg-BG"/>
-        </w:rPr>
-      </w:pPr>
-      <w:r>
-        <w:rPr>
-          <w:lang w:eastAsia="bg-BG"/>
-        </w:rPr>
-        <w:t xml:space="preserve">Основната функционалност на приложения тип </w:t>
-      </w:r>
-      <w:r>
-        <w:rPr>
-          <w:lang w:eastAsia="bg-BG"/>
-        </w:rPr>
-        <w:t>Privnote</w:t>
-      </w:r>
-      <w:r>
-        <w:rPr>
-          <w:lang w:eastAsia="bg-BG"/>
-        </w:rPr>
-        <w:t xml:space="preserve"> е създаването на еднократно достъпно съобщение. Потребителят въвежда тайния текст и получава уникален </w:t>
-      </w:r>
-      <w:r>
-        <w:rPr>
-          <w:lang w:eastAsia="bg-BG"/>
-        </w:rPr>
-        <w:t>URL</w:t>
-      </w:r>
-      <w:r>
-        <w:rPr>
-          <w:lang w:eastAsia="bg-BG"/>
-        </w:rPr>
-        <w:t>, който може да сподели. След първото отваряне съобщението се премахва от сървъра или се маркира като прочетено. Повечето платформи имат и опция за задаване на срок на валидност — например съобщението да изтече след определен брой часове. Някои решения позволяват добавяне на парола за допълнителна защита преди декриптиране. Други включват визуални предупреждения за сигурността на линка или инструкции за безопасно споделяне. Важна функция е криптирането на текста преди съхранение, за да не може дори администраторът да чете съдържанието. Някои приложения предлагат статистики за това дали линкът е бил отварян. Други предупреждават, ако съобщението е било прочетено вече. В съвкупност тези функционалности правят подобните услуги удобни за бърз и сигурен обмен на тайна информация.</w:t>
-      </w:r>
-    </w:p>
-    <w:p>
-      <w:pPr>
-        <w:pStyle w:val="Heading2"/>
-        <w:rPr>
-          <w:lang w:eastAsia="bg-BG"/>
-        </w:rPr>
-      </w:pPr>
-      <w:r>
-        <w:rPr>
-          <w:lang w:val="bg-BG" w:eastAsia="bg-BG"/>
-        </w:rPr>
-        <w:lastRenderedPageBreak/>
-        <w:br/>
-      </w:r>
-      <w:bookmarkStart w:id="62" w:name="_Toc220488432"/>
-      <w:r>
-        <w:rPr>
-          <w:lang w:val="bg-BG" w:eastAsia="bg-BG"/>
-        </w:rPr>
-        <w:t>8.3. Предимства и недостатъци</w:t>
       </w:r>
       <w:bookmarkEnd w:id="62"/>
     </w:p>
@@ -7515,7 +7546,31 @@
         <w:rPr>
           <w:lang w:eastAsia="bg-BG"/>
         </w:rPr>
-        <w:t>Предимствата на този тип приложения включват леснота на употреба и бързо генериране на защитени съобщения. Потребителят не се нуждае от регистрация или технически умения, за да използва услугата. Съобщенията могат да бъдат достъпени само веднъж, което значително намалява риска от повторно прочитане. Криптирането на данните осигурява поверителност дори при съхранение. Друг плюс е, че съобщенията не остават дълго време в системата, което ограничава риска от пробив в защитата. Недостатък е зависимостта от интернет връзка и работата на сървъра — ако услугата спре, съобщенията може да не бъдат доставени. Също така, ако линкът бъде споделен неправилно, съдържанието може да бъде прочетено от нежелано лице. Някои решения не осигуряват опция за пароль или допълнителна защита. Друг недостатък е това, че много от популярните услуги не са с отворен код, което ограничава проверката на техните механизми за сигурност. Поради тези причини е важно да се анализира внимателно всяко приложение от този тип преди употреба.</w:t>
+        <w:t xml:space="preserve">Основната функционалност на приложения тип </w:t>
+      </w:r>
+      <w:r>
+        <w:rPr>
+          <w:lang w:eastAsia="bg-BG"/>
+        </w:rPr>
+        <w:t>Privnote</w:t>
+      </w:r>
+      <w:r>
+        <w:rPr>
+          <w:lang w:eastAsia="bg-BG"/>
+        </w:rPr>
+        <w:t xml:space="preserve"> е създаването на еднократно достъпно съобщение. Потребителят въвежда тайния текст и получава уникален </w:t>
+      </w:r>
+      <w:r>
+        <w:rPr>
+          <w:lang w:eastAsia="bg-BG"/>
+        </w:rPr>
+        <w:t>URL</w:t>
+      </w:r>
+      <w:r>
+        <w:rPr>
+          <w:lang w:eastAsia="bg-BG"/>
+        </w:rPr>
+        <w:t>, който може да сподели. След първото отваряне съобщението се премахва от сървъра или се маркира като прочетено. Повечето платформи имат и опция за задаване на срок на валидност — например съобщението да изтече след определен брой часове. Някои решения позволяват добавяне на парола за допълнителна защита преди декриптиране. Други включват визуални предупреждения за сигурността на линка или инструкции за безопасно споделяне. Важна функция е криптирането на текста преди съхранение, за да не може дори администраторът да чете съдържанието. Някои приложения предлагат статистики за това дали линкът е бил отварян. Други предупреждават, ако съобщението е било прочетено вече. В съвкупност тези функционалности правят подобните услуги удобни за бърз и сигурен обмен на тайна информация.</w:t>
       </w:r>
     </w:p>
     <w:p>
@@ -7531,56 +7586,97 @@
         </w:rPr>
         <w:br/>
       </w:r>
-      <w:bookmarkStart w:id="63" w:name="_Toc220488433"/>
+      <w:bookmarkStart w:id="63" w:name="_Toc220488432"/>
       <w:r>
         <w:rPr>
           <w:lang w:val="bg-BG" w:eastAsia="bg-BG"/>
         </w:rPr>
-        <w:t>8.4. Изводи за настоящия проект</w:t>
-      </w:r>
-      <w:bookmarkEnd w:id="59"/>
+        <w:t>8.3. Предимства и недостатъци</w:t>
+      </w:r>
       <w:bookmarkEnd w:id="63"/>
     </w:p>
     <w:p>
       <w:pPr>
         <w:rPr>
-          <w:lang w:val="bg-BG" w:eastAsia="bg-BG"/>
-        </w:rPr>
-      </w:pPr>
-      <w:r>
-        <w:rPr>
-          <w:lang w:val="bg-BG" w:eastAsia="bg-BG"/>
-        </w:rPr>
-        <w:t>От анализа на съществуващите решения става ясно, че много от тях предлагат основните функции на еднократно прочитаемо съобщение със стандартна защита. Те осигуряват удобство и бързина, но често липсват допълнителни механизми за безопасност, като управление на срок на валидност или парола. Някои не предлагат достатъчно гъвкав контрол върху това кой може да отвори съобщението. Също така, повечето от тях не позволяват лесно разширяване или модификация спрямо конкретни нужди. Анализът показва, че има място за подобрение в аспектите на криптографската защита и допълнителните функции. Добавянето на възможност за PIN или таймер може да повиши сигурността. Подходящо би било също така да се включи проверка за целостта и автентичността на данните. Също така е важно да се обмисли по-добър контрол върху това кой може да прочете съобщението. Тези изводи ще помогнат за изграждането на по-сигурно и стабилно приложение. Анализът дава основа за аргументиран избор на конкретни технологии и механизми.</w:t>
+          <w:lang w:eastAsia="bg-BG"/>
+        </w:rPr>
+      </w:pPr>
+      <w:r>
+        <w:rPr>
+          <w:lang w:eastAsia="bg-BG"/>
+        </w:rPr>
+        <w:t xml:space="preserve">Предимствата на този тип приложения включват леснота на употреба и бързо генериране на защитени съобщения. Потребителят не се нуждае от регистрация или технически умения, за да използва услугата. Съобщенията могат да бъдат достъпени само веднъж, което значително намалява риска от повторно прочитане. Криптирането на данните осигурява поверителност дори при </w:t>
+      </w:r>
+      <w:r>
+        <w:rPr>
+          <w:lang w:eastAsia="bg-BG"/>
+        </w:rPr>
+        <w:lastRenderedPageBreak/>
+        <w:t>съхранение. Друг плюс е, че съобщенията не остават дълго време в системата, което ограничава риска от пробив в защитата. Недостатък е зависимостта от интернет връзка и работата на сървъра — ако услугата спре, съобщенията може да не бъдат доставени. Също така, ако линкът бъде споделен неправилно, съдържанието може да бъде прочетено от нежелано лице. Някои решения не осигуряват опция за пароль или допълнителна защита. Друг недостатък е това, че много от популярните услуги не са с отворен код, което ограничава проверката на техните механизми за сигурност. Поради тези причини е важно да се анализира внимателно всяко приложение от този тип преди употреба.</w:t>
       </w:r>
     </w:p>
     <w:p>
       <w:pPr>
-        <w:rPr>
-          <w:lang w:eastAsia="bg-BG"/>
-        </w:rPr>
-      </w:pPr>
+        <w:pStyle w:val="Heading2"/>
+        <w:rPr>
+          <w:lang w:eastAsia="bg-BG"/>
+        </w:rPr>
+      </w:pPr>
+      <w:r>
+        <w:rPr>
+          <w:lang w:val="bg-BG" w:eastAsia="bg-BG"/>
+        </w:rPr>
+        <w:br/>
+      </w:r>
+      <w:bookmarkStart w:id="64" w:name="_Toc220488433"/>
+      <w:r>
+        <w:rPr>
+          <w:lang w:val="bg-BG" w:eastAsia="bg-BG"/>
+        </w:rPr>
+        <w:t>8.4. Изводи за настоящия проект</w:t>
+      </w:r>
+      <w:bookmarkEnd w:id="61"/>
+      <w:bookmarkEnd w:id="64"/>
     </w:p>
     <w:p>
       <w:pPr>
+        <w:rPr>
+          <w:lang w:val="bg-BG" w:eastAsia="bg-BG"/>
+        </w:rPr>
+      </w:pPr>
+      <w:r>
+        <w:rPr>
+          <w:lang w:val="bg-BG" w:eastAsia="bg-BG"/>
+        </w:rPr>
+        <w:t>От анализа на съществуващите решения става ясно, че много от тях предлагат основните функции на еднократно прочитаемо съобщение със стандартна защита. Те осигуряват удобство и бързина, но често липсват допълнителни механизми за безопасност, като управление на срок на валидност или парола. Някои не предлагат достатъчно гъвкав контрол върху това кой може да отвори съобщението. Също така, повечето от тях не позволяват лесно разширяване или модификация спрямо конкретни нужди. Анализът показва, че има място за подобрение в аспектите на криптографската защита и допълнителните функции. Добавянето на възможност за PIN или таймер може да повиши сигурността. Подходящо би било също така да се включи проверка за целостта и автентичността на данните. Също така е важно да се обмисли по-добър контрол върху това кой може да прочете съобщението. Тези изводи ще помогнат за изграждането на по-сигурно и стабилно приложение. Анализът дава основа за аргументиран избор на конкретни технологии и механизми.</w:t>
+      </w:r>
+    </w:p>
+    <w:p>
+      <w:pPr>
+        <w:rPr>
+          <w:lang w:eastAsia="bg-BG"/>
+        </w:rPr>
+      </w:pPr>
+    </w:p>
+    <w:p>
+      <w:pPr>
         <w:pStyle w:val="Heading1"/>
         <w:rPr>
           <w:lang w:val="bg-BG" w:eastAsia="bg-BG"/>
         </w:rPr>
       </w:pPr>
-      <w:bookmarkStart w:id="64" w:name="_Toc220243738"/>
-      <w:bookmarkStart w:id="65" w:name="_Toc220244657"/>
-      <w:bookmarkStart w:id="66" w:name="_Toc220488434"/>
+      <w:bookmarkStart w:id="65" w:name="_Toc220243738"/>
+      <w:bookmarkStart w:id="66" w:name="_Toc220244657"/>
+      <w:bookmarkStart w:id="67" w:name="_Toc220488434"/>
       <w:r>
         <w:rPr>
           <w:lang w:val="bg-BG" w:eastAsia="bg-BG"/>
         </w:rPr>
-        <w:lastRenderedPageBreak/>
         <w:t>9. Концепцията за еднократно съобщение</w:t>
       </w:r>
-      <w:bookmarkEnd w:id="64"/>
       <w:bookmarkEnd w:id="65"/>
       <w:bookmarkEnd w:id="66"/>
+      <w:bookmarkEnd w:id="67"/>
     </w:p>
     <w:p>
       <w:pPr>
@@ -7589,8 +7685,8 @@
           <w:lang w:eastAsia="bg-BG"/>
         </w:rPr>
       </w:pPr>
-      <w:bookmarkStart w:id="67" w:name="_Toc220244658"/>
       <w:bookmarkStart w:id="68" w:name="_Toc220488435"/>
+      <w:bookmarkStart w:id="69" w:name="_Toc220244658"/>
       <w:r>
         <w:rPr>
           <w:lang w:val="bg-BG" w:eastAsia="bg-BG"/>
@@ -7609,7 +7705,14 @@
         <w:rPr>
           <w:lang w:eastAsia="bg-BG"/>
         </w:rPr>
-        <w:t>Еднократното съобщение е вид съобщение, което може да бъде прочетено само веднъж. След като бъде отворено, то автоматично се изтрива или става недостъпно. Това означава, че съдържанието не остава записано за бъдещ достъп. Обикновено такива съобщения се предоставят чрез уникален линк, който се споделя с получателя. Когато линкът бъде отворен, системата проверява дали съобщението вече е било прочетено. Ако не е, то се показва и веднага след това се премахва. Ако някой се опита да отвори линка повторно, съобщението вече не е налично. Това създава допълнителен слой защита срещу неоторизиран достъп. Еднократните съобщения често се използват за споделяне на чувствителна информация. Те са подходящи, когато информацията трябва да бъде достъпна само за кратко време.</w:t>
+        <w:t xml:space="preserve">Еднократното съобщение е вид съобщение, което може да бъде прочетено само веднъж. След като бъде отворено, то автоматично се изтрива или става недостъпно. Това означава, че съдържанието не остава записано за бъдещ достъп. Обикновено такива съобщения се предоставят чрез уникален линк, който се споделя с получателя. Когато линкът бъде отворен, системата проверява дали съобщението вече е било прочетено. Ако не е, то се показва и веднага след това се премахва. Ако някой се опита да отвори линка повторно, съобщението вече не е налично. Това създава допълнителен слой защита срещу неоторизиран достъп. </w:t>
+      </w:r>
+      <w:r>
+        <w:rPr>
+          <w:lang w:eastAsia="bg-BG"/>
+        </w:rPr>
+        <w:lastRenderedPageBreak/>
+        <w:t>Еднократните съобщения често се използват за споделяне на чувствителна информация. Те са подходящи, когато информацията трябва да бъде достъпна само за кратко време.</w:t>
       </w:r>
     </w:p>
     <w:p>
@@ -7625,47 +7728,12 @@
         </w:rPr>
         <w:br/>
       </w:r>
-      <w:bookmarkStart w:id="69" w:name="_Toc220488436"/>
+      <w:bookmarkStart w:id="70" w:name="_Toc220488436"/>
       <w:r>
         <w:rPr>
           <w:lang w:val="bg-BG" w:eastAsia="bg-BG"/>
         </w:rPr>
         <w:t>9.2. Ползи за сигурността</w:t>
-      </w:r>
-      <w:bookmarkEnd w:id="69"/>
-    </w:p>
-    <w:p>
-      <w:pPr>
-        <w:rPr>
-          <w:lang w:eastAsia="bg-BG"/>
-        </w:rPr>
-      </w:pPr>
-      <w:r>
-        <w:rPr>
-          <w:lang w:eastAsia="bg-BG"/>
-        </w:rPr>
-        <w:t>Еднократните съобщения значително подобряват сигурността при споделяне на информация. Основното предимство е, че данните не се съхраняват дълго време в системата. Това намалява риска от изтичане на информация при пробив в защитата. Дори ако сървърът бъде компрометиран, вече прочетените съобщения няма да бъдат налични. Това ограничава възможностите на нападателя да получи чувствителни данни. Освен това контролът върху разпространението на информацията е по-голям. Получателят не може да отвори съобщението повторно от същия линк. Това намалява риска от случайно или умишлено разпространение. Самоунищожаването на съобщението предпазва и от дългосрочно съхранение на тайни. Така се постига по-добър баланс между достъпност и сигурност.</w:t>
-      </w:r>
-    </w:p>
-    <w:p>
-      <w:pPr>
-        <w:pStyle w:val="Heading2"/>
-        <w:rPr>
-          <w:lang w:eastAsia="bg-BG"/>
-        </w:rPr>
-      </w:pPr>
-      <w:r>
-        <w:rPr>
-          <w:lang w:val="bg-BG" w:eastAsia="bg-BG"/>
-        </w:rPr>
-        <w:br/>
-      </w:r>
-      <w:bookmarkStart w:id="70" w:name="_Toc220488437"/>
-      <w:r>
-        <w:rPr>
-          <w:lang w:val="bg-BG" w:eastAsia="bg-BG"/>
-        </w:rPr>
-        <w:t>9.3. Разлика с обикновените съобщения</w:t>
       </w:r>
       <w:bookmarkEnd w:id="70"/>
     </w:p>
@@ -7679,7 +7747,7 @@
         <w:rPr>
           <w:lang w:eastAsia="bg-BG"/>
         </w:rPr>
-        <w:t>Обикновените съобщения остават съхранени в системата, докато потребителят не ги изтрие ръчно. Това означава, че те могат да бъдат прочетени многократно от същия или от други потребители с достъп. При еднократните съобщения такъв достъп е възможен само веднъж. Обикновените съобщения често се архивират и съхраняват дълго време. Това увеличава риска от неоторизиран достъп в бъдеще. Освен това те могат лесно да бъдат копирани, препратени или направени снимки на екрана. При еднократните съобщения контролът върху разпространението е по-голям. Дори ако линкът бъде споделен, съдържанието може вече да е недостъпно. Обикновените съобщения не предлагат автоматично изтриване след прочит. Поради тези разлики еднократните съобщения са по-подходящи за споделяне на чувствителна информация.</w:t>
+        <w:t>Еднократните съобщения значително подобряват сигурността при споделяне на информация. Основното предимство е, че данните не се съхраняват дълго време в системата. Това намалява риска от изтичане на информация при пробив в защитата. Дори ако сървърът бъде компрометиран, вече прочетените съобщения няма да бъдат налични. Това ограничава възможностите на нападателя да получи чувствителни данни. Освен това контролът върху разпространението на информацията е по-голям. Получателят не може да отвори съобщението повторно от същия линк. Това намалява риска от случайно или умишлено разпространение. Самоунищожаването на съобщението предпазва и от дългосрочно съхранение на тайни. Така се постига по-добър баланс между достъпност и сигурност.</w:t>
       </w:r>
     </w:p>
     <w:p>
@@ -7693,17 +7761,15 @@
         <w:rPr>
           <w:lang w:val="bg-BG" w:eastAsia="bg-BG"/>
         </w:rPr>
-        <w:lastRenderedPageBreak/>
         <w:br/>
       </w:r>
-      <w:bookmarkStart w:id="71" w:name="_Toc220488438"/>
+      <w:bookmarkStart w:id="71" w:name="_Toc220488437"/>
       <w:r>
         <w:rPr>
           <w:lang w:val="bg-BG" w:eastAsia="bg-BG"/>
         </w:rPr>
-        <w:t>9.4. Области на приложение</w:t>
-      </w:r>
-      <w:bookmarkEnd w:id="67"/>
+        <w:t>9.3. Разлика с обикновените съобщения</w:t>
+      </w:r>
       <w:bookmarkEnd w:id="71"/>
     </w:p>
     <w:p>
@@ -7716,28 +7782,71 @@
         <w:rPr>
           <w:lang w:eastAsia="bg-BG"/>
         </w:rPr>
-        <w:t>Еднократните съобщения намират приложение в много области от ежедневието и професионалната сфера. Те могат да се използват при споделяне на пароли или кодове за достъп. Също така са полезни при изпращане на лична или служебна информация. В бизнес среда могат да се използват за споделяне на конфиденциални документи или данни. Юридическите и медицинските сфери също могат да се възползват от този тип съобщения. Те са подходящи и при временно предоставяне на достъп до системи или услуги. В образователна среда могат да се използват за сигурно споделяне на информация между преподаватели и ученици. Също така са полезни при онлайн регистрации и потвърждения. В личния живот могат да се използват за защита на чувствителни разговори. Всички тези области показват, че еднократните съобщения имат широко и практично приложение.</w:t>
+        <w:t>Обикновените съобщения остават съхранени в системата, докато потребителят не ги изтрие ръчно. Това означава, че те могат да бъдат прочетени многократно от същия или от други потребители с достъп. При еднократните съобщения такъв достъп е възможен само веднъж. Обикновените съобщения често се архивират и съхраняват дълго време. Това увеличава риска от неоторизиран достъп в бъдеще. Освен това те могат лесно да бъдат копирани, препратени или направени снимки на екрана. При еднократните съобщения контролът върху разпространението е по-голям. Дори ако линкът бъде споделен, съдържанието може вече да е недостъпно. Обикновените съобщения не предлагат автоматично изтриване след прочит. Поради тези разлики еднократните съобщения са по-подходящи за споделяне на чувствителна информация.</w:t>
       </w:r>
     </w:p>
     <w:p>
       <w:pPr>
+        <w:pStyle w:val="Heading2"/>
+        <w:rPr>
+          <w:lang w:eastAsia="bg-BG"/>
+        </w:rPr>
+      </w:pPr>
+      <w:r>
+        <w:rPr>
+          <w:lang w:val="bg-BG" w:eastAsia="bg-BG"/>
+        </w:rPr>
+        <w:br/>
+      </w:r>
+      <w:bookmarkStart w:id="72" w:name="_Toc220488438"/>
+      <w:r>
+        <w:rPr>
+          <w:lang w:val="bg-BG" w:eastAsia="bg-BG"/>
+        </w:rPr>
+        <w:t>9.4. Области на приложение</w:t>
+      </w:r>
+      <w:bookmarkEnd w:id="69"/>
+      <w:bookmarkEnd w:id="72"/>
+    </w:p>
+    <w:p>
+      <w:pPr>
+        <w:rPr>
+          <w:lang w:eastAsia="bg-BG"/>
+        </w:rPr>
+      </w:pPr>
+      <w:r>
+        <w:rPr>
+          <w:lang w:eastAsia="bg-BG"/>
+        </w:rPr>
+        <w:t xml:space="preserve">Еднократните съобщения намират приложение в много области от ежедневието и професионалната сфера. Те могат да се използват при споделяне на пароли или кодове за достъп. Също така са полезни при изпращане на лична или служебна информация. В бизнес среда могат да се използват за споделяне на конфиденциални документи или данни. Юридическите и медицинските сфери също могат да се възползват от този тип съобщения. Те са подходящи и при временно предоставяне на достъп до системи или услуги. В образователна среда могат да се използват за сигурно споделяне на информация между преподаватели и </w:t>
+      </w:r>
+      <w:r>
+        <w:rPr>
+          <w:lang w:eastAsia="bg-BG"/>
+        </w:rPr>
+        <w:lastRenderedPageBreak/>
+        <w:t>ученици. Също така са полезни при онлайн регистрации и потвърждения. В личния живот могат да се използват за защита на чувствителни разговори. Всички тези области показват, че еднократните съобщения имат широко и практично приложение.</w:t>
+      </w:r>
+    </w:p>
+    <w:p>
+      <w:pPr>
         <w:pStyle w:val="Heading1"/>
         <w:rPr>
           <w:lang w:val="bg-BG" w:eastAsia="bg-BG"/>
         </w:rPr>
       </w:pPr>
-      <w:bookmarkStart w:id="72" w:name="_Toc220243739"/>
-      <w:bookmarkStart w:id="73" w:name="_Toc220244659"/>
-      <w:bookmarkStart w:id="74" w:name="_Toc220488439"/>
+      <w:bookmarkStart w:id="73" w:name="_Toc220243739"/>
+      <w:bookmarkStart w:id="74" w:name="_Toc220244659"/>
+      <w:bookmarkStart w:id="75" w:name="_Toc220488439"/>
       <w:r>
         <w:rPr>
           <w:lang w:val="bg-BG" w:eastAsia="bg-BG"/>
         </w:rPr>
         <w:t>10. Архитектура на уеб приложението</w:t>
       </w:r>
-      <w:bookmarkEnd w:id="72"/>
       <w:bookmarkEnd w:id="73"/>
       <w:bookmarkEnd w:id="74"/>
+      <w:bookmarkEnd w:id="75"/>
     </w:p>
     <w:p>
       <w:pPr>
@@ -7746,8 +7855,8 @@
           <w:lang w:eastAsia="bg-BG"/>
         </w:rPr>
       </w:pPr>
-      <w:bookmarkStart w:id="75" w:name="_Toc220244660"/>
       <w:bookmarkStart w:id="76" w:name="_Toc220488440"/>
+      <w:bookmarkStart w:id="77" w:name="_Toc220244660"/>
       <w:r>
         <w:rPr>
           <w:lang w:val="bg-BG" w:eastAsia="bg-BG"/>
@@ -7830,216 +7939,12 @@
         </w:rPr>
         <w:br/>
       </w:r>
-      <w:bookmarkStart w:id="77" w:name="_Toc220488441"/>
+      <w:bookmarkStart w:id="78" w:name="_Toc220488441"/>
       <w:r>
         <w:rPr>
           <w:lang w:val="bg-BG" w:eastAsia="bg-BG"/>
         </w:rPr>
         <w:t>10.2. Как комуникират компонентите</w:t>
-      </w:r>
-      <w:bookmarkEnd w:id="77"/>
-    </w:p>
-    <w:p>
-      <w:pPr>
-        <w:rPr>
-          <w:lang w:eastAsia="bg-BG"/>
-        </w:rPr>
-      </w:pPr>
-      <w:r>
-        <w:rPr>
-          <w:lang w:eastAsia="bg-BG"/>
-        </w:rPr>
-        <w:t xml:space="preserve">Комуникацията между компонентите се осъществява чрез мрежови заявки и отговори. </w:t>
-      </w:r>
-      <w:r>
-        <w:rPr>
-          <w:lang w:eastAsia="bg-BG"/>
-        </w:rPr>
-        <w:t>Frontend</w:t>
-      </w:r>
-      <w:r>
-        <w:rPr>
-          <w:lang w:eastAsia="bg-BG"/>
-        </w:rPr>
-        <w:t xml:space="preserve"> изпраща заявки към </w:t>
-      </w:r>
-      <w:r>
-        <w:rPr>
-          <w:lang w:eastAsia="bg-BG"/>
-        </w:rPr>
-        <w:t>backend</w:t>
-      </w:r>
-      <w:r>
-        <w:rPr>
-          <w:lang w:eastAsia="bg-BG"/>
-        </w:rPr>
-        <w:t xml:space="preserve">, когато потребителят извършва действие. Например, когато се изпраща съобщение, </w:t>
-      </w:r>
-      <w:r>
-        <w:rPr>
-          <w:lang w:eastAsia="bg-BG"/>
-        </w:rPr>
-        <w:t>frontend</w:t>
-      </w:r>
-      <w:r>
-        <w:rPr>
-          <w:lang w:eastAsia="bg-BG"/>
-        </w:rPr>
-        <w:t xml:space="preserve"> изпраща данните към сървъра. </w:t>
-      </w:r>
-      <w:r>
-        <w:rPr>
-          <w:lang w:eastAsia="bg-BG"/>
-        </w:rPr>
-        <w:t>Backend</w:t>
-      </w:r>
-      <w:r>
-        <w:rPr>
-          <w:lang w:eastAsia="bg-BG"/>
-        </w:rPr>
-        <w:t xml:space="preserve"> обработва тези данни и изпраща отговор обратно. След това </w:t>
-      </w:r>
-      <w:r>
-        <w:rPr>
-          <w:lang w:eastAsia="bg-BG"/>
-        </w:rPr>
-        <w:t>frontend</w:t>
-      </w:r>
-      <w:r>
-        <w:rPr>
-          <w:lang w:eastAsia="bg-BG"/>
-        </w:rPr>
-        <w:t xml:space="preserve"> показва резултата на потребителя. </w:t>
-      </w:r>
-      <w:r>
-        <w:rPr>
-          <w:lang w:eastAsia="bg-BG"/>
-        </w:rPr>
-        <w:t>Backend</w:t>
-      </w:r>
-      <w:r>
-        <w:rPr>
-          <w:lang w:eastAsia="bg-BG"/>
-        </w:rPr>
-        <w:t xml:space="preserve"> комуникира с базата данни, за да съхранява или извлича информация. Тази комуникация обикновено се осъществява чрез заявки към базата данни. Всички тези процеси се случват бързо и незабележимо за потребителя. За комуникацията се използват стандартни </w:t>
-      </w:r>
-      <w:r>
-        <w:rPr>
-          <w:lang w:eastAsia="bg-BG"/>
-        </w:rPr>
-        <w:lastRenderedPageBreak/>
-        <w:t xml:space="preserve">протоколи като </w:t>
-      </w:r>
-      <w:r>
-        <w:rPr>
-          <w:lang w:eastAsia="bg-BG"/>
-        </w:rPr>
-        <w:t>HTTP</w:t>
-      </w:r>
-      <w:r>
-        <w:rPr>
-          <w:lang w:eastAsia="bg-BG"/>
-        </w:rPr>
-        <w:t xml:space="preserve"> или </w:t>
-      </w:r>
-      <w:r>
-        <w:rPr>
-          <w:lang w:eastAsia="bg-BG"/>
-        </w:rPr>
-        <w:t>HTTPS</w:t>
-      </w:r>
-      <w:r>
-        <w:rPr>
-          <w:lang w:eastAsia="bg-BG"/>
-        </w:rPr>
-        <w:t xml:space="preserve">. Данните обикновено се предават във формат като </w:t>
-      </w:r>
-      <w:r>
-        <w:rPr>
-          <w:lang w:eastAsia="bg-BG"/>
-        </w:rPr>
-        <w:t>JSON</w:t>
-      </w:r>
-      <w:r>
-        <w:rPr>
-          <w:lang w:eastAsia="bg-BG"/>
-        </w:rPr>
-        <w:t xml:space="preserve"> </w:t>
-      </w:r>
-      <w:r>
-        <w:rPr>
-          <w:lang w:eastAsia="bg-BG"/>
-        </w:rPr>
-        <w:t> </w:t>
-      </w:r>
-      <w:r>
-        <w:rPr>
-          <w:lang w:eastAsia="bg-BG"/>
-        </w:rPr>
-        <w:t>(</w:t>
-      </w:r>
-      <w:r>
-        <w:rPr>
-          <w:lang w:eastAsia="bg-BG"/>
-        </w:rPr>
-        <w:t>JavaScript</w:t>
-      </w:r>
-      <w:r>
-        <w:rPr>
-          <w:lang w:eastAsia="bg-BG"/>
-        </w:rPr>
-        <w:t xml:space="preserve"> </w:t>
-      </w:r>
-      <w:r>
-        <w:rPr>
-          <w:lang w:eastAsia="bg-BG"/>
-        </w:rPr>
-        <w:t>Object</w:t>
-      </w:r>
-      <w:r>
-        <w:rPr>
-          <w:lang w:eastAsia="bg-BG"/>
-        </w:rPr>
-        <w:t xml:space="preserve"> </w:t>
-      </w:r>
-      <w:r>
-        <w:rPr>
-          <w:lang w:eastAsia="bg-BG"/>
-        </w:rPr>
-        <w:t>Notation</w:t>
-      </w:r>
-      <w:r>
-        <w:rPr>
-          <w:lang w:eastAsia="bg-BG"/>
-        </w:rPr>
-        <w:t>)</w:t>
-      </w:r>
-      <w:r>
-        <w:rPr>
-          <w:lang w:eastAsia="bg-BG"/>
-        </w:rPr>
-        <w:t>. Така се осигурява ясна и структурирана обмяна на информация.</w:t>
-      </w:r>
-    </w:p>
-    <w:p>
-      <w:pPr>
-        <w:pStyle w:val="Heading2"/>
-        <w:rPr>
-          <w:lang w:eastAsia="bg-BG"/>
-        </w:rPr>
-      </w:pPr>
-      <w:r>
-        <w:rPr>
-          <w:lang w:val="bg-BG" w:eastAsia="bg-BG"/>
-        </w:rPr>
-        <w:br/>
-      </w:r>
-      <w:bookmarkStart w:id="78" w:name="_Toc220488442"/>
-      <w:r>
-        <w:rPr>
-          <w:lang w:val="bg-BG" w:eastAsia="bg-BG"/>
-        </w:rPr>
-        <w:t>10.3. Роля на сървъра и базата данни</w:t>
       </w:r>
       <w:bookmarkEnd w:id="78"/>
     </w:p>
@@ -8053,7 +7958,169 @@
         <w:rPr>
           <w:lang w:eastAsia="bg-BG"/>
         </w:rPr>
-        <w:t>Сървърът изпълнява основната логика на уеб приложението. Той обработва заявките от потребителите и решава какви действия да се извършат. Сървърът също така управлява сигурността, като проверява достъпа и криптира данните. Той е отговорен за създаването и обработката на съобщенията в системата. Базата данни съхранява информацията, необходима за функционирането на приложението. Това може да включва съобщения, линкове, настройки и други данни. Базата данни позволява бързо търсене и извличане на информация. Тя осигурява и постоянство на данните между различни сесии. Сървърът и базата данни работят заедно, за да предоставят надеждна услуга. Без тях уеб приложението не би могло да функционира правилно. Те са основата на цялата система.</w:t>
+        <w:t xml:space="preserve">Комуникацията между компонентите се осъществява чрез мрежови заявки и отговори. </w:t>
+      </w:r>
+      <w:r>
+        <w:rPr>
+          <w:lang w:eastAsia="bg-BG"/>
+        </w:rPr>
+        <w:t>Frontend</w:t>
+      </w:r>
+      <w:r>
+        <w:rPr>
+          <w:lang w:eastAsia="bg-BG"/>
+        </w:rPr>
+        <w:t xml:space="preserve"> изпраща заявки към </w:t>
+      </w:r>
+      <w:r>
+        <w:rPr>
+          <w:lang w:eastAsia="bg-BG"/>
+        </w:rPr>
+        <w:t>backend</w:t>
+      </w:r>
+      <w:r>
+        <w:rPr>
+          <w:lang w:eastAsia="bg-BG"/>
+        </w:rPr>
+        <w:t xml:space="preserve">, когато потребителят извършва действие. Например, когато се изпраща съобщение, </w:t>
+      </w:r>
+      <w:r>
+        <w:rPr>
+          <w:lang w:eastAsia="bg-BG"/>
+        </w:rPr>
+        <w:t>frontend</w:t>
+      </w:r>
+      <w:r>
+        <w:rPr>
+          <w:lang w:eastAsia="bg-BG"/>
+        </w:rPr>
+        <w:t xml:space="preserve"> изпраща данните към сървъра. </w:t>
+      </w:r>
+      <w:r>
+        <w:rPr>
+          <w:lang w:eastAsia="bg-BG"/>
+        </w:rPr>
+        <w:t>Backend</w:t>
+      </w:r>
+      <w:r>
+        <w:rPr>
+          <w:lang w:eastAsia="bg-BG"/>
+        </w:rPr>
+        <w:t xml:space="preserve"> обработва тези данни и изпраща отговор обратно. След това </w:t>
+      </w:r>
+      <w:r>
+        <w:rPr>
+          <w:lang w:eastAsia="bg-BG"/>
+        </w:rPr>
+        <w:t>frontend</w:t>
+      </w:r>
+      <w:r>
+        <w:rPr>
+          <w:lang w:eastAsia="bg-BG"/>
+        </w:rPr>
+        <w:t xml:space="preserve"> показва резултата на потребителя. </w:t>
+      </w:r>
+      <w:r>
+        <w:rPr>
+          <w:lang w:eastAsia="bg-BG"/>
+        </w:rPr>
+        <w:t>Backend</w:t>
+      </w:r>
+      <w:r>
+        <w:rPr>
+          <w:lang w:eastAsia="bg-BG"/>
+        </w:rPr>
+        <w:t xml:space="preserve"> комуникира с базата данни, за да съхранява или извлича информация. Тази комуникация обикновено се осъществява чрез заявки към базата данни. Всички тези процеси се случват бързо и незабележимо за потребителя. За комуникацията се използват стандартни протоколи като </w:t>
+      </w:r>
+      <w:r>
+        <w:rPr>
+          <w:lang w:eastAsia="bg-BG"/>
+        </w:rPr>
+        <w:t>HTTP</w:t>
+      </w:r>
+      <w:r>
+        <w:rPr>
+          <w:lang w:eastAsia="bg-BG"/>
+        </w:rPr>
+        <w:t xml:space="preserve"> или </w:t>
+      </w:r>
+      <w:r>
+        <w:rPr>
+          <w:lang w:eastAsia="bg-BG"/>
+        </w:rPr>
+        <w:t>HTTPS</w:t>
+      </w:r>
+      <w:r>
+        <w:rPr>
+          <w:lang w:eastAsia="bg-BG"/>
+        </w:rPr>
+        <w:t xml:space="preserve">. Данните обикновено се предават във формат като </w:t>
+      </w:r>
+      <w:r>
+        <w:rPr>
+          <w:lang w:eastAsia="bg-BG"/>
+        </w:rPr>
+        <w:t>JSON</w:t>
+      </w:r>
+      <w:r>
+        <w:rPr>
+          <w:lang w:eastAsia="bg-BG"/>
+        </w:rPr>
+        <w:t xml:space="preserve"> </w:t>
+      </w:r>
+      <w:r>
+        <w:rPr>
+          <w:lang w:eastAsia="bg-BG"/>
+        </w:rPr>
+        <w:t> </w:t>
+      </w:r>
+      <w:r>
+        <w:rPr>
+          <w:lang w:eastAsia="bg-BG"/>
+        </w:rPr>
+        <w:t>(</w:t>
+      </w:r>
+      <w:r>
+        <w:rPr>
+          <w:lang w:eastAsia="bg-BG"/>
+        </w:rPr>
+        <w:t>JavaScript</w:t>
+      </w:r>
+      <w:r>
+        <w:rPr>
+          <w:lang w:eastAsia="bg-BG"/>
+        </w:rPr>
+        <w:t xml:space="preserve"> </w:t>
+      </w:r>
+      <w:r>
+        <w:rPr>
+          <w:lang w:eastAsia="bg-BG"/>
+        </w:rPr>
+        <w:t>Object</w:t>
+      </w:r>
+      <w:r>
+        <w:rPr>
+          <w:lang w:eastAsia="bg-BG"/>
+        </w:rPr>
+        <w:t xml:space="preserve"> </w:t>
+      </w:r>
+      <w:r>
+        <w:rPr>
+          <w:lang w:eastAsia="bg-BG"/>
+        </w:rPr>
+        <w:t>Notation</w:t>
+      </w:r>
+      <w:r>
+        <w:rPr>
+          <w:lang w:eastAsia="bg-BG"/>
+        </w:rPr>
+        <w:t>)</w:t>
+      </w:r>
+      <w:r>
+        <w:rPr>
+          <w:lang w:eastAsia="bg-BG"/>
+        </w:rPr>
+        <w:t>. Така се осигурява ясна и структурирана обмяна на информация.</w:t>
       </w:r>
     </w:p>
     <w:p>
@@ -8069,14 +8136,13 @@
         </w:rPr>
         <w:br/>
       </w:r>
-      <w:bookmarkStart w:id="79" w:name="_Toc220488443"/>
+      <w:bookmarkStart w:id="79" w:name="_Toc220488442"/>
       <w:r>
         <w:rPr>
           <w:lang w:val="bg-BG" w:eastAsia="bg-BG"/>
         </w:rPr>
-        <w:t>10.4. Какво е API</w:t>
-      </w:r>
-      <w:bookmarkEnd w:id="75"/>
+        <w:t>10.3. Роля на сървъра и базата данни</w:t>
+      </w:r>
       <w:bookmarkEnd w:id="79"/>
     </w:p>
     <w:p>
@@ -8089,166 +8155,209 @@
         <w:rPr>
           <w:lang w:eastAsia="bg-BG"/>
         </w:rPr>
-        <w:t>API</w:t>
-      </w:r>
-      <w:r>
-        <w:rPr>
-          <w:lang w:eastAsia="bg-BG"/>
-        </w:rPr>
-        <w:t xml:space="preserve"> означава „</w:t>
-      </w:r>
-      <w:r>
-        <w:rPr>
-          <w:lang w:eastAsia="bg-BG"/>
-        </w:rPr>
-        <w:t>Application</w:t>
-      </w:r>
-      <w:r>
-        <w:rPr>
-          <w:lang w:eastAsia="bg-BG"/>
-        </w:rPr>
-        <w:t xml:space="preserve"> </w:t>
-      </w:r>
-      <w:r>
-        <w:rPr>
-          <w:lang w:eastAsia="bg-BG"/>
-        </w:rPr>
-        <w:t>Programming</w:t>
-      </w:r>
-      <w:r>
-        <w:rPr>
-          <w:lang w:eastAsia="bg-BG"/>
-        </w:rPr>
-        <w:t xml:space="preserve"> </w:t>
-      </w:r>
-      <w:r>
-        <w:rPr>
-          <w:lang w:eastAsia="bg-BG"/>
-        </w:rPr>
-        <w:t>Interface</w:t>
-      </w:r>
-      <w:r>
-        <w:rPr>
-          <w:lang w:eastAsia="bg-BG"/>
-        </w:rPr>
-        <w:t xml:space="preserve">“ и представлява интерфейс за комуникация между различни части на софтуерна система. В уеб приложенията </w:t>
-      </w:r>
-      <w:r>
-        <w:rPr>
-          <w:lang w:eastAsia="bg-BG"/>
-        </w:rPr>
-        <w:t>API</w:t>
-      </w:r>
-      <w:r>
-        <w:rPr>
-          <w:lang w:eastAsia="bg-BG"/>
-        </w:rPr>
-        <w:t xml:space="preserve"> позволява на </w:t>
-      </w:r>
-      <w:r>
-        <w:rPr>
-          <w:lang w:eastAsia="bg-BG"/>
-        </w:rPr>
-        <w:t>frontend</w:t>
-      </w:r>
-      <w:r>
-        <w:rPr>
-          <w:lang w:eastAsia="bg-BG"/>
-        </w:rPr>
-        <w:t xml:space="preserve"> да комуникира с </w:t>
-      </w:r>
-      <w:r>
-        <w:rPr>
-          <w:lang w:eastAsia="bg-BG"/>
-        </w:rPr>
-        <w:t>backend</w:t>
-      </w:r>
-      <w:r>
-        <w:rPr>
-          <w:lang w:eastAsia="bg-BG"/>
-        </w:rPr>
-        <w:t xml:space="preserve">. Чрез </w:t>
-      </w:r>
-      <w:r>
-        <w:rPr>
-          <w:lang w:eastAsia="bg-BG"/>
-        </w:rPr>
-        <w:t>API</w:t>
-      </w:r>
-      <w:r>
-        <w:rPr>
-          <w:lang w:eastAsia="bg-BG"/>
-        </w:rPr>
-        <w:t xml:space="preserve"> се изпращат заявки и се получават отговори. Това позволява различни приложения или компоненти да работят заедно. </w:t>
-      </w:r>
-      <w:r>
-        <w:rPr>
-          <w:lang w:eastAsia="bg-BG"/>
-        </w:rPr>
-        <w:t>API</w:t>
-      </w:r>
-      <w:r>
-        <w:rPr>
-          <w:lang w:eastAsia="bg-BG"/>
-        </w:rPr>
-        <w:t xml:space="preserve"> определя какви действия могат да бъдат извършени и какви данни могат да бъдат обменяни. То служи като договор между различните части на системата. Използването на </w:t>
-      </w:r>
-      <w:r>
-        <w:rPr>
-          <w:lang w:eastAsia="bg-BG"/>
-        </w:rPr>
-        <w:t>API</w:t>
-      </w:r>
-      <w:r>
-        <w:rPr>
-          <w:lang w:eastAsia="bg-BG"/>
-        </w:rPr>
-        <w:t xml:space="preserve"> улеснява разработката и поддръжката на софтуера. То също така позволява разширяване на функционалността на приложението. </w:t>
-      </w:r>
-      <w:r>
-        <w:rPr>
-          <w:lang w:eastAsia="bg-BG"/>
-        </w:rPr>
-        <w:t>API</w:t>
-      </w:r>
-      <w:r>
-        <w:rPr>
-          <w:lang w:eastAsia="bg-BG"/>
-        </w:rPr>
-        <w:t xml:space="preserve"> може да бъде използвано и от външни приложения при определени условия. По този начин </w:t>
-      </w:r>
-      <w:r>
-        <w:rPr>
-          <w:lang w:eastAsia="bg-BG"/>
-        </w:rPr>
-        <w:t>API</w:t>
-      </w:r>
-      <w:r>
-        <w:rPr>
-          <w:lang w:eastAsia="bg-BG"/>
-        </w:rPr>
-        <w:t xml:space="preserve"> играе важна роля в съвременните уеб системи.</w:t>
+        <w:t xml:space="preserve">Сървърът изпълнява основната логика на уеб приложението. Той обработва заявките от потребителите и решава какви действия да се извършат. Сървърът също така управлява сигурността, като проверява достъпа и криптира данните. Той е отговорен за създаването и обработката на съобщенията в </w:t>
+      </w:r>
+      <w:r>
+        <w:rPr>
+          <w:lang w:eastAsia="bg-BG"/>
+        </w:rPr>
+        <w:lastRenderedPageBreak/>
+        <w:t>системата. Базата данни съхранява информацията, необходима за функционирането на приложението. Това може да включва съобщения, линкове, настройки и други данни. Базата данни позволява бързо търсене и извличане на информация. Тя осигурява и постоянство на данните между различни сесии. Сървърът и базата данни работят заедно, за да предоставят надеждна услуга. Без тях уеб приложението не би могло да функционира правилно. Те са основата на цялата система.</w:t>
       </w:r>
     </w:p>
     <w:p>
       <w:pPr>
+        <w:pStyle w:val="Heading2"/>
+        <w:rPr>
+          <w:lang w:eastAsia="bg-BG"/>
+        </w:rPr>
+      </w:pPr>
+      <w:r>
+        <w:rPr>
+          <w:lang w:val="bg-BG" w:eastAsia="bg-BG"/>
+        </w:rPr>
+        <w:br/>
+      </w:r>
+      <w:bookmarkStart w:id="80" w:name="_Toc220488443"/>
+      <w:r>
+        <w:rPr>
+          <w:lang w:val="bg-BG" w:eastAsia="bg-BG"/>
+        </w:rPr>
+        <w:t>10.4. Какво е API</w:t>
+      </w:r>
+      <w:bookmarkEnd w:id="77"/>
+      <w:bookmarkEnd w:id="80"/>
+    </w:p>
+    <w:p>
+      <w:pPr>
+        <w:rPr>
+          <w:lang w:eastAsia="bg-BG"/>
+        </w:rPr>
+      </w:pPr>
+      <w:r>
+        <w:rPr>
+          <w:lang w:eastAsia="bg-BG"/>
+        </w:rPr>
+        <w:t>API</w:t>
+      </w:r>
+      <w:r>
+        <w:rPr>
+          <w:lang w:eastAsia="bg-BG"/>
+        </w:rPr>
+        <w:t xml:space="preserve"> означава „</w:t>
+      </w:r>
+      <w:r>
+        <w:rPr>
+          <w:lang w:eastAsia="bg-BG"/>
+        </w:rPr>
+        <w:t>Application</w:t>
+      </w:r>
+      <w:r>
+        <w:rPr>
+          <w:lang w:eastAsia="bg-BG"/>
+        </w:rPr>
+        <w:t xml:space="preserve"> </w:t>
+      </w:r>
+      <w:r>
+        <w:rPr>
+          <w:lang w:eastAsia="bg-BG"/>
+        </w:rPr>
+        <w:t>Programming</w:t>
+      </w:r>
+      <w:r>
+        <w:rPr>
+          <w:lang w:eastAsia="bg-BG"/>
+        </w:rPr>
+        <w:t xml:space="preserve"> </w:t>
+      </w:r>
+      <w:r>
+        <w:rPr>
+          <w:lang w:eastAsia="bg-BG"/>
+        </w:rPr>
+        <w:t>Interface</w:t>
+      </w:r>
+      <w:r>
+        <w:rPr>
+          <w:lang w:eastAsia="bg-BG"/>
+        </w:rPr>
+        <w:t xml:space="preserve">“ и представлява интерфейс за комуникация между различни части на софтуерна система. В уеб приложенията </w:t>
+      </w:r>
+      <w:r>
+        <w:rPr>
+          <w:lang w:eastAsia="bg-BG"/>
+        </w:rPr>
+        <w:t>API</w:t>
+      </w:r>
+      <w:r>
+        <w:rPr>
+          <w:lang w:eastAsia="bg-BG"/>
+        </w:rPr>
+        <w:t xml:space="preserve"> позволява на </w:t>
+      </w:r>
+      <w:r>
+        <w:rPr>
+          <w:lang w:eastAsia="bg-BG"/>
+        </w:rPr>
+        <w:t>frontend</w:t>
+      </w:r>
+      <w:r>
+        <w:rPr>
+          <w:lang w:eastAsia="bg-BG"/>
+        </w:rPr>
+        <w:t xml:space="preserve"> да комуникира с </w:t>
+      </w:r>
+      <w:r>
+        <w:rPr>
+          <w:lang w:eastAsia="bg-BG"/>
+        </w:rPr>
+        <w:t>backend</w:t>
+      </w:r>
+      <w:r>
+        <w:rPr>
+          <w:lang w:eastAsia="bg-BG"/>
+        </w:rPr>
+        <w:t xml:space="preserve">. Чрез </w:t>
+      </w:r>
+      <w:r>
+        <w:rPr>
+          <w:lang w:eastAsia="bg-BG"/>
+        </w:rPr>
+        <w:t>API</w:t>
+      </w:r>
+      <w:r>
+        <w:rPr>
+          <w:lang w:eastAsia="bg-BG"/>
+        </w:rPr>
+        <w:t xml:space="preserve"> се изпращат заявки и се получават отговори. Това позволява различни приложения или компоненти да работят заедно. </w:t>
+      </w:r>
+      <w:r>
+        <w:rPr>
+          <w:lang w:eastAsia="bg-BG"/>
+        </w:rPr>
+        <w:t>API</w:t>
+      </w:r>
+      <w:r>
+        <w:rPr>
+          <w:lang w:eastAsia="bg-BG"/>
+        </w:rPr>
+        <w:t xml:space="preserve"> определя какви действия могат да бъдат извършени и какви данни могат да бъдат обменяни. То служи като договор между различните части на системата. Използването на </w:t>
+      </w:r>
+      <w:r>
+        <w:rPr>
+          <w:lang w:eastAsia="bg-BG"/>
+        </w:rPr>
+        <w:t>API</w:t>
+      </w:r>
+      <w:r>
+        <w:rPr>
+          <w:lang w:eastAsia="bg-BG"/>
+        </w:rPr>
+        <w:t xml:space="preserve"> улеснява разработката и поддръжката на софтуера. То също така позволява разширяване на функционалността на приложението. </w:t>
+      </w:r>
+      <w:r>
+        <w:rPr>
+          <w:lang w:eastAsia="bg-BG"/>
+        </w:rPr>
+        <w:t>API</w:t>
+      </w:r>
+      <w:r>
+        <w:rPr>
+          <w:lang w:eastAsia="bg-BG"/>
+        </w:rPr>
+        <w:t xml:space="preserve"> може да бъде използвано и от външни приложения при определени условия. По този начин </w:t>
+      </w:r>
+      <w:r>
+        <w:rPr>
+          <w:lang w:eastAsia="bg-BG"/>
+        </w:rPr>
+        <w:t>API</w:t>
+      </w:r>
+      <w:r>
+        <w:rPr>
+          <w:lang w:eastAsia="bg-BG"/>
+        </w:rPr>
+        <w:t xml:space="preserve"> играе важна роля в съвременните уеб системи.</w:t>
+      </w:r>
+    </w:p>
+    <w:p>
+      <w:pPr>
         <w:pStyle w:val="Heading1"/>
         <w:rPr>
           <w:lang w:val="bg-BG" w:eastAsia="bg-BG"/>
         </w:rPr>
       </w:pPr>
-      <w:bookmarkStart w:id="80" w:name="_Toc220243740"/>
-      <w:bookmarkStart w:id="81" w:name="_Toc220244661"/>
-      <w:bookmarkStart w:id="82" w:name="_Toc220488444"/>
+      <w:bookmarkStart w:id="81" w:name="_Toc220243740"/>
+      <w:bookmarkStart w:id="82" w:name="_Toc220244661"/>
+      <w:bookmarkStart w:id="83" w:name="_Toc220488444"/>
       <w:r>
         <w:rPr>
           <w:lang w:val="bg-BG" w:eastAsia="bg-BG"/>
         </w:rPr>
         <w:t>11. Процес на работа на приложението</w:t>
       </w:r>
-      <w:bookmarkEnd w:id="80"/>
       <w:bookmarkEnd w:id="81"/>
       <w:bookmarkEnd w:id="82"/>
+      <w:bookmarkEnd w:id="83"/>
     </w:p>
     <w:p>
       <w:pPr>
@@ -8257,8 +8366,8 @@
           <w:lang w:val="bg-BG" w:eastAsia="bg-BG"/>
         </w:rPr>
       </w:pPr>
-      <w:bookmarkStart w:id="83" w:name="_Toc220244662"/>
       <w:bookmarkStart w:id="84" w:name="_Toc220488445"/>
+      <w:bookmarkStart w:id="85" w:name="_Toc220244662"/>
       <w:r>
         <w:rPr>
           <w:lang w:val="bg-BG" w:eastAsia="bg-BG"/>
@@ -8277,14 +8386,7 @@
         <w:rPr>
           <w:lang w:val="bg-BG" w:eastAsia="bg-BG"/>
         </w:rPr>
-        <w:t xml:space="preserve">Процесът започва с въвеждане на тайното съобщение от потребителя чрез интерфейса на приложението. Текстът се изпраща към сървъра чрез защитена връзка. След получаването му сървърът генерира криптографски ключ или използва предварително зададен защитен ключ. Съобщението се криптира с помощта на симетричен алгоритъм, като например AES. Криптираният текст вече </w:t>
-      </w:r>
-      <w:r>
-        <w:rPr>
-          <w:lang w:val="bg-BG" w:eastAsia="bg-BG"/>
-        </w:rPr>
-        <w:lastRenderedPageBreak/>
-        <w:t>не е четим и изглежда като случайна поредица от символи. Това предпазва съдържанието от неоторизиран достъп по време на съхранение. Процесът на криптиране се извършва автоматично и прозрачно за потребителя. След успешното криптиране съобщението е готово за запис в системата. Това гарантира, че дори администраторът не може да прочете съдържанието. Така още от самото начало информацията е защитена.</w:t>
+        <w:t>Процесът започва с въвеждане на тайното съобщение от потребителя чрез интерфейса на приложението. Текстът се изпраща към сървъра чрез защитена връзка. След получаването му сървърът генерира криптографски ключ или използва предварително зададен защитен ключ. Съобщението се криптира с помощта на симетричен алгоритъм, като например AES. Криптираният текст вече не е четим и изглежда като случайна поредица от символи. Това предпазва съдържанието от неоторизиран достъп по време на съхранение. Процесът на криптиране се извършва автоматично и прозрачно за потребителя. След успешното криптиране съобщението е готово за запис в системата. Това гарантира, че дори администраторът не може да прочете съдържанието. Така още от самото начало информацията е защитена.</w:t>
       </w:r>
     </w:p>
     <w:p>
@@ -8298,49 +8400,15 @@
         <w:rPr>
           <w:lang w:val="bg-BG" w:eastAsia="bg-BG"/>
         </w:rPr>
+        <w:lastRenderedPageBreak/>
         <w:br/>
       </w:r>
-      <w:bookmarkStart w:id="85" w:name="_Toc220488446"/>
+      <w:bookmarkStart w:id="86" w:name="_Toc220488446"/>
       <w:r>
         <w:rPr>
           <w:lang w:val="bg-BG" w:eastAsia="bg-BG"/>
         </w:rPr>
         <w:t>11.2. Запис в база данни</w:t>
-      </w:r>
-      <w:bookmarkEnd w:id="85"/>
-    </w:p>
-    <w:p>
-      <w:pPr>
-        <w:rPr>
-          <w:lang w:val="bg-BG" w:eastAsia="bg-BG"/>
-        </w:rPr>
-      </w:pPr>
-      <w:r>
-        <w:rPr>
-          <w:lang w:val="bg-BG" w:eastAsia="bg-BG"/>
-        </w:rPr>
-        <w:t>След криптирането съобщението се записва в база данни. Вместо оригиналния текст се съхранява само криптираният вариант. Заедно с него се записва и уникален идентификатор, чрез който съобщението може да бъде намерено. В базата данни могат да се съхраняват и допълнителни данни, като дата на създаване или срок на валидност. Това позволява системата да управлява автоматично изтичането на съобщенията. Записът в базата данни се извършва по сигурен начин, за да се предотврати неоторизиран достъп. Базата данни трябва да бъде защитена чрез подходящи механизми за сигурност. Дори при пробив нападателят няма да може да прочете съдържанието без ключа. Това увеличава надеждността на системата. Съхранението на криптирани данни е основен принцип на сигурните приложения.</w:t>
-      </w:r>
-    </w:p>
-    <w:p>
-      <w:pPr>
-        <w:pStyle w:val="Heading2"/>
-        <w:rPr>
-          <w:lang w:val="bg-BG" w:eastAsia="bg-BG"/>
-        </w:rPr>
-      </w:pPr>
-      <w:r>
-        <w:rPr>
-          <w:lang w:val="bg-BG" w:eastAsia="bg-BG"/>
-        </w:rPr>
-        <w:br/>
-      </w:r>
-      <w:bookmarkStart w:id="86" w:name="_Toc220488447"/>
-      <w:r>
-        <w:rPr>
-          <w:lang w:val="bg-BG" w:eastAsia="bg-BG"/>
-        </w:rPr>
-        <w:t>11.3. Генериране и споделяне на уникален линк</w:t>
       </w:r>
       <w:bookmarkEnd w:id="86"/>
     </w:p>
@@ -8354,7 +8422,7 @@
         <w:rPr>
           <w:lang w:val="bg-BG" w:eastAsia="bg-BG"/>
         </w:rPr>
-        <w:t>След записа на съобщението системата генерира уникален линк. Този линк съдържа идентификатора на съобщението и служи за неговото отваряне. Линкът се предоставя на потребителя, който може да го сподели с получателя. Споделянето може да стане чрез имейл, чат или друг комуникационен канал. Самият линк не съдържа директно съобщението, а само препратка към него. Това означава, че без достъп до сървъра съдържанието не може да бъде извлечено. Линкът е еднократен и след използване става невалиден. Това ограничава възможността за повторен достъп. Генерирането на уникални линкове осигурява индивидуален достъп до всяко съобщение. Така се гарантира, че всяко съобщение има собствен път за достъп.</w:t>
+        <w:t>След криптирането съобщението се записва в база данни. Вместо оригиналния текст се съхранява само криптираният вариант. Заедно с него се записва и уникален идентификатор, чрез който съобщението може да бъде намерено. В базата данни могат да се съхраняват и допълнителни данни, като дата на създаване или срок на валидност. Това позволява системата да управлява автоматично изтичането на съобщенията. Записът в базата данни се извършва по сигурен начин, за да се предотврати неоторизиран достъп. Базата данни трябва да бъде защитена чрез подходящи механизми за сигурност. Дори при пробив нападателят няма да може да прочете съдържанието без ключа. Това увеличава надеждността на системата. Съхранението на криптирани данни е основен принцип на сигурните приложения.</w:t>
       </w:r>
     </w:p>
     <w:p>
@@ -8370,12 +8438,12 @@
         </w:rPr>
         <w:br/>
       </w:r>
-      <w:bookmarkStart w:id="87" w:name="_Toc220488448"/>
+      <w:bookmarkStart w:id="87" w:name="_Toc220488447"/>
       <w:r>
         <w:rPr>
           <w:lang w:val="bg-BG" w:eastAsia="bg-BG"/>
         </w:rPr>
-        <w:t>11.4. Отваряне, декриптиране и изтриване</w:t>
+        <w:t>11.3. Генериране и споделяне на уникален линк</w:t>
       </w:r>
       <w:bookmarkEnd w:id="87"/>
     </w:p>
@@ -8389,14 +8457,7 @@
         <w:rPr>
           <w:lang w:val="bg-BG" w:eastAsia="bg-BG"/>
         </w:rPr>
-        <w:t xml:space="preserve">Когато получателят отвори линка, заявката се изпраща към сървъра. Сървърът проверява дали съобщението все още съществува и дали не е било отваряно. Ако съобщението е валидно, то се извлича от базата данни. След това криптираният текст се декриптира с помощта на съответния ключ. Декриптираното съдържание се показва на екрана на получателя. Веднага след това съобщението се </w:t>
-      </w:r>
-      <w:r>
-        <w:rPr>
-          <w:lang w:val="bg-BG" w:eastAsia="bg-BG"/>
-        </w:rPr>
-        <w:lastRenderedPageBreak/>
-        <w:t>изтрива от базата данни. Това гарантира, че информацията не остава съхранена след прочит. Процесът се извършва автоматично без намеса от потребителя. Дори при повторна заявка съобщението вече няма да бъде налично. Така се постига принципът на еднократен достъп.</w:t>
+        <w:t>След записа на съобщението системата генерира уникален линк. Този линк съдържа идентификатора на съобщението и служи за неговото отваряне. Линкът се предоставя на потребителя, който може да го сподели с получателя. Споделянето може да стане чрез имейл, чат или друг комуникационен канал. Самият линк не съдържа директно съобщението, а само препратка към него. Това означава, че без достъп до сървъра съдържанието не може да бъде извлечено. Линкът е еднократен и след използване става невалиден. Това ограничава възможността за повторен достъп. Генерирането на уникални линкове осигурява индивидуален достъп до всяко съобщение. Така се гарантира, че всяко съобщение има собствен път за достъп.</w:t>
       </w:r>
     </w:p>
     <w:p>
@@ -8412,12 +8473,12 @@
         </w:rPr>
         <w:br/>
       </w:r>
-      <w:bookmarkStart w:id="88" w:name="_Toc220488449"/>
+      <w:bookmarkStart w:id="88" w:name="_Toc220488448"/>
       <w:r>
         <w:rPr>
           <w:lang w:val="bg-BG" w:eastAsia="bg-BG"/>
         </w:rPr>
-        <w:t>11.5. Поведение при повторен достъп</w:t>
+        <w:t>11.4. Отваряне, декриптиране и изтриване</w:t>
       </w:r>
       <w:bookmarkEnd w:id="88"/>
     </w:p>
@@ -8431,7 +8492,7 @@
         <w:rPr>
           <w:lang w:val="bg-BG" w:eastAsia="bg-BG"/>
         </w:rPr>
-        <w:t>Ако някой се опита да отвори линка повторно, системата ще провери дали съобщението съществува. Тъй като то вече е изтрито, сървърът няма да намери съответния запис. Вместо съдържанието ще бъде показано съобщение, че тайното съобщение вече не е налично. Това предотвратява повторното четене на информацията. По този начин се защитава поверителността на данните. Дори ако линкът бъде споделен с други лица, те няма да могат да видят съдържанието. Това осигурява контрол върху достъпа до информацията. Поведението при повторен достъп е важна част от логиката на системата. То гарантира, че принципът на еднократност се спазва. Така се избягва рискът от нежелано разпространение на данни.</w:t>
+        <w:t>Когато получателят отвори линка, заявката се изпраща към сървъра. Сървърът проверява дали съобщението все още съществува и дали не е било отваряно. Ако съобщението е валидно, то се извлича от базата данни. След това криптираният текст се декриптира с помощта на съответния ключ. Декриптираното съдържание се показва на екрана на получателя. Веднага след това съобщението се изтрива от базата данни. Това гарантира, че информацията не остава съхранена след прочит. Процесът се извършва автоматично без намеса от потребителя. Дори при повторна заявка съобщението вече няма да бъде налично. Така се постига принципът на еднократен достъп.</w:t>
       </w:r>
     </w:p>
     <w:p>
@@ -8445,16 +8506,16 @@
         <w:rPr>
           <w:lang w:val="bg-BG" w:eastAsia="bg-BG"/>
         </w:rPr>
+        <w:lastRenderedPageBreak/>
         <w:br/>
       </w:r>
-      <w:bookmarkStart w:id="89" w:name="_Toc220488450"/>
+      <w:bookmarkStart w:id="89" w:name="_Toc220488449"/>
       <w:r>
         <w:rPr>
           <w:lang w:val="bg-BG" w:eastAsia="bg-BG"/>
         </w:rPr>
-        <w:t>11.6. Срок на валидност (таймер)</w:t>
-      </w:r>
-      <w:bookmarkEnd w:id="83"/>
+        <w:t>11.5. Поведение при повторен достъп</w:t>
+      </w:r>
       <w:bookmarkEnd w:id="89"/>
     </w:p>
     <w:p>
@@ -8467,28 +8528,64 @@
         <w:rPr>
           <w:lang w:val="bg-BG" w:eastAsia="bg-BG"/>
         </w:rPr>
-        <w:t>Освен еднократния достъп, системата може да използва и срок на валидност за съобщенията. Това означава, че съобщението ще бъде достъпно само за определен период от време. След изтичането на този срок то автоматично се изтрива, дори да не е било отваряно. Това допълнително повишава сигурността. Таймерът може да бъде зададен от потребителя при създаване на съобщението. Системата следи текущото време и сравнява с времето на изтичане. Когато срокът изтече, съобщението се премахва от базата данни. Това предотвратява дългосрочното съхранение на чувствителна информация. Таймерът е полезен, когато съобщението трябва да бъде достъпно само за кратко време. Така се постига по-добър контрол върху достъпа и сигурността.</w:t>
+        <w:t>Ако някой се опита да отвори линка повторно, системата ще провери дали съобщението съществува. Тъй като то вече е изтрито, сървърът няма да намери съответния запис. Вместо съдържанието ще бъде показано съобщение, че тайното съобщение вече не е налично. Това предотвратява повторното четене на информацията. По този начин се защитава поверителността на данните. Дори ако линкът бъде споделен с други лица, те няма да могат да видят съдържанието. Това осигурява контрол върху достъпа до информацията. Поведението при повторен достъп е важна част от логиката на системата. То гарантира, че принципът на еднократност се спазва. Така се избягва рискът от нежелано разпространение на данни.</w:t>
       </w:r>
     </w:p>
     <w:p>
       <w:pPr>
+        <w:pStyle w:val="Heading2"/>
+        <w:rPr>
+          <w:lang w:val="bg-BG" w:eastAsia="bg-BG"/>
+        </w:rPr>
+      </w:pPr>
+      <w:r>
+        <w:rPr>
+          <w:lang w:val="bg-BG" w:eastAsia="bg-BG"/>
+        </w:rPr>
+        <w:br/>
+      </w:r>
+      <w:bookmarkStart w:id="90" w:name="_Toc220488450"/>
+      <w:r>
+        <w:rPr>
+          <w:lang w:val="bg-BG" w:eastAsia="bg-BG"/>
+        </w:rPr>
+        <w:t>11.6. Срок на валидност (таймер)</w:t>
+      </w:r>
+      <w:bookmarkEnd w:id="85"/>
+      <w:bookmarkEnd w:id="90"/>
+    </w:p>
+    <w:p>
+      <w:pPr>
+        <w:rPr>
+          <w:lang w:val="bg-BG" w:eastAsia="bg-BG"/>
+        </w:rPr>
+      </w:pPr>
+      <w:r>
+        <w:rPr>
+          <w:lang w:val="bg-BG" w:eastAsia="bg-BG"/>
+        </w:rPr>
+        <w:t>Освен еднократния достъп, системата може да използва и срок на валидност за съобщенията. Това означава, че съобщението ще бъде достъпно само за определен период от време. След изтичането на този срок то автоматично се изтрива, дори да не е било отваряно. Това допълнително повишава сигурността. Таймерът може да бъде зададен от потребителя при създаване на съобщението. Системата следи текущото време и сравнява с времето на изтичане. Когато срокът изтече, съобщението се премахва от базата данни. Това предотвратява дългосрочното съхранение на чувствителна информация. Таймерът е полезен, когато съобщението трябва да бъде достъпно само за кратко време. Така се постига по-добър контрол върху достъпа и сигурността.</w:t>
+      </w:r>
+    </w:p>
+    <w:p>
+      <w:pPr>
         <w:pStyle w:val="Heading1"/>
         <w:rPr>
           <w:lang w:val="bg-BG" w:eastAsia="bg-BG"/>
         </w:rPr>
       </w:pPr>
-      <w:bookmarkStart w:id="90" w:name="_Toc220243741"/>
-      <w:bookmarkStart w:id="91" w:name="_Toc220244663"/>
-      <w:bookmarkStart w:id="92" w:name="_Toc220488451"/>
+      <w:bookmarkStart w:id="91" w:name="_Toc220243741"/>
+      <w:bookmarkStart w:id="92" w:name="_Toc220244663"/>
+      <w:bookmarkStart w:id="93" w:name="_Toc220488451"/>
       <w:r>
         <w:rPr>
           <w:lang w:val="bg-BG" w:eastAsia="bg-BG"/>
         </w:rPr>
         <w:t>12. Управление на криптографските ключове</w:t>
       </w:r>
-      <w:bookmarkEnd w:id="90"/>
       <w:bookmarkEnd w:id="91"/>
       <w:bookmarkEnd w:id="92"/>
+      <w:bookmarkEnd w:id="93"/>
     </w:p>
     <w:p>
       <w:pPr>
@@ -8497,8 +8594,8 @@
           <w:lang w:val="bg-BG" w:eastAsia="bg-BG"/>
         </w:rPr>
       </w:pPr>
-      <w:bookmarkStart w:id="93" w:name="_Toc220244664"/>
       <w:bookmarkStart w:id="94" w:name="_Toc220488452"/>
+      <w:bookmarkStart w:id="95" w:name="_Toc220244664"/>
       <w:r>
         <w:rPr>
           <w:lang w:val="bg-BG" w:eastAsia="bg-BG"/>
@@ -8517,14 +8614,7 @@
         <w:rPr>
           <w:lang w:val="bg-BG" w:eastAsia="bg-BG"/>
         </w:rPr>
-        <w:t xml:space="preserve">Криптографският ключ е тайна стойност, която се използва за криптиране и декриптиране на информация. Той определя как точно данните ще бъдат преобразувани и защитени. Без правилния ключ криптираната информация не може да бъде възстановена. Това прави ключа основен елемент в системите за сигурност. Ако ключът попадне в неправилни ръце, цялата защита може да бъде компрометирана. Затова ключът трябва да се пази много внимателно. Той не трябва </w:t>
-      </w:r>
-      <w:r>
-        <w:rPr>
-          <w:lang w:val="bg-BG" w:eastAsia="bg-BG"/>
-        </w:rPr>
-        <w:lastRenderedPageBreak/>
-        <w:t>да бъде споделян с неоторизирани лица. Също така не трябва да се съхранява в открит текст в програмния код. Добрата практика е ключът да бъде съхраняван в защитена среда. Така се гарантира, че само упълномощени процеси могат да го използват.</w:t>
+        <w:t>Криптографският ключ е тайна стойност, която се използва за криптиране и декриптиране на информация. Той определя как точно данните ще бъдат преобразувани и защитени. Без правилния ключ криптираната информация не може да бъде възстановена. Това прави ключа основен елемент в системите за сигурност. Ако ключът попадне в неправилни ръце, цялата защита може да бъде компрометирана. Затова ключът трябва да се пази много внимателно. Той не трябва да бъде споделян с неоторизирани лица. Също така не трябва да се съхранява в открит текст в програмния код. Добрата практика е ключът да бъде съхраняван в защитена среда. Така се гарантира, че само упълномощени процеси могат да го използват.</w:t>
       </w:r>
     </w:p>
     <w:p>
@@ -8538,51 +8628,16 @@
         <w:rPr>
           <w:lang w:val="bg-BG" w:eastAsia="bg-BG"/>
         </w:rPr>
+        <w:lastRenderedPageBreak/>
         <w:br/>
       </w:r>
-      <w:bookmarkStart w:id="95" w:name="_Toc220488453"/>
+      <w:bookmarkStart w:id="96" w:name="_Toc220488453"/>
       <w:r>
         <w:rPr>
           <w:lang w:val="bg-BG" w:eastAsia="bg-BG"/>
         </w:rPr>
         <w:t>12.2. Рискове при компрометиран ключ</w:t>
       </w:r>
-      <w:bookmarkEnd w:id="95"/>
-    </w:p>
-    <w:p>
-      <w:pPr>
-        <w:rPr>
-          <w:lang w:val="bg-BG" w:eastAsia="bg-BG"/>
-        </w:rPr>
-      </w:pPr>
-      <w:r>
-        <w:rPr>
-          <w:lang w:val="bg-BG" w:eastAsia="bg-BG"/>
-        </w:rPr>
-        <w:t>Компрометиран ключ означава, че той е станал достъпен за неоторизирани лица. Това представлява сериозна заплаха за сигурността на системата. Ако нападателят получи ключа, той може да декриптира всички защитени данни. Това означава, че цялата поверителна информация става достъпна. Освен това нападателят може да криптира нови данни и да ги представя като легитимни. Това може да доведе до подмяна или фалшифициране на информация. Компрометирането на ключа може да остане незабелязано за дълго време. През този период данните могат да бъдат злоупотребявани без знанието на собственика. Възстановяването на сигурността изисква смяна на ключовете и повторно криптиране на данните. Затова защитата на ключовете е изключително важна.</w:t>
-      </w:r>
-    </w:p>
-    <w:p>
-      <w:pPr>
-        <w:pStyle w:val="Heading2"/>
-        <w:rPr>
-          <w:lang w:val="bg-BG" w:eastAsia="bg-BG"/>
-        </w:rPr>
-      </w:pPr>
-      <w:r>
-        <w:rPr>
-          <w:lang w:val="bg-BG" w:eastAsia="bg-BG"/>
-        </w:rPr>
-        <w:br/>
-      </w:r>
-      <w:bookmarkStart w:id="96" w:name="_Toc220488454"/>
-      <w:r>
-        <w:rPr>
-          <w:lang w:val="bg-BG" w:eastAsia="bg-BG"/>
-        </w:rPr>
-        <w:t>12.3. Сигурно съхранение на ключове</w:t>
-      </w:r>
-      <w:bookmarkEnd w:id="93"/>
       <w:bookmarkEnd w:id="96"/>
     </w:p>
     <w:p>
@@ -8595,28 +8650,64 @@
         <w:rPr>
           <w:lang w:val="bg-BG" w:eastAsia="bg-BG"/>
         </w:rPr>
-        <w:t>Сигурното съхранение на ключове е основен принцип в криптографията. Ключовете не трябва да се съхраняват директно в програмния код или в открити файлове. Добра практика е използването на специални защитени хранилища за ключове. Това могат да бъдат системни услуги, защитени конфигурационни файлове или хардуерни модули. Също така е важно достъпът до ключовете да бъде строго ограничен. Само определени процеси или потребители трябва да имат право да ги използват. Ключовете трябва да бъдат защитени и по време на пренос. При възможност те не трябва да се прехвърлят между системи. Редовната подмяна на ключовете също е добра практика за сигурност. Това намалява риска при евентуално компрометиране. Така се осигурява по-високо ниво на защита на информацията.</w:t>
+        <w:t>Компрометиран ключ означава, че той е станал достъпен за неоторизирани лица. Това представлява сериозна заплаха за сигурността на системата. Ако нападателят получи ключа, той може да декриптира всички защитени данни. Това означава, че цялата поверителна информация става достъпна. Освен това нападателят може да криптира нови данни и да ги представя като легитимни. Това може да доведе до подмяна или фалшифициране на информация. Компрометирането на ключа може да остане незабелязано за дълго време. През този период данните могат да бъдат злоупотребявани без знанието на собственика. Възстановяването на сигурността изисква смяна на ключовете и повторно криптиране на данните. Затова защитата на ключовете е изключително важна.</w:t>
       </w:r>
     </w:p>
     <w:p>
       <w:pPr>
+        <w:pStyle w:val="Heading2"/>
+        <w:rPr>
+          <w:lang w:val="bg-BG" w:eastAsia="bg-BG"/>
+        </w:rPr>
+      </w:pPr>
+      <w:r>
+        <w:rPr>
+          <w:lang w:val="bg-BG" w:eastAsia="bg-BG"/>
+        </w:rPr>
+        <w:br/>
+      </w:r>
+      <w:bookmarkStart w:id="97" w:name="_Toc220488454"/>
+      <w:r>
+        <w:rPr>
+          <w:lang w:val="bg-BG" w:eastAsia="bg-BG"/>
+        </w:rPr>
+        <w:t>12.3. Сигурно съхранение на ключове</w:t>
+      </w:r>
+      <w:bookmarkEnd w:id="95"/>
+      <w:bookmarkEnd w:id="97"/>
+    </w:p>
+    <w:p>
+      <w:pPr>
+        <w:rPr>
+          <w:lang w:val="bg-BG" w:eastAsia="bg-BG"/>
+        </w:rPr>
+      </w:pPr>
+      <w:r>
+        <w:rPr>
+          <w:lang w:val="bg-BG" w:eastAsia="bg-BG"/>
+        </w:rPr>
+        <w:t>Сигурното съхранение на ключове е основен принцип в криптографията. Ключовете не трябва да се съхраняват директно в програмния код или в открити файлове. Добра практика е използването на специални защитени хранилища за ключове. Това могат да бъдат системни услуги, защитени конфигурационни файлове или хардуерни модули. Също така е важно достъпът до ключовете да бъде строго ограничен. Само определени процеси или потребители трябва да имат право да ги използват. Ключовете трябва да бъдат защитени и по време на пренос. При възможност те не трябва да се прехвърлят между системи. Редовната подмяна на ключовете също е добра практика за сигурност. Това намалява риска при евентуално компрометиране. Така се осигурява по-високо ниво на защита на информацията.</w:t>
+      </w:r>
+    </w:p>
+    <w:p>
+      <w:pPr>
         <w:pStyle w:val="Heading1"/>
         <w:rPr>
           <w:lang w:val="bg-BG" w:eastAsia="bg-BG"/>
         </w:rPr>
       </w:pPr>
-      <w:bookmarkStart w:id="97" w:name="_Toc220243742"/>
-      <w:bookmarkStart w:id="98" w:name="_Toc220244665"/>
-      <w:bookmarkStart w:id="99" w:name="_Toc220488455"/>
+      <w:bookmarkStart w:id="98" w:name="_Toc220243742"/>
+      <w:bookmarkStart w:id="99" w:name="_Toc220244665"/>
+      <w:bookmarkStart w:id="100" w:name="_Toc220488455"/>
       <w:r>
         <w:rPr>
           <w:lang w:val="bg-BG" w:eastAsia="bg-BG"/>
         </w:rPr>
         <w:t>13. Самоунищожаване на данни</w:t>
       </w:r>
-      <w:bookmarkEnd w:id="97"/>
       <w:bookmarkEnd w:id="98"/>
       <w:bookmarkEnd w:id="99"/>
+      <w:bookmarkEnd w:id="100"/>
     </w:p>
     <w:p>
       <w:pPr>
@@ -8625,8 +8716,8 @@
           <w:lang w:val="bg-BG" w:eastAsia="bg-BG"/>
         </w:rPr>
       </w:pPr>
-      <w:bookmarkStart w:id="100" w:name="_Toc220244666"/>
       <w:bookmarkStart w:id="101" w:name="_Toc220488456"/>
+      <w:bookmarkStart w:id="102" w:name="_Toc220244666"/>
       <w:r>
         <w:rPr>
           <w:lang w:val="bg-BG" w:eastAsia="bg-BG"/>
@@ -8645,14 +8736,14 @@
         <w:rPr>
           <w:lang w:val="bg-BG" w:eastAsia="bg-BG"/>
         </w:rPr>
-        <w:t xml:space="preserve">Самоунищожаването на данни представлява процес, при който информацията се изтрива автоматично след определено условие. Това условие може да бъде първо отваряне, изтичане на време или определено действие от потребителя. Целта е да се ограничи достъпът до чувствителна информация във времето. Така се намалява рискът от неоторизирано използване или </w:t>
+        <w:t xml:space="preserve">Самоунищожаването на данни представлява процес, при който информацията се изтрива автоматично след определено условие. Това условие може да бъде първо отваряне, изтичане на време или определено действие от потребителя. Целта е да се ограничи достъпът до чувствителна информация във времето. Така се намалява рискът от неоторизирано използване или разпространение на данни. Самоунищожаването е особено важно при работа с тайни съобщения, пароли или лични данни. То позволява по-добър контрол върху жизнения цикъл на информацията. Вместо данните да се съхраняват безкрайно, те съществуват само докато са необходими. Това повишава нивото на сигурност на системата. Самоунищожаването също така помага за спазване на принципа за </w:t>
       </w:r>
       <w:r>
         <w:rPr>
           <w:lang w:val="bg-BG" w:eastAsia="bg-BG"/>
         </w:rPr>
         <w:lastRenderedPageBreak/>
-        <w:t>разпространение на данни. Самоунищожаването е особено важно при работа с тайни съобщения, пароли или лични данни. То позволява по-добър контрол върху жизнения цикъл на информацията. Вместо данните да се съхраняват безкрайно, те съществуват само докато са необходими. Това повишава нивото на сигурност на системата. Самоунищожаването също така помага за спазване на принципа за минимално съхранение на данни. По този начин се ограничава количеството чувствителна информация, което остава в системата.</w:t>
+        <w:t>минимално съхранение на данни. По този начин се ограничава количеството чувствителна информация, което остава в системата.</w:t>
       </w:r>
     </w:p>
     <w:p>
@@ -8668,49 +8759,13 @@
         </w:rPr>
         <w:br/>
       </w:r>
-      <w:bookmarkStart w:id="102" w:name="_Toc220488457"/>
+      <w:bookmarkStart w:id="103" w:name="_Toc220488457"/>
       <w:r>
         <w:rPr>
           <w:lang w:val="bg-BG" w:eastAsia="bg-BG"/>
         </w:rPr>
         <w:t>13.2. Реализация в софтуер</w:t>
       </w:r>
-      <w:bookmarkEnd w:id="102"/>
-    </w:p>
-    <w:p>
-      <w:pPr>
-        <w:rPr>
-          <w:lang w:val="bg-BG" w:eastAsia="bg-BG"/>
-        </w:rPr>
-      </w:pPr>
-      <w:r>
-        <w:rPr>
-          <w:lang w:val="bg-BG" w:eastAsia="bg-BG"/>
-        </w:rPr>
-        <w:t>В софтуерните системи самоунищожаването на данни се реализира чрез автоматично изтриване на записи от базата данни. Това може да стане веднага след първия достъп до информацията. Алтернативно може да се използва таймер, който определя срок на валидност на данните. Когато този срок изтече, системата автоматично премахва съответния запис. Реализацията може да включва и проверка при всяка заявка дали данните все още са валидни. Ако не са, достъпът се отказва и данните се изтриват. В някои случаи се използват фонови процеси, които периодично почистват изтекли данни. Важно е изтриването да бъде окончателно и необратимо. Това означава, че данните не трябва да могат да бъдат възстановени чрез обикновени средства. Реализацията трябва да бъде надеждна и да не допуска грешки. Така се гарантира, че информацията действително се премахва след зададените условия.</w:t>
-      </w:r>
-    </w:p>
-    <w:p>
-      <w:pPr>
-        <w:pStyle w:val="Heading2"/>
-        <w:rPr>
-          <w:lang w:val="bg-BG" w:eastAsia="bg-BG"/>
-        </w:rPr>
-      </w:pPr>
-      <w:r>
-        <w:rPr>
-          <w:lang w:val="bg-BG" w:eastAsia="bg-BG"/>
-        </w:rPr>
-        <w:br/>
-      </w:r>
-      <w:bookmarkStart w:id="103" w:name="_Toc220488458"/>
-      <w:r>
-        <w:rPr>
-          <w:lang w:val="bg-BG" w:eastAsia="bg-BG"/>
-        </w:rPr>
-        <w:t>13.3. Ограничения на софтуерното изтриване</w:t>
-      </w:r>
-      <w:bookmarkEnd w:id="100"/>
       <w:bookmarkEnd w:id="103"/>
     </w:p>
     <w:p>
@@ -8723,15 +8778,43 @@
         <w:rPr>
           <w:lang w:val="bg-BG" w:eastAsia="bg-BG"/>
         </w:rPr>
-        <w:t xml:space="preserve">Въпреки своите предимства, софтуерното изтриване има определени ограничения. Изтриването на данни от база данни не винаги означава, че те са напълно унищожени физически. В някои случаи е възможно данните да останат в резервни копия или лог файлове. Също така информацията може да е била копирана или записана от потребителя преди изтриването. Софтуерът не може да предотврати направата на снимка на екрана или копиране на текста. Това означава, че контролът върху данните не е абсолютен. Освен това неправилна реализация може да доведе до грешки и непълно изтриване. Изтриването трябва да бъде внимателно проектирано и тествано. Също така трябва да се вземат предвид и законовите изисквания за съхранение на определени данни. Поради тези </w:t>
-      </w:r>
-      <w:bookmarkStart w:id="104" w:name="_GoBack"/>
+        <w:t>В софтуерните системи самоунищожаването на данни се реализира чрез автоматично изтриване на записи от базата данни. Това може да стане веднага след първия достъп до информацията. Алтернативно може да се използва таймер, който определя срок на валидност на данните. Когато този срок изтече, системата автоматично премахва съответния запис. Реализацията може да включва и проверка при всяка заявка дали данните все още са валидни. Ако не са, достъпът се отказва и данните се изтриват. В някои случаи се използват фонови процеси, които периодично почистват изтекли данни. Важно е изтриването да бъде окончателно и необратимо. Това означава, че данните не трябва да могат да бъдат възстановени чрез обикновени средства. Реализацията трябва да бъде надеждна и да не допуска грешки. Така се гарантира, че информацията действително се премахва след зададените условия.</w:t>
+      </w:r>
+    </w:p>
+    <w:p>
+      <w:pPr>
+        <w:pStyle w:val="Heading2"/>
+        <w:rPr>
+          <w:lang w:val="bg-BG" w:eastAsia="bg-BG"/>
+        </w:rPr>
+      </w:pPr>
+      <w:r>
+        <w:rPr>
+          <w:lang w:val="bg-BG" w:eastAsia="bg-BG"/>
+        </w:rPr>
+        <w:br/>
+      </w:r>
+      <w:bookmarkStart w:id="104" w:name="_Toc220488458"/>
+      <w:r>
+        <w:rPr>
+          <w:lang w:val="bg-BG" w:eastAsia="bg-BG"/>
+        </w:rPr>
+        <w:t>13.3. Ограничения на софтуерното изтриване</w:t>
+      </w:r>
+      <w:bookmarkEnd w:id="102"/>
       <w:bookmarkEnd w:id="104"/>
-      <w:r>
+    </w:p>
+    <w:p>
+      <w:pPr>
         <w:rPr>
           <w:lang w:val="bg-BG" w:eastAsia="bg-BG"/>
         </w:rPr>
-        <w:t>ограничения самоунищожаването трябва да се комбинира с други мерки за сигурност. Така се постига по-добра защита на информацията.</w:t>
+      </w:pPr>
+      <w:r>
+        <w:rPr>
+          <w:lang w:val="bg-BG" w:eastAsia="bg-BG"/>
+        </w:rPr>
+        <w:t>Въпреки своите предимства, софтуерното изтриване има определени ограничения. Изтриването на данни от база данни не винаги означава, че те са напълно унищожени физически. В някои случаи е възможно данните да останат в резервни копия или лог файлове. Също така информацията може да е била копирана или записана от потребителя преди изтриването. Софтуерът не може да предотврати направата на снимка на екрана или копиране на текста. Това означава, че контролът върху данните не е абсолютен. Освен това неправилна реализация може да доведе до грешки и непълно изтриване. Изтриването трябва да бъде внимателно проектирано и тествано. Също така трябва да се вземат предвид и законовите изисквания за съхранение на определени данни. Поради тези ограничения самоунищожаването трябва да се комбинира с други мерки за сигурност. Така се постига по-добра защита на информацията.</w:t>
       </w:r>
     </w:p>
     <w:p>
@@ -8748,7 +8831,6 @@
         <w:rPr>
           <w:lang w:val="bg-BG" w:eastAsia="bg-BG"/>
         </w:rPr>
-        <w:lastRenderedPageBreak/>
         <w:t>14. Валидиране, грешки и защита</w:t>
       </w:r>
       <w:bookmarkEnd w:id="105"/>
@@ -8762,15 +8844,15 @@
           <w:lang w:val="bg-BG" w:eastAsia="bg-BG"/>
         </w:rPr>
       </w:pPr>
-      <w:bookmarkStart w:id="108" w:name="_Toc220244668"/>
-      <w:bookmarkStart w:id="109" w:name="_Toc220488460"/>
+      <w:bookmarkStart w:id="108" w:name="_Toc220488460"/>
+      <w:bookmarkStart w:id="109" w:name="_Toc220244668"/>
       <w:r>
         <w:rPr>
           <w:lang w:val="bg-BG" w:eastAsia="bg-BG"/>
         </w:rPr>
         <w:t>14.1. Проверка на входните данни</w:t>
       </w:r>
-      <w:bookmarkEnd w:id="109"/>
+      <w:bookmarkEnd w:id="108"/>
     </w:p>
     <w:p>
       <w:pPr>
@@ -8782,7 +8864,14 @@
         <w:rPr>
           <w:lang w:val="bg-BG" w:eastAsia="bg-BG"/>
         </w:rPr>
-        <w:t>Проверката на входните данни е важна стъпка за сигурността и стабилността на уеб приложенията. Тя гарантира, че системата приема само валидни и очаквани стойности. Това предпазва от грешки, които могат да възникнат при неправилно въведени данни. Освен това валидирането защитава от злонамерени атаки чрез въвеждане на опасен код. Например може да се предотврати въвеждане на скриптове или SQL заявки. Проверката може да се извършва както на страната на клиента, така и на сървъра. Най-важната проверка обаче е тази на сървъра, тъй като клиентската страна може да бъде заобиколена. Валидирането включва проверка на дължината, формата и съдържанието на данните. Това помага да се избегнат неочаквани ситуации по време на обработката. Така системата става по-надеждна и сигурна.</w:t>
+        <w:t xml:space="preserve">Проверката на входните данни е важна стъпка за сигурността и стабилността на уеб приложенията. Тя гарантира, че системата приема само валидни и очаквани стойности. Това предпазва от грешки, които могат да възникнат при неправилно въведени данни. Освен това валидирането защитава от </w:t>
+      </w:r>
+      <w:r>
+        <w:rPr>
+          <w:lang w:val="bg-BG" w:eastAsia="bg-BG"/>
+        </w:rPr>
+        <w:lastRenderedPageBreak/>
+        <w:t>злонамерени атаки чрез въвеждане на опасен код. Например може да се предотврати въвеждане на скриптове или SQL заявки. Проверката може да се извършва както на страната на клиента, така и на сървъра. Най-важната проверка обаче е тази на сървъра, тъй като клиентската страна може да бъде заобиколена. Валидирането включва проверка на дължината, формата и съдържанието на данните. Това помага да се избегнат неочаквани ситуации по време на обработката. Така системата става по-надеждна и сигурна.</w:t>
       </w:r>
     </w:p>
     <w:p>
@@ -8866,7 +8955,6 @@
         <w:rPr>
           <w:lang w:val="bg-BG" w:eastAsia="bg-BG"/>
         </w:rPr>
-        <w:lastRenderedPageBreak/>
         <w:br/>
       </w:r>
       <w:bookmarkStart w:id="112" w:name="_Toc220488463"/>
@@ -8876,7 +8964,7 @@
         </w:rPr>
         <w:t>14.4. Защита от злонамерени заявки</w:t>
       </w:r>
-      <w:bookmarkEnd w:id="108"/>
+      <w:bookmarkEnd w:id="109"/>
       <w:bookmarkEnd w:id="112"/>
     </w:p>
     <w:p>
@@ -8889,7 +8977,14 @@
         <w:rPr>
           <w:lang w:val="bg-BG" w:eastAsia="bg-BG"/>
         </w:rPr>
-        <w:t>Злонамерените заявки представляват опити за атака срещу уеб приложението. Те могат да включват опити за инжектиране на код, претоварване на сървъра или неоторизиран достъп. Защитата от такива заявки е основна задача на системата. Това може да се постигне чрез филтриране и валидиране на входните данни. Също така е важно да се използват защитени методи за работа с базата данни. Ограничаването на броя заявки от един потребител може да предпази от атаки тип отказ от услуга. Използването на защитени протоколи и токени също повишава сигурността. Регистрирането на подозрителна активност помага за откриване на атаки. При откриване на злонамерена дейност системата може да блокира достъпа. Така се защитава цялата инфраструктура от злоупотреби.</w:t>
+        <w:t xml:space="preserve">Злонамерените заявки представляват опити за атака срещу уеб приложението. Те могат да включват опити за инжектиране на код, претоварване на сървъра или неоторизиран достъп. Защитата от такива заявки е основна задача на системата. Това може да се постигне чрез филтриране и валидиране на входните </w:t>
+      </w:r>
+      <w:r>
+        <w:rPr>
+          <w:lang w:val="bg-BG" w:eastAsia="bg-BG"/>
+        </w:rPr>
+        <w:lastRenderedPageBreak/>
+        <w:t>данни. Също така е важно да се използват защитени методи за работа с базата данни. Ограничаването на броя заявки от един потребител може да предпази от атаки тип отказ от услуга. Използването на защитени протоколи и токени също повишава сигурността. Регистрирането на подозрителна активност помага за откриване на атаки. При откриване на злонамерена дейност системата може да блокира достъпа. Така се защитава цялата инфраструктура от злоупотреби.</w:t>
       </w:r>
     </w:p>
     <w:p>
@@ -8919,15 +9014,15 @@
           <w:lang w:val="bg-BG" w:eastAsia="bg-BG"/>
         </w:rPr>
       </w:pPr>
-      <w:bookmarkStart w:id="116" w:name="_Toc220244670"/>
-      <w:bookmarkStart w:id="117" w:name="_Toc220488465"/>
+      <w:bookmarkStart w:id="116" w:name="_Toc220488465"/>
+      <w:bookmarkStart w:id="117" w:name="_Toc220244670"/>
       <w:r>
         <w:rPr>
           <w:lang w:val="bg-BG" w:eastAsia="bg-BG"/>
         </w:rPr>
         <w:t>15.1. Предимства (сигурност, лесна употреба, без регистрация)</w:t>
       </w:r>
-      <w:bookmarkEnd w:id="117"/>
+      <w:bookmarkEnd w:id="116"/>
     </w:p>
     <w:p>
       <w:pPr>
@@ -8962,7 +9057,7 @@
         </w:rPr>
         <w:t>15.2. Ограничения (интернет, риск при споделяне, невъзстановимост)</w:t>
       </w:r>
-      <w:bookmarkEnd w:id="116"/>
+      <w:bookmarkEnd w:id="117"/>
       <w:bookmarkEnd w:id="118"/>
     </w:p>
     <w:p>
@@ -8975,14 +9070,7 @@
         <w:rPr>
           <w:lang w:val="bg-BG" w:eastAsia="bg-BG"/>
         </w:rPr>
-        <w:t xml:space="preserve">Въпреки своите предимства, приложението има и някои ограничения. Основно изискване е наличието на интернет връзка за използване на услугата. Без интернет достъпът до съобщенията не е възможен. Съществува и риск при неправилно споделяне на линка с неоторизирани лица. Ако линкът попадне в грешни ръце, съдържанието може да бъде прочетено. След като съобщението бъде отворено, то не може да бъде възстановено. Това може да бъде проблем, ако получателят случайно затвори страницата. Също така не може да се гарантира, че получателят няма да направи копие на информацията. Приложението не може да предотврати заснемане на екрана или копиране на текста. Някои потребители могат </w:t>
-      </w:r>
-      <w:r>
-        <w:rPr>
-          <w:lang w:val="bg-BG" w:eastAsia="bg-BG"/>
-        </w:rPr>
-        <w:lastRenderedPageBreak/>
-        <w:t>да сметнат невъзстановимостта за неудобство. Въпреки тези ограничения, приложението остава ефективно средство за защита на информацията.</w:t>
+        <w:t>Въпреки своите предимства, приложението има и някои ограничения. Основно изискване е наличието на интернет връзка за използване на услугата. Без интернет достъпът до съобщенията не е възможен. Съществува и риск при неправилно споделяне на линка с неоторизирани лица. Ако линкът попадне в грешни ръце, съдържанието може да бъде прочетено. След като съобщението бъде отворено, то не може да бъде възстановено. Това може да бъде проблем, ако получателят случайно затвори страницата. Също така не може да се гарантира, че получателят няма да направи копие на информацията. Приложението не може да предотврати заснемане на екрана или копиране на текста. Някои потребители могат да сметнат невъзстановимостта за неудобство. Въпреки тези ограничения, приложението остава ефективно средство за защита на информацията.</w:t>
       </w:r>
     </w:p>
     <w:p>
@@ -8999,6 +9087,7 @@
         <w:rPr>
           <w:lang w:val="bg-BG" w:eastAsia="bg-BG"/>
         </w:rPr>
+        <w:lastRenderedPageBreak/>
         <w:t>16. Приноси и бъдещо развития</w:t>
       </w:r>
       <w:bookmarkEnd w:id="119"/>
@@ -9012,15 +9101,15 @@
           <w:lang w:val="bg-BG" w:eastAsia="bg-BG"/>
         </w:rPr>
       </w:pPr>
-      <w:bookmarkStart w:id="122" w:name="_Toc220244672"/>
-      <w:bookmarkStart w:id="123" w:name="_Toc220488468"/>
+      <w:bookmarkStart w:id="122" w:name="_Toc220488468"/>
+      <w:bookmarkStart w:id="123" w:name="_Toc220244672"/>
       <w:r>
         <w:rPr>
           <w:lang w:val="bg-BG" w:eastAsia="bg-BG"/>
         </w:rPr>
         <w:t>16.1. Основни приноси на проекта</w:t>
       </w:r>
-      <w:bookmarkEnd w:id="123"/>
+      <w:bookmarkEnd w:id="122"/>
     </w:p>
     <w:p>
       <w:pPr>
@@ -9055,7 +9144,7 @@
         </w:rPr>
         <w:t>16.2. Възможни подобрения (PIN, таймер, файлове, мобилна версия, 2FA)</w:t>
       </w:r>
-      <w:bookmarkEnd w:id="122"/>
+      <w:bookmarkEnd w:id="123"/>
       <w:bookmarkEnd w:id="124"/>
     </w:p>
     <w:p>
@@ -9075,7 +9164,7 @@
       <w:pPr>
         <w:pStyle w:val="Heading1"/>
         <w:rPr>
-          <w:lang w:val="en-US"/>
+          <w:lang w:val="bg-BG"/>
         </w:rPr>
       </w:pPr>
       <w:bookmarkStart w:id="125" w:name="_Toc220243746"/>
@@ -9093,6 +9182,108 @@
       <w:bookmarkEnd w:id="125"/>
       <w:bookmarkEnd w:id="126"/>
       <w:bookmarkEnd w:id="127"/>
+      <w:r>
+        <w:rPr>
+          <w:lang w:val="bg-BG"/>
+        </w:rPr>
+        <w:t xml:space="preserve"> </w:t>
+      </w:r>
+    </w:p>
+    <w:p>
+      <w:pPr>
+        <w:rPr>
+          <w:lang w:val="bg-BG"/>
+        </w:rPr>
+      </w:pPr>
+      <w:r>
+        <w:rPr>
+          <w:lang w:val="bg-BG"/>
+        </w:rPr>
+        <w:t>В резултат на разработката на настоящия дипломен проект беше създадено уеб приложение за сигурно споделяне на тайни съобщения с еднократно прочитане. Поставената основна цел беше успешно постигната чрез реализиране на функционалности за криптиране, съхранение и защитен достъп до информация чрез уникален ли</w:t>
+      </w:r>
+      <w:r>
+        <w:rPr>
+          <w:lang w:val="bg-BG"/>
+        </w:rPr>
+        <w:t>нк.</w:t>
+      </w:r>
+    </w:p>
+    <w:p>
+      <w:pPr>
+        <w:rPr>
+          <w:lang w:val="bg-BG"/>
+        </w:rPr>
+      </w:pPr>
+      <w:r>
+        <w:rPr>
+          <w:lang w:val="bg-BG"/>
+        </w:rPr>
+        <w:t xml:space="preserve">В процеса на разработка бяха приложени основни принципи на криптографията, като беше използван съвременен симетричен алгоритъм за криптиране чрез библиотеката cryptography и модула Fernet. Това гарантира, че </w:t>
+      </w:r>
+      <w:r>
+        <w:rPr>
+          <w:lang w:val="bg-BG"/>
+        </w:rPr>
+        <w:lastRenderedPageBreak/>
+        <w:t>съобщенията се съхраняват в защитен вид и не могат да бъдат</w:t>
+      </w:r>
+      <w:r>
+        <w:rPr>
+          <w:lang w:val="bg-BG"/>
+        </w:rPr>
+        <w:t xml:space="preserve"> прочетени без съответния ключ.</w:t>
+      </w:r>
+    </w:p>
+    <w:p>
+      <w:pPr>
+        <w:rPr>
+          <w:lang w:val="bg-BG"/>
+        </w:rPr>
+      </w:pPr>
+      <w:r>
+        <w:rPr>
+          <w:lang w:val="bg-BG"/>
+        </w:rPr>
+        <w:t>Съществен елемент от реализираното приложение е механизмът за еднократно прочитане, при който съобщението се изтрива автоматично след първото му отваряне. По този начин се намалява рискът от неоторизиран достъп и се повишава нивото на сигурност при об</w:t>
+      </w:r>
+      <w:r>
+        <w:rPr>
+          <w:lang w:val="bg-BG"/>
+        </w:rPr>
+        <w:t>мен на чувствителна информация.</w:t>
+      </w:r>
+    </w:p>
+    <w:p>
+      <w:pPr>
+        <w:rPr>
+          <w:lang w:val="bg-BG"/>
+        </w:rPr>
+      </w:pPr>
+      <w:r>
+        <w:rPr>
+          <w:lang w:val="bg-BG"/>
+        </w:rPr>
+        <w:t>В рамките на проекта бяха използвани съвременни технологии като Python, Django и MySQL, които осигуряват стабилност, ефективност и възможност за бъдещо развитие на системата. Реализираното решение може да бъде доразвито чрез добавяне на допълнителни функционалности, като задаване на срок на валидност, защита с парола, двуфакторна автен</w:t>
+      </w:r>
+      <w:r>
+        <w:rPr>
+          <w:lang w:val="bg-BG"/>
+        </w:rPr>
+        <w:t>тикация и поддръжка на файлове.</w:t>
+      </w:r>
+    </w:p>
+    <w:p>
+      <w:pPr>
+        <w:rPr>
+          <w:lang w:val="bg-BG"/>
+        </w:rPr>
+      </w:pPr>
+      <w:r>
+        <w:rPr>
+          <w:lang w:val="bg-BG"/>
+        </w:rPr>
+        <w:t>В заключение може да се обобщи, че разработеният проект демонстрира успешно практическо приложение на криптографията в уеб среда. Той показва как чрез подходящ избор на технологии и алгоритми може да се създаде сигурна и ефективна система за защита на информацията, отговаряща на съвременните изисквания за информационна сигурност.</w:t>
+      </w:r>
     </w:p>
     <w:p>
       <w:pPr>
@@ -9150,7 +9341,6 @@
         <w:rPr>
           <w:lang w:val="bg-BG"/>
         </w:rPr>
-        <w:lastRenderedPageBreak/>
         <w:t>Документация на Python библиотеката cryptography – https://cryptography.io</w:t>
       </w:r>
     </w:p>
@@ -9248,6 +9438,7 @@
         <w:rPr>
           <w:lang w:val="bg-BG"/>
         </w:rPr>
+        <w:lastRenderedPageBreak/>
         <w:t>GeeksforGeeks – Статии за криптография, AES и уеб сигурност.</w:t>
       </w:r>
     </w:p>
@@ -21544,7 +21735,7 @@
 </file>
 
 <file path=customXml/itemProps1.xml><?xml version="1.0" encoding="utf-8"?>
-<ds:datastoreItem xmlns:ds="http://schemas.openxmlformats.org/officeDocument/2006/customXml" ds:itemID="{FD3AA105-57A8-4635-8D24-33F38CC7E5CF}">
+<ds:datastoreItem xmlns:ds="http://schemas.openxmlformats.org/officeDocument/2006/customXml" ds:itemID="{14B8E561-5B24-4DD9-A236-C727192EEF9D}">
   <ds:schemaRefs>
     <ds:schemaRef ds:uri="http://schemas.openxmlformats.org/officeDocument/2006/bibliography"/>
   </ds:schemaRefs>

--- a/DR/Плана на теоретична част.docx
+++ b/DR/Плана на теоретична част.docx
@@ -65,7 +65,7 @@
           <w:r>
             <w:fldChar w:fldCharType="separate"/>
           </w:r>
-          <w:hyperlink w:anchor="_Toc220488395" w:history="1">
+          <w:hyperlink w:anchor="_Toc225928603" w:history="1">
             <w:r>
               <w:rPr>
                 <w:rStyle w:val="Hyperlink"/>
@@ -93,7 +93,7 @@
                 <w:noProof/>
                 <w:webHidden/>
               </w:rPr>
-              <w:instrText xml:space="preserve"> PAGEREF _Toc220488395 \h </w:instrText>
+              <w:instrText xml:space="preserve"> PAGEREF _Toc225928603 \h </w:instrText>
             </w:r>
             <w:r>
               <w:rPr>
@@ -138,7 +138,7 @@
               <w:lang w:val="bg-BG" w:eastAsia="bg-BG"/>
             </w:rPr>
           </w:pPr>
-          <w:hyperlink w:anchor="_Toc220488396" w:history="1">
+          <w:hyperlink w:anchor="_Toc225928604" w:history="1">
             <w:r>
               <w:rPr>
                 <w:rStyle w:val="Hyperlink"/>
@@ -165,7 +165,7 @@
                 <w:noProof/>
                 <w:webHidden/>
               </w:rPr>
-              <w:instrText xml:space="preserve"> PAGEREF _Toc220488396 \h </w:instrText>
+              <w:instrText xml:space="preserve"> PAGEREF _Toc225928604 \h </w:instrText>
             </w:r>
             <w:r>
               <w:rPr>
@@ -210,7 +210,7 @@
               <w:lang w:val="bg-BG" w:eastAsia="bg-BG"/>
             </w:rPr>
           </w:pPr>
-          <w:hyperlink w:anchor="_Toc220488397" w:history="1">
+          <w:hyperlink w:anchor="_Toc225928605" w:history="1">
             <w:r>
               <w:rPr>
                 <w:rStyle w:val="Hyperlink"/>
@@ -237,7 +237,7 @@
                 <w:noProof/>
                 <w:webHidden/>
               </w:rPr>
-              <w:instrText xml:space="preserve"> PAGEREF _Toc220488397 \h </w:instrText>
+              <w:instrText xml:space="preserve"> PAGEREF _Toc225928605 \h </w:instrText>
             </w:r>
             <w:r>
               <w:rPr>
@@ -282,7 +282,7 @@
               <w:lang w:val="bg-BG" w:eastAsia="bg-BG"/>
             </w:rPr>
           </w:pPr>
-          <w:hyperlink w:anchor="_Toc220488398" w:history="1">
+          <w:hyperlink w:anchor="_Toc225928606" w:history="1">
             <w:r>
               <w:rPr>
                 <w:rStyle w:val="Hyperlink"/>
@@ -290,8 +290,6 @@
               </w:rPr>
               <w:t>1.3. Примери от реалния живот (социални мрежи, банкиране, съобщения)</w:t>
             </w:r>
-            <w:bookmarkStart w:id="0" w:name="_GoBack"/>
-            <w:bookmarkEnd w:id="0"/>
             <w:r>
               <w:rPr>
                 <w:noProof/>
@@ -311,7 +309,7 @@
                 <w:noProof/>
                 <w:webHidden/>
               </w:rPr>
-              <w:instrText xml:space="preserve"> PAGEREF _Toc220488398 \h </w:instrText>
+              <w:instrText xml:space="preserve"> PAGEREF _Toc225928606 \h </w:instrText>
             </w:r>
             <w:r>
               <w:rPr>
@@ -356,7 +354,7 @@
               <w:lang w:val="bg-BG" w:eastAsia="bg-BG"/>
             </w:rPr>
           </w:pPr>
-          <w:hyperlink w:anchor="_Toc220488399" w:history="1">
+          <w:hyperlink w:anchor="_Toc225928607" w:history="1">
             <w:r>
               <w:rPr>
                 <w:rStyle w:val="Hyperlink"/>
@@ -383,7 +381,7 @@
                 <w:noProof/>
                 <w:webHidden/>
               </w:rPr>
-              <w:instrText xml:space="preserve"> PAGEREF _Toc220488399 \h </w:instrText>
+              <w:instrText xml:space="preserve"> PAGEREF _Toc225928607 \h </w:instrText>
             </w:r>
             <w:r>
               <w:rPr>
@@ -428,7 +426,7 @@
               <w:lang w:val="bg-BG" w:eastAsia="bg-BG"/>
             </w:rPr>
           </w:pPr>
-          <w:hyperlink w:anchor="_Toc220488400" w:history="1">
+          <w:hyperlink w:anchor="_Toc225928608" w:history="1">
             <w:r>
               <w:rPr>
                 <w:rStyle w:val="Hyperlink"/>
@@ -455,7 +453,7 @@
                 <w:noProof/>
                 <w:webHidden/>
               </w:rPr>
-              <w:instrText xml:space="preserve"> PAGEREF _Toc220488400 \h </w:instrText>
+              <w:instrText xml:space="preserve"> PAGEREF _Toc225928608 \h </w:instrText>
             </w:r>
             <w:r>
               <w:rPr>
@@ -500,7 +498,7 @@
               <w:lang w:val="bg-BG" w:eastAsia="bg-BG"/>
             </w:rPr>
           </w:pPr>
-          <w:hyperlink w:anchor="_Toc220488401" w:history="1">
+          <w:hyperlink w:anchor="_Toc225928609" w:history="1">
             <w:r>
               <w:rPr>
                 <w:rStyle w:val="Hyperlink"/>
@@ -528,7 +526,7 @@
                 <w:noProof/>
                 <w:webHidden/>
               </w:rPr>
-              <w:instrText xml:space="preserve"> PAGEREF _Toc220488401 \h </w:instrText>
+              <w:instrText xml:space="preserve"> PAGEREF _Toc225928609 \h </w:instrText>
             </w:r>
             <w:r>
               <w:rPr>
@@ -573,7 +571,7 @@
               <w:lang w:val="bg-BG" w:eastAsia="bg-BG"/>
             </w:rPr>
           </w:pPr>
-          <w:hyperlink w:anchor="_Toc220488402" w:history="1">
+          <w:hyperlink w:anchor="_Toc225928610" w:history="1">
             <w:r>
               <w:rPr>
                 <w:rStyle w:val="Hyperlink"/>
@@ -601,7 +599,7 @@
                 <w:noProof/>
                 <w:webHidden/>
               </w:rPr>
-              <w:instrText xml:space="preserve"> PAGEREF _Toc220488402 \h </w:instrText>
+              <w:instrText xml:space="preserve"> PAGEREF _Toc225928610 \h </w:instrText>
             </w:r>
             <w:r>
               <w:rPr>
@@ -646,7 +644,7 @@
               <w:lang w:val="bg-BG" w:eastAsia="bg-BG"/>
             </w:rPr>
           </w:pPr>
-          <w:hyperlink w:anchor="_Toc220488403" w:history="1">
+          <w:hyperlink w:anchor="_Toc225928611" w:history="1">
             <w:r>
               <w:rPr>
                 <w:rStyle w:val="Hyperlink"/>
@@ -674,7 +672,7 @@
                 <w:noProof/>
                 <w:webHidden/>
               </w:rPr>
-              <w:instrText xml:space="preserve"> PAGEREF _Toc220488403 \h </w:instrText>
+              <w:instrText xml:space="preserve"> PAGEREF _Toc225928611 \h </w:instrText>
             </w:r>
             <w:r>
               <w:rPr>
@@ -719,7 +717,7 @@
               <w:lang w:val="bg-BG" w:eastAsia="bg-BG"/>
             </w:rPr>
           </w:pPr>
-          <w:hyperlink w:anchor="_Toc220488404" w:history="1">
+          <w:hyperlink w:anchor="_Toc225928612" w:history="1">
             <w:r>
               <w:rPr>
                 <w:rStyle w:val="Hyperlink"/>
@@ -747,7 +745,7 @@
                 <w:noProof/>
                 <w:webHidden/>
               </w:rPr>
-              <w:instrText xml:space="preserve"> PAGEREF _Toc220488404 \h </w:instrText>
+              <w:instrText xml:space="preserve"> PAGEREF _Toc225928612 \h </w:instrText>
             </w:r>
             <w:r>
               <w:rPr>
@@ -792,7 +790,7 @@
               <w:lang w:val="bg-BG" w:eastAsia="bg-BG"/>
             </w:rPr>
           </w:pPr>
-          <w:hyperlink w:anchor="_Toc220488405" w:history="1">
+          <w:hyperlink w:anchor="_Toc225928613" w:history="1">
             <w:r>
               <w:rPr>
                 <w:rStyle w:val="Hyperlink"/>
@@ -820,7 +818,7 @@
                 <w:noProof/>
                 <w:webHidden/>
               </w:rPr>
-              <w:instrText xml:space="preserve"> PAGEREF _Toc220488405 \h </w:instrText>
+              <w:instrText xml:space="preserve"> PAGEREF _Toc225928613 \h </w:instrText>
             </w:r>
             <w:r>
               <w:rPr>
@@ -865,7 +863,7 @@
               <w:lang w:val="bg-BG" w:eastAsia="bg-BG"/>
             </w:rPr>
           </w:pPr>
-          <w:hyperlink w:anchor="_Toc220488406" w:history="1">
+          <w:hyperlink w:anchor="_Toc225928614" w:history="1">
             <w:r>
               <w:rPr>
                 <w:rStyle w:val="Hyperlink"/>
@@ -893,7 +891,7 @@
                 <w:noProof/>
                 <w:webHidden/>
               </w:rPr>
-              <w:instrText xml:space="preserve"> PAGEREF _Toc220488406 \h </w:instrText>
+              <w:instrText xml:space="preserve"> PAGEREF _Toc225928614 \h </w:instrText>
             </w:r>
             <w:r>
               <w:rPr>
@@ -938,7 +936,7 @@
               <w:lang w:val="bg-BG" w:eastAsia="bg-BG"/>
             </w:rPr>
           </w:pPr>
-          <w:hyperlink w:anchor="_Toc220488407" w:history="1">
+          <w:hyperlink w:anchor="_Toc225928615" w:history="1">
             <w:r>
               <w:rPr>
                 <w:rStyle w:val="Hyperlink"/>
@@ -966,7 +964,7 @@
                 <w:noProof/>
                 <w:webHidden/>
               </w:rPr>
-              <w:instrText xml:space="preserve"> PAGEREF _Toc220488407 \h </w:instrText>
+              <w:instrText xml:space="preserve"> PAGEREF _Toc225928615 \h </w:instrText>
             </w:r>
             <w:r>
               <w:rPr>
@@ -1011,7 +1009,7 @@
               <w:lang w:val="bg-BG" w:eastAsia="bg-BG"/>
             </w:rPr>
           </w:pPr>
-          <w:hyperlink w:anchor="_Toc220488408" w:history="1">
+          <w:hyperlink w:anchor="_Toc225928616" w:history="1">
             <w:r>
               <w:rPr>
                 <w:rStyle w:val="Hyperlink"/>
@@ -1039,7 +1037,7 @@
                 <w:noProof/>
                 <w:webHidden/>
               </w:rPr>
-              <w:instrText xml:space="preserve"> PAGEREF _Toc220488408 \h </w:instrText>
+              <w:instrText xml:space="preserve"> PAGEREF _Toc225928616 \h </w:instrText>
             </w:r>
             <w:r>
               <w:rPr>
@@ -1084,7 +1082,7 @@
               <w:lang w:val="bg-BG" w:eastAsia="bg-BG"/>
             </w:rPr>
           </w:pPr>
-          <w:hyperlink w:anchor="_Toc220488409" w:history="1">
+          <w:hyperlink w:anchor="_Toc225928617" w:history="1">
             <w:r>
               <w:rPr>
                 <w:rStyle w:val="Hyperlink"/>
@@ -1112,7 +1110,7 @@
                 <w:noProof/>
                 <w:webHidden/>
               </w:rPr>
-              <w:instrText xml:space="preserve"> PAGEREF _Toc220488409 \h </w:instrText>
+              <w:instrText xml:space="preserve"> PAGEREF _Toc225928617 \h </w:instrText>
             </w:r>
             <w:r>
               <w:rPr>
@@ -1157,7 +1155,7 @@
               <w:lang w:val="bg-BG" w:eastAsia="bg-BG"/>
             </w:rPr>
           </w:pPr>
-          <w:hyperlink w:anchor="_Toc220488410" w:history="1">
+          <w:hyperlink w:anchor="_Toc225928618" w:history="1">
             <w:r>
               <w:rPr>
                 <w:rStyle w:val="Hyperlink"/>
@@ -1185,7 +1183,7 @@
                 <w:noProof/>
                 <w:webHidden/>
               </w:rPr>
-              <w:instrText xml:space="preserve"> PAGEREF _Toc220488410 \h </w:instrText>
+              <w:instrText xml:space="preserve"> PAGEREF _Toc225928618 \h </w:instrText>
             </w:r>
             <w:r>
               <w:rPr>
@@ -1230,7 +1228,7 @@
               <w:lang w:val="bg-BG" w:eastAsia="bg-BG"/>
             </w:rPr>
           </w:pPr>
-          <w:hyperlink w:anchor="_Toc220488411" w:history="1">
+          <w:hyperlink w:anchor="_Toc225928619" w:history="1">
             <w:r>
               <w:rPr>
                 <w:rStyle w:val="Hyperlink"/>
@@ -1258,7 +1256,7 @@
                 <w:noProof/>
                 <w:webHidden/>
               </w:rPr>
-              <w:instrText xml:space="preserve"> PAGEREF _Toc220488411 \h </w:instrText>
+              <w:instrText xml:space="preserve"> PAGEREF _Toc225928619 \h </w:instrText>
             </w:r>
             <w:r>
               <w:rPr>
@@ -1303,7 +1301,7 @@
               <w:lang w:val="bg-BG" w:eastAsia="bg-BG"/>
             </w:rPr>
           </w:pPr>
-          <w:hyperlink w:anchor="_Toc220488412" w:history="1">
+          <w:hyperlink w:anchor="_Toc225928620" w:history="1">
             <w:r>
               <w:rPr>
                 <w:rStyle w:val="Hyperlink"/>
@@ -1331,7 +1329,7 @@
                 <w:noProof/>
                 <w:webHidden/>
               </w:rPr>
-              <w:instrText xml:space="preserve"> PAGEREF _Toc220488412 \h </w:instrText>
+              <w:instrText xml:space="preserve"> PAGEREF _Toc225928620 \h </w:instrText>
             </w:r>
             <w:r>
               <w:rPr>
@@ -1376,7 +1374,7 @@
               <w:lang w:val="bg-BG" w:eastAsia="bg-BG"/>
             </w:rPr>
           </w:pPr>
-          <w:hyperlink w:anchor="_Toc220488413" w:history="1">
+          <w:hyperlink w:anchor="_Toc225928621" w:history="1">
             <w:r>
               <w:rPr>
                 <w:rStyle w:val="Hyperlink"/>
@@ -1404,7 +1402,7 @@
                 <w:noProof/>
                 <w:webHidden/>
               </w:rPr>
-              <w:instrText xml:space="preserve"> PAGEREF _Toc220488413 \h </w:instrText>
+              <w:instrText xml:space="preserve"> PAGEREF _Toc225928621 \h </w:instrText>
             </w:r>
             <w:r>
               <w:rPr>
@@ -1449,7 +1447,7 @@
               <w:lang w:val="bg-BG" w:eastAsia="bg-BG"/>
             </w:rPr>
           </w:pPr>
-          <w:hyperlink w:anchor="_Toc220488414" w:history="1">
+          <w:hyperlink w:anchor="_Toc225928622" w:history="1">
             <w:r>
               <w:rPr>
                 <w:rStyle w:val="Hyperlink"/>
@@ -1477,7 +1475,7 @@
                 <w:noProof/>
                 <w:webHidden/>
               </w:rPr>
-              <w:instrText xml:space="preserve"> PAGEREF _Toc220488414 \h </w:instrText>
+              <w:instrText xml:space="preserve"> PAGEREF _Toc225928622 \h </w:instrText>
             </w:r>
             <w:r>
               <w:rPr>
@@ -1522,7 +1520,7 @@
               <w:lang w:val="bg-BG" w:eastAsia="bg-BG"/>
             </w:rPr>
           </w:pPr>
-          <w:hyperlink w:anchor="_Toc220488415" w:history="1">
+          <w:hyperlink w:anchor="_Toc225928623" w:history="1">
             <w:r>
               <w:rPr>
                 <w:rStyle w:val="Hyperlink"/>
@@ -1550,7 +1548,7 @@
                 <w:noProof/>
                 <w:webHidden/>
               </w:rPr>
-              <w:instrText xml:space="preserve"> PAGEREF _Toc220488415 \h </w:instrText>
+              <w:instrText xml:space="preserve"> PAGEREF _Toc225928623 \h </w:instrText>
             </w:r>
             <w:r>
               <w:rPr>
@@ -1595,7 +1593,7 @@
               <w:lang w:val="bg-BG" w:eastAsia="bg-BG"/>
             </w:rPr>
           </w:pPr>
-          <w:hyperlink w:anchor="_Toc220488416" w:history="1">
+          <w:hyperlink w:anchor="_Toc225928624" w:history="1">
             <w:r>
               <w:rPr>
                 <w:rStyle w:val="Hyperlink"/>
@@ -1623,7 +1621,7 @@
                 <w:noProof/>
                 <w:webHidden/>
               </w:rPr>
-              <w:instrText xml:space="preserve"> PAGEREF _Toc220488416 \h </w:instrText>
+              <w:instrText xml:space="preserve"> PAGEREF _Toc225928624 \h </w:instrText>
             </w:r>
             <w:r>
               <w:rPr>
@@ -1668,7 +1666,7 @@
               <w:lang w:val="bg-BG" w:eastAsia="bg-BG"/>
             </w:rPr>
           </w:pPr>
-          <w:hyperlink w:anchor="_Toc220488417" w:history="1">
+          <w:hyperlink w:anchor="_Toc225928625" w:history="1">
             <w:r>
               <w:rPr>
                 <w:rStyle w:val="Hyperlink"/>
@@ -1696,7 +1694,7 @@
                 <w:noProof/>
                 <w:webHidden/>
               </w:rPr>
-              <w:instrText xml:space="preserve"> PAGEREF _Toc220488417 \h </w:instrText>
+              <w:instrText xml:space="preserve"> PAGEREF _Toc225928625 \h </w:instrText>
             </w:r>
             <w:r>
               <w:rPr>
@@ -1741,7 +1739,7 @@
               <w:lang w:val="bg-BG" w:eastAsia="bg-BG"/>
             </w:rPr>
           </w:pPr>
-          <w:hyperlink w:anchor="_Toc220488418" w:history="1">
+          <w:hyperlink w:anchor="_Toc225928626" w:history="1">
             <w:r>
               <w:rPr>
                 <w:rStyle w:val="Hyperlink"/>
@@ -1769,7 +1767,7 @@
                 <w:noProof/>
                 <w:webHidden/>
               </w:rPr>
-              <w:instrText xml:space="preserve"> PAGEREF _Toc220488418 \h </w:instrText>
+              <w:instrText xml:space="preserve"> PAGEREF _Toc225928626 \h </w:instrText>
             </w:r>
             <w:r>
               <w:rPr>
@@ -1814,7 +1812,7 @@
               <w:lang w:val="bg-BG" w:eastAsia="bg-BG"/>
             </w:rPr>
           </w:pPr>
-          <w:hyperlink w:anchor="_Toc220488419" w:history="1">
+          <w:hyperlink w:anchor="_Toc225928627" w:history="1">
             <w:r>
               <w:rPr>
                 <w:rStyle w:val="Hyperlink"/>
@@ -1842,7 +1840,7 @@
                 <w:noProof/>
                 <w:webHidden/>
               </w:rPr>
-              <w:instrText xml:space="preserve"> PAGEREF _Toc220488419 \h </w:instrText>
+              <w:instrText xml:space="preserve"> PAGEREF _Toc225928627 \h </w:instrText>
             </w:r>
             <w:r>
               <w:rPr>
@@ -1887,7 +1885,7 @@
               <w:lang w:val="bg-BG" w:eastAsia="bg-BG"/>
             </w:rPr>
           </w:pPr>
-          <w:hyperlink w:anchor="_Toc220488420" w:history="1">
+          <w:hyperlink w:anchor="_Toc225928628" w:history="1">
             <w:r>
               <w:rPr>
                 <w:rStyle w:val="Hyperlink"/>
@@ -1915,7 +1913,7 @@
                 <w:noProof/>
                 <w:webHidden/>
               </w:rPr>
-              <w:instrText xml:space="preserve"> PAGEREF _Toc220488420 \h </w:instrText>
+              <w:instrText xml:space="preserve"> PAGEREF _Toc225928628 \h </w:instrText>
             </w:r>
             <w:r>
               <w:rPr>
@@ -1960,7 +1958,7 @@
               <w:lang w:val="bg-BG" w:eastAsia="bg-BG"/>
             </w:rPr>
           </w:pPr>
-          <w:hyperlink w:anchor="_Toc220488421" w:history="1">
+          <w:hyperlink w:anchor="_Toc225928629" w:history="1">
             <w:r>
               <w:rPr>
                 <w:rStyle w:val="Hyperlink"/>
@@ -1988,7 +1986,7 @@
                 <w:noProof/>
                 <w:webHidden/>
               </w:rPr>
-              <w:instrText xml:space="preserve"> PAGEREF _Toc220488421 \h </w:instrText>
+              <w:instrText xml:space="preserve"> PAGEREF _Toc225928629 \h </w:instrText>
             </w:r>
             <w:r>
               <w:rPr>
@@ -2033,7 +2031,7 @@
               <w:lang w:val="bg-BG" w:eastAsia="bg-BG"/>
             </w:rPr>
           </w:pPr>
-          <w:hyperlink w:anchor="_Toc220488422" w:history="1">
+          <w:hyperlink w:anchor="_Toc225928630" w:history="1">
             <w:r>
               <w:rPr>
                 <w:rStyle w:val="Hyperlink"/>
@@ -2061,7 +2059,7 @@
                 <w:noProof/>
                 <w:webHidden/>
               </w:rPr>
-              <w:instrText xml:space="preserve"> PAGEREF _Toc220488422 \h </w:instrText>
+              <w:instrText xml:space="preserve"> PAGEREF _Toc225928630 \h </w:instrText>
             </w:r>
             <w:r>
               <w:rPr>
@@ -2106,7 +2104,7 @@
               <w:lang w:val="bg-BG" w:eastAsia="bg-BG"/>
             </w:rPr>
           </w:pPr>
-          <w:hyperlink w:anchor="_Toc220488423" w:history="1">
+          <w:hyperlink w:anchor="_Toc225928631" w:history="1">
             <w:r>
               <w:rPr>
                 <w:rStyle w:val="Hyperlink"/>
@@ -2134,7 +2132,7 @@
                 <w:noProof/>
                 <w:webHidden/>
               </w:rPr>
-              <w:instrText xml:space="preserve"> PAGEREF _Toc220488423 \h </w:instrText>
+              <w:instrText xml:space="preserve"> PAGEREF _Toc225928631 \h </w:instrText>
             </w:r>
             <w:r>
               <w:rPr>
@@ -2179,7 +2177,7 @@
               <w:lang w:val="bg-BG" w:eastAsia="bg-BG"/>
             </w:rPr>
           </w:pPr>
-          <w:hyperlink w:anchor="_Toc220488424" w:history="1">
+          <w:hyperlink w:anchor="_Toc225928632" w:history="1">
             <w:r>
               <w:rPr>
                 <w:rStyle w:val="Hyperlink"/>
@@ -2207,7 +2205,7 @@
                 <w:noProof/>
                 <w:webHidden/>
               </w:rPr>
-              <w:instrText xml:space="preserve"> PAGEREF _Toc220488424 \h </w:instrText>
+              <w:instrText xml:space="preserve"> PAGEREF _Toc225928632 \h </w:instrText>
             </w:r>
             <w:r>
               <w:rPr>
@@ -2252,7 +2250,7 @@
               <w:lang w:val="bg-BG" w:eastAsia="bg-BG"/>
             </w:rPr>
           </w:pPr>
-          <w:hyperlink w:anchor="_Toc220488425" w:history="1">
+          <w:hyperlink w:anchor="_Toc225928633" w:history="1">
             <w:r>
               <w:rPr>
                 <w:rStyle w:val="Hyperlink"/>
@@ -2280,7 +2278,7 @@
                 <w:noProof/>
                 <w:webHidden/>
               </w:rPr>
-              <w:instrText xml:space="preserve"> PAGEREF _Toc220488425 \h </w:instrText>
+              <w:instrText xml:space="preserve"> PAGEREF _Toc225928633 \h </w:instrText>
             </w:r>
             <w:r>
               <w:rPr>
@@ -2325,7 +2323,7 @@
               <w:lang w:val="bg-BG" w:eastAsia="bg-BG"/>
             </w:rPr>
           </w:pPr>
-          <w:hyperlink w:anchor="_Toc220488426" w:history="1">
+          <w:hyperlink w:anchor="_Toc225928634" w:history="1">
             <w:r>
               <w:rPr>
                 <w:rStyle w:val="Hyperlink"/>
@@ -2353,7 +2351,7 @@
                 <w:noProof/>
                 <w:webHidden/>
               </w:rPr>
-              <w:instrText xml:space="preserve"> PAGEREF _Toc220488426 \h </w:instrText>
+              <w:instrText xml:space="preserve"> PAGEREF _Toc225928634 \h </w:instrText>
             </w:r>
             <w:r>
               <w:rPr>
@@ -2398,7 +2396,7 @@
               <w:lang w:val="bg-BG" w:eastAsia="bg-BG"/>
             </w:rPr>
           </w:pPr>
-          <w:hyperlink w:anchor="_Toc220488427" w:history="1">
+          <w:hyperlink w:anchor="_Toc225928635" w:history="1">
             <w:r>
               <w:rPr>
                 <w:rStyle w:val="Hyperlink"/>
@@ -2426,7 +2424,7 @@
                 <w:noProof/>
                 <w:webHidden/>
               </w:rPr>
-              <w:instrText xml:space="preserve"> PAGEREF _Toc220488427 \h </w:instrText>
+              <w:instrText xml:space="preserve"> PAGEREF _Toc225928635 \h </w:instrText>
             </w:r>
             <w:r>
               <w:rPr>
@@ -2471,7 +2469,7 @@
               <w:lang w:val="bg-BG" w:eastAsia="bg-BG"/>
             </w:rPr>
           </w:pPr>
-          <w:hyperlink w:anchor="_Toc220488428" w:history="1">
+          <w:hyperlink w:anchor="_Toc225928636" w:history="1">
             <w:r>
               <w:rPr>
                 <w:rStyle w:val="Hyperlink"/>
@@ -2499,7 +2497,7 @@
                 <w:noProof/>
                 <w:webHidden/>
               </w:rPr>
-              <w:instrText xml:space="preserve"> PAGEREF _Toc220488428 \h </w:instrText>
+              <w:instrText xml:space="preserve"> PAGEREF _Toc225928636 \h </w:instrText>
             </w:r>
             <w:r>
               <w:rPr>
@@ -2544,7 +2542,7 @@
               <w:lang w:val="bg-BG" w:eastAsia="bg-BG"/>
             </w:rPr>
           </w:pPr>
-          <w:hyperlink w:anchor="_Toc220488429" w:history="1">
+          <w:hyperlink w:anchor="_Toc225928637" w:history="1">
             <w:r>
               <w:rPr>
                 <w:rStyle w:val="Hyperlink"/>
@@ -2572,7 +2570,7 @@
                 <w:noProof/>
                 <w:webHidden/>
               </w:rPr>
-              <w:instrText xml:space="preserve"> PAGEREF _Toc220488429 \h </w:instrText>
+              <w:instrText xml:space="preserve"> PAGEREF _Toc225928637 \h </w:instrText>
             </w:r>
             <w:r>
               <w:rPr>
@@ -2617,7 +2615,7 @@
               <w:lang w:val="bg-BG" w:eastAsia="bg-BG"/>
             </w:rPr>
           </w:pPr>
-          <w:hyperlink w:anchor="_Toc220488430" w:history="1">
+          <w:hyperlink w:anchor="_Toc225928638" w:history="1">
             <w:r>
               <w:rPr>
                 <w:rStyle w:val="Hyperlink"/>
@@ -2645,7 +2643,7 @@
                 <w:noProof/>
                 <w:webHidden/>
               </w:rPr>
-              <w:instrText xml:space="preserve"> PAGEREF _Toc220488430 \h </w:instrText>
+              <w:instrText xml:space="preserve"> PAGEREF _Toc225928638 \h </w:instrText>
             </w:r>
             <w:r>
               <w:rPr>
@@ -2690,7 +2688,7 @@
               <w:lang w:val="bg-BG" w:eastAsia="bg-BG"/>
             </w:rPr>
           </w:pPr>
-          <w:hyperlink w:anchor="_Toc220488431" w:history="1">
+          <w:hyperlink w:anchor="_Toc225928639" w:history="1">
             <w:r>
               <w:rPr>
                 <w:rStyle w:val="Hyperlink"/>
@@ -2718,7 +2716,7 @@
                 <w:noProof/>
                 <w:webHidden/>
               </w:rPr>
-              <w:instrText xml:space="preserve"> PAGEREF _Toc220488431 \h </w:instrText>
+              <w:instrText xml:space="preserve"> PAGEREF _Toc225928639 \h </w:instrText>
             </w:r>
             <w:r>
               <w:rPr>
@@ -2763,7 +2761,7 @@
               <w:lang w:val="bg-BG" w:eastAsia="bg-BG"/>
             </w:rPr>
           </w:pPr>
-          <w:hyperlink w:anchor="_Toc220488432" w:history="1">
+          <w:hyperlink w:anchor="_Toc225928640" w:history="1">
             <w:r>
               <w:rPr>
                 <w:rStyle w:val="Hyperlink"/>
@@ -2791,7 +2789,7 @@
                 <w:noProof/>
                 <w:webHidden/>
               </w:rPr>
-              <w:instrText xml:space="preserve"> PAGEREF _Toc220488432 \h </w:instrText>
+              <w:instrText xml:space="preserve"> PAGEREF _Toc225928640 \h </w:instrText>
             </w:r>
             <w:r>
               <w:rPr>
@@ -2836,7 +2834,7 @@
               <w:lang w:val="bg-BG" w:eastAsia="bg-BG"/>
             </w:rPr>
           </w:pPr>
-          <w:hyperlink w:anchor="_Toc220488433" w:history="1">
+          <w:hyperlink w:anchor="_Toc225928641" w:history="1">
             <w:r>
               <w:rPr>
                 <w:rStyle w:val="Hyperlink"/>
@@ -2864,7 +2862,7 @@
                 <w:noProof/>
                 <w:webHidden/>
               </w:rPr>
-              <w:instrText xml:space="preserve"> PAGEREF _Toc220488433 \h </w:instrText>
+              <w:instrText xml:space="preserve"> PAGEREF _Toc225928641 \h </w:instrText>
             </w:r>
             <w:r>
               <w:rPr>
@@ -2909,7 +2907,7 @@
               <w:lang w:val="bg-BG" w:eastAsia="bg-BG"/>
             </w:rPr>
           </w:pPr>
-          <w:hyperlink w:anchor="_Toc220488434" w:history="1">
+          <w:hyperlink w:anchor="_Toc225928642" w:history="1">
             <w:r>
               <w:rPr>
                 <w:rStyle w:val="Hyperlink"/>
@@ -2937,7 +2935,7 @@
                 <w:noProof/>
                 <w:webHidden/>
               </w:rPr>
-              <w:instrText xml:space="preserve"> PAGEREF _Toc220488434 \h </w:instrText>
+              <w:instrText xml:space="preserve"> PAGEREF _Toc225928642 \h </w:instrText>
             </w:r>
             <w:r>
               <w:rPr>
@@ -2982,7 +2980,7 @@
               <w:lang w:val="bg-BG" w:eastAsia="bg-BG"/>
             </w:rPr>
           </w:pPr>
-          <w:hyperlink w:anchor="_Toc220488435" w:history="1">
+          <w:hyperlink w:anchor="_Toc225928643" w:history="1">
             <w:r>
               <w:rPr>
                 <w:rStyle w:val="Hyperlink"/>
@@ -3010,7 +3008,7 @@
                 <w:noProof/>
                 <w:webHidden/>
               </w:rPr>
-              <w:instrText xml:space="preserve"> PAGEREF _Toc220488435 \h </w:instrText>
+              <w:instrText xml:space="preserve"> PAGEREF _Toc225928643 \h </w:instrText>
             </w:r>
             <w:r>
               <w:rPr>
@@ -3055,7 +3053,7 @@
               <w:lang w:val="bg-BG" w:eastAsia="bg-BG"/>
             </w:rPr>
           </w:pPr>
-          <w:hyperlink w:anchor="_Toc220488436" w:history="1">
+          <w:hyperlink w:anchor="_Toc225928644" w:history="1">
             <w:r>
               <w:rPr>
                 <w:rStyle w:val="Hyperlink"/>
@@ -3083,7 +3081,7 @@
                 <w:noProof/>
                 <w:webHidden/>
               </w:rPr>
-              <w:instrText xml:space="preserve"> PAGEREF _Toc220488436 \h </w:instrText>
+              <w:instrText xml:space="preserve"> PAGEREF _Toc225928644 \h </w:instrText>
             </w:r>
             <w:r>
               <w:rPr>
@@ -3128,7 +3126,7 @@
               <w:lang w:val="bg-BG" w:eastAsia="bg-BG"/>
             </w:rPr>
           </w:pPr>
-          <w:hyperlink w:anchor="_Toc220488437" w:history="1">
+          <w:hyperlink w:anchor="_Toc225928645" w:history="1">
             <w:r>
               <w:rPr>
                 <w:rStyle w:val="Hyperlink"/>
@@ -3156,7 +3154,7 @@
                 <w:noProof/>
                 <w:webHidden/>
               </w:rPr>
-              <w:instrText xml:space="preserve"> PAGEREF _Toc220488437 \h </w:instrText>
+              <w:instrText xml:space="preserve"> PAGEREF _Toc225928645 \h </w:instrText>
             </w:r>
             <w:r>
               <w:rPr>
@@ -3201,7 +3199,7 @@
               <w:lang w:val="bg-BG" w:eastAsia="bg-BG"/>
             </w:rPr>
           </w:pPr>
-          <w:hyperlink w:anchor="_Toc220488438" w:history="1">
+          <w:hyperlink w:anchor="_Toc225928646" w:history="1">
             <w:r>
               <w:rPr>
                 <w:rStyle w:val="Hyperlink"/>
@@ -3229,7 +3227,7 @@
                 <w:noProof/>
                 <w:webHidden/>
               </w:rPr>
-              <w:instrText xml:space="preserve"> PAGEREF _Toc220488438 \h </w:instrText>
+              <w:instrText xml:space="preserve"> PAGEREF _Toc225928646 \h </w:instrText>
             </w:r>
             <w:r>
               <w:rPr>
@@ -3274,7 +3272,7 @@
               <w:lang w:val="bg-BG" w:eastAsia="bg-BG"/>
             </w:rPr>
           </w:pPr>
-          <w:hyperlink w:anchor="_Toc220488439" w:history="1">
+          <w:hyperlink w:anchor="_Toc225928647" w:history="1">
             <w:r>
               <w:rPr>
                 <w:rStyle w:val="Hyperlink"/>
@@ -3302,7 +3300,7 @@
                 <w:noProof/>
                 <w:webHidden/>
               </w:rPr>
-              <w:instrText xml:space="preserve"> PAGEREF _Toc220488439 \h </w:instrText>
+              <w:instrText xml:space="preserve"> PAGEREF _Toc225928647 \h </w:instrText>
             </w:r>
             <w:r>
               <w:rPr>
@@ -3347,7 +3345,7 @@
               <w:lang w:val="bg-BG" w:eastAsia="bg-BG"/>
             </w:rPr>
           </w:pPr>
-          <w:hyperlink w:anchor="_Toc220488440" w:history="1">
+          <w:hyperlink w:anchor="_Toc225928648" w:history="1">
             <w:r>
               <w:rPr>
                 <w:rStyle w:val="Hyperlink"/>
@@ -3375,7 +3373,7 @@
                 <w:noProof/>
                 <w:webHidden/>
               </w:rPr>
-              <w:instrText xml:space="preserve"> PAGEREF _Toc220488440 \h </w:instrText>
+              <w:instrText xml:space="preserve"> PAGEREF _Toc225928648 \h </w:instrText>
             </w:r>
             <w:r>
               <w:rPr>
@@ -3420,7 +3418,7 @@
               <w:lang w:val="bg-BG" w:eastAsia="bg-BG"/>
             </w:rPr>
           </w:pPr>
-          <w:hyperlink w:anchor="_Toc220488441" w:history="1">
+          <w:hyperlink w:anchor="_Toc225928649" w:history="1">
             <w:r>
               <w:rPr>
                 <w:rStyle w:val="Hyperlink"/>
@@ -3448,7 +3446,7 @@
                 <w:noProof/>
                 <w:webHidden/>
               </w:rPr>
-              <w:instrText xml:space="preserve"> PAGEREF _Toc220488441 \h </w:instrText>
+              <w:instrText xml:space="preserve"> PAGEREF _Toc225928649 \h </w:instrText>
             </w:r>
             <w:r>
               <w:rPr>
@@ -3493,7 +3491,7 @@
               <w:lang w:val="bg-BG" w:eastAsia="bg-BG"/>
             </w:rPr>
           </w:pPr>
-          <w:hyperlink w:anchor="_Toc220488442" w:history="1">
+          <w:hyperlink w:anchor="_Toc225928650" w:history="1">
             <w:r>
               <w:rPr>
                 <w:rStyle w:val="Hyperlink"/>
@@ -3521,7 +3519,7 @@
                 <w:noProof/>
                 <w:webHidden/>
               </w:rPr>
-              <w:instrText xml:space="preserve"> PAGEREF _Toc220488442 \h </w:instrText>
+              <w:instrText xml:space="preserve"> PAGEREF _Toc225928650 \h </w:instrText>
             </w:r>
             <w:r>
               <w:rPr>
@@ -3541,7 +3539,7 @@
                 <w:noProof/>
                 <w:webHidden/>
               </w:rPr>
-              <w:t>17</w:t>
+              <w:t>18</w:t>
             </w:r>
             <w:r>
               <w:rPr>
@@ -3566,7 +3564,7 @@
               <w:lang w:val="bg-BG" w:eastAsia="bg-BG"/>
             </w:rPr>
           </w:pPr>
-          <w:hyperlink w:anchor="_Toc220488443" w:history="1">
+          <w:hyperlink w:anchor="_Toc225928651" w:history="1">
             <w:r>
               <w:rPr>
                 <w:rStyle w:val="Hyperlink"/>
@@ -3594,7 +3592,7 @@
                 <w:noProof/>
                 <w:webHidden/>
               </w:rPr>
-              <w:instrText xml:space="preserve"> PAGEREF _Toc220488443 \h </w:instrText>
+              <w:instrText xml:space="preserve"> PAGEREF _Toc225928651 \h </w:instrText>
             </w:r>
             <w:r>
               <w:rPr>
@@ -3639,7 +3637,7 @@
               <w:lang w:val="bg-BG" w:eastAsia="bg-BG"/>
             </w:rPr>
           </w:pPr>
-          <w:hyperlink w:anchor="_Toc220488444" w:history="1">
+          <w:hyperlink w:anchor="_Toc225928652" w:history="1">
             <w:r>
               <w:rPr>
                 <w:rStyle w:val="Hyperlink"/>
@@ -3667,7 +3665,7 @@
                 <w:noProof/>
                 <w:webHidden/>
               </w:rPr>
-              <w:instrText xml:space="preserve"> PAGEREF _Toc220488444 \h </w:instrText>
+              <w:instrText xml:space="preserve"> PAGEREF _Toc225928652 \h </w:instrText>
             </w:r>
             <w:r>
               <w:rPr>
@@ -3712,7 +3710,7 @@
               <w:lang w:val="bg-BG" w:eastAsia="bg-BG"/>
             </w:rPr>
           </w:pPr>
-          <w:hyperlink w:anchor="_Toc220488445" w:history="1">
+          <w:hyperlink w:anchor="_Toc225928653" w:history="1">
             <w:r>
               <w:rPr>
                 <w:rStyle w:val="Hyperlink"/>
@@ -3740,7 +3738,7 @@
                 <w:noProof/>
                 <w:webHidden/>
               </w:rPr>
-              <w:instrText xml:space="preserve"> PAGEREF _Toc220488445 \h </w:instrText>
+              <w:instrText xml:space="preserve"> PAGEREF _Toc225928653 \h </w:instrText>
             </w:r>
             <w:r>
               <w:rPr>
@@ -3785,7 +3783,7 @@
               <w:lang w:val="bg-BG" w:eastAsia="bg-BG"/>
             </w:rPr>
           </w:pPr>
-          <w:hyperlink w:anchor="_Toc220488446" w:history="1">
+          <w:hyperlink w:anchor="_Toc225928654" w:history="1">
             <w:r>
               <w:rPr>
                 <w:rStyle w:val="Hyperlink"/>
@@ -3813,7 +3811,7 @@
                 <w:noProof/>
                 <w:webHidden/>
               </w:rPr>
-              <w:instrText xml:space="preserve"> PAGEREF _Toc220488446 \h </w:instrText>
+              <w:instrText xml:space="preserve"> PAGEREF _Toc225928654 \h </w:instrText>
             </w:r>
             <w:r>
               <w:rPr>
@@ -3858,7 +3856,7 @@
               <w:lang w:val="bg-BG" w:eastAsia="bg-BG"/>
             </w:rPr>
           </w:pPr>
-          <w:hyperlink w:anchor="_Toc220488447" w:history="1">
+          <w:hyperlink w:anchor="_Toc225928655" w:history="1">
             <w:r>
               <w:rPr>
                 <w:rStyle w:val="Hyperlink"/>
@@ -3886,7 +3884,7 @@
                 <w:noProof/>
                 <w:webHidden/>
               </w:rPr>
-              <w:instrText xml:space="preserve"> PAGEREF _Toc220488447 \h </w:instrText>
+              <w:instrText xml:space="preserve"> PAGEREF _Toc225928655 \h </w:instrText>
             </w:r>
             <w:r>
               <w:rPr>
@@ -3931,7 +3929,7 @@
               <w:lang w:val="bg-BG" w:eastAsia="bg-BG"/>
             </w:rPr>
           </w:pPr>
-          <w:hyperlink w:anchor="_Toc220488448" w:history="1">
+          <w:hyperlink w:anchor="_Toc225928656" w:history="1">
             <w:r>
               <w:rPr>
                 <w:rStyle w:val="Hyperlink"/>
@@ -3959,7 +3957,7 @@
                 <w:noProof/>
                 <w:webHidden/>
               </w:rPr>
-              <w:instrText xml:space="preserve"> PAGEREF _Toc220488448 \h </w:instrText>
+              <w:instrText xml:space="preserve"> PAGEREF _Toc225928656 \h </w:instrText>
             </w:r>
             <w:r>
               <w:rPr>
@@ -4004,7 +4002,7 @@
               <w:lang w:val="bg-BG" w:eastAsia="bg-BG"/>
             </w:rPr>
           </w:pPr>
-          <w:hyperlink w:anchor="_Toc220488449" w:history="1">
+          <w:hyperlink w:anchor="_Toc225928657" w:history="1">
             <w:r>
               <w:rPr>
                 <w:rStyle w:val="Hyperlink"/>
@@ -4032,7 +4030,7 @@
                 <w:noProof/>
                 <w:webHidden/>
               </w:rPr>
-              <w:instrText xml:space="preserve"> PAGEREF _Toc220488449 \h </w:instrText>
+              <w:instrText xml:space="preserve"> PAGEREF _Toc225928657 \h </w:instrText>
             </w:r>
             <w:r>
               <w:rPr>
@@ -4077,7 +4075,7 @@
               <w:lang w:val="bg-BG" w:eastAsia="bg-BG"/>
             </w:rPr>
           </w:pPr>
-          <w:hyperlink w:anchor="_Toc220488450" w:history="1">
+          <w:hyperlink w:anchor="_Toc225928658" w:history="1">
             <w:r>
               <w:rPr>
                 <w:rStyle w:val="Hyperlink"/>
@@ -4105,7 +4103,7 @@
                 <w:noProof/>
                 <w:webHidden/>
               </w:rPr>
-              <w:instrText xml:space="preserve"> PAGEREF _Toc220488450 \h </w:instrText>
+              <w:instrText xml:space="preserve"> PAGEREF _Toc225928658 \h </w:instrText>
             </w:r>
             <w:r>
               <w:rPr>
@@ -4150,7 +4148,7 @@
               <w:lang w:val="bg-BG" w:eastAsia="bg-BG"/>
             </w:rPr>
           </w:pPr>
-          <w:hyperlink w:anchor="_Toc220488451" w:history="1">
+          <w:hyperlink w:anchor="_Toc225928659" w:history="1">
             <w:r>
               <w:rPr>
                 <w:rStyle w:val="Hyperlink"/>
@@ -4178,7 +4176,7 @@
                 <w:noProof/>
                 <w:webHidden/>
               </w:rPr>
-              <w:instrText xml:space="preserve"> PAGEREF _Toc220488451 \h </w:instrText>
+              <w:instrText xml:space="preserve"> PAGEREF _Toc225928659 \h </w:instrText>
             </w:r>
             <w:r>
               <w:rPr>
@@ -4223,7 +4221,7 @@
               <w:lang w:val="bg-BG" w:eastAsia="bg-BG"/>
             </w:rPr>
           </w:pPr>
-          <w:hyperlink w:anchor="_Toc220488452" w:history="1">
+          <w:hyperlink w:anchor="_Toc225928660" w:history="1">
             <w:r>
               <w:rPr>
                 <w:rStyle w:val="Hyperlink"/>
@@ -4251,7 +4249,7 @@
                 <w:noProof/>
                 <w:webHidden/>
               </w:rPr>
-              <w:instrText xml:space="preserve"> PAGEREF _Toc220488452 \h </w:instrText>
+              <w:instrText xml:space="preserve"> PAGEREF _Toc225928660 \h </w:instrText>
             </w:r>
             <w:r>
               <w:rPr>
@@ -4296,7 +4294,7 @@
               <w:lang w:val="bg-BG" w:eastAsia="bg-BG"/>
             </w:rPr>
           </w:pPr>
-          <w:hyperlink w:anchor="_Toc220488453" w:history="1">
+          <w:hyperlink w:anchor="_Toc225928661" w:history="1">
             <w:r>
               <w:rPr>
                 <w:rStyle w:val="Hyperlink"/>
@@ -4324,7 +4322,7 @@
                 <w:noProof/>
                 <w:webHidden/>
               </w:rPr>
-              <w:instrText xml:space="preserve"> PAGEREF _Toc220488453 \h </w:instrText>
+              <w:instrText xml:space="preserve"> PAGEREF _Toc225928661 \h </w:instrText>
             </w:r>
             <w:r>
               <w:rPr>
@@ -4369,7 +4367,7 @@
               <w:lang w:val="bg-BG" w:eastAsia="bg-BG"/>
             </w:rPr>
           </w:pPr>
-          <w:hyperlink w:anchor="_Toc220488454" w:history="1">
+          <w:hyperlink w:anchor="_Toc225928662" w:history="1">
             <w:r>
               <w:rPr>
                 <w:rStyle w:val="Hyperlink"/>
@@ -4397,7 +4395,7 @@
                 <w:noProof/>
                 <w:webHidden/>
               </w:rPr>
-              <w:instrText xml:space="preserve"> PAGEREF _Toc220488454 \h </w:instrText>
+              <w:instrText xml:space="preserve"> PAGEREF _Toc225928662 \h </w:instrText>
             </w:r>
             <w:r>
               <w:rPr>
@@ -4442,7 +4440,7 @@
               <w:lang w:val="bg-BG" w:eastAsia="bg-BG"/>
             </w:rPr>
           </w:pPr>
-          <w:hyperlink w:anchor="_Toc220488455" w:history="1">
+          <w:hyperlink w:anchor="_Toc225928663" w:history="1">
             <w:r>
               <w:rPr>
                 <w:rStyle w:val="Hyperlink"/>
@@ -4470,7 +4468,7 @@
                 <w:noProof/>
                 <w:webHidden/>
               </w:rPr>
-              <w:instrText xml:space="preserve"> PAGEREF _Toc220488455 \h </w:instrText>
+              <w:instrText xml:space="preserve"> PAGEREF _Toc225928663 \h </w:instrText>
             </w:r>
             <w:r>
               <w:rPr>
@@ -4515,7 +4513,7 @@
               <w:lang w:val="bg-BG" w:eastAsia="bg-BG"/>
             </w:rPr>
           </w:pPr>
-          <w:hyperlink w:anchor="_Toc220488456" w:history="1">
+          <w:hyperlink w:anchor="_Toc225928664" w:history="1">
             <w:r>
               <w:rPr>
                 <w:rStyle w:val="Hyperlink"/>
@@ -4543,7 +4541,7 @@
                 <w:noProof/>
                 <w:webHidden/>
               </w:rPr>
-              <w:instrText xml:space="preserve"> PAGEREF _Toc220488456 \h </w:instrText>
+              <w:instrText xml:space="preserve"> PAGEREF _Toc225928664 \h </w:instrText>
             </w:r>
             <w:r>
               <w:rPr>
@@ -4588,7 +4586,7 @@
               <w:lang w:val="bg-BG" w:eastAsia="bg-BG"/>
             </w:rPr>
           </w:pPr>
-          <w:hyperlink w:anchor="_Toc220488457" w:history="1">
+          <w:hyperlink w:anchor="_Toc225928665" w:history="1">
             <w:r>
               <w:rPr>
                 <w:rStyle w:val="Hyperlink"/>
@@ -4616,7 +4614,7 @@
                 <w:noProof/>
                 <w:webHidden/>
               </w:rPr>
-              <w:instrText xml:space="preserve"> PAGEREF _Toc220488457 \h </w:instrText>
+              <w:instrText xml:space="preserve"> PAGEREF _Toc225928665 \h </w:instrText>
             </w:r>
             <w:r>
               <w:rPr>
@@ -4661,7 +4659,7 @@
               <w:lang w:val="bg-BG" w:eastAsia="bg-BG"/>
             </w:rPr>
           </w:pPr>
-          <w:hyperlink w:anchor="_Toc220488458" w:history="1">
+          <w:hyperlink w:anchor="_Toc225928666" w:history="1">
             <w:r>
               <w:rPr>
                 <w:rStyle w:val="Hyperlink"/>
@@ -4689,7 +4687,7 @@
                 <w:noProof/>
                 <w:webHidden/>
               </w:rPr>
-              <w:instrText xml:space="preserve"> PAGEREF _Toc220488458 \h </w:instrText>
+              <w:instrText xml:space="preserve"> PAGEREF _Toc225928666 \h </w:instrText>
             </w:r>
             <w:r>
               <w:rPr>
@@ -4734,7 +4732,7 @@
               <w:lang w:val="bg-BG" w:eastAsia="bg-BG"/>
             </w:rPr>
           </w:pPr>
-          <w:hyperlink w:anchor="_Toc220488459" w:history="1">
+          <w:hyperlink w:anchor="_Toc225928667" w:history="1">
             <w:r>
               <w:rPr>
                 <w:rStyle w:val="Hyperlink"/>
@@ -4762,7 +4760,7 @@
                 <w:noProof/>
                 <w:webHidden/>
               </w:rPr>
-              <w:instrText xml:space="preserve"> PAGEREF _Toc220488459 \h </w:instrText>
+              <w:instrText xml:space="preserve"> PAGEREF _Toc225928667 \h </w:instrText>
             </w:r>
             <w:r>
               <w:rPr>
@@ -4782,7 +4780,7 @@
                 <w:noProof/>
                 <w:webHidden/>
               </w:rPr>
-              <w:t>22</w:t>
+              <w:t>23</w:t>
             </w:r>
             <w:r>
               <w:rPr>
@@ -4807,7 +4805,7 @@
               <w:lang w:val="bg-BG" w:eastAsia="bg-BG"/>
             </w:rPr>
           </w:pPr>
-          <w:hyperlink w:anchor="_Toc220488460" w:history="1">
+          <w:hyperlink w:anchor="_Toc225928668" w:history="1">
             <w:r>
               <w:rPr>
                 <w:rStyle w:val="Hyperlink"/>
@@ -4835,7 +4833,7 @@
                 <w:noProof/>
                 <w:webHidden/>
               </w:rPr>
-              <w:instrText xml:space="preserve"> PAGEREF _Toc220488460 \h </w:instrText>
+              <w:instrText xml:space="preserve"> PAGEREF _Toc225928668 \h </w:instrText>
             </w:r>
             <w:r>
               <w:rPr>
@@ -4855,7 +4853,7 @@
                 <w:noProof/>
                 <w:webHidden/>
               </w:rPr>
-              <w:t>22</w:t>
+              <w:t>23</w:t>
             </w:r>
             <w:r>
               <w:rPr>
@@ -4880,7 +4878,7 @@
               <w:lang w:val="bg-BG" w:eastAsia="bg-BG"/>
             </w:rPr>
           </w:pPr>
-          <w:hyperlink w:anchor="_Toc220488461" w:history="1">
+          <w:hyperlink w:anchor="_Toc225928669" w:history="1">
             <w:r>
               <w:rPr>
                 <w:rStyle w:val="Hyperlink"/>
@@ -4908,7 +4906,7 @@
                 <w:noProof/>
                 <w:webHidden/>
               </w:rPr>
-              <w:instrText xml:space="preserve"> PAGEREF _Toc220488461 \h </w:instrText>
+              <w:instrText xml:space="preserve"> PAGEREF _Toc225928669 \h </w:instrText>
             </w:r>
             <w:r>
               <w:rPr>
@@ -4953,7 +4951,7 @@
               <w:lang w:val="bg-BG" w:eastAsia="bg-BG"/>
             </w:rPr>
           </w:pPr>
-          <w:hyperlink w:anchor="_Toc220488462" w:history="1">
+          <w:hyperlink w:anchor="_Toc225928670" w:history="1">
             <w:r>
               <w:rPr>
                 <w:rStyle w:val="Hyperlink"/>
@@ -4981,7 +4979,7 @@
                 <w:noProof/>
                 <w:webHidden/>
               </w:rPr>
-              <w:instrText xml:space="preserve"> PAGEREF _Toc220488462 \h </w:instrText>
+              <w:instrText xml:space="preserve"> PAGEREF _Toc225928670 \h </w:instrText>
             </w:r>
             <w:r>
               <w:rPr>
@@ -5026,7 +5024,7 @@
               <w:lang w:val="bg-BG" w:eastAsia="bg-BG"/>
             </w:rPr>
           </w:pPr>
-          <w:hyperlink w:anchor="_Toc220488463" w:history="1">
+          <w:hyperlink w:anchor="_Toc225928671" w:history="1">
             <w:r>
               <w:rPr>
                 <w:rStyle w:val="Hyperlink"/>
@@ -5054,7 +5052,7 @@
                 <w:noProof/>
                 <w:webHidden/>
               </w:rPr>
-              <w:instrText xml:space="preserve"> PAGEREF _Toc220488463 \h </w:instrText>
+              <w:instrText xml:space="preserve"> PAGEREF _Toc225928671 \h </w:instrText>
             </w:r>
             <w:r>
               <w:rPr>
@@ -5074,7 +5072,7 @@
                 <w:noProof/>
                 <w:webHidden/>
               </w:rPr>
-              <w:t>23</w:t>
+              <w:t>24</w:t>
             </w:r>
             <w:r>
               <w:rPr>
@@ -5099,7 +5097,7 @@
               <w:lang w:val="bg-BG" w:eastAsia="bg-BG"/>
             </w:rPr>
           </w:pPr>
-          <w:hyperlink w:anchor="_Toc220488464" w:history="1">
+          <w:hyperlink w:anchor="_Toc225928672" w:history="1">
             <w:r>
               <w:rPr>
                 <w:rStyle w:val="Hyperlink"/>
@@ -5127,7 +5125,7 @@
                 <w:noProof/>
                 <w:webHidden/>
               </w:rPr>
-              <w:instrText xml:space="preserve"> PAGEREF _Toc220488464 \h </w:instrText>
+              <w:instrText xml:space="preserve"> PAGEREF _Toc225928672 \h </w:instrText>
             </w:r>
             <w:r>
               <w:rPr>
@@ -5172,7 +5170,7 @@
               <w:lang w:val="bg-BG" w:eastAsia="bg-BG"/>
             </w:rPr>
           </w:pPr>
-          <w:hyperlink w:anchor="_Toc220488465" w:history="1">
+          <w:hyperlink w:anchor="_Toc225928673" w:history="1">
             <w:r>
               <w:rPr>
                 <w:rStyle w:val="Hyperlink"/>
@@ -5200,7 +5198,7 @@
                 <w:noProof/>
                 <w:webHidden/>
               </w:rPr>
-              <w:instrText xml:space="preserve"> PAGEREF _Toc220488465 \h </w:instrText>
+              <w:instrText xml:space="preserve"> PAGEREF _Toc225928673 \h </w:instrText>
             </w:r>
             <w:r>
               <w:rPr>
@@ -5245,7 +5243,7 @@
               <w:lang w:val="bg-BG" w:eastAsia="bg-BG"/>
             </w:rPr>
           </w:pPr>
-          <w:hyperlink w:anchor="_Toc220488466" w:history="1">
+          <w:hyperlink w:anchor="_Toc225928674" w:history="1">
             <w:r>
               <w:rPr>
                 <w:rStyle w:val="Hyperlink"/>
@@ -5273,7 +5271,7 @@
                 <w:noProof/>
                 <w:webHidden/>
               </w:rPr>
-              <w:instrText xml:space="preserve"> PAGEREF _Toc220488466 \h </w:instrText>
+              <w:instrText xml:space="preserve"> PAGEREF _Toc225928674 \h </w:instrText>
             </w:r>
             <w:r>
               <w:rPr>
@@ -5318,7 +5316,7 @@
               <w:lang w:val="bg-BG" w:eastAsia="bg-BG"/>
             </w:rPr>
           </w:pPr>
-          <w:hyperlink w:anchor="_Toc220488467" w:history="1">
+          <w:hyperlink w:anchor="_Toc225928675" w:history="1">
             <w:r>
               <w:rPr>
                 <w:rStyle w:val="Hyperlink"/>
@@ -5346,7 +5344,7 @@
                 <w:noProof/>
                 <w:webHidden/>
               </w:rPr>
-              <w:instrText xml:space="preserve"> PAGEREF _Toc220488467 \h </w:instrText>
+              <w:instrText xml:space="preserve"> PAGEREF _Toc225928675 \h </w:instrText>
             </w:r>
             <w:r>
               <w:rPr>
@@ -5391,7 +5389,7 @@
               <w:lang w:val="bg-BG" w:eastAsia="bg-BG"/>
             </w:rPr>
           </w:pPr>
-          <w:hyperlink w:anchor="_Toc220488468" w:history="1">
+          <w:hyperlink w:anchor="_Toc225928676" w:history="1">
             <w:r>
               <w:rPr>
                 <w:rStyle w:val="Hyperlink"/>
@@ -5419,7 +5417,7 @@
                 <w:noProof/>
                 <w:webHidden/>
               </w:rPr>
-              <w:instrText xml:space="preserve"> PAGEREF _Toc220488468 \h </w:instrText>
+              <w:instrText xml:space="preserve"> PAGEREF _Toc225928676 \h </w:instrText>
             </w:r>
             <w:r>
               <w:rPr>
@@ -5464,7 +5462,7 @@
               <w:lang w:val="bg-BG" w:eastAsia="bg-BG"/>
             </w:rPr>
           </w:pPr>
-          <w:hyperlink w:anchor="_Toc220488469" w:history="1">
+          <w:hyperlink w:anchor="_Toc225928677" w:history="1">
             <w:r>
               <w:rPr>
                 <w:rStyle w:val="Hyperlink"/>
@@ -5492,7 +5490,80 @@
                 <w:noProof/>
                 <w:webHidden/>
               </w:rPr>
-              <w:instrText xml:space="preserve"> PAGEREF _Toc220488469 \h </w:instrText>
+              <w:instrText xml:space="preserve"> PAGEREF _Toc225928677 \h </w:instrText>
+            </w:r>
+            <w:r>
+              <w:rPr>
+                <w:noProof/>
+                <w:webHidden/>
+              </w:rPr>
+            </w:r>
+            <w:r>
+              <w:rPr>
+                <w:noProof/>
+                <w:webHidden/>
+              </w:rPr>
+              <w:fldChar w:fldCharType="separate"/>
+            </w:r>
+            <w:r>
+              <w:rPr>
+                <w:noProof/>
+                <w:webHidden/>
+              </w:rPr>
+              <w:t>25</w:t>
+            </w:r>
+            <w:r>
+              <w:rPr>
+                <w:noProof/>
+                <w:webHidden/>
+              </w:rPr>
+              <w:fldChar w:fldCharType="end"/>
+            </w:r>
+          </w:hyperlink>
+        </w:p>
+        <w:p>
+          <w:pPr>
+            <w:pStyle w:val="TOC2"/>
+            <w:tabs>
+              <w:tab w:val="right" w:leader="dot" w:pos="8630"/>
+            </w:tabs>
+            <w:rPr>
+              <w:rFonts w:asciiTheme="minorHAnsi" w:hAnsiTheme="minorHAnsi" w:cstheme="minorBidi"/>
+              <w:noProof/>
+              <w:sz w:val="22"/>
+              <w:szCs w:val="22"/>
+              <w:lang w:val="bg-BG" w:eastAsia="bg-BG"/>
+            </w:rPr>
+          </w:pPr>
+          <w:hyperlink w:anchor="_Toc225928678" w:history="1">
+            <w:r>
+              <w:rPr>
+                <w:rStyle w:val="Hyperlink"/>
+                <w:noProof/>
+                <w:lang w:val="bg-BG" w:eastAsia="bg-BG"/>
+              </w:rPr>
+              <w:t>16.3. Допълнителен анализ на сигурността</w:t>
+            </w:r>
+            <w:r>
+              <w:rPr>
+                <w:noProof/>
+                <w:webHidden/>
+              </w:rPr>
+              <w:tab/>
+            </w:r>
+            <w:r>
+              <w:rPr>
+                <w:noProof/>
+                <w:webHidden/>
+              </w:rPr>
+              <w:fldChar w:fldCharType="begin"/>
+            </w:r>
+            <w:r>
+              <w:rPr>
+                <w:noProof/>
+                <w:webHidden/>
+              </w:rPr>
+              <w:instrText xml:space="preserve"> PAGEREF _Toc225928678 \h </w:instrText>
             </w:r>
             <w:r>
               <w:rPr>
@@ -5537,21 +5608,13 @@
               <w:lang w:val="bg-BG" w:eastAsia="bg-BG"/>
             </w:rPr>
           </w:pPr>
-          <w:hyperlink w:anchor="_Toc220488470" w:history="1">
+          <w:hyperlink w:anchor="_Toc225928679" w:history="1">
             <w:r>
               <w:rPr>
                 <w:rStyle w:val="Hyperlink"/>
                 <w:noProof/>
-                <w:lang w:val="en-US"/>
-              </w:rPr>
-              <w:t xml:space="preserve">17. </w:t>
-            </w:r>
-            <w:r>
-              <w:rPr>
-                <w:rStyle w:val="Hyperlink"/>
-                <w:noProof/>
-              </w:rPr>
-              <w:t>Заключение</w:t>
+              </w:rPr>
+              <w:t>17. Заключение</w:t>
             </w:r>
             <w:r>
               <w:rPr>
@@ -5572,7 +5635,7 @@
                 <w:noProof/>
                 <w:webHidden/>
               </w:rPr>
-              <w:instrText xml:space="preserve"> PAGEREF _Toc220488470 \h </w:instrText>
+              <w:instrText xml:space="preserve"> PAGEREF _Toc225928679 \h </w:instrText>
             </w:r>
             <w:r>
               <w:rPr>
@@ -5592,7 +5655,7 @@
                 <w:noProof/>
                 <w:webHidden/>
               </w:rPr>
-              <w:t>25</w:t>
+              <w:t>26</w:t>
             </w:r>
             <w:r>
               <w:rPr>
@@ -5617,7 +5680,7 @@
               <w:lang w:val="bg-BG" w:eastAsia="bg-BG"/>
             </w:rPr>
           </w:pPr>
-          <w:hyperlink w:anchor="_Toc220488471" w:history="1">
+          <w:hyperlink w:anchor="_Toc225928680" w:history="1">
             <w:r>
               <w:rPr>
                 <w:rStyle w:val="Hyperlink"/>
@@ -5645,7 +5708,7 @@
                 <w:noProof/>
                 <w:webHidden/>
               </w:rPr>
-              <w:instrText xml:space="preserve"> PAGEREF _Toc220488471 \h </w:instrText>
+              <w:instrText xml:space="preserve"> PAGEREF _Toc225928680 \h </w:instrText>
             </w:r>
             <w:r>
               <w:rPr>
@@ -5665,7 +5728,7 @@
                 <w:noProof/>
                 <w:webHidden/>
               </w:rPr>
-              <w:t>26</w:t>
+              <w:t>27</w:t>
             </w:r>
             <w:r>
               <w:rPr>
@@ -5698,41 +5761,49 @@
       <w:pPr>
         <w:pStyle w:val="Heading1"/>
         <w:rPr>
+          <w:sz w:val="36"/>
           <w:lang w:val="bg-BG" w:eastAsia="bg-BG"/>
         </w:rPr>
       </w:pPr>
-      <w:bookmarkStart w:id="1" w:name="_Toc220243729"/>
-      <w:bookmarkStart w:id="2" w:name="_Toc220244641"/>
-      <w:bookmarkStart w:id="3" w:name="_Toc220488395"/>
-      <w:r>
-        <w:rPr>
+      <w:bookmarkStart w:id="0" w:name="_Toc220243729"/>
+      <w:bookmarkStart w:id="1" w:name="_Toc220244641"/>
+      <w:bookmarkStart w:id="2" w:name="_Toc225928603"/>
+      <w:r>
+        <w:rPr>
+          <w:sz w:val="36"/>
           <w:lang w:val="bg-BG" w:eastAsia="bg-BG"/>
         </w:rPr>
         <w:t>1. Увод</w:t>
       </w:r>
+      <w:bookmarkEnd w:id="0"/>
       <w:bookmarkEnd w:id="1"/>
       <w:bookmarkEnd w:id="2"/>
-      <w:bookmarkEnd w:id="3"/>
     </w:p>
     <w:p>
       <w:pPr>
         <w:pStyle w:val="Heading2"/>
-      </w:pPr>
-      <w:bookmarkStart w:id="4" w:name="_Toc220488396"/>
-      <w:bookmarkStart w:id="5" w:name="_Toc220243730"/>
-      <w:bookmarkStart w:id="6" w:name="_Toc220244642"/>
-      <w:r>
+        <w:rPr>
+          <w:sz w:val="28"/>
+        </w:rPr>
+      </w:pPr>
+      <w:bookmarkStart w:id="3" w:name="_Toc220243730"/>
+      <w:bookmarkStart w:id="4" w:name="_Toc220244642"/>
+      <w:bookmarkStart w:id="5" w:name="_Toc225928604"/>
+      <w:r>
+        <w:rPr>
+          <w:sz w:val="28"/>
+        </w:rPr>
         <w:t>1.1. Какво представлява криптографията</w:t>
       </w:r>
-      <w:bookmarkEnd w:id="4"/>
+      <w:bookmarkEnd w:id="5"/>
     </w:p>
     <w:p>
       <w:r>
-        <w:t xml:space="preserve">Криптографията е наука за защита на информацията чрез преобразуването ѝ в нечетим за неоторизирани лица вид. Основната ѝ цел е да осигури поверителност, цялост и сигурност на данните при тяхното съхранение и пренос. Чрез използването на различни алгоритми и криптографски ключове, </w:t>
+        <w:t xml:space="preserve">Криптографията е наука за защита на информацията чрез преобразуването ѝ в нечетим за неоторизирани лица вид. Основната ѝ цел е да осигури поверителност, цялост и сигурност на данните при тяхното съхранение и пренос. </w:t>
       </w:r>
       <w:r>
         <w:lastRenderedPageBreak/>
-        <w:t>информацията се кодира по начин, който може да бъде разбран единствено от лица, притежаващи необходимия ключ за декриптиране.</w:t>
+        <w:t>Чрез използването на различни алгоритми и криптографски ключове, информацията се кодира по начин, който може да бъде разбран единствено от лица, притежаващи необходимия ключ за декриптиране.</w:t>
       </w:r>
     </w:p>
     <w:p/>
@@ -5740,16 +5811,21 @@
       <w:pPr>
         <w:pStyle w:val="Heading2"/>
         <w:rPr>
+          <w:sz w:val="28"/>
           <w:lang w:val="bg-BG"/>
         </w:rPr>
       </w:pPr>
-      <w:bookmarkStart w:id="7" w:name="_Toc220488397"/>
-      <w:r>
+      <w:bookmarkStart w:id="6" w:name="_Toc225928605"/>
+      <w:r>
+        <w:rPr>
+          <w:sz w:val="28"/>
+        </w:rPr>
         <w:t>1.2. Защо защитата на информацията е важна в съвременния свят</w:t>
       </w:r>
-      <w:bookmarkEnd w:id="7"/>
-      <w:r>
-        <w:rPr>
+      <w:bookmarkEnd w:id="6"/>
+      <w:r>
+        <w:rPr>
+          <w:sz w:val="28"/>
           <w:lang w:val="bg-BG"/>
         </w:rPr>
         <w:t xml:space="preserve"> </w:t>
@@ -5779,16 +5855,21 @@
       <w:pPr>
         <w:pStyle w:val="Heading2"/>
         <w:rPr>
+          <w:sz w:val="28"/>
           <w:lang w:val="bg-BG"/>
         </w:rPr>
       </w:pPr>
-      <w:bookmarkStart w:id="8" w:name="_Toc220488398"/>
-      <w:r>
+      <w:bookmarkStart w:id="7" w:name="_Toc225928606"/>
+      <w:r>
+        <w:rPr>
+          <w:sz w:val="28"/>
+        </w:rPr>
         <w:t>1.3. Примери от реалния живот (социални мрежи, банкиране, съобщения)</w:t>
       </w:r>
-      <w:bookmarkEnd w:id="8"/>
-      <w:r>
-        <w:rPr>
+      <w:bookmarkEnd w:id="7"/>
+      <w:r>
+        <w:rPr>
+          <w:sz w:val="28"/>
           <w:lang w:val="bg-BG"/>
         </w:rPr>
         <w:t xml:space="preserve"> </w:t>
@@ -5818,16 +5899,21 @@
       <w:pPr>
         <w:pStyle w:val="Heading2"/>
         <w:rPr>
+          <w:sz w:val="28"/>
           <w:lang w:val="bg-BG"/>
         </w:rPr>
       </w:pPr>
-      <w:bookmarkStart w:id="9" w:name="_Toc220488399"/>
-      <w:r>
+      <w:bookmarkStart w:id="8" w:name="_Toc225928607"/>
+      <w:r>
+        <w:rPr>
+          <w:sz w:val="28"/>
+        </w:rPr>
         <w:t>1.4. Цел на дипломния проект</w:t>
       </w:r>
-      <w:bookmarkEnd w:id="9"/>
-      <w:r>
-        <w:rPr>
+      <w:bookmarkEnd w:id="8"/>
+      <w:r>
+        <w:rPr>
+          <w:sz w:val="28"/>
           <w:lang w:val="bg-BG"/>
         </w:rPr>
         <w:t xml:space="preserve"> </w:t>
@@ -5857,18 +5943,23 @@
       <w:pPr>
         <w:pStyle w:val="Heading2"/>
         <w:rPr>
+          <w:sz w:val="28"/>
           <w:lang w:val="bg-BG"/>
         </w:rPr>
       </w:pPr>
-      <w:bookmarkStart w:id="10" w:name="_Toc220488400"/>
-      <w:r>
+      <w:bookmarkStart w:id="9" w:name="_Toc225928608"/>
+      <w:r>
+        <w:rPr>
+          <w:sz w:val="28"/>
+        </w:rPr>
         <w:t>1.5. Какво ще бъде представено в теоретичната част</w:t>
       </w:r>
-      <w:bookmarkEnd w:id="5"/>
-      <w:bookmarkEnd w:id="6"/>
-      <w:bookmarkEnd w:id="10"/>
-      <w:r>
-        <w:rPr>
+      <w:bookmarkEnd w:id="3"/>
+      <w:bookmarkEnd w:id="4"/>
+      <w:bookmarkEnd w:id="9"/>
+      <w:r>
+        <w:rPr>
+          <w:sz w:val="28"/>
           <w:lang w:val="bg-BG"/>
         </w:rPr>
         <w:t xml:space="preserve"> </w:t>
@@ -5884,41 +5975,51 @@
         <w:rPr>
           <w:lang w:val="bg-BG"/>
         </w:rPr>
-        <w:t>Основната цел на настоящия дипломен проект е разработването на уеб приложение за сигурно споделяне на тайни съобщения с еднократно прочитане. Приложението има за задача да осигури защита на информацията чрез криптиране, както и да ограничи достъпа до нея чрез механизъм за автоматично изтриване след първото отваряне.</w:t>
+        <w:t xml:space="preserve">Основната цел на настоящия дипломен проект е разработването на уеб приложение за сигурно споделяне на тайни съобщения с еднократно прочитане. Приложението има за задача да осигури защита на информацията чрез криптиране, </w:t>
+      </w:r>
+      <w:r>
+        <w:rPr>
+          <w:lang w:val="bg-BG"/>
+        </w:rPr>
+        <w:lastRenderedPageBreak/>
+        <w:t>както и да ограничи достъпа до нея чрез механизъм за автоматично изтриване след първото отваряне.</w:t>
       </w:r>
     </w:p>
     <w:p>
       <w:pPr>
         <w:pStyle w:val="Heading1"/>
         <w:rPr>
+          <w:sz w:val="36"/>
           <w:lang w:val="bg-BG" w:eastAsia="bg-BG"/>
         </w:rPr>
       </w:pPr>
-      <w:bookmarkStart w:id="11" w:name="_Toc220243731"/>
-      <w:bookmarkStart w:id="12" w:name="_Toc220244643"/>
-      <w:bookmarkStart w:id="13" w:name="_Toc220488401"/>
-      <w:r>
-        <w:rPr>
+      <w:bookmarkStart w:id="10" w:name="_Toc220243731"/>
+      <w:bookmarkStart w:id="11" w:name="_Toc220244643"/>
+      <w:bookmarkStart w:id="12" w:name="_Toc225928609"/>
+      <w:r>
+        <w:rPr>
+          <w:sz w:val="36"/>
           <w:lang w:val="bg-BG" w:eastAsia="bg-BG"/>
         </w:rPr>
-        <w:lastRenderedPageBreak/>
         <w:t>2. Основни понятия в криптографията</w:t>
       </w:r>
+      <w:bookmarkEnd w:id="10"/>
       <w:bookmarkEnd w:id="11"/>
       <w:bookmarkEnd w:id="12"/>
-      <w:bookmarkEnd w:id="13"/>
     </w:p>
     <w:p>
       <w:pPr>
         <w:pStyle w:val="Heading2"/>
         <w:rPr>
-          <w:lang w:eastAsia="bg-BG"/>
-        </w:rPr>
-      </w:pPr>
-      <w:bookmarkStart w:id="14" w:name="_Toc220488402"/>
-      <w:bookmarkStart w:id="15" w:name="_Toc220244644"/>
-      <w:r>
-        <w:rPr>
+          <w:sz w:val="28"/>
+          <w:lang w:eastAsia="bg-BG"/>
+        </w:rPr>
+      </w:pPr>
+      <w:bookmarkStart w:id="13" w:name="_Toc220244644"/>
+      <w:bookmarkStart w:id="14" w:name="_Toc225928610"/>
+      <w:r>
+        <w:rPr>
+          <w:sz w:val="28"/>
           <w:lang w:val="bg-BG" w:eastAsia="bg-BG"/>
         </w:rPr>
         <w:t>2.1. Информация и нужда от защита</w:t>
@@ -5928,6 +6029,7 @@
     <w:p>
       <w:pPr>
         <w:rPr>
+          <w:sz w:val="28"/>
           <w:lang w:eastAsia="bg-BG"/>
         </w:rPr>
       </w:pPr>
@@ -5951,6 +6053,7 @@
       <w:pPr>
         <w:pStyle w:val="Heading2"/>
         <w:rPr>
+          <w:sz w:val="28"/>
           <w:lang w:eastAsia="bg-BG"/>
         </w:rPr>
       </w:pPr>
@@ -5962,37 +6065,69 @@
         </w:rPr>
         <w:br/>
       </w:r>
-      <w:bookmarkStart w:id="16" w:name="_Toc220488403"/>
-      <w:r>
-        <w:rPr>
+      <w:bookmarkStart w:id="15" w:name="_Toc225928611"/>
+      <w:r>
+        <w:rPr>
+          <w:sz w:val="28"/>
           <w:lang w:val="bg-BG" w:eastAsia="bg-BG"/>
         </w:rPr>
         <w:t>2.2. Криптиране, декриптиране и ключ</w:t>
+      </w:r>
+      <w:bookmarkEnd w:id="15"/>
+    </w:p>
+    <w:p>
+      <w:pPr>
+        <w:rPr>
+          <w:lang w:eastAsia="bg-BG"/>
+        </w:rPr>
+      </w:pPr>
+    </w:p>
+    <w:p>
+      <w:pPr>
+        <w:rPr>
+          <w:lang w:eastAsia="bg-BG"/>
+        </w:rPr>
+      </w:pPr>
+      <w:r>
+        <w:rPr>
+          <w:lang w:val="bg-BG" w:eastAsia="bg-BG"/>
+        </w:rPr>
+        <w:t>Криптирането е процес, при който четимата информация се преобразува в неразбираем вид чрез използване на определен алгоритъм. Целта на криптирането е да се предотврати неоторизиран достъп до данните. Декриптирането е обратният процес, при който криптираната информация отново се превръща в четим текст. За да се извърши както криптиране, така и декриптиране, е необходим криптографски ключ. Ключът представлява тайна стойност, която управлява начина, по който алгоритъмът обработва информацията. Без правилния ключ, криптираните данни не могат да бъдат прочетени. Ключовете трябва да се пазят в тайна, защото компрометиран ключ прави защитата безсмислена. Силата на криптирането зависи не само от алгоритъма, но и от дължината и сложността на ключа. По-дългите ключове обикновено осигуряват по-високо ниво на сигурност. Управлението на ключовете е важна част от цялостната сигурност на една система.</w:t>
+      </w:r>
+    </w:p>
+    <w:p>
+      <w:pPr>
+        <w:pStyle w:val="Heading2"/>
+        <w:rPr>
+          <w:sz w:val="28"/>
+          <w:lang w:val="bg-BG" w:eastAsia="bg-BG"/>
+        </w:rPr>
+      </w:pPr>
+      <w:r>
+        <w:rPr>
+          <w:sz w:val="24"/>
+          <w:szCs w:val="24"/>
+        </w:rPr>
+        <w:lastRenderedPageBreak/>
+        <w:br/>
+      </w:r>
+      <w:bookmarkStart w:id="16" w:name="_Toc225928612"/>
+      <w:r>
+        <w:rPr>
+          <w:sz w:val="28"/>
+          <w:lang w:val="bg-BG" w:eastAsia="bg-BG"/>
+        </w:rPr>
+        <w:t>2.3. Хеширане и разлика с криптирането</w:t>
       </w:r>
       <w:bookmarkEnd w:id="16"/>
     </w:p>
     <w:p>
-      <w:pPr>
-        <w:rPr>
-          <w:lang w:eastAsia="bg-BG"/>
-        </w:rPr>
-      </w:pPr>
+      <w:r>
+        <w:t>Хеширането е процес, при който дадена информация се преобразува в низ с фиксирана дължина, наречен хеш стойност. Този процес е еднопосочен, което означава, че от хеш стойността не може да се възстанови оригиналната информация. За разлика от криптирането, при хеширането не съществува декриптиране. Хеширането се използва най-често за защита на пароли и за проверка на целостта на данните. Например, вместо да се съхранява парола в чист текст, се съхранява нейният хеш. При въвеждане на паролата тя отново се хешира и резултатът се сравнява със съхранената стойност. Ако двете стойности съвпадат, достъпът се разрешава. Основната разлика между криптиране и хеширане е, че криптирането е обратимо, а хеширането не е. Криптирането се използва, когато информацията трябва по-късно да бъде прочетена. Хеширането се използва, когато е необходимо само да се провери дали информацията е същата, без да се разкрива нейното съдържание.</w:t>
+      </w:r>
     </w:p>
     <w:p>
       <w:pPr>
-        <w:rPr>
-          <w:lang w:eastAsia="bg-BG"/>
-        </w:rPr>
-      </w:pPr>
-      <w:r>
-        <w:rPr>
-          <w:lang w:val="bg-BG" w:eastAsia="bg-BG"/>
-        </w:rPr>
-        <w:t>Криптирането е процес, при който четимата информация се преобразува в неразбираем вид чрез използване на определен алгоритъм. Целта на криптирането е да се предотврати неоторизиран достъп до данните. Декриптирането е обратният процес, при който криптираната информация отново се превръща в четим текст. За да се извърши както криптиране, така и декриптиране, е необходим криптографски ключ. Ключът представлява тайна стойност, която управлява начина, по който алгоритъмът обработва информацията. Без правилния ключ, криптираните данни не могат да бъдат прочетени. Ключовете трябва да се пазят в тайна, защото компрометиран ключ прави защитата безсмислена. Силата на криптирането зависи не само от алгоритъма, но и от дължината и сложността на ключа. По-дългите ключове обикновено осигуряват по-високо ниво на сигурност. Управлението на ключовете е важна част от цялостната сигурност на една система.</w:t>
-      </w:r>
-    </w:p>
-    <w:p>
-      <w:pPr>
         <w:pStyle w:val="Heading2"/>
         <w:rPr>
           <w:lang w:val="bg-BG" w:eastAsia="bg-BG"/>
@@ -6005,92 +6140,65 @@
         </w:rPr>
         <w:br/>
       </w:r>
-      <w:bookmarkStart w:id="17" w:name="_Toc220488404"/>
-      <w:r>
-        <w:rPr>
+      <w:bookmarkStart w:id="17" w:name="_Toc225928613"/>
+      <w:r>
+        <w:rPr>
+          <w:sz w:val="28"/>
           <w:lang w:val="bg-BG" w:eastAsia="bg-BG"/>
         </w:rPr>
-        <w:t>2.3. Хеширане и разлика с криптирането</w:t>
-      </w:r>
+        <w:t>2.4. Сигурен канал за комуникация</w:t>
+      </w:r>
+      <w:bookmarkEnd w:id="13"/>
       <w:bookmarkEnd w:id="17"/>
     </w:p>
     <w:p>
-      <w:r>
-        <w:t xml:space="preserve">Хеширането е процес, при който дадена информация се преобразува в низ с фиксирана дължина, наречен хеш стойност. Този процес е еднопосочен, което означава, че от хеш стойността не може да се възстанови оригиналната </w:t>
-      </w:r>
-      <w:r>
-        <w:lastRenderedPageBreak/>
-        <w:t>информация. За разлика от криптирането, при хеширането не съществува декриптиране. Хеширането се използва най-често за защита на пароли и за проверка на целостта на данните. Например, вместо да се съхранява парола в чист текст, се съхранява нейният хеш. При въвеждане на паролата тя отново се хешира и резултатът се сравнява със съхранената стойност. Ако двете стойности съвпадат, достъпът се разрешава. Основната разлика между криптиране и хеширане е, че криптирането е обратимо, а хеширането не е. Криптирането се използва, когато информацията трябва по-късно да бъде прочетена. Хеширането се използва, когато е необходимо само да се провери дали информацията е същата, без да се разкрива нейното съдържание.</w:t>
+      <w:pPr>
+        <w:rPr>
+          <w:lang w:val="bg-BG" w:eastAsia="bg-BG"/>
+        </w:rPr>
+      </w:pPr>
+      <w:r>
+        <w:rPr>
+          <w:lang w:val="bg-BG" w:eastAsia="bg-BG"/>
+        </w:rPr>
+        <w:t>Сигурният канал за комуникация е начин за предаване на информация между две страни по такъв начин, че трети лица да не могат да я прочетат или променят. Това е особено важно при обмен на чувствителни данни като пароли, лични съобщения и финансови данни. Сигурният канал осигурява поверителност, като криптира информацията по време на преноса. Освен това той гарантира целостта на данните, като предотвратява тяхната подмяна или модификация. Сигурният канал също така осигурява удостоверяване, което означава, че страните могат да бъдат сигурни в самоличността една на друга. Най-често използваният пример за сигурен канал в интернет е HTTPS протоколът. Той използва криптографски механизми за защита на комуникацията между браузъра и сървъра. Благодарение на сигурните канали потребителите могат спокойно да въвеждат лични и финансови данни в уеб сайтове. Без такива канали интернет комуникацията би била изложена на сериозни рискове. Затова сигурният канал е основен елемент на съвременната информационна сигурност.</w:t>
       </w:r>
     </w:p>
     <w:p>
       <w:pPr>
-        <w:pStyle w:val="Heading2"/>
-        <w:rPr>
+        <w:pStyle w:val="Heading1"/>
+        <w:rPr>
+          <w:sz w:val="36"/>
           <w:lang w:val="bg-BG" w:eastAsia="bg-BG"/>
         </w:rPr>
       </w:pPr>
-      <w:r>
-        <w:rPr>
-          <w:sz w:val="24"/>
-          <w:szCs w:val="24"/>
-        </w:rPr>
-        <w:br/>
-      </w:r>
-      <w:bookmarkStart w:id="18" w:name="_Toc220488405"/>
-      <w:r>
-        <w:rPr>
+      <w:bookmarkStart w:id="18" w:name="_Toc220243732"/>
+      <w:bookmarkStart w:id="19" w:name="_Toc220244645"/>
+      <w:bookmarkStart w:id="20" w:name="_Toc225928614"/>
+      <w:r>
+        <w:rPr>
+          <w:sz w:val="36"/>
           <w:lang w:val="bg-BG" w:eastAsia="bg-BG"/>
         </w:rPr>
-        <w:t>2.4. Сигурен канал за комуникация</w:t>
-      </w:r>
-      <w:bookmarkEnd w:id="15"/>
+        <w:t>3. Видове криптиране</w:t>
+      </w:r>
       <w:bookmarkEnd w:id="18"/>
+      <w:bookmarkEnd w:id="19"/>
+      <w:bookmarkEnd w:id="20"/>
     </w:p>
     <w:p>
       <w:pPr>
-        <w:rPr>
-          <w:lang w:val="bg-BG" w:eastAsia="bg-BG"/>
-        </w:rPr>
-      </w:pPr>
-      <w:r>
-        <w:rPr>
-          <w:lang w:val="bg-BG" w:eastAsia="bg-BG"/>
-        </w:rPr>
-        <w:t>Сигурният канал за комуникация е начин за предаване на информация между две страни по такъв начин, че трети лица да не могат да я прочетат или променят. Това е особено важно при обмен на чувствителни данни като пароли, лични съобщения и финансови данни. Сигурният канал осигурява поверителност, като криптира информацията по време на преноса. Освен това той гарантира целостта на данните, като предотвратява тяхната подмяна или модификация. Сигурният канал също така осигурява удостоверяване, което означава, че страните могат да бъдат сигурни в самоличността една на друга. Най-често използваният пример за сигурен канал в интернет е HTTPS протоколът. Той използва криптографски механизми за защита на комуникацията между браузъра и сървъра. Благодарение на сигурните канали потребителите могат спокойно да въвеждат лични и финансови данни в уеб сайтове. Без такива канали интернет комуникацията би била изложена на сериозни рискове. Затова сигурният канал е основен елемент на съвременната информационна сигурност.</w:t>
-      </w:r>
-    </w:p>
-    <w:p>
-      <w:pPr>
-        <w:pStyle w:val="Heading1"/>
-        <w:rPr>
-          <w:lang w:val="bg-BG" w:eastAsia="bg-BG"/>
-        </w:rPr>
-      </w:pPr>
-      <w:bookmarkStart w:id="19" w:name="_Toc220243732"/>
-      <w:bookmarkStart w:id="20" w:name="_Toc220244645"/>
-      <w:bookmarkStart w:id="21" w:name="_Toc220488406"/>
-      <w:r>
-        <w:rPr>
-          <w:lang w:val="bg-BG" w:eastAsia="bg-BG"/>
-        </w:rPr>
-        <w:t>3. Видове криптиране</w:t>
-      </w:r>
-      <w:bookmarkEnd w:id="19"/>
-      <w:bookmarkEnd w:id="20"/>
-      <w:bookmarkEnd w:id="21"/>
-    </w:p>
-    <w:p>
-      <w:pPr>
         <w:pStyle w:val="Heading2"/>
         <w:rPr>
-          <w:lang w:eastAsia="bg-BG"/>
-        </w:rPr>
-      </w:pPr>
-      <w:bookmarkStart w:id="22" w:name="_Toc220488407"/>
-      <w:bookmarkStart w:id="23" w:name="_Toc220244646"/>
-      <w:r>
-        <w:rPr>
+          <w:sz w:val="28"/>
+          <w:lang w:eastAsia="bg-BG"/>
+        </w:rPr>
+      </w:pPr>
+      <w:bookmarkStart w:id="21" w:name="_Toc220244646"/>
+      <w:bookmarkStart w:id="22" w:name="_Toc225928615"/>
+      <w:r>
+        <w:rPr>
+          <w:sz w:val="28"/>
           <w:lang w:val="bg-BG" w:eastAsia="bg-BG"/>
         </w:rPr>
         <w:t>3.1. Симетрично криптиране – принцип, предимства и недостатъци</w:t>
@@ -6099,11 +6207,11 @@
     </w:p>
     <w:p>
       <w:r>
-        <w:t xml:space="preserve">Симетричното криптиране е метод, при който за криптиране и декриптиране се използва един и същ таен ключ. Това означава, че и подателят, и получателят трябва да разполагат с един и същ ключ, за да могат да обменят информация. Принципът на работа се основава на математически алгоритми, които преобразуват четимия текст в неразбираем вид. След това, чрез същия ключ, информацията може да бъде възстановена в оригиналния ѝ вид. Основното предимство на симетричното криптиране е високата скорост на работа. То е много подходящо за криптиране на големи обеми данни, като файлове и бази данни. Освен това симетричните алгоритми са по-малко ресурсно натоварващи за </w:t>
+        <w:t xml:space="preserve">Симетричното криптиране е метод, при който за криптиране и декриптиране се използва един и същ таен ключ. Това означава, че и подателят, и </w:t>
       </w:r>
       <w:r>
         <w:lastRenderedPageBreak/>
-        <w:t>системата. Недостатъкът на този метод е трудността при сигурното разпространение на ключа. Ако ключът бъде прихванат от неоторизирано лице, защитата на данните се нарушава напълно. Затова управлението и защитата на ключа са критично важни при симетричното криптиране.</w:t>
+        <w:t>получателят трябва да разполагат с един и същ ключ, за да могат да обменят информация. Принципът на работа се основава на математически алгоритми, които преобразуват четимия текст в неразбираем вид. След това, чрез същия ключ, информацията може да бъде възстановена в оригиналния ѝ вид. Основното предимство на симетричното криптиране е високата скорост на работа. То е много подходящо за криптиране на големи обеми данни, като файлове и бази данни. Освен това симетричните алгоритми са по-малко ресурсно натоварващи за системата. Недостатъкът на този метод е трудността при сигурното разпространение на ключа. Ако ключът бъде прихванат от неоторизирано лице, защитата на данните се нарушава напълно. Затова управлението и защитата на ключа са критично важни при симетричното криптиране.</w:t>
       </w:r>
     </w:p>
     <w:p>
@@ -6116,18 +6224,124 @@
       <w:r>
         <w:br/>
       </w:r>
-      <w:bookmarkStart w:id="24" w:name="_Toc220488408"/>
-      <w:r>
-        <w:rPr>
+      <w:bookmarkStart w:id="23" w:name="_Toc225928616"/>
+      <w:r>
+        <w:rPr>
+          <w:sz w:val="28"/>
           <w:lang w:val="bg-BG" w:eastAsia="bg-BG"/>
         </w:rPr>
         <w:t>3.2. Асиметрично криптиране – принцип, публичен и частен ключ</w:t>
       </w:r>
+      <w:bookmarkEnd w:id="23"/>
+    </w:p>
+    <w:p>
+      <w:pPr>
+        <w:rPr>
+          <w:b/>
+          <w:bCs/>
+          <w:lang w:eastAsia="bg-BG"/>
+        </w:rPr>
+      </w:pPr>
+      <w:r>
+        <w:rPr>
+          <w:lang w:eastAsia="bg-BG"/>
+        </w:rPr>
+        <w:t>Асиметричното криптиране използва два различни, но свързани помежду си ключа – публичен и частен. Публичният ключ може да бъде свободно разпространяван и се използва за криптиране на информацията. Частният ключ се пази в тайна и се използва за декриптиране на данните. Принципът на работа се основава на сложни математически зависимости, при които информацията, криптирана с публичния ключ, може да бъде декриптирана само с частния ключ. Това елиминира необходимостта от предварително споделяне на таен ключ между страните. Основното предимство на асиметричното криптиране е по-високата сигурност при обмен на ключове. То се използва широко при установяване на защитени връзки в интернет. Недостатъкът е, че този вид криптиране е значително по-бавен в сравнение със симетричното. Поради това не е подходящо за директно криптиране на големи обеми данни. Вместо това често се използва за сигурно предаване на симетрични ключове.</w:t>
+      </w:r>
+    </w:p>
+    <w:p>
+      <w:pPr>
+        <w:pStyle w:val="Heading2"/>
+        <w:rPr>
+          <w:sz w:val="28"/>
+          <w:lang w:eastAsia="bg-BG"/>
+        </w:rPr>
+      </w:pPr>
+      <w:r>
+        <w:rPr>
+          <w:sz w:val="24"/>
+          <w:szCs w:val="24"/>
+          <w:lang w:val="bg-BG" w:eastAsia="bg-BG"/>
+        </w:rPr>
+        <w:br/>
+      </w:r>
+      <w:bookmarkStart w:id="24" w:name="_Toc225928617"/>
+      <w:r>
+        <w:rPr>
+          <w:sz w:val="28"/>
+          <w:lang w:val="bg-BG" w:eastAsia="bg-BG"/>
+        </w:rPr>
+        <w:t>3.3. Сравнение между двата подхода</w:t>
+      </w:r>
+      <w:bookmarkEnd w:id="21"/>
       <w:bookmarkEnd w:id="24"/>
     </w:p>
     <w:p>
       <w:pPr>
         <w:rPr>
+          <w:lang w:val="bg-BG" w:eastAsia="bg-BG"/>
+        </w:rPr>
+      </w:pPr>
+      <w:r>
+        <w:rPr>
+          <w:lang w:eastAsia="bg-BG"/>
+        </w:rPr>
+        <w:t xml:space="preserve">Симетричното и асиметричното криптиране имат различни предимства и недостатъци, които определят кога и как се използват. Симетричното криптиране е по-бързо и по-ефективно при обработка на големи количества информация. То обаче изисква сигурен начин за споделяне на тайния ключ между участниците. Асиметричното криптиране решава проблема с разпространението на ключовете чрез използването на публичен и частен ключ. Това го прави по-сигурно при началното установяване на връзка между две страни. Въпреки това, то е по-бавно и изисква повече изчислителни ресурси. Поради тази причина двата подхода често се използват заедно в реални системи. Например, асиметричното криптиране може да се използва за сигурно предаване на симетричен ключ. След това симетричното криптиране се използва за бърз и ефективен обмен на данни. Така се комбинират </w:t>
+      </w:r>
+      <w:r>
+        <w:rPr>
+          <w:lang w:eastAsia="bg-BG"/>
+        </w:rPr>
+        <w:lastRenderedPageBreak/>
+        <w:t>предимствата на двата метода, като се осигурява както сигурност, така и висока производителност.</w:t>
+      </w:r>
+    </w:p>
+    <w:p>
+      <w:pPr>
+        <w:pStyle w:val="Heading1"/>
+        <w:rPr>
+          <w:sz w:val="36"/>
+          <w:lang w:val="bg-BG" w:eastAsia="bg-BG"/>
+        </w:rPr>
+      </w:pPr>
+      <w:bookmarkStart w:id="25" w:name="_Toc220243734"/>
+      <w:bookmarkStart w:id="26" w:name="_Toc220244649"/>
+      <w:bookmarkStart w:id="27" w:name="_Toc220243733"/>
+      <w:bookmarkStart w:id="28" w:name="_Toc220244647"/>
+      <w:bookmarkStart w:id="29" w:name="_Toc225928618"/>
+      <w:r>
+        <w:rPr>
+          <w:sz w:val="36"/>
+          <w:lang w:val="bg-BG" w:eastAsia="bg-BG"/>
+        </w:rPr>
+        <w:t>4. Симетрично криптиране и AES</w:t>
+      </w:r>
+      <w:bookmarkEnd w:id="27"/>
+      <w:bookmarkEnd w:id="28"/>
+      <w:bookmarkEnd w:id="29"/>
+    </w:p>
+    <w:p>
+      <w:pPr>
+        <w:pStyle w:val="Heading2"/>
+        <w:rPr>
+          <w:sz w:val="28"/>
+          <w:lang w:eastAsia="bg-BG"/>
+        </w:rPr>
+      </w:pPr>
+      <w:bookmarkStart w:id="30" w:name="_Toc220244648"/>
+      <w:bookmarkStart w:id="31" w:name="_Toc225928619"/>
+      <w:r>
+        <w:rPr>
+          <w:sz w:val="28"/>
+          <w:lang w:val="bg-BG" w:eastAsia="bg-BG"/>
+        </w:rPr>
+        <w:t>4.1. Какво е AES</w:t>
+      </w:r>
+      <w:bookmarkEnd w:id="31"/>
+    </w:p>
+    <w:p>
+      <w:pPr>
+        <w:rPr>
           <w:b/>
           <w:bCs/>
           <w:lang w:eastAsia="bg-BG"/>
@@ -6137,13 +6351,128 @@
         <w:rPr>
           <w:lang w:eastAsia="bg-BG"/>
         </w:rPr>
-        <w:t>Асиметричното криптиране използва два различни, но свързани помежду си ключа – публичен и частен. Публичният ключ може да бъде свободно разпространяван и се използва за криптиране на информацията. Частният ключ се пази в тайна и се използва за декриптиране на данните. Принципът на работа се основава на сложни математически зависимости, при които информацията, криптирана с публичния ключ, може да бъде декриптирана само с частния ключ. Това елиминира необходимостта от предварително споделяне на таен ключ между страните. Основното предимство на асиметричното криптиране е по-високата сигурност при обмен на ключове. То се използва широко при установяване на защитени връзки в интернет. Недостатъкът е, че този вид криптиране е значително по-бавен в сравнение със симетричното. Поради това не е подходящо за директно криптиране на големи обеми данни. Вместо това често се използва за сигурно предаване на симетрични ключове.</w:t>
+        <w:t>AES</w:t>
+      </w:r>
+      <w:r>
+        <w:rPr>
+          <w:lang w:eastAsia="bg-BG"/>
+        </w:rPr>
+        <w:t xml:space="preserve"> (</w:t>
+      </w:r>
+      <w:r>
+        <w:rPr>
+          <w:lang w:eastAsia="bg-BG"/>
+        </w:rPr>
+        <w:t>Advanced</w:t>
+      </w:r>
+      <w:r>
+        <w:rPr>
+          <w:lang w:eastAsia="bg-BG"/>
+        </w:rPr>
+        <w:t xml:space="preserve"> </w:t>
+      </w:r>
+      <w:r>
+        <w:rPr>
+          <w:lang w:eastAsia="bg-BG"/>
+        </w:rPr>
+        <w:t>Encryption</w:t>
+      </w:r>
+      <w:r>
+        <w:rPr>
+          <w:lang w:eastAsia="bg-BG"/>
+        </w:rPr>
+        <w:t xml:space="preserve"> </w:t>
+      </w:r>
+      <w:r>
+        <w:rPr>
+          <w:lang w:eastAsia="bg-BG"/>
+        </w:rPr>
+        <w:t>Standard</w:t>
+      </w:r>
+      <w:r>
+        <w:rPr>
+          <w:lang w:eastAsia="bg-BG"/>
+        </w:rPr>
+        <w:t xml:space="preserve">) е един от най-широко използваните симетрични алгоритми за криптиране в света. Той е стандарт, приет от правителството на САЩ и използван от организации по цял свят. </w:t>
+      </w:r>
+      <w:r>
+        <w:rPr>
+          <w:lang w:eastAsia="bg-BG"/>
+        </w:rPr>
+        <w:t>AES</w:t>
+      </w:r>
+      <w:r>
+        <w:rPr>
+          <w:lang w:eastAsia="bg-BG"/>
+        </w:rPr>
+        <w:t xml:space="preserve"> работи с фиксиран размер на блока от 128 бита и поддържа дължини на ключовете от 128, 192 и 256 бита. Алгоритъмът е създаден с цел да бъде едновременно сигурен и ефективен. </w:t>
+      </w:r>
+      <w:r>
+        <w:rPr>
+          <w:lang w:eastAsia="bg-BG"/>
+        </w:rPr>
+        <w:t>AES</w:t>
+      </w:r>
+      <w:r>
+        <w:rPr>
+          <w:lang w:eastAsia="bg-BG"/>
+        </w:rPr>
+        <w:t xml:space="preserve"> заменя по-стария стандарт </w:t>
+      </w:r>
+      <w:r>
+        <w:rPr>
+          <w:lang w:eastAsia="bg-BG"/>
+        </w:rPr>
+        <w:t>DES</w:t>
+      </w:r>
+      <w:r>
+        <w:rPr>
+          <w:lang w:eastAsia="bg-BG"/>
+        </w:rPr>
+        <w:t xml:space="preserve">, който вече не се счита за достатъчно сигурен. Той е проектиран да бъде устойчив на различни криптографски атаки. </w:t>
+      </w:r>
+      <w:r>
+        <w:rPr>
+          <w:lang w:eastAsia="bg-BG"/>
+        </w:rPr>
+        <w:t>AES</w:t>
+      </w:r>
+      <w:r>
+        <w:rPr>
+          <w:lang w:eastAsia="bg-BG"/>
+        </w:rPr>
+        <w:t xml:space="preserve"> използва комбинация от замествания, пермутации и математически операции за защита на данните. Благодарение на своята структура, </w:t>
+      </w:r>
+      <w:r>
+        <w:rPr>
+          <w:lang w:eastAsia="bg-BG"/>
+        </w:rPr>
+        <w:t>AES</w:t>
+      </w:r>
+      <w:r>
+        <w:rPr>
+          <w:lang w:eastAsia="bg-BG"/>
+        </w:rPr>
+        <w:t xml:space="preserve"> може да се реализира както в софтуер, така и в хардуер. Това го прави много гъвкав и широко приложим. </w:t>
+      </w:r>
+      <w:r>
+        <w:rPr>
+          <w:lang w:eastAsia="bg-BG"/>
+        </w:rPr>
+        <w:t>AES</w:t>
+      </w:r>
+      <w:r>
+        <w:rPr>
+          <w:lang w:eastAsia="bg-BG"/>
+        </w:rPr>
+        <w:t xml:space="preserve"> е признат за надежден стандарт от специалисти по сигурност по целия свят.</w:t>
       </w:r>
     </w:p>
     <w:p>
       <w:pPr>
         <w:pStyle w:val="Heading2"/>
         <w:rPr>
+          <w:sz w:val="28"/>
           <w:lang w:eastAsia="bg-BG"/>
         </w:rPr>
       </w:pPr>
@@ -6155,202 +6484,54 @@
         </w:rPr>
         <w:br/>
       </w:r>
-      <w:bookmarkStart w:id="25" w:name="_Toc220488409"/>
-      <w:r>
-        <w:rPr>
+      <w:bookmarkStart w:id="32" w:name="_Toc225928620"/>
+      <w:r>
+        <w:rPr>
+          <w:sz w:val="28"/>
           <w:lang w:val="bg-BG" w:eastAsia="bg-BG"/>
         </w:rPr>
-        <w:t>3.3. Сравнение между двата подхода</w:t>
-      </w:r>
-      <w:bookmarkEnd w:id="23"/>
-      <w:bookmarkEnd w:id="25"/>
+        <w:t>4.2. Как работи</w:t>
+      </w:r>
+      <w:bookmarkEnd w:id="32"/>
     </w:p>
     <w:p>
       <w:pPr>
         <w:rPr>
-          <w:lang w:val="bg-BG" w:eastAsia="bg-BG"/>
-        </w:rPr>
-      </w:pPr>
-      <w:r>
-        <w:rPr>
-          <w:lang w:eastAsia="bg-BG"/>
-        </w:rPr>
-        <w:t>Симетричното и асиметричното криптиране имат различни предимства и недостатъци, които определят кога и как се използват. Симетричното криптиране е по-бързо и по-ефективно при обработка на големи количества информация. То обаче изисква сигурен начин за споделяне на тайния ключ между участниците. Асиметричното криптиране решава проблема с разпространението на ключовете чрез използването на публичен и частен ключ. Това го прави по-сигурно при началното установяване на връзка между две страни. Въпреки това, то е по-бавно и изисква повече изчислителни ресурси. Поради тази причина двата подхода често се използват заедно в реални системи. Например, асиметричното криптиране може да се използва за сигурно предаване на симетричен ключ. След това симетричното криптиране се използва за бърз и ефективен обмен на данни. Така се комбинират предимствата на двата метода, като се осигурява както сигурност, така и висока производителност.</w:t>
+          <w:b/>
+          <w:bCs/>
+          <w:lang w:eastAsia="bg-BG"/>
+        </w:rPr>
+      </w:pPr>
+      <w:r>
+        <w:rPr>
+          <w:lang w:eastAsia="bg-BG"/>
+        </w:rPr>
+        <w:t>AES</w:t>
+      </w:r>
+      <w:r>
+        <w:rPr>
+          <w:lang w:eastAsia="bg-BG"/>
+        </w:rPr>
+        <w:t xml:space="preserve"> работи, като преобразува информацията чрез поредица от повтарящи се стъпки, наречени рундове. Всяка стъпка променя данните по определен начин, така че те стават все по-трудни за разпознаване. В началото четимият текст се разделя на блокове с еднаква дължина. След това всеки блок преминава през няколко операции, които включват замяна на стойности, размесване на редове, комбиниране на колони и добавяне на ключ. Тези операции се повтарят няколко пъти в зависимост от дължината на ключа. Колкото по-дълъг е ключът, толкова повече рундове се използват. Всеки рунд прави данните по-сложни и по-трудни за разгадаване. Накрая се получава криптиран текст, който изглежда като случайна поредица от символи. За да се върне оригиналният текст, се прилагат обратните операции със същия ключ. Така </w:t>
+      </w:r>
+      <w:r>
+        <w:rPr>
+          <w:lang w:eastAsia="bg-BG"/>
+        </w:rPr>
+        <w:t>AES</w:t>
+      </w:r>
+      <w:r>
+        <w:rPr>
+          <w:lang w:eastAsia="bg-BG"/>
+        </w:rPr>
+        <w:t xml:space="preserve"> осигурява надеждна защита на информацията.</w:t>
       </w:r>
     </w:p>
     <w:p>
       <w:pPr>
-        <w:pStyle w:val="Heading1"/>
-        <w:rPr>
-          <w:lang w:val="bg-BG" w:eastAsia="bg-BG"/>
-        </w:rPr>
-      </w:pPr>
-      <w:bookmarkStart w:id="26" w:name="_Toc220243733"/>
-      <w:bookmarkStart w:id="27" w:name="_Toc220244647"/>
-      <w:bookmarkStart w:id="28" w:name="_Toc220488410"/>
-      <w:bookmarkStart w:id="29" w:name="_Toc220243734"/>
-      <w:bookmarkStart w:id="30" w:name="_Toc220244649"/>
-      <w:r>
-        <w:rPr>
-          <w:lang w:val="bg-BG" w:eastAsia="bg-BG"/>
-        </w:rPr>
-        <w:lastRenderedPageBreak/>
-        <w:t>4. Симетрично криптиране и AES</w:t>
-      </w:r>
-      <w:bookmarkEnd w:id="26"/>
-      <w:bookmarkEnd w:id="27"/>
-      <w:bookmarkEnd w:id="28"/>
-    </w:p>
-    <w:p>
-      <w:pPr>
         <w:pStyle w:val="Heading2"/>
         <w:rPr>
-          <w:lang w:eastAsia="bg-BG"/>
-        </w:rPr>
-      </w:pPr>
-      <w:bookmarkStart w:id="31" w:name="_Toc220488411"/>
-      <w:bookmarkStart w:id="32" w:name="_Toc220244648"/>
-      <w:r>
-        <w:rPr>
-          <w:lang w:val="bg-BG" w:eastAsia="bg-BG"/>
-        </w:rPr>
-        <w:t>4.1. Какво е AES</w:t>
-      </w:r>
-      <w:bookmarkEnd w:id="31"/>
-    </w:p>
-    <w:p>
-      <w:pPr>
-        <w:rPr>
-          <w:b/>
-          <w:bCs/>
-          <w:lang w:eastAsia="bg-BG"/>
-        </w:rPr>
-      </w:pPr>
-      <w:r>
-        <w:rPr>
-          <w:lang w:eastAsia="bg-BG"/>
-        </w:rPr>
-        <w:t>AES</w:t>
-      </w:r>
-      <w:r>
-        <w:rPr>
-          <w:lang w:eastAsia="bg-BG"/>
-        </w:rPr>
-        <w:t xml:space="preserve"> (</w:t>
-      </w:r>
-      <w:r>
-        <w:rPr>
-          <w:lang w:eastAsia="bg-BG"/>
-        </w:rPr>
-        <w:t>Advanced</w:t>
-      </w:r>
-      <w:r>
-        <w:rPr>
-          <w:lang w:eastAsia="bg-BG"/>
-        </w:rPr>
-        <w:t xml:space="preserve"> </w:t>
-      </w:r>
-      <w:r>
-        <w:rPr>
-          <w:lang w:eastAsia="bg-BG"/>
-        </w:rPr>
-        <w:t>Encryption</w:t>
-      </w:r>
-      <w:r>
-        <w:rPr>
-          <w:lang w:eastAsia="bg-BG"/>
-        </w:rPr>
-        <w:t xml:space="preserve"> </w:t>
-      </w:r>
-      <w:r>
-        <w:rPr>
-          <w:lang w:eastAsia="bg-BG"/>
-        </w:rPr>
-        <w:t>Standard</w:t>
-      </w:r>
-      <w:r>
-        <w:rPr>
-          <w:lang w:eastAsia="bg-BG"/>
-        </w:rPr>
-        <w:t xml:space="preserve">) е един от най-широко използваните симетрични алгоритми за криптиране в света. Той е стандарт, приет от правителството на САЩ и използван от организации по цял свят. </w:t>
-      </w:r>
-      <w:r>
-        <w:rPr>
-          <w:lang w:eastAsia="bg-BG"/>
-        </w:rPr>
-        <w:t>AES</w:t>
-      </w:r>
-      <w:r>
-        <w:rPr>
-          <w:lang w:eastAsia="bg-BG"/>
-        </w:rPr>
-        <w:t xml:space="preserve"> работи с фиксиран размер на блока от 128 бита и поддържа дължини на ключовете от 128, 192 и 256 бита. Алгоритъмът е създаден с цел да бъде едновременно сигурен и ефективен. </w:t>
-      </w:r>
-      <w:r>
-        <w:rPr>
-          <w:lang w:eastAsia="bg-BG"/>
-        </w:rPr>
-        <w:t>AES</w:t>
-      </w:r>
-      <w:r>
-        <w:rPr>
-          <w:lang w:eastAsia="bg-BG"/>
-        </w:rPr>
-        <w:t xml:space="preserve"> заменя по-стария стандарт </w:t>
-      </w:r>
-      <w:r>
-        <w:rPr>
-          <w:lang w:eastAsia="bg-BG"/>
-        </w:rPr>
-        <w:t>DES</w:t>
-      </w:r>
-      <w:r>
-        <w:rPr>
-          <w:lang w:eastAsia="bg-BG"/>
-        </w:rPr>
-        <w:t xml:space="preserve">, който вече не се счита за достатъчно сигурен. Той е проектиран да бъде устойчив на различни криптографски атаки. </w:t>
-      </w:r>
-      <w:r>
-        <w:rPr>
-          <w:lang w:eastAsia="bg-BG"/>
-        </w:rPr>
-        <w:t>AES</w:t>
-      </w:r>
-      <w:r>
-        <w:rPr>
-          <w:lang w:eastAsia="bg-BG"/>
-        </w:rPr>
-        <w:t xml:space="preserve"> използва комбинация от замествания, пермутации и математически операции за защита на данните. Благодарение на своята структура, </w:t>
-      </w:r>
-      <w:r>
-        <w:rPr>
-          <w:lang w:eastAsia="bg-BG"/>
-        </w:rPr>
-        <w:t>AES</w:t>
-      </w:r>
-      <w:r>
-        <w:rPr>
-          <w:lang w:eastAsia="bg-BG"/>
-        </w:rPr>
-        <w:t xml:space="preserve"> може да се реализира както в софтуер, така и в хардуер. Това го прави много гъвкав и широко приложим. </w:t>
-      </w:r>
-      <w:r>
-        <w:rPr>
-          <w:lang w:eastAsia="bg-BG"/>
-        </w:rPr>
-        <w:t>AES</w:t>
-      </w:r>
-      <w:r>
-        <w:rPr>
-          <w:lang w:eastAsia="bg-BG"/>
-        </w:rPr>
-        <w:t xml:space="preserve"> е признат за надежден стандарт от специалисти по сигурност по целия свят.</w:t>
-      </w:r>
-    </w:p>
-    <w:p>
-      <w:pPr>
-        <w:pStyle w:val="Heading2"/>
-        <w:rPr>
+          <w:sz w:val="28"/>
           <w:lang w:eastAsia="bg-BG"/>
         </w:rPr>
       </w:pPr>
@@ -6362,12 +6543,13 @@
         </w:rPr>
         <w:br/>
       </w:r>
-      <w:bookmarkStart w:id="33" w:name="_Toc220488412"/>
-      <w:r>
-        <w:rPr>
+      <w:bookmarkStart w:id="33" w:name="_Toc225928621"/>
+      <w:r>
+        <w:rPr>
+          <w:sz w:val="28"/>
           <w:lang w:val="bg-BG" w:eastAsia="bg-BG"/>
         </w:rPr>
-        <w:t>4.2. Как работи</w:t>
+        <w:t>4.3. Къде се използва и защо е сигурен</w:t>
       </w:r>
       <w:bookmarkEnd w:id="33"/>
     </w:p>
@@ -6381,33 +6563,23 @@
       </w:pPr>
       <w:r>
         <w:rPr>
-          <w:lang w:eastAsia="bg-BG"/>
-        </w:rPr>
-        <w:t>AES</w:t>
-      </w:r>
-      <w:r>
-        <w:rPr>
-          <w:lang w:eastAsia="bg-BG"/>
-        </w:rPr>
-        <w:t xml:space="preserve"> работи, като преобразува информацията чрез поредица от повтарящи се стъпки, наречени рундове. Всяка стъпка променя данните по определен начин, така че те стават все по-трудни за разпознаване. В началото четимият текст се разделя на блокове с еднаква дължина. След това всеки блок преминава през няколко операции, които включват замяна на стойности, размесване на редове, комбиниране на колони и добавяне на ключ. Тези операции се повтарят няколко пъти в зависимост от дължината на ключа. Колкото по-дълъг е ключът, толкова повече рундове се използват. Всеки рунд прави данните по-сложни и по-трудни за разгадаване. Накрая се получава криптиран текст, който изглежда като случайна поредица от символи. За да се върне оригиналният текст, се прилагат обратните операции със същия ключ. Така </w:t>
-      </w:r>
-      <w:r>
-        <w:rPr>
-          <w:lang w:eastAsia="bg-BG"/>
-        </w:rPr>
-        <w:t>AES</w:t>
-      </w:r>
-      <w:r>
-        <w:rPr>
-          <w:lang w:eastAsia="bg-BG"/>
-        </w:rPr>
-        <w:t xml:space="preserve"> осигурява надеждна защита на информацията.</w:t>
+          <w:lang w:val="bg-BG" w:eastAsia="bg-BG"/>
+        </w:rPr>
+        <w:t xml:space="preserve">AES се използва в много области от ежедневието и технологиите. Той е основен компонент в защитата на безжични мрежи като Wi-Fi. Също така се използва за криптиране на файлове, твърди дискове и мобилни устройства. Много уеб услуги разчитат на AES за защита на данните, които се прехвърлят между потребителя и сървъра. AES е сигурен, защото използва силни математически </w:t>
+      </w:r>
+      <w:r>
+        <w:rPr>
+          <w:lang w:val="bg-BG" w:eastAsia="bg-BG"/>
+        </w:rPr>
+        <w:lastRenderedPageBreak/>
+        <w:t>структури и добре проектирани криптографски операции. До момента не са известни практически атаки, които да разбиват AES при правилна употреба. Дължината на ключовете прави изпробването на всички възможни комбинации практически невъзможно. Алгоритъмът е подложен на обширни анализи от специалисти по сигурност по целия свят. Той е отворен стандарт, което означава, че неговият код и структура са публично достъпни за проверка. Това увеличава доверието в неговата надеждност. Затова AES се счита за един от най-сигурните алгоритми, използвани днес.</w:t>
       </w:r>
     </w:p>
     <w:p>
       <w:pPr>
         <w:pStyle w:val="Heading2"/>
         <w:rPr>
+          <w:sz w:val="28"/>
           <w:lang w:eastAsia="bg-BG"/>
         </w:rPr>
       </w:pPr>
@@ -6419,146 +6591,105 @@
         </w:rPr>
         <w:br/>
       </w:r>
-      <w:bookmarkStart w:id="34" w:name="_Toc220488413"/>
-      <w:r>
-        <w:rPr>
+      <w:bookmarkStart w:id="34" w:name="_Toc225928622"/>
+      <w:r>
+        <w:rPr>
+          <w:sz w:val="28"/>
           <w:lang w:val="bg-BG" w:eastAsia="bg-BG"/>
         </w:rPr>
-        <w:t>4.3. Къде се използва и защо е сигурен</w:t>
-      </w:r>
+        <w:t>4.4. Защо AES е подходящ за проекта</w:t>
+      </w:r>
+      <w:bookmarkEnd w:id="30"/>
       <w:bookmarkEnd w:id="34"/>
     </w:p>
     <w:p>
       <w:pPr>
         <w:rPr>
-          <w:b/>
-          <w:bCs/>
-          <w:lang w:eastAsia="bg-BG"/>
-        </w:rPr>
-      </w:pPr>
-      <w:r>
-        <w:rPr>
-          <w:lang w:val="bg-BG" w:eastAsia="bg-BG"/>
-        </w:rPr>
-        <w:t xml:space="preserve">AES се използва в много области от ежедневието и технологиите. Той е основен компонент в защитата на безжични мрежи като Wi-Fi. Също така се използва за криптиране на файлове, твърди дискове и мобилни устройства. Много уеб услуги разчитат на AES за защита на данните, които се прехвърлят между потребителя и сървъра. AES е сигурен, защото използва силни математически структури и добре проектирани криптографски операции. До момента не са известни практически атаки, които да разбиват AES при правилна употреба. Дължината на ключовете прави изпробването на всички възможни комбинации практически невъзможно. Алгоритъмът е подложен на обширни анализи от </w:t>
-      </w:r>
-      <w:r>
-        <w:rPr>
-          <w:lang w:val="bg-BG" w:eastAsia="bg-BG"/>
-        </w:rPr>
-        <w:lastRenderedPageBreak/>
-        <w:t>специалисти по сигурност по целия свят. Той е отворен стандарт, което означава, че неговият код и структура са публично достъпни за проверка. Това увеличава доверието в неговата надеждност. Затова AES се счита за един от най-сигурните алгоритми, използвани днес.</w:t>
+          <w:lang w:eastAsia="bg-BG"/>
+        </w:rPr>
+      </w:pPr>
+      <w:r>
+        <w:rPr>
+          <w:lang w:eastAsia="bg-BG"/>
+        </w:rPr>
+        <w:t>AES</w:t>
+      </w:r>
+      <w:r>
+        <w:rPr>
+          <w:lang w:eastAsia="bg-BG"/>
+        </w:rPr>
+        <w:t xml:space="preserve"> е подходящ избор, защото осигурява високо ниво на сигурност при сравнително проста реализация. Алгоритъмът е добре документиран и широко поддържан от различни програмни библиотеки. Това улеснява неговото използване в уеб приложения и софтуерни системи. </w:t>
+      </w:r>
+      <w:r>
+        <w:rPr>
+          <w:lang w:eastAsia="bg-BG"/>
+        </w:rPr>
+        <w:t>AES</w:t>
+      </w:r>
+      <w:r>
+        <w:rPr>
+          <w:lang w:eastAsia="bg-BG"/>
+        </w:rPr>
+        <w:t xml:space="preserve"> е достатъчно бърз, за да обработва съобщения в реално време без забавяне. Той е подходящ за криптиране както на кратки текстови съобщения, така и на по-големи обеми данни. Също така </w:t>
+      </w:r>
+      <w:r>
+        <w:rPr>
+          <w:lang w:eastAsia="bg-BG"/>
+        </w:rPr>
+        <w:t>AES</w:t>
+      </w:r>
+      <w:r>
+        <w:rPr>
+          <w:lang w:eastAsia="bg-BG"/>
+        </w:rPr>
+        <w:t xml:space="preserve"> работи добре в комбинация с други криптографски механизми, като проверка за целостта на данните. Използването на стандартен и признат алгоритъм повишава надеждността на цялата система. Това позволява съсредоточаване върху логиката на приложението, вместо върху разработване на собствен алгоритъм. </w:t>
+      </w:r>
+      <w:r>
+        <w:rPr>
+          <w:lang w:eastAsia="bg-BG"/>
+        </w:rPr>
+        <w:t>AES</w:t>
+      </w:r>
+      <w:r>
+        <w:rPr>
+          <w:lang w:eastAsia="bg-BG"/>
+        </w:rPr>
+        <w:t xml:space="preserve"> предоставя баланс между сигурност, бързина и лесна реализация. Поради тези причини той е много подходящ за изграждане на защитени системи за обмен на информация.</w:t>
       </w:r>
     </w:p>
     <w:p>
       <w:pPr>
-        <w:pStyle w:val="Heading2"/>
-        <w:rPr>
-          <w:lang w:eastAsia="bg-BG"/>
-        </w:rPr>
-      </w:pPr>
-      <w:r>
-        <w:rPr>
-          <w:sz w:val="24"/>
-          <w:szCs w:val="24"/>
+        <w:pStyle w:val="Heading1"/>
+        <w:rPr>
+          <w:sz w:val="36"/>
           <w:lang w:val="bg-BG" w:eastAsia="bg-BG"/>
         </w:rPr>
-        <w:br/>
-      </w:r>
-      <w:bookmarkStart w:id="35" w:name="_Toc220488414"/>
-      <w:r>
-        <w:rPr>
+      </w:pPr>
+      <w:bookmarkStart w:id="35" w:name="_Toc225928623"/>
+      <w:r>
+        <w:rPr>
+          <w:sz w:val="36"/>
           <w:lang w:val="bg-BG" w:eastAsia="bg-BG"/>
         </w:rPr>
-        <w:t>4.4. Защо AES е подходящ за проекта</w:t>
-      </w:r>
-      <w:bookmarkEnd w:id="32"/>
+        <w:t>5. Форматът Fernet и библиотеката cryptography</w:t>
+      </w:r>
+      <w:bookmarkEnd w:id="25"/>
+      <w:bookmarkEnd w:id="26"/>
       <w:bookmarkEnd w:id="35"/>
     </w:p>
     <w:p>
       <w:pPr>
-        <w:rPr>
-          <w:lang w:eastAsia="bg-BG"/>
-        </w:rPr>
-      </w:pPr>
-      <w:r>
-        <w:rPr>
-          <w:lang w:eastAsia="bg-BG"/>
-        </w:rPr>
-        <w:t>AES</w:t>
-      </w:r>
-      <w:r>
-        <w:rPr>
-          <w:lang w:eastAsia="bg-BG"/>
-        </w:rPr>
-        <w:t xml:space="preserve"> е подходящ избор, защото осигурява високо ниво на сигурност при сравнително проста реализация. Алгоритъмът е добре документиран и широко поддържан от различни програмни библиотеки. Това улеснява неговото използване в уеб приложения и софтуерни системи. </w:t>
-      </w:r>
-      <w:r>
-        <w:rPr>
-          <w:lang w:eastAsia="bg-BG"/>
-        </w:rPr>
-        <w:t>AES</w:t>
-      </w:r>
-      <w:r>
-        <w:rPr>
-          <w:lang w:eastAsia="bg-BG"/>
-        </w:rPr>
-        <w:t xml:space="preserve"> е достатъчно бърз, за да обработва съобщения в реално време без забавяне. Той е подходящ за криптиране както на кратки текстови съобщения, така и на по-големи обеми данни. Също така </w:t>
-      </w:r>
-      <w:r>
-        <w:rPr>
-          <w:lang w:eastAsia="bg-BG"/>
-        </w:rPr>
-        <w:t>AES</w:t>
-      </w:r>
-      <w:r>
-        <w:rPr>
-          <w:lang w:eastAsia="bg-BG"/>
-        </w:rPr>
-        <w:t xml:space="preserve"> работи добре в комбинация с други криптографски механизми, като проверка за целостта на данните. Използването на стандартен и признат алгоритъм повишава надеждността на цялата система. Това позволява съсредоточаване върху логиката на приложението, вместо върху разработване на собствен алгоритъм. </w:t>
-      </w:r>
-      <w:r>
-        <w:rPr>
-          <w:lang w:eastAsia="bg-BG"/>
-        </w:rPr>
-        <w:t>AES</w:t>
-      </w:r>
-      <w:r>
-        <w:rPr>
-          <w:lang w:eastAsia="bg-BG"/>
-        </w:rPr>
-        <w:t xml:space="preserve"> предоставя баланс между сигурност, бързина и лесна реализация. Поради тези причини той е много подходящ за изграждане на защитени системи за обмен на информация.</w:t>
-      </w:r>
-    </w:p>
-    <w:p>
-      <w:pPr>
-        <w:pStyle w:val="Heading1"/>
-        <w:rPr>
-          <w:lang w:val="bg-BG" w:eastAsia="bg-BG"/>
-        </w:rPr>
-      </w:pPr>
-      <w:bookmarkStart w:id="36" w:name="_Toc220488415"/>
-      <w:r>
-        <w:rPr>
-          <w:lang w:val="bg-BG" w:eastAsia="bg-BG"/>
-        </w:rPr>
-        <w:t>5. Форматът Fernet и библиотеката cryptography</w:t>
-      </w:r>
-      <w:bookmarkEnd w:id="29"/>
-      <w:bookmarkEnd w:id="30"/>
-      <w:bookmarkEnd w:id="36"/>
-    </w:p>
-    <w:p>
-      <w:pPr>
         <w:pStyle w:val="Heading2"/>
         <w:rPr>
-          <w:lang w:eastAsia="bg-BG"/>
-        </w:rPr>
-      </w:pPr>
-      <w:bookmarkStart w:id="37" w:name="_Toc220488416"/>
-      <w:bookmarkStart w:id="38" w:name="_Toc220244650"/>
-      <w:r>
-        <w:rPr>
+          <w:sz w:val="28"/>
+          <w:lang w:eastAsia="bg-BG"/>
+        </w:rPr>
+      </w:pPr>
+      <w:bookmarkStart w:id="36" w:name="_Toc220244650"/>
+      <w:bookmarkStart w:id="37" w:name="_Toc225928624"/>
+      <w:r>
+        <w:rPr>
+          <w:sz w:val="28"/>
           <w:lang w:val="bg-BG" w:eastAsia="bg-BG"/>
         </w:rPr>
         <w:t>5.1. Какво е Fernet и как работи (AES + HMAC)</w:t>
@@ -6577,13 +6708,21 @@
         <w:rPr>
           <w:lang w:val="bg-BG" w:eastAsia="bg-BG"/>
         </w:rPr>
-        <w:t>Fernet е криптографски формат, който осигурява лесен и сигурен начин за криптиране и декриптиране на данни. Той е част от библиотеката cryptography за езика Python. Fernet използва симетрично криптиране с алгоритъма AES за защита на съдържанието. Освен това прилага механизъм за проверка на целостта чрез HMAC (Hash-based Message Authentication Code). Това означава, че освен че данните са скрити, се проверява и дали те не са били променени. Процесът започва с генериране на таен ключ, който се използва както за криптиране, така и за декриптиране. Когато дадено съобщение се криптира, към него се добавят допълнителни данни, които позволяват по-късно да се провери неговата автентичност. Полученият криптиран текст съдържа както самото криптирано съдържание, така и информация за проверка. При декриптиране първо се проверява целостта на данните, а след това се възстановява оригиналното съобщение. Ако проверката не е успешна, декриптирането не се извършва, което предотвратява използването на подправени данни.</w:t>
+        <w:t xml:space="preserve">Fernet е криптографски формат, който осигурява лесен и сигурен начин за криптиране и декриптиране на данни. Той е част от библиотеката cryptography за езика Python. Fernet използва симетрично криптиране с алгоритъма AES за защита на съдържанието. Освен това прилага механизъм за проверка на целостта чрез HMAC (Hash-based Message Authentication Code). Това означава, че освен че данните са скрити, се проверява и дали те не са били променени. Процесът започва с генериране на таен ключ, който се използва както за криптиране, така и за декриптиране. Когато дадено съобщение се криптира, към него се добавят допълнителни данни, които позволяват по-късно да се провери неговата автентичност. Полученият криптиран текст съдържа както самото криптирано съдържание, така и информация за проверка. При декриптиране първо се проверява целостта на данните, а след това се възстановява оригиналното съобщение. Ако </w:t>
+      </w:r>
+      <w:r>
+        <w:rPr>
+          <w:lang w:val="bg-BG" w:eastAsia="bg-BG"/>
+        </w:rPr>
+        <w:lastRenderedPageBreak/>
+        <w:t>проверката не е успешна, декриптирането не се извършва, което предотвратява използването на подправени данни.</w:t>
       </w:r>
     </w:p>
     <w:p>
       <w:pPr>
         <w:pStyle w:val="Heading2"/>
         <w:rPr>
+          <w:sz w:val="28"/>
           <w:lang w:eastAsia="bg-BG"/>
         </w:rPr>
       </w:pPr>
@@ -6591,15 +6730,54 @@
         <w:rPr>
           <w:lang w:val="bg-BG" w:eastAsia="bg-BG"/>
         </w:rPr>
-        <w:lastRenderedPageBreak/>
         <w:br/>
       </w:r>
-      <w:bookmarkStart w:id="39" w:name="_Toc220488417"/>
-      <w:r>
-        <w:rPr>
+      <w:bookmarkStart w:id="38" w:name="_Toc225928625"/>
+      <w:r>
+        <w:rPr>
+          <w:sz w:val="28"/>
           <w:lang w:val="bg-BG" w:eastAsia="bg-BG"/>
         </w:rPr>
         <w:t>5.2. Какво осигурява (поверителност, цялост, защита)</w:t>
+      </w:r>
+      <w:bookmarkEnd w:id="38"/>
+    </w:p>
+    <w:p>
+      <w:pPr>
+        <w:rPr>
+          <w:b/>
+          <w:bCs/>
+          <w:lang w:eastAsia="bg-BG"/>
+        </w:rPr>
+      </w:pPr>
+      <w:r>
+        <w:rPr>
+          <w:lang w:val="bg-BG" w:eastAsia="bg-BG"/>
+        </w:rPr>
+        <w:t>Fernet осигурява поверителност, като криптира данните така, че само лица с правилния ключ могат да ги прочетат. Това предпазва информацията от неоторизиран достъп по време на съхранение и пренос. Освен това форматът осигурява цялост на данните чрез използването на HMAC. Това означава, че всяка промяна в криптирания текст ще бъде открита при опит за декриптиране. Ако данните са били променени, процесът на декриптиране ще бъде прекратен. Това предпазва системата от подправяне на съобщения. Fernet също така осигурява защита от повторна употреба на стари съобщения чрез включване на времева информация в криптирания текст. Това позволява да се проверява дали дадено съобщение е валидно към даден момент. Форматът комбинира няколко криптографски механизма в един лесен за използване стандарт. Така се намалява рискът от грешки при ръчна реализация на защита. Всички тези свойства правят Fernet надежден инструмент за защита на чувствителна информация.</w:t>
+      </w:r>
+    </w:p>
+    <w:p>
+      <w:pPr>
+        <w:pStyle w:val="Heading2"/>
+        <w:rPr>
+          <w:sz w:val="28"/>
+          <w:lang w:eastAsia="bg-BG"/>
+        </w:rPr>
+      </w:pPr>
+      <w:r>
+        <w:rPr>
+          <w:lang w:val="bg-BG" w:eastAsia="bg-BG"/>
+        </w:rPr>
+        <w:br/>
+      </w:r>
+      <w:bookmarkStart w:id="39" w:name="_Toc225928626"/>
+      <w:r>
+        <w:rPr>
+          <w:sz w:val="28"/>
+          <w:lang w:val="bg-BG" w:eastAsia="bg-BG"/>
+        </w:rPr>
+        <w:t>5.3. Защо е подходящ за ученически проект</w:t>
       </w:r>
       <w:bookmarkEnd w:id="39"/>
     </w:p>
@@ -6615,13 +6793,14 @@
         <w:rPr>
           <w:lang w:val="bg-BG" w:eastAsia="bg-BG"/>
         </w:rPr>
-        <w:t>Fernet осигурява поверителност, като криптира данните така, че само лица с правилния ключ могат да ги прочетат. Това предпазва информацията от неоторизиран достъп по време на съхранение и пренос. Освен това форматът осигурява цялост на данните чрез използването на HMAC. Това означава, че всяка промяна в криптирания текст ще бъде открита при опит за декриптиране. Ако данните са били променени, процесът на декриптиране ще бъде прекратен. Това предпазва системата от подправяне на съобщения. Fernet също така осигурява защита от повторна употреба на стари съобщения чрез включване на времева информация в криптирания текст. Това позволява да се проверява дали дадено съобщение е валидно към даден момент. Форматът комбинира няколко криптографски механизма в един лесен за използване стандарт. Така се намалява рискът от грешки при ръчна реализация на защита. Всички тези свойства правят Fernet надежден инструмент за защита на чувствителна информация.</w:t>
+        <w:t>Fernet е подходящ за ученически проект, защото предлага високо ниво на сигурност с относително проста употреба. Той скрива сложните детайли на криптографските алгоритми зад лесен за използване интерфейс. Това позволява съсредоточаване върху логиката на приложението, вместо върху ниско ниво криптография. Fernet предоставя готови функции за криптиране и декриптиране, които могат да бъдат използвани с няколко реда код. Това улеснява разбирането и реализацията дори от начинаещи програмисти. В същото време използваните алгоритми са професионални и утвърдени в практиката. Това означава, че резултатът е не само функционален, но и сигурен. Fernet намалява риска от допускане на грешки, които могат да компрометират защитата. Това е особено важно при разработка на системи за защита на информацията. Поради тези причини Fernet е отличен избор за учебни и практически проекти.</w:t>
       </w:r>
     </w:p>
     <w:p>
       <w:pPr>
         <w:pStyle w:val="Heading2"/>
         <w:rPr>
+          <w:sz w:val="28"/>
           <w:lang w:eastAsia="bg-BG"/>
         </w:rPr>
       </w:pPr>
@@ -6631,152 +6810,120 @@
         </w:rPr>
         <w:br/>
       </w:r>
-      <w:bookmarkStart w:id="40" w:name="_Toc220488418"/>
-      <w:r>
-        <w:rPr>
+      <w:bookmarkStart w:id="40" w:name="_Toc225928627"/>
+      <w:r>
+        <w:rPr>
+          <w:sz w:val="28"/>
           <w:lang w:val="bg-BG" w:eastAsia="bg-BG"/>
         </w:rPr>
-        <w:t>5.3. Защо е подходящ за ученически проект</w:t>
-      </w:r>
+        <w:t>5.4. Роля на библиотеката cryptography</w:t>
+      </w:r>
+      <w:bookmarkEnd w:id="36"/>
       <w:bookmarkEnd w:id="40"/>
     </w:p>
     <w:p>
       <w:pPr>
         <w:rPr>
-          <w:b/>
-          <w:bCs/>
-          <w:lang w:eastAsia="bg-BG"/>
-        </w:rPr>
-      </w:pPr>
-      <w:r>
-        <w:rPr>
-          <w:lang w:val="bg-BG" w:eastAsia="bg-BG"/>
-        </w:rPr>
-        <w:t>Fernet е подходящ за ученически проект, защото предлага високо ниво на сигурност с относително проста употреба. Той скрива сложните детайли на криптографските алгоритми зад лесен за използване интерфейс. Това позволява съсредоточаване върху логиката на приложението, вместо върху ниско ниво криптография. Fernet предоставя готови функции за криптиране и декриптиране, които могат да бъдат използвани с няколко реда код. Това улеснява разбирането и реализацията дори от начинаещи програмисти. В същото време използваните алгоритми са професионални и утвърдени в практиката. Това означава, че резултатът е не само функционален, но и сигурен. Fernet намалява риска от допускане на грешки, които могат да компрометират защитата. Това е особено важно при разработка на системи за защита на информацията. Поради тези причини Fernet е отличен избор за учебни и практически проекти.</w:t>
+          <w:lang w:eastAsia="bg-BG"/>
+        </w:rPr>
+      </w:pPr>
+      <w:r>
+        <w:rPr>
+          <w:lang w:eastAsia="bg-BG"/>
+        </w:rPr>
+        <w:t xml:space="preserve">Библиотеката </w:t>
+      </w:r>
+      <w:r>
+        <w:rPr>
+          <w:lang w:eastAsia="bg-BG"/>
+        </w:rPr>
+        <w:t>cryptography</w:t>
+      </w:r>
+      <w:r>
+        <w:rPr>
+          <w:lang w:eastAsia="bg-BG"/>
+        </w:rPr>
+        <w:t xml:space="preserve"> е една от най-надеждните и широко използвани библиотеки за криптография в </w:t>
+      </w:r>
+      <w:r>
+        <w:rPr>
+          <w:lang w:eastAsia="bg-BG"/>
+        </w:rPr>
+        <w:t>Python</w:t>
+      </w:r>
+      <w:r>
+        <w:rPr>
+          <w:lang w:eastAsia="bg-BG"/>
+        </w:rPr>
+        <w:t xml:space="preserve">. Тя предоставя готови, добре тествани и сигурни инструменти за работа с криптографски алгоритми. Чрез тази библиотека програмистите могат да използват сложни криптографски механизми без да е </w:t>
+      </w:r>
+      <w:r>
+        <w:rPr>
+          <w:lang w:eastAsia="bg-BG"/>
+        </w:rPr>
+        <w:lastRenderedPageBreak/>
+        <w:t xml:space="preserve">необходимо да ги реализират сами. Това намалява риска от грешки и уязвимости в кода. Библиотеката поддържа както ниско ниво криптографски операции, така и по-високо ниво формати като </w:t>
+      </w:r>
+      <w:r>
+        <w:rPr>
+          <w:lang w:eastAsia="bg-BG"/>
+        </w:rPr>
+        <w:t>Fernet</w:t>
+      </w:r>
+      <w:r>
+        <w:rPr>
+          <w:lang w:eastAsia="bg-BG"/>
+        </w:rPr>
+        <w:t xml:space="preserve">. Това я прави гъвкава и подходяща за различни приложения. </w:t>
+      </w:r>
+      <w:r>
+        <w:rPr>
+          <w:lang w:eastAsia="bg-BG"/>
+        </w:rPr>
+        <w:t>cryptography</w:t>
+      </w:r>
+      <w:r>
+        <w:rPr>
+          <w:lang w:eastAsia="bg-BG"/>
+        </w:rPr>
+        <w:t xml:space="preserve"> се разработва и поддържа от общност от специалисти по сигурност. Тя редовно се обновява, за да отговаря на съвременните стандарти за сигурност. Използването на такава библиотека повишава качеството и надеждността на софтуера. Освен това тя улеснява обучението по криптография чрез предоставяне на ясни и добре документирани инструменти.</w:t>
       </w:r>
     </w:p>
     <w:p>
       <w:pPr>
-        <w:pStyle w:val="Heading2"/>
-        <w:rPr>
-          <w:lang w:eastAsia="bg-BG"/>
-        </w:rPr>
-      </w:pPr>
-      <w:r>
-        <w:rPr>
+        <w:pStyle w:val="Heading1"/>
+        <w:rPr>
+          <w:sz w:val="36"/>
           <w:lang w:val="bg-BG" w:eastAsia="bg-BG"/>
         </w:rPr>
-        <w:br/>
-      </w:r>
-      <w:bookmarkStart w:id="41" w:name="_Toc220488419"/>
-      <w:r>
-        <w:rPr>
+      </w:pPr>
+      <w:bookmarkStart w:id="41" w:name="_Toc220243735"/>
+      <w:bookmarkStart w:id="42" w:name="_Toc220244651"/>
+      <w:bookmarkStart w:id="43" w:name="_Toc225928628"/>
+      <w:r>
+        <w:rPr>
+          <w:sz w:val="36"/>
           <w:lang w:val="bg-BG" w:eastAsia="bg-BG"/>
         </w:rPr>
-        <w:t>5.4. Роля на библиотеката cryptography</w:t>
-      </w:r>
-      <w:bookmarkEnd w:id="38"/>
+        <w:t>6. Сигурност при уеб приложения</w:t>
+      </w:r>
       <w:bookmarkEnd w:id="41"/>
+      <w:bookmarkEnd w:id="42"/>
+      <w:bookmarkEnd w:id="43"/>
     </w:p>
     <w:p>
       <w:pPr>
-        <w:rPr>
-          <w:lang w:eastAsia="bg-BG"/>
-        </w:rPr>
-      </w:pPr>
-      <w:r>
-        <w:rPr>
-          <w:lang w:eastAsia="bg-BG"/>
-        </w:rPr>
-        <w:t xml:space="preserve">Библиотеката </w:t>
-      </w:r>
-      <w:r>
-        <w:rPr>
-          <w:lang w:eastAsia="bg-BG"/>
-        </w:rPr>
-        <w:t>cryptography</w:t>
-      </w:r>
-      <w:r>
-        <w:rPr>
-          <w:lang w:eastAsia="bg-BG"/>
-        </w:rPr>
-        <w:t xml:space="preserve"> е една от най-надеждните и широко използвани библиотеки за криптография в </w:t>
-      </w:r>
-      <w:r>
-        <w:rPr>
-          <w:lang w:eastAsia="bg-BG"/>
-        </w:rPr>
-        <w:t>Python</w:t>
-      </w:r>
-      <w:r>
-        <w:rPr>
-          <w:lang w:eastAsia="bg-BG"/>
-        </w:rPr>
-        <w:t xml:space="preserve">. Тя предоставя готови, добре тествани и сигурни инструменти за работа с криптографски алгоритми. Чрез тази библиотека програмистите могат да използват сложни криптографски механизми без да е необходимо да ги реализират сами. Това намалява риска от грешки и уязвимости в кода. Библиотеката поддържа както ниско ниво криптографски операции, така и по-високо ниво формати като </w:t>
-      </w:r>
-      <w:r>
-        <w:rPr>
-          <w:lang w:eastAsia="bg-BG"/>
-        </w:rPr>
-        <w:t>Fernet</w:t>
-      </w:r>
-      <w:r>
-        <w:rPr>
-          <w:lang w:eastAsia="bg-BG"/>
-        </w:rPr>
-        <w:t xml:space="preserve">. Това я прави гъвкава и подходяща за различни </w:t>
-      </w:r>
-      <w:r>
-        <w:rPr>
-          <w:lang w:eastAsia="bg-BG"/>
-        </w:rPr>
-        <w:lastRenderedPageBreak/>
-        <w:t xml:space="preserve">приложения. </w:t>
-      </w:r>
-      <w:r>
-        <w:rPr>
-          <w:lang w:eastAsia="bg-BG"/>
-        </w:rPr>
-        <w:t>cryptography</w:t>
-      </w:r>
-      <w:r>
-        <w:rPr>
-          <w:lang w:eastAsia="bg-BG"/>
-        </w:rPr>
-        <w:t xml:space="preserve"> се разработва и поддържа от общност от специалисти по сигурност. Тя редовно се обновява, за да отговаря на съвременните стандарти за сигурност. Използването на такава библиотека повишава качеството и надеждността на софтуера. Освен това тя улеснява обучението по криптография чрез предоставяне на ясни и добре документирани инструменти.</w:t>
-      </w:r>
-    </w:p>
-    <w:p>
-      <w:pPr>
-        <w:pStyle w:val="Heading1"/>
-        <w:rPr>
-          <w:lang w:val="bg-BG" w:eastAsia="bg-BG"/>
-        </w:rPr>
-      </w:pPr>
-      <w:bookmarkStart w:id="42" w:name="_Toc220243735"/>
-      <w:bookmarkStart w:id="43" w:name="_Toc220244651"/>
-      <w:bookmarkStart w:id="44" w:name="_Toc220488420"/>
-      <w:r>
-        <w:rPr>
-          <w:lang w:val="bg-BG" w:eastAsia="bg-BG"/>
-        </w:rPr>
-        <w:t>6. Сигурност при уеб приложения</w:t>
-      </w:r>
-      <w:bookmarkEnd w:id="42"/>
-      <w:bookmarkEnd w:id="43"/>
-      <w:bookmarkEnd w:id="44"/>
-    </w:p>
-    <w:p>
-      <w:pPr>
         <w:pStyle w:val="Heading2"/>
         <w:rPr>
-          <w:lang w:eastAsia="bg-BG"/>
-        </w:rPr>
-      </w:pPr>
-      <w:bookmarkStart w:id="45" w:name="_Toc220488421"/>
-      <w:bookmarkStart w:id="46" w:name="_Toc220244652"/>
-      <w:r>
-        <w:rPr>
+          <w:sz w:val="28"/>
+          <w:lang w:eastAsia="bg-BG"/>
+        </w:rPr>
+      </w:pPr>
+      <w:bookmarkStart w:id="44" w:name="_Toc220244652"/>
+      <w:bookmarkStart w:id="45" w:name="_Toc225928629"/>
+      <w:r>
+        <w:rPr>
+          <w:sz w:val="28"/>
           <w:lang w:val="bg-BG" w:eastAsia="bg-BG"/>
         </w:rPr>
         <w:t>6.1. Основни заплахи и рискове</w:t>
@@ -6812,6 +6959,7 @@
       <w:pPr>
         <w:pStyle w:val="Heading2"/>
         <w:rPr>
+          <w:sz w:val="28"/>
           <w:lang w:eastAsia="bg-BG"/>
         </w:rPr>
       </w:pPr>
@@ -6821,12 +6969,147 @@
         </w:rPr>
         <w:br/>
       </w:r>
-      <w:bookmarkStart w:id="47" w:name="_Toc220488422"/>
-      <w:r>
-        <w:rPr>
+      <w:bookmarkStart w:id="46" w:name="_Toc225928630"/>
+      <w:r>
+        <w:rPr>
+          <w:sz w:val="28"/>
           <w:lang w:val="bg-BG" w:eastAsia="bg-BG"/>
         </w:rPr>
         <w:t>6.2. Изтичане на данни и MITM атаки</w:t>
+      </w:r>
+      <w:bookmarkEnd w:id="46"/>
+    </w:p>
+    <w:p>
+      <w:pPr>
+        <w:rPr>
+          <w:lang w:eastAsia="bg-BG"/>
+        </w:rPr>
+      </w:pPr>
+      <w:r>
+        <w:rPr>
+          <w:lang w:eastAsia="bg-BG"/>
+        </w:rPr>
+        <w:t xml:space="preserve">Изтичането на данни представлява ситуация, при която чувствителна информация става достъпна за неоторизирани лица. Това може да включва лични данни, пароли, финансови данни или служебна информация. Често причината за изтичане е слаба защита или пробив в системата. </w:t>
+      </w:r>
+      <w:r>
+        <w:rPr>
+          <w:lang w:eastAsia="bg-BG"/>
+        </w:rPr>
+        <w:t>MITM</w:t>
+      </w:r>
+      <w:r>
+        <w:rPr>
+          <w:lang w:eastAsia="bg-BG"/>
+        </w:rPr>
+        <w:t xml:space="preserve"> </w:t>
+      </w:r>
+      <w:r>
+        <w:rPr>
+          <w:lang w:eastAsia="bg-BG"/>
+        </w:rPr>
+        <w:t>(</w:t>
+      </w:r>
+      <w:r>
+        <w:rPr>
+          <w:lang w:eastAsia="bg-BG"/>
+        </w:rPr>
+        <w:t>Man</w:t>
+      </w:r>
+      <w:r>
+        <w:rPr>
+          <w:lang w:eastAsia="bg-BG"/>
+        </w:rPr>
+        <w:t>-</w:t>
+      </w:r>
+      <w:r>
+        <w:rPr>
+          <w:lang w:eastAsia="bg-BG"/>
+        </w:rPr>
+        <w:t>in</w:t>
+      </w:r>
+      <w:r>
+        <w:rPr>
+          <w:lang w:eastAsia="bg-BG"/>
+        </w:rPr>
+        <w:t>-</w:t>
+      </w:r>
+      <w:r>
+        <w:rPr>
+          <w:lang w:eastAsia="bg-BG"/>
+        </w:rPr>
+        <w:t>the</w:t>
+      </w:r>
+      <w:r>
+        <w:rPr>
+          <w:lang w:eastAsia="bg-BG"/>
+        </w:rPr>
+        <w:t>-</w:t>
+      </w:r>
+      <w:r>
+        <w:rPr>
+          <w:lang w:eastAsia="bg-BG"/>
+        </w:rPr>
+        <w:t>Middle</w:t>
+      </w:r>
+      <w:r>
+        <w:rPr>
+          <w:lang w:eastAsia="bg-BG"/>
+        </w:rPr>
+        <w:t>)</w:t>
+      </w:r>
+      <w:r>
+        <w:rPr>
+          <w:lang w:eastAsia="bg-BG"/>
+        </w:rPr>
+        <w:t xml:space="preserve"> атаката, или атака „човек по средата“, възниква, когато трето лице се намеси в комуникацията между двама участници. Това лице може да прихваща, променя или подслушва предаваните данни. Така може да се открадне информация, без потребителят да разбере. Подобни атаки са особено опасни при използване на несигурни мрежи, като обществени </w:t>
+      </w:r>
+      <w:r>
+        <w:rPr>
+          <w:lang w:eastAsia="bg-BG"/>
+        </w:rPr>
+        <w:t>Wi</w:t>
+      </w:r>
+      <w:r>
+        <w:rPr>
+          <w:lang w:eastAsia="bg-BG"/>
+        </w:rPr>
+        <w:t>-</w:t>
+      </w:r>
+      <w:r>
+        <w:rPr>
+          <w:lang w:eastAsia="bg-BG"/>
+        </w:rPr>
+        <w:t>Fi</w:t>
+      </w:r>
+      <w:r>
+        <w:rPr>
+          <w:lang w:eastAsia="bg-BG"/>
+        </w:rPr>
+        <w:t xml:space="preserve"> мрежи. Липсата на криптиране прави тези атаки много по-лесни. Дори и защитени системи могат да бъдат уязвими при неправилна конфигурация. Затова е необходимо да се използват сигурни комуникационни протоколи и добри практики за защита на данните.</w:t>
+      </w:r>
+    </w:p>
+    <w:p>
+      <w:pPr>
+        <w:pStyle w:val="Heading2"/>
+        <w:rPr>
+          <w:sz w:val="28"/>
+          <w:lang w:eastAsia="bg-BG"/>
+        </w:rPr>
+      </w:pPr>
+      <w:r>
+        <w:rPr>
+          <w:lang w:val="bg-BG" w:eastAsia="bg-BG"/>
+        </w:rPr>
+        <w:lastRenderedPageBreak/>
+        <w:br/>
+      </w:r>
+      <w:bookmarkStart w:id="47" w:name="_Toc225928631"/>
+      <w:r>
+        <w:rPr>
+          <w:sz w:val="28"/>
+          <w:lang w:val="bg-BG" w:eastAsia="bg-BG"/>
+        </w:rPr>
+        <w:t>6.3. Значение на HTTPS</w:t>
       </w:r>
       <w:bookmarkEnd w:id="47"/>
     </w:p>
@@ -6840,13 +7123,19 @@
         <w:rPr>
           <w:lang w:eastAsia="bg-BG"/>
         </w:rPr>
-        <w:t xml:space="preserve">Изтичането на данни представлява ситуация, при която чувствителна информация става достъпна за неоторизирани лица. Това може да включва лични данни, пароли, финансови данни или служебна информация. Често причината за изтичане е слаба защита или пробив в системата. </w:t>
-      </w:r>
-      <w:r>
-        <w:rPr>
-          <w:lang w:eastAsia="bg-BG"/>
-        </w:rPr>
-        <w:t>MITM</w:t>
+        <w:t>HTTPS</w:t>
+      </w:r>
+      <w:r>
+        <w:rPr>
+          <w:lang w:eastAsia="bg-BG"/>
+        </w:rPr>
+        <w:t xml:space="preserve"> (</w:t>
+      </w:r>
+      <w:r>
+        <w:rPr>
+          <w:lang w:eastAsia="bg-BG"/>
+        </w:rPr>
+        <w:t>HyperText</w:t>
       </w:r>
       <w:r>
         <w:rPr>
@@ -6858,49 +7147,169 @@
         <w:rPr>
           <w:lang w:eastAsia="bg-BG"/>
         </w:rPr>
+        <w:t>Transfer</w:t>
+      </w:r>
+      <w:r>
+        <w:rPr>
+          <w:lang w:eastAsia="bg-BG"/>
+        </w:rPr>
+        <w:t xml:space="preserve"> </w:t>
+      </w:r>
+      <w:r>
+        <w:rPr>
+          <w:lang w:eastAsia="bg-BG"/>
+        </w:rPr>
+        <w:t>Protocol</w:t>
+      </w:r>
+      <w:r>
+        <w:rPr>
+          <w:lang w:eastAsia="bg-BG"/>
+        </w:rPr>
+        <w:t xml:space="preserve"> </w:t>
+      </w:r>
+      <w:r>
+        <w:rPr>
+          <w:lang w:eastAsia="bg-BG"/>
+        </w:rPr>
+        <w:t>Secure</w:t>
+      </w:r>
+      <w:r>
+        <w:rPr>
+          <w:lang w:eastAsia="bg-BG"/>
+        </w:rPr>
+        <w:t>)</w:t>
+      </w:r>
+      <w:r>
+        <w:rPr>
+          <w:lang w:eastAsia="bg-BG"/>
+        </w:rPr>
+        <w:t xml:space="preserve"> е защитена версия на протокола </w:t>
+      </w:r>
+      <w:r>
+        <w:rPr>
+          <w:lang w:eastAsia="bg-BG"/>
+        </w:rPr>
+        <w:t>HTTP</w:t>
+      </w:r>
+      <w:r>
+        <w:rPr>
+          <w:lang w:eastAsia="bg-BG"/>
+        </w:rPr>
+        <w:t xml:space="preserve"> (</w:t>
+      </w:r>
+      <w:r>
+        <w:rPr>
+          <w:lang w:eastAsia="bg-BG"/>
+        </w:rPr>
+        <w:t>HyperText</w:t>
+      </w:r>
+      <w:r>
+        <w:rPr>
+          <w:lang w:eastAsia="bg-BG"/>
+        </w:rPr>
+        <w:t xml:space="preserve"> </w:t>
+      </w:r>
+      <w:r>
+        <w:rPr>
+          <w:lang w:eastAsia="bg-BG"/>
+        </w:rPr>
+        <w:t>Transfer</w:t>
+      </w:r>
+      <w:r>
+        <w:rPr>
+          <w:lang w:eastAsia="bg-BG"/>
+        </w:rPr>
+        <w:t xml:space="preserve"> </w:t>
+      </w:r>
+      <w:r>
+        <w:rPr>
+          <w:lang w:eastAsia="bg-BG"/>
+        </w:rPr>
+        <w:t>Protocol</w:t>
+      </w:r>
+      <w:r>
+        <w:rPr>
+          <w:lang w:eastAsia="bg-BG"/>
+        </w:rPr>
+        <w:t>)</w:t>
+      </w:r>
+      <w:r>
+        <w:rPr>
+          <w:lang w:eastAsia="bg-BG"/>
+        </w:rPr>
+        <w:t>,</w:t>
+      </w:r>
+      <w:r>
+        <w:rPr>
+          <w:lang w:eastAsia="bg-BG"/>
+        </w:rPr>
+        <w:t xml:space="preserve"> </w:t>
+      </w:r>
+      <w:r>
+        <w:rPr>
+          <w:lang w:eastAsia="bg-BG"/>
+        </w:rPr>
+        <w:t xml:space="preserve">която използва криптиране за предаване на данни. Той осигурява защита на информацията между браузъра на потребителя и сървъра на уеб приложението. Това означава, че данните не могат да бъдат прочетени от трети лица по време на преноса. </w:t>
+      </w:r>
+      <w:r>
+        <w:rPr>
+          <w:lang w:eastAsia="bg-BG"/>
+        </w:rPr>
+        <w:t>HTTPS</w:t>
+      </w:r>
+      <w:r>
+        <w:rPr>
+          <w:lang w:eastAsia="bg-BG"/>
+        </w:rPr>
+        <w:t xml:space="preserve"> използва </w:t>
+      </w:r>
+      <w:r>
+        <w:rPr>
+          <w:lang w:eastAsia="bg-BG"/>
+        </w:rPr>
+        <w:t>SSL</w:t>
+      </w:r>
+      <w:r>
+        <w:rPr>
+          <w:lang w:eastAsia="bg-BG"/>
+        </w:rPr>
+        <w:t xml:space="preserve"> </w:t>
+      </w:r>
+      <w:r>
+        <w:rPr>
+          <w:lang w:eastAsia="bg-BG"/>
+        </w:rPr>
         <w:t>(</w:t>
       </w:r>
       <w:r>
         <w:rPr>
           <w:lang w:eastAsia="bg-BG"/>
         </w:rPr>
-        <w:t>Man</w:t>
-      </w:r>
-      <w:r>
-        <w:rPr>
-          <w:lang w:eastAsia="bg-BG"/>
-        </w:rPr>
-        <w:t>-</w:t>
-      </w:r>
-      <w:r>
-        <w:rPr>
-          <w:lang w:eastAsia="bg-BG"/>
-        </w:rPr>
-        <w:t>in</w:t>
-      </w:r>
-      <w:r>
-        <w:rPr>
-          <w:lang w:eastAsia="bg-BG"/>
-        </w:rPr>
-        <w:t>-</w:t>
-      </w:r>
-      <w:r>
-        <w:rPr>
-          <w:lang w:eastAsia="bg-BG"/>
-        </w:rPr>
-        <w:t>the</w:t>
-      </w:r>
-      <w:r>
-        <w:rPr>
-          <w:lang w:eastAsia="bg-BG"/>
-        </w:rPr>
-        <w:t>-</w:t>
-      </w:r>
-      <w:r>
-        <w:rPr>
-          <w:lang w:eastAsia="bg-BG"/>
-        </w:rPr>
-        <w:t>Middle</w:t>
+        <w:t>Secure</w:t>
+      </w:r>
+      <w:r>
+        <w:rPr>
+          <w:lang w:eastAsia="bg-BG"/>
+        </w:rPr>
+        <w:t xml:space="preserve"> </w:t>
+      </w:r>
+      <w:r>
+        <w:rPr>
+          <w:lang w:eastAsia="bg-BG"/>
+        </w:rPr>
+        <w:t>Sockets</w:t>
+      </w:r>
+      <w:r>
+        <w:rPr>
+          <w:lang w:eastAsia="bg-BG"/>
+        </w:rPr>
+        <w:t xml:space="preserve"> </w:t>
+      </w:r>
+      <w:r>
+        <w:rPr>
+          <w:lang w:eastAsia="bg-BG"/>
+        </w:rPr>
+        <w:t>Layer</w:t>
       </w:r>
       <w:r>
         <w:rPr>
@@ -6912,37 +7321,116 @@
         <w:rPr>
           <w:lang w:eastAsia="bg-BG"/>
         </w:rPr>
-        <w:t xml:space="preserve"> атаката, или атака „човек по средата“, възниква, когато трето лице се намеси в комуникацията между двама участници. Това лице може да прихваща, променя или подслушва предаваните данни. Така може да се открадне информация, без потребителят да разбере. Подобни атаки са особено опасни при използване на несигурни мрежи, като обществени </w:t>
-      </w:r>
-      <w:r>
-        <w:rPr>
-          <w:lang w:eastAsia="bg-BG"/>
-        </w:rPr>
-        <w:t>Wi</w:t>
-      </w:r>
-      <w:r>
-        <w:rPr>
-          <w:lang w:eastAsia="bg-BG"/>
-        </w:rPr>
-        <w:t>-</w:t>
-      </w:r>
-      <w:r>
-        <w:rPr>
-          <w:lang w:eastAsia="bg-BG"/>
-        </w:rPr>
-        <w:t>Fi</w:t>
-      </w:r>
-      <w:r>
-        <w:rPr>
-          <w:lang w:eastAsia="bg-BG"/>
-        </w:rPr>
-        <w:t xml:space="preserve"> мрежи. Липсата на криптиране прави тези атаки много по-лесни. Дори и защитени системи могат да бъдат уязвими при неправилна конфигурация. Затова е необходимо да се използват сигурни комуникационни протоколи и добри практики за защита на данните.</w:t>
+        <w:t xml:space="preserve"> или </w:t>
+      </w:r>
+      <w:r>
+        <w:rPr>
+          <w:lang w:eastAsia="bg-BG"/>
+        </w:rPr>
+        <w:t>TLS</w:t>
+      </w:r>
+      <w:r>
+        <w:rPr>
+          <w:lang w:eastAsia="bg-BG"/>
+        </w:rPr>
+        <w:t xml:space="preserve"> (</w:t>
+      </w:r>
+      <w:r>
+        <w:rPr>
+          <w:lang w:eastAsia="bg-BG"/>
+        </w:rPr>
+        <w:t>Transport</w:t>
+      </w:r>
+      <w:r>
+        <w:rPr>
+          <w:lang w:eastAsia="bg-BG"/>
+        </w:rPr>
+        <w:t xml:space="preserve"> </w:t>
+      </w:r>
+      <w:r>
+        <w:rPr>
+          <w:lang w:eastAsia="bg-BG"/>
+        </w:rPr>
+        <w:t>Layer</w:t>
+      </w:r>
+      <w:r>
+        <w:rPr>
+          <w:lang w:eastAsia="bg-BG"/>
+        </w:rPr>
+        <w:t xml:space="preserve"> </w:t>
+      </w:r>
+      <w:r>
+        <w:rPr>
+          <w:lang w:eastAsia="bg-BG"/>
+        </w:rPr>
+        <w:t>Security</w:t>
+      </w:r>
+      <w:r>
+        <w:rPr>
+          <w:lang w:eastAsia="bg-BG"/>
+        </w:rPr>
+        <w:t>)</w:t>
+      </w:r>
+      <w:r>
+        <w:rPr>
+          <w:lang w:eastAsia="bg-BG"/>
+        </w:rPr>
+        <w:t xml:space="preserve"> сертификати, които удостоверяват самоличността на уебсайта. Така потребителят може да бъде сигурен, че комуникира с правилния сървър. Освен защита на данните, </w:t>
+      </w:r>
+      <w:r>
+        <w:rPr>
+          <w:lang w:eastAsia="bg-BG"/>
+        </w:rPr>
+        <w:t>HTTPS</w:t>
+      </w:r>
+      <w:r>
+        <w:rPr>
+          <w:lang w:eastAsia="bg-BG"/>
+        </w:rPr>
+        <w:t xml:space="preserve"> предотвратява и тяхната подмяна по време на пренос. Това е особено важно при въвеждане на пароли, лични данни или финансова информация. Повечето съвременни браузъри предупреждават потребителите, когато сайтът не използва </w:t>
+      </w:r>
+      <w:r>
+        <w:rPr>
+          <w:lang w:eastAsia="bg-BG"/>
+        </w:rPr>
+        <w:t>HTTPS</w:t>
+      </w:r>
+      <w:r>
+        <w:rPr>
+          <w:lang w:eastAsia="bg-BG"/>
+        </w:rPr>
+        <w:t xml:space="preserve">. Използването на </w:t>
+      </w:r>
+      <w:r>
+        <w:rPr>
+          <w:lang w:eastAsia="bg-BG"/>
+        </w:rPr>
+        <w:t>HTTPS</w:t>
+      </w:r>
+      <w:r>
+        <w:rPr>
+          <w:lang w:eastAsia="bg-BG"/>
+        </w:rPr>
+        <w:t xml:space="preserve"> повишава доверието към уеб приложението. Поради тези причини </w:t>
+      </w:r>
+      <w:r>
+        <w:rPr>
+          <w:lang w:eastAsia="bg-BG"/>
+        </w:rPr>
+        <w:t>HTTPS</w:t>
+      </w:r>
+      <w:r>
+        <w:rPr>
+          <w:lang w:eastAsia="bg-BG"/>
+        </w:rPr>
+        <w:t xml:space="preserve"> е задължителен стандарт за съвременните уеб системи.</w:t>
       </w:r>
     </w:p>
     <w:p>
       <w:pPr>
         <w:pStyle w:val="Heading2"/>
         <w:rPr>
+          <w:sz w:val="28"/>
           <w:lang w:eastAsia="bg-BG"/>
         </w:rPr>
       </w:pPr>
@@ -6950,16 +7438,17 @@
         <w:rPr>
           <w:lang w:val="bg-BG" w:eastAsia="bg-BG"/>
         </w:rPr>
-        <w:lastRenderedPageBreak/>
         <w:br/>
       </w:r>
-      <w:bookmarkStart w:id="48" w:name="_Toc220488423"/>
-      <w:r>
-        <w:rPr>
+      <w:bookmarkStart w:id="48" w:name="_Toc225928632"/>
+      <w:r>
+        <w:rPr>
+          <w:sz w:val="28"/>
           <w:lang w:val="bg-BG" w:eastAsia="bg-BG"/>
         </w:rPr>
-        <w:t>6.3. Значение на HTTPS</w:t>
-      </w:r>
+        <w:t>6.4. Значение на криптиране на чувствителни данни</w:t>
+      </w:r>
+      <w:bookmarkEnd w:id="44"/>
       <w:bookmarkEnd w:id="48"/>
     </w:p>
     <w:p>
@@ -6972,376 +7461,44 @@
         <w:rPr>
           <w:lang w:eastAsia="bg-BG"/>
         </w:rPr>
-        <w:t>HTTPS</w:t>
-      </w:r>
-      <w:r>
-        <w:rPr>
-          <w:lang w:eastAsia="bg-BG"/>
-        </w:rPr>
-        <w:t xml:space="preserve"> (</w:t>
-      </w:r>
-      <w:r>
-        <w:rPr>
-          <w:lang w:eastAsia="bg-BG"/>
-        </w:rPr>
-        <w:t>HyperText</w:t>
-      </w:r>
-      <w:r>
-        <w:rPr>
-          <w:lang w:eastAsia="bg-BG"/>
-        </w:rPr>
-        <w:t xml:space="preserve"> </w:t>
-      </w:r>
-      <w:r>
-        <w:rPr>
-          <w:lang w:eastAsia="bg-BG"/>
-        </w:rPr>
-        <w:t>Transfer</w:t>
-      </w:r>
-      <w:r>
-        <w:rPr>
-          <w:lang w:eastAsia="bg-BG"/>
-        </w:rPr>
-        <w:t xml:space="preserve"> </w:t>
-      </w:r>
-      <w:r>
-        <w:rPr>
-          <w:lang w:eastAsia="bg-BG"/>
-        </w:rPr>
-        <w:t>Protocol</w:t>
-      </w:r>
-      <w:r>
-        <w:rPr>
-          <w:lang w:eastAsia="bg-BG"/>
-        </w:rPr>
-        <w:t xml:space="preserve"> </w:t>
-      </w:r>
-      <w:r>
-        <w:rPr>
-          <w:lang w:eastAsia="bg-BG"/>
-        </w:rPr>
-        <w:t>Secure</w:t>
-      </w:r>
-      <w:r>
-        <w:rPr>
-          <w:lang w:eastAsia="bg-BG"/>
-        </w:rPr>
-        <w:t>)</w:t>
-      </w:r>
-      <w:r>
-        <w:rPr>
-          <w:lang w:eastAsia="bg-BG"/>
-        </w:rPr>
-        <w:t xml:space="preserve"> е защитена версия на протокола </w:t>
-      </w:r>
-      <w:r>
-        <w:rPr>
-          <w:lang w:eastAsia="bg-BG"/>
-        </w:rPr>
-        <w:t>HTTP</w:t>
-      </w:r>
-      <w:r>
-        <w:rPr>
-          <w:lang w:eastAsia="bg-BG"/>
-        </w:rPr>
-        <w:t xml:space="preserve"> (</w:t>
-      </w:r>
-      <w:r>
-        <w:rPr>
-          <w:lang w:eastAsia="bg-BG"/>
-        </w:rPr>
-        <w:t>HyperText</w:t>
-      </w:r>
-      <w:r>
-        <w:rPr>
-          <w:lang w:eastAsia="bg-BG"/>
-        </w:rPr>
-        <w:t xml:space="preserve"> </w:t>
-      </w:r>
-      <w:r>
-        <w:rPr>
-          <w:lang w:eastAsia="bg-BG"/>
-        </w:rPr>
-        <w:t>Transfer</w:t>
-      </w:r>
-      <w:r>
-        <w:rPr>
-          <w:lang w:eastAsia="bg-BG"/>
-        </w:rPr>
-        <w:t xml:space="preserve"> </w:t>
-      </w:r>
-      <w:r>
-        <w:rPr>
-          <w:lang w:eastAsia="bg-BG"/>
-        </w:rPr>
-        <w:t>Protocol</w:t>
-      </w:r>
-      <w:r>
-        <w:rPr>
-          <w:lang w:eastAsia="bg-BG"/>
-        </w:rPr>
-        <w:t>)</w:t>
-      </w:r>
-      <w:r>
-        <w:rPr>
-          <w:lang w:eastAsia="bg-BG"/>
-        </w:rPr>
-        <w:t>,</w:t>
-      </w:r>
-      <w:r>
-        <w:rPr>
-          <w:lang w:eastAsia="bg-BG"/>
-        </w:rPr>
-        <w:t xml:space="preserve"> </w:t>
-      </w:r>
-      <w:r>
-        <w:rPr>
-          <w:lang w:eastAsia="bg-BG"/>
-        </w:rPr>
-        <w:t xml:space="preserve">която използва криптиране за предаване на данни. Той осигурява защита на информацията между браузъра на потребителя и сървъра на уеб приложението. Това означава, че данните не могат да бъдат прочетени от трети лица по време на преноса. </w:t>
-      </w:r>
-      <w:r>
-        <w:rPr>
-          <w:lang w:eastAsia="bg-BG"/>
-        </w:rPr>
-        <w:t>HTTPS</w:t>
-      </w:r>
-      <w:r>
-        <w:rPr>
-          <w:lang w:eastAsia="bg-BG"/>
-        </w:rPr>
-        <w:t xml:space="preserve"> използва </w:t>
-      </w:r>
-      <w:r>
-        <w:rPr>
-          <w:lang w:eastAsia="bg-BG"/>
-        </w:rPr>
-        <w:t>SSL</w:t>
-      </w:r>
-      <w:r>
-        <w:rPr>
-          <w:lang w:eastAsia="bg-BG"/>
-        </w:rPr>
-        <w:t xml:space="preserve"> </w:t>
-      </w:r>
-      <w:r>
-        <w:rPr>
-          <w:lang w:eastAsia="bg-BG"/>
-        </w:rPr>
-        <w:t>(</w:t>
-      </w:r>
-      <w:r>
-        <w:rPr>
-          <w:lang w:eastAsia="bg-BG"/>
-        </w:rPr>
-        <w:t>Secure</w:t>
-      </w:r>
-      <w:r>
-        <w:rPr>
-          <w:lang w:eastAsia="bg-BG"/>
-        </w:rPr>
-        <w:t xml:space="preserve"> </w:t>
-      </w:r>
-      <w:r>
-        <w:rPr>
-          <w:lang w:eastAsia="bg-BG"/>
-        </w:rPr>
-        <w:t>Sockets</w:t>
-      </w:r>
-      <w:r>
-        <w:rPr>
-          <w:lang w:eastAsia="bg-BG"/>
-        </w:rPr>
-        <w:t xml:space="preserve"> </w:t>
-      </w:r>
-      <w:r>
-        <w:rPr>
-          <w:lang w:eastAsia="bg-BG"/>
-        </w:rPr>
-        <w:t>Layer</w:t>
-      </w:r>
-      <w:r>
-        <w:rPr>
-          <w:lang w:eastAsia="bg-BG"/>
-        </w:rPr>
-        <w:t>)</w:t>
-      </w:r>
-      <w:r>
-        <w:rPr>
-          <w:lang w:eastAsia="bg-BG"/>
-        </w:rPr>
-        <w:t xml:space="preserve"> или </w:t>
-      </w:r>
-      <w:r>
-        <w:rPr>
-          <w:lang w:eastAsia="bg-BG"/>
-        </w:rPr>
-        <w:t>TLS</w:t>
-      </w:r>
-      <w:r>
-        <w:rPr>
-          <w:lang w:eastAsia="bg-BG"/>
-        </w:rPr>
-        <w:t xml:space="preserve"> (</w:t>
-      </w:r>
-      <w:r>
-        <w:rPr>
-          <w:lang w:eastAsia="bg-BG"/>
-        </w:rPr>
-        <w:t>Transport</w:t>
-      </w:r>
-      <w:r>
-        <w:rPr>
-          <w:lang w:eastAsia="bg-BG"/>
-        </w:rPr>
-        <w:t xml:space="preserve"> </w:t>
-      </w:r>
-      <w:r>
-        <w:rPr>
-          <w:lang w:eastAsia="bg-BG"/>
-        </w:rPr>
-        <w:t>Layer</w:t>
-      </w:r>
-      <w:r>
-        <w:rPr>
-          <w:lang w:eastAsia="bg-BG"/>
-        </w:rPr>
-        <w:t xml:space="preserve"> </w:t>
-      </w:r>
-      <w:r>
-        <w:rPr>
-          <w:lang w:eastAsia="bg-BG"/>
-        </w:rPr>
-        <w:t>Security</w:t>
-      </w:r>
-      <w:r>
-        <w:rPr>
-          <w:lang w:eastAsia="bg-BG"/>
-        </w:rPr>
-        <w:t>)</w:t>
-      </w:r>
-      <w:r>
-        <w:rPr>
-          <w:lang w:eastAsia="bg-BG"/>
-        </w:rPr>
-        <w:t xml:space="preserve"> сертификати, които удостоверяват самоличността на уебсайта. Така потребителят може да бъде сигурен, че комуникира с правилния сървър. Освен защита на данните, </w:t>
-      </w:r>
-      <w:r>
-        <w:rPr>
-          <w:lang w:eastAsia="bg-BG"/>
-        </w:rPr>
-        <w:t>HTTPS</w:t>
-      </w:r>
-      <w:r>
-        <w:rPr>
-          <w:lang w:eastAsia="bg-BG"/>
-        </w:rPr>
-        <w:t xml:space="preserve"> предотвратява и тяхната подмяна по време на пренос. Това е особено важно при въвеждане на пароли, лични данни или финансова информация. Повечето съвременни браузъри предупреждават потребителите, когато сайтът не използва </w:t>
-      </w:r>
-      <w:r>
-        <w:rPr>
-          <w:lang w:eastAsia="bg-BG"/>
-        </w:rPr>
-        <w:t>HTTPS</w:t>
-      </w:r>
-      <w:r>
-        <w:rPr>
-          <w:lang w:eastAsia="bg-BG"/>
-        </w:rPr>
-        <w:t xml:space="preserve">. Използването на </w:t>
-      </w:r>
-      <w:r>
-        <w:rPr>
-          <w:lang w:eastAsia="bg-BG"/>
-        </w:rPr>
-        <w:t>HTTPS</w:t>
-      </w:r>
-      <w:r>
-        <w:rPr>
-          <w:lang w:eastAsia="bg-BG"/>
-        </w:rPr>
-        <w:t xml:space="preserve"> повишава доверието към уеб приложението. Поради тези причини </w:t>
-      </w:r>
-      <w:r>
-        <w:rPr>
-          <w:lang w:eastAsia="bg-BG"/>
-        </w:rPr>
-        <w:t>HTTPS</w:t>
-      </w:r>
-      <w:r>
-        <w:rPr>
-          <w:lang w:eastAsia="bg-BG"/>
-        </w:rPr>
-        <w:t xml:space="preserve"> е задължителен стандарт за съвременните уеб системи.</w:t>
+        <w:t>Криптирането на чувствителни данни е ключов елемент от сигурността на всяко уеб приложение. То предпазва информацията от неоторизиран достъп дори ако базата данни бъде компрометирана. Чувствителни данни включват пароли, лична информация, номера на карти и други важни данни. Без криптиране тези данни могат да бъдат прочетени директно от нападател. Криптирането гарантира, че информацията остава неразбираема без правилния ключ. Това значително намалява вредата при евентуално изтичане на данни. Освен това криптирането помага за спазване на законови изисквания за защита на личните данни. То също така повишава доверието на потребителите към системата. При правилна реализация криптирането не затруднява нормалната работа на приложението. Поради това криптирането на чувствителни данни е основна мярка за защита в уеб среда.</w:t>
       </w:r>
     </w:p>
     <w:p>
       <w:pPr>
-        <w:pStyle w:val="Heading2"/>
-        <w:rPr>
-          <w:lang w:eastAsia="bg-BG"/>
-        </w:rPr>
-      </w:pPr>
-      <w:r>
-        <w:rPr>
+        <w:pStyle w:val="Heading1"/>
+        <w:rPr>
+          <w:sz w:val="36"/>
           <w:lang w:val="bg-BG" w:eastAsia="bg-BG"/>
         </w:rPr>
-        <w:br/>
-      </w:r>
-      <w:bookmarkStart w:id="49" w:name="_Toc220488424"/>
-      <w:r>
-        <w:rPr>
+      </w:pPr>
+      <w:bookmarkStart w:id="49" w:name="_Toc220243736"/>
+      <w:bookmarkStart w:id="50" w:name="_Toc220244653"/>
+      <w:bookmarkStart w:id="51" w:name="_Toc225928633"/>
+      <w:r>
+        <w:rPr>
+          <w:sz w:val="36"/>
           <w:lang w:val="bg-BG" w:eastAsia="bg-BG"/>
         </w:rPr>
-        <w:t>6.4. Значение на криптиране на чувствителни данни</w:t>
-      </w:r>
-      <w:bookmarkEnd w:id="46"/>
+        <w:t>7. Проблемът със споделянето на тайни онлайн</w:t>
+      </w:r>
       <w:bookmarkEnd w:id="49"/>
+      <w:bookmarkEnd w:id="50"/>
+      <w:bookmarkEnd w:id="51"/>
     </w:p>
     <w:p>
       <w:pPr>
-        <w:rPr>
-          <w:lang w:eastAsia="bg-BG"/>
-        </w:rPr>
-      </w:pPr>
-      <w:r>
-        <w:rPr>
-          <w:lang w:eastAsia="bg-BG"/>
-        </w:rPr>
-        <w:t>Криптирането на чувствителни данни е ключов елемент от сигурността на всяко уеб приложение. То предпазва информацията от неоторизиран достъп дори ако базата данни бъде компрометирана. Чувствителни данни включват пароли, лична информация, номера на карти и други важни данни. Без криптиране тези данни могат да бъдат прочетени директно от нападател. Криптирането гарантира, че информацията остава неразбираема без правилния ключ. Това значително намалява вредата при евентуално изтичане на данни. Освен това криптирането помага за спазване на законови изисквания за защита на личните данни. То също така повишава доверието на потребителите към системата. При правилна реализация криптирането не затруднява нормалната работа на приложението. Поради това криптирането на чувствителни данни е основна мярка за защита в уеб среда.</w:t>
-      </w:r>
-    </w:p>
-    <w:p>
-      <w:pPr>
-        <w:pStyle w:val="Heading1"/>
-        <w:rPr>
-          <w:lang w:val="bg-BG" w:eastAsia="bg-BG"/>
-        </w:rPr>
-      </w:pPr>
-      <w:bookmarkStart w:id="50" w:name="_Toc220243736"/>
-      <w:bookmarkStart w:id="51" w:name="_Toc220244653"/>
-      <w:bookmarkStart w:id="52" w:name="_Toc220488425"/>
-      <w:r>
-        <w:rPr>
-          <w:lang w:val="bg-BG" w:eastAsia="bg-BG"/>
-        </w:rPr>
-        <w:t>7. Проблемът със споделянето на тайни онлайн</w:t>
-      </w:r>
-      <w:bookmarkEnd w:id="50"/>
-      <w:bookmarkEnd w:id="51"/>
-      <w:bookmarkEnd w:id="52"/>
-    </w:p>
-    <w:p>
-      <w:pPr>
         <w:pStyle w:val="Heading2"/>
         <w:rPr>
-          <w:lang w:eastAsia="bg-BG"/>
-        </w:rPr>
-      </w:pPr>
-      <w:bookmarkStart w:id="53" w:name="_Toc220488426"/>
-      <w:bookmarkStart w:id="54" w:name="_Toc220244654"/>
-      <w:r>
-        <w:rPr>
+          <w:sz w:val="28"/>
+          <w:lang w:eastAsia="bg-BG"/>
+        </w:rPr>
+      </w:pPr>
+      <w:bookmarkStart w:id="52" w:name="_Toc220244654"/>
+      <w:bookmarkStart w:id="53" w:name="_Toc225928634"/>
+      <w:r>
+        <w:rPr>
+          <w:sz w:val="28"/>
           <w:lang w:val="bg-BG" w:eastAsia="bg-BG"/>
         </w:rPr>
         <w:t>7.1. Защо обикновените съобщения не са сигурни</w:t>
@@ -7358,20 +7515,21 @@
         <w:rPr>
           <w:lang w:eastAsia="bg-BG"/>
         </w:rPr>
-        <w:t xml:space="preserve">Обикновените съобщения в интернет често не са достатъчно защитени. Много приложения за чат и електронна поща съхраняват съобщенията на свои сървъри за дълго време. Това означава, че информацията може да бъде достъпна от администратори или при пробив в системата. Дори когато съобщенията се предават защитено, те често остават записани в историята на разговора. Потребителите рядко изтриват старите си съобщения, което увеличава риска от изтичане на данни. </w:t>
+        <w:t xml:space="preserve">Обикновените съобщения в интернет често не са достатъчно защитени. Много приложения за чат и електронна поща съхраняват съобщенията на свои сървъри за дълго време. Това означава, че информацията може да бъде достъпна от администратори или при пробив в системата. Дори когато съобщенията се предават защитено, те често остават записани в историята на разговора. Потребителите </w:t>
       </w:r>
       <w:r>
         <w:rPr>
           <w:lang w:eastAsia="bg-BG"/>
         </w:rPr>
         <w:lastRenderedPageBreak/>
-        <w:t>Освен това някои услуги не използват достатъчно силно криптиране. Обикновените съобщения могат да бъдат прочетени при кражба на устройство или компрометиране на акаунт. Също така съобщенията могат да бъдат копирани, препратени или заснети без знанието на изпращача. Това прави контрола върху информацията много труден. Поради тези причини стандартните методи за комуникация не са подходящи за споделяне на чувствителна информация.</w:t>
+        <w:t>рядко изтриват старите си съобщения, което увеличава риска от изтичане на данни. Освен това някои услуги не използват достатъчно силно криптиране. Обикновените съобщения могат да бъдат прочетени при кражба на устройство или компрометиране на акаунт. Също така съобщенията могат да бъдат копирани, препратени или заснети без знанието на изпращача. Това прави контрола върху информацията много труден. Поради тези причини стандартните методи за комуникация не са подходящи за споделяне на чувствителна информация.</w:t>
       </w:r>
     </w:p>
     <w:p>
       <w:pPr>
         <w:pStyle w:val="Heading2"/>
         <w:rPr>
+          <w:sz w:val="28"/>
           <w:lang w:eastAsia="bg-BG"/>
         </w:rPr>
       </w:pPr>
@@ -7381,13 +7539,52 @@
         </w:rPr>
         <w:br/>
       </w:r>
-      <w:bookmarkStart w:id="55" w:name="_Toc220488427"/>
-      <w:r>
-        <w:rPr>
+      <w:bookmarkStart w:id="54" w:name="_Toc225928635"/>
+      <w:r>
+        <w:rPr>
+          <w:sz w:val="28"/>
           <w:lang w:val="bg-BG" w:eastAsia="bg-BG"/>
         </w:rPr>
         <w:t>7.2. Рискове при изпращане и съхранение на тайни</w:t>
       </w:r>
+      <w:bookmarkEnd w:id="54"/>
+    </w:p>
+    <w:p>
+      <w:pPr>
+        <w:rPr>
+          <w:lang w:eastAsia="bg-BG"/>
+        </w:rPr>
+      </w:pPr>
+      <w:r>
+        <w:rPr>
+          <w:lang w:eastAsia="bg-BG"/>
+        </w:rPr>
+        <w:t>Изпращането на тайна информация по интернет крие сериозни рискове. Данните могат да бъдат прихванати по време на предаването, ако не са криптирани правилно. Съхранението на тайни в бази данни също е рисково, особено ако защитата е слаба. При пробив в системата нападателят може да получи достъп до голямо количество чувствителна информация. Съществува и риск от вътрешни злоупотреби от служители с достъп до данните. Дори добре защитени системи могат да станат уязвими при неправилна конфигурация. Освен това потребителите често използват слаби пароли, което увеличава риска от компрометиране. Загубата или кражбата на устройство също може да доведе до разкриване на тайни. Веднъж изтекла, информацията трудно може да бъде върната или контролирана. Затова е важно да се използват специални методи за защита при работа с тайни данни.</w:t>
+      </w:r>
+    </w:p>
+    <w:p>
+      <w:pPr>
+        <w:pStyle w:val="Heading2"/>
+        <w:rPr>
+          <w:sz w:val="28"/>
+          <w:lang w:eastAsia="bg-BG"/>
+        </w:rPr>
+      </w:pPr>
+      <w:r>
+        <w:rPr>
+          <w:lang w:val="bg-BG" w:eastAsia="bg-BG"/>
+        </w:rPr>
+        <w:br/>
+      </w:r>
+      <w:bookmarkStart w:id="55" w:name="_Toc225928636"/>
+      <w:r>
+        <w:rPr>
+          <w:sz w:val="28"/>
+          <w:lang w:val="bg-BG" w:eastAsia="bg-BG"/>
+        </w:rPr>
+        <w:t>7.3. Нужда от самоунищожаващи се съобщения</w:t>
+      </w:r>
+      <w:bookmarkEnd w:id="52"/>
       <w:bookmarkEnd w:id="55"/>
     </w:p>
     <w:p>
@@ -7400,77 +7597,45 @@
         <w:rPr>
           <w:lang w:eastAsia="bg-BG"/>
         </w:rPr>
-        <w:t>Изпращането на тайна информация по интернет крие сериозни рискове. Данните могат да бъдат прихванати по време на предаването, ако не са криптирани правилно. Съхранението на тайни в бази данни също е рисково, особено ако защитата е слаба. При пробив в системата нападателят може да получи достъп до голямо количество чувствителна информация. Съществува и риск от вътрешни злоупотреби от служители с достъп до данните. Дори добре защитени системи могат да станат уязвими при неправилна конфигурация. Освен това потребителите често използват слаби пароли, което увеличава риска от компрометиране. Загубата или кражбата на устройство също може да доведе до разкриване на тайни. Веднъж изтекла, информацията трудно може да бъде върната или контролирана. Затова е важно да се използват специални методи за защита при работа с тайни данни.</w:t>
+        <w:t>Самоунищожаващите се съобщения предлагат по-високо ниво на сигурност при споделяне на тайни. Те позволяват информацията да бъде достъпна само за ограничено време или само при първо отваряне. След това съобщението се изтрива автоматично от системата. Това значително намалява риска от неоторизиран достъп в бъдеще. Дори ако линкът бъде споделен повторно, съдържанието вече няма да бъде налично. Така се запазва контролът върху разпространението на информацията. Самоунищожаването предпазва и от случайно разкриване на стари тайни. Освен това този подход ограничава количеството чувствителни данни, които се съхраняват в системата. Това намалява последствията при евентуален пробив. Поради тези предимства самоунищожаващите се съобщения са подходящо решение за сигурна комуникация.</w:t>
       </w:r>
     </w:p>
     <w:p>
       <w:pPr>
-        <w:pStyle w:val="Heading2"/>
-        <w:rPr>
-          <w:lang w:eastAsia="bg-BG"/>
-        </w:rPr>
-      </w:pPr>
-      <w:r>
-        <w:rPr>
+        <w:pStyle w:val="Heading1"/>
+        <w:rPr>
+          <w:sz w:val="36"/>
           <w:lang w:val="bg-BG" w:eastAsia="bg-BG"/>
         </w:rPr>
-        <w:br/>
-      </w:r>
-      <w:bookmarkStart w:id="56" w:name="_Toc220488428"/>
-      <w:r>
-        <w:rPr>
+      </w:pPr>
+      <w:bookmarkStart w:id="56" w:name="_Toc220243737"/>
+      <w:bookmarkStart w:id="57" w:name="_Toc220244655"/>
+      <w:bookmarkStart w:id="58" w:name="_Toc225928637"/>
+      <w:r>
+        <w:rPr>
+          <w:sz w:val="36"/>
           <w:lang w:val="bg-BG" w:eastAsia="bg-BG"/>
         </w:rPr>
-        <w:t>7.3. Нужда от самоунищожаващи се съобщения</w:t>
-      </w:r>
-      <w:bookmarkEnd w:id="54"/>
+        <w:lastRenderedPageBreak/>
+        <w:t>8. Анализ на съществуващи решения</w:t>
+      </w:r>
       <w:bookmarkEnd w:id="56"/>
+      <w:bookmarkEnd w:id="57"/>
+      <w:bookmarkEnd w:id="58"/>
     </w:p>
     <w:p>
       <w:pPr>
-        <w:rPr>
-          <w:lang w:eastAsia="bg-BG"/>
-        </w:rPr>
-      </w:pPr>
-      <w:r>
-        <w:rPr>
-          <w:lang w:eastAsia="bg-BG"/>
-        </w:rPr>
-        <w:t>Самоунищожаващите се съобщения предлагат по-високо ниво на сигурност при споделяне на тайни. Те позволяват информацията да бъде достъпна само за ограничено време или само при първо отваряне. След това съобщението се изтрива автоматично от системата. Това значително намалява риска от неоторизиран достъп в бъдеще. Дори ако линкът бъде споделен повторно, съдържанието вече няма да бъде налично. Така се запазва контролът върху разпространението на информацията. Самоунищожаването предпазва и от случайно разкриване на стари тайни. Освен това този подход ограничава количеството чувствителни данни, които се съхраняват в системата. Това намалява последствията при евентуален пробив. Поради тези предимства самоунищожаващите се съобщения са подходящо решение за сигурна комуникация.</w:t>
-      </w:r>
-    </w:p>
-    <w:p>
-      <w:pPr>
-        <w:pStyle w:val="Heading1"/>
-        <w:rPr>
-          <w:lang w:val="bg-BG" w:eastAsia="bg-BG"/>
-        </w:rPr>
-      </w:pPr>
-      <w:bookmarkStart w:id="57" w:name="_Toc220243737"/>
-      <w:bookmarkStart w:id="58" w:name="_Toc220244655"/>
-      <w:bookmarkStart w:id="59" w:name="_Toc220488429"/>
-      <w:r>
-        <w:rPr>
-          <w:lang w:val="bg-BG" w:eastAsia="bg-BG"/>
-        </w:rPr>
-        <w:lastRenderedPageBreak/>
-        <w:t>8. Анализ на съществуващи решения</w:t>
-      </w:r>
-      <w:bookmarkEnd w:id="57"/>
-      <w:bookmarkEnd w:id="58"/>
-      <w:bookmarkEnd w:id="59"/>
-    </w:p>
-    <w:p>
-      <w:pPr>
         <w:pStyle w:val="Heading2"/>
         <w:rPr>
-          <w:lang w:eastAsia="bg-BG"/>
-        </w:rPr>
-      </w:pPr>
-      <w:bookmarkStart w:id="60" w:name="_Toc220488430"/>
-      <w:bookmarkStart w:id="61" w:name="_Toc220244656"/>
-      <w:r>
-        <w:rPr>
+          <w:sz w:val="28"/>
+          <w:lang w:eastAsia="bg-BG"/>
+        </w:rPr>
+      </w:pPr>
+      <w:bookmarkStart w:id="59" w:name="_Toc220244656"/>
+      <w:bookmarkStart w:id="60" w:name="_Toc225928638"/>
+      <w:r>
+        <w:rPr>
+          <w:sz w:val="28"/>
           <w:lang w:val="bg-BG" w:eastAsia="bg-BG"/>
         </w:rPr>
         <w:t>8.1. Приложения тип Privnote</w:t>
@@ -7518,6 +7683,7 @@
       <w:pPr>
         <w:pStyle w:val="Heading2"/>
         <w:rPr>
+          <w:sz w:val="28"/>
           <w:lang w:eastAsia="bg-BG"/>
         </w:rPr>
       </w:pPr>
@@ -7527,12 +7693,74 @@
         </w:rPr>
         <w:br/>
       </w:r>
-      <w:bookmarkStart w:id="62" w:name="_Toc220488431"/>
-      <w:r>
-        <w:rPr>
+      <w:bookmarkStart w:id="61" w:name="_Toc225928639"/>
+      <w:r>
+        <w:rPr>
+          <w:sz w:val="28"/>
           <w:lang w:val="bg-BG" w:eastAsia="bg-BG"/>
         </w:rPr>
         <w:t>8.2. Основни функционалности</w:t>
+      </w:r>
+      <w:bookmarkEnd w:id="61"/>
+    </w:p>
+    <w:p>
+      <w:pPr>
+        <w:rPr>
+          <w:lang w:eastAsia="bg-BG"/>
+        </w:rPr>
+      </w:pPr>
+      <w:r>
+        <w:rPr>
+          <w:lang w:eastAsia="bg-BG"/>
+        </w:rPr>
+        <w:t xml:space="preserve">Основната функционалност на приложения тип </w:t>
+      </w:r>
+      <w:r>
+        <w:rPr>
+          <w:lang w:eastAsia="bg-BG"/>
+        </w:rPr>
+        <w:t>Privnote</w:t>
+      </w:r>
+      <w:r>
+        <w:rPr>
+          <w:lang w:eastAsia="bg-BG"/>
+        </w:rPr>
+        <w:t xml:space="preserve"> е създаването на еднократно достъпно съобщение. Потребителят въвежда тайния текст и получава уникален </w:t>
+      </w:r>
+      <w:r>
+        <w:rPr>
+          <w:lang w:eastAsia="bg-BG"/>
+        </w:rPr>
+        <w:t>URL</w:t>
+      </w:r>
+      <w:r>
+        <w:rPr>
+          <w:lang w:eastAsia="bg-BG"/>
+        </w:rPr>
+        <w:t>, който може да сподели. След първото отваряне съобщението се премахва от сървъра или се маркира като прочетено. Повечето платформи имат и опция за задаване на срок на валидност — например съобщението да изтече след определен брой часове. Някои решения позволяват добавяне на парола за допълнителна защита преди декриптиране. Други включват визуални предупреждения за сигурността на линка или инструкции за безопасно споделяне. Важна функция е криптирането на текста преди съхранение, за да не може дори администраторът да чете съдържанието. Някои приложения предлагат статистики за това дали линкът е бил отварян. Други предупреждават, ако съобщението е било прочетено вече. В съвкупност тези функционалности правят подобните услуги удобни за бърз и сигурен обмен на тайна информация.</w:t>
+      </w:r>
+    </w:p>
+    <w:p>
+      <w:pPr>
+        <w:pStyle w:val="Heading2"/>
+        <w:rPr>
+          <w:sz w:val="28"/>
+          <w:lang w:eastAsia="bg-BG"/>
+        </w:rPr>
+      </w:pPr>
+      <w:r>
+        <w:rPr>
+          <w:lang w:val="bg-BG" w:eastAsia="bg-BG"/>
+        </w:rPr>
+        <w:br/>
+      </w:r>
+      <w:bookmarkStart w:id="62" w:name="_Toc225928640"/>
+      <w:r>
+        <w:rPr>
+          <w:sz w:val="28"/>
+          <w:lang w:val="bg-BG" w:eastAsia="bg-BG"/>
+        </w:rPr>
+        <w:t>8.3. Предимства и недостатъци</w:t>
       </w:r>
       <w:bookmarkEnd w:id="62"/>
     </w:p>
@@ -7546,37 +7774,21 @@
         <w:rPr>
           <w:lang w:eastAsia="bg-BG"/>
         </w:rPr>
-        <w:t xml:space="preserve">Основната функционалност на приложения тип </w:t>
-      </w:r>
-      <w:r>
-        <w:rPr>
-          <w:lang w:eastAsia="bg-BG"/>
-        </w:rPr>
-        <w:t>Privnote</w:t>
-      </w:r>
-      <w:r>
-        <w:rPr>
-          <w:lang w:eastAsia="bg-BG"/>
-        </w:rPr>
-        <w:t xml:space="preserve"> е създаването на еднократно достъпно съобщение. Потребителят въвежда тайния текст и получава уникален </w:t>
-      </w:r>
-      <w:r>
-        <w:rPr>
-          <w:lang w:eastAsia="bg-BG"/>
-        </w:rPr>
-        <w:t>URL</w:t>
-      </w:r>
-      <w:r>
-        <w:rPr>
-          <w:lang w:eastAsia="bg-BG"/>
-        </w:rPr>
-        <w:t>, който може да сподели. След първото отваряне съобщението се премахва от сървъра или се маркира като прочетено. Повечето платформи имат и опция за задаване на срок на валидност — например съобщението да изтече след определен брой часове. Някои решения позволяват добавяне на парола за допълнителна защита преди декриптиране. Други включват визуални предупреждения за сигурността на линка или инструкции за безопасно споделяне. Важна функция е криптирането на текста преди съхранение, за да не може дори администраторът да чете съдържанието. Някои приложения предлагат статистики за това дали линкът е бил отварян. Други предупреждават, ако съобщението е било прочетено вече. В съвкупност тези функционалности правят подобните услуги удобни за бърз и сигурен обмен на тайна информация.</w:t>
+        <w:t xml:space="preserve">Предимствата на този тип приложения включват леснота на употреба и бързо генериране на защитени съобщения. Потребителят не се нуждае от регистрация или технически умения, за да използва услугата. Съобщенията могат да бъдат достъпени само веднъж, което значително намалява риска от повторно </w:t>
+      </w:r>
+      <w:r>
+        <w:rPr>
+          <w:lang w:eastAsia="bg-BG"/>
+        </w:rPr>
+        <w:lastRenderedPageBreak/>
+        <w:t>прочитане. Криптирането на данните осигурява поверителност дори при съхранение. Друг плюс е, че съобщенията не остават дълго време в системата, което ограничава риска от пробив в защитата. Недостатък е зависимостта от интернет връзка и работата на сървъра — ако услугата спре, съобщенията може да не бъдат доставени. Също така, ако линкът бъде споделен неправилно, съдържанието може да бъде прочетено от нежелано лице. Някои решения не осигуряват опция за пароль или допълнителна защита. Друг недостатък е това, че много от популярните услуги не са с отворен код, което ограничава проверката на техните механизми за сигурност. Поради тези причини е важно да се анализира внимателно всяко приложение от този тип преди употреба.</w:t>
       </w:r>
     </w:p>
     <w:p>
       <w:pPr>
         <w:pStyle w:val="Heading2"/>
         <w:rPr>
+          <w:sz w:val="28"/>
           <w:lang w:eastAsia="bg-BG"/>
         </w:rPr>
       </w:pPr>
@@ -7586,109 +7798,72 @@
         </w:rPr>
         <w:br/>
       </w:r>
-      <w:bookmarkStart w:id="63" w:name="_Toc220488432"/>
-      <w:r>
-        <w:rPr>
+      <w:bookmarkStart w:id="63" w:name="_Toc225928641"/>
+      <w:r>
+        <w:rPr>
+          <w:sz w:val="28"/>
           <w:lang w:val="bg-BG" w:eastAsia="bg-BG"/>
         </w:rPr>
-        <w:t>8.3. Предимства и недостатъци</w:t>
-      </w:r>
+        <w:t>8.4. Изводи за настоящия проект</w:t>
+      </w:r>
+      <w:bookmarkEnd w:id="59"/>
       <w:bookmarkEnd w:id="63"/>
     </w:p>
     <w:p>
       <w:pPr>
         <w:rPr>
-          <w:lang w:eastAsia="bg-BG"/>
-        </w:rPr>
-      </w:pPr>
-      <w:r>
-        <w:rPr>
-          <w:lang w:eastAsia="bg-BG"/>
-        </w:rPr>
-        <w:t xml:space="preserve">Предимствата на този тип приложения включват леснота на употреба и бързо генериране на защитени съобщения. Потребителят не се нуждае от регистрация или технически умения, за да използва услугата. Съобщенията могат да бъдат достъпени само веднъж, което значително намалява риска от повторно прочитане. Криптирането на данните осигурява поверителност дори при </w:t>
-      </w:r>
-      <w:r>
-        <w:rPr>
-          <w:lang w:eastAsia="bg-BG"/>
-        </w:rPr>
-        <w:lastRenderedPageBreak/>
-        <w:t>съхранение. Друг плюс е, че съобщенията не остават дълго време в системата, което ограничава риска от пробив в защитата. Недостатък е зависимостта от интернет връзка и работата на сървъра — ако услугата спре, съобщенията може да не бъдат доставени. Също така, ако линкът бъде споделен неправилно, съдържанието може да бъде прочетено от нежелано лице. Някои решения не осигуряват опция за пароль или допълнителна защита. Друг недостатък е това, че много от популярните услуги не са с отворен код, което ограничава проверката на техните механизми за сигурност. Поради тези причини е важно да се анализира внимателно всяко приложение от този тип преди употреба.</w:t>
+          <w:lang w:val="bg-BG" w:eastAsia="bg-BG"/>
+        </w:rPr>
+      </w:pPr>
+      <w:r>
+        <w:rPr>
+          <w:lang w:val="bg-BG" w:eastAsia="bg-BG"/>
+        </w:rPr>
+        <w:t>От анализа на съществуващите решения става ясно, че много от тях предлагат основните функции на еднократно прочитаемо съобщение със стандартна защита. Те осигуряват удобство и бързина, но често липсват допълнителни механизми за безопасност, като управление на срок на валидност или парола. Някои не предлагат достатъчно гъвкав контрол върху това кой може да отвори съобщението. Също така, повечето от тях не позволяват лесно разширяване или модификация спрямо конкретни нужди. Анализът показва, че има място за подобрение в аспектите на криптографската защита и допълнителните функции. Добавянето на възможност за PIN или таймер може да повиши сигурността. Подходящо би било също така да се включи проверка за целостта и автентичността на данните. Също така е важно да се обмисли по-добър контрол върху това кой може да прочете съобщението. Тези изводи ще помогнат за изграждането на по-сигурно и стабилно приложение. Анализът дава основа за аргументиран избор на конкретни технологии и механизми.</w:t>
       </w:r>
     </w:p>
     <w:p>
       <w:pPr>
-        <w:pStyle w:val="Heading2"/>
-        <w:rPr>
-          <w:lang w:eastAsia="bg-BG"/>
-        </w:rPr>
-      </w:pPr>
-      <w:r>
-        <w:rPr>
-          <w:lang w:val="bg-BG" w:eastAsia="bg-BG"/>
-        </w:rPr>
-        <w:br/>
-      </w:r>
-      <w:bookmarkStart w:id="64" w:name="_Toc220488433"/>
-      <w:r>
-        <w:rPr>
-          <w:lang w:val="bg-BG" w:eastAsia="bg-BG"/>
-        </w:rPr>
-        <w:t>8.4. Изводи за настоящия проект</w:t>
-      </w:r>
-      <w:bookmarkEnd w:id="61"/>
-      <w:bookmarkEnd w:id="64"/>
+        <w:rPr>
+          <w:lang w:eastAsia="bg-BG"/>
+        </w:rPr>
+      </w:pPr>
     </w:p>
     <w:p>
       <w:pPr>
-        <w:rPr>
+        <w:pStyle w:val="Heading1"/>
+        <w:rPr>
+          <w:sz w:val="36"/>
           <w:lang w:val="bg-BG" w:eastAsia="bg-BG"/>
         </w:rPr>
       </w:pPr>
-      <w:r>
-        <w:rPr>
+      <w:bookmarkStart w:id="64" w:name="_Toc220243738"/>
+      <w:bookmarkStart w:id="65" w:name="_Toc220244657"/>
+      <w:bookmarkStart w:id="66" w:name="_Toc225928642"/>
+      <w:r>
+        <w:rPr>
+          <w:sz w:val="36"/>
           <w:lang w:val="bg-BG" w:eastAsia="bg-BG"/>
         </w:rPr>
-        <w:t>От анализа на съществуващите решения става ясно, че много от тях предлагат основните функции на еднократно прочитаемо съобщение със стандартна защита. Те осигуряват удобство и бързина, но често липсват допълнителни механизми за безопасност, като управление на срок на валидност или парола. Някои не предлагат достатъчно гъвкав контрол върху това кой може да отвори съобщението. Също така, повечето от тях не позволяват лесно разширяване или модификация спрямо конкретни нужди. Анализът показва, че има място за подобрение в аспектите на криптографската защита и допълнителните функции. Добавянето на възможност за PIN или таймер може да повиши сигурността. Подходящо би било също така да се включи проверка за целостта и автентичността на данните. Също така е важно да се обмисли по-добър контрол върху това кой може да прочете съобщението. Тези изводи ще помогнат за изграждането на по-сигурно и стабилно приложение. Анализът дава основа за аргументиран избор на конкретни технологии и механизми.</w:t>
-      </w:r>
+        <w:t>9. Концепцията за еднократно съобщение</w:t>
+      </w:r>
+      <w:bookmarkEnd w:id="64"/>
+      <w:bookmarkEnd w:id="65"/>
+      <w:bookmarkEnd w:id="66"/>
     </w:p>
     <w:p>
       <w:pPr>
-        <w:rPr>
-          <w:lang w:eastAsia="bg-BG"/>
-        </w:rPr>
-      </w:pPr>
-    </w:p>
-    <w:p>
-      <w:pPr>
-        <w:pStyle w:val="Heading1"/>
-        <w:rPr>
-          <w:lang w:val="bg-BG" w:eastAsia="bg-BG"/>
-        </w:rPr>
-      </w:pPr>
-      <w:bookmarkStart w:id="65" w:name="_Toc220243738"/>
-      <w:bookmarkStart w:id="66" w:name="_Toc220244657"/>
-      <w:bookmarkStart w:id="67" w:name="_Toc220488434"/>
-      <w:r>
-        <w:rPr>
-          <w:lang w:val="bg-BG" w:eastAsia="bg-BG"/>
-        </w:rPr>
-        <w:t>9. Концепцията за еднократно съобщение</w:t>
-      </w:r>
-      <w:bookmarkEnd w:id="65"/>
-      <w:bookmarkEnd w:id="66"/>
-      <w:bookmarkEnd w:id="67"/>
-    </w:p>
-    <w:p>
-      <w:pPr>
         <w:pStyle w:val="Heading2"/>
         <w:rPr>
-          <w:lang w:eastAsia="bg-BG"/>
-        </w:rPr>
-      </w:pPr>
-      <w:bookmarkStart w:id="68" w:name="_Toc220488435"/>
-      <w:bookmarkStart w:id="69" w:name="_Toc220244658"/>
-      <w:r>
-        <w:rPr>
+          <w:sz w:val="28"/>
+          <w:lang w:eastAsia="bg-BG"/>
+        </w:rPr>
+      </w:pPr>
+      <w:bookmarkStart w:id="67" w:name="_Toc220244658"/>
+      <w:bookmarkStart w:id="68" w:name="_Toc225928643"/>
+      <w:r>
+        <w:rPr>
+          <w:sz w:val="28"/>
           <w:lang w:val="bg-BG" w:eastAsia="bg-BG"/>
         </w:rPr>
         <w:t>9.1. Какво е еднократно съобщение</w:t>
@@ -7705,20 +7880,21 @@
         <w:rPr>
           <w:lang w:eastAsia="bg-BG"/>
         </w:rPr>
-        <w:t xml:space="preserve">Еднократното съобщение е вид съобщение, което може да бъде прочетено само веднъж. След като бъде отворено, то автоматично се изтрива или става недостъпно. Това означава, че съдържанието не остава записано за бъдещ достъп. Обикновено такива съобщения се предоставят чрез уникален линк, който се споделя с получателя. Когато линкът бъде отворен, системата проверява дали съобщението вече е било прочетено. Ако не е, то се показва и веднага след това се премахва. Ако някой се опита да отвори линка повторно, съобщението вече не е налично. Това създава допълнителен слой защита срещу неоторизиран достъп. </w:t>
+        <w:t xml:space="preserve">Еднократното съобщение е вид съобщение, което може да бъде прочетено само веднъж. След като бъде отворено, то автоматично се изтрива или става недостъпно. Това означава, че съдържанието не остава записано за бъдещ достъп. Обикновено такива съобщения се предоставят чрез уникален линк, който се споделя с получателя. Когато линкът бъде отворен, системата проверява дали съобщението вече е било прочетено. Ако не е, то се показва и веднага след това се премахва. Ако някой се опита да отвори линка повторно, съобщението вече не е </w:t>
       </w:r>
       <w:r>
         <w:rPr>
           <w:lang w:eastAsia="bg-BG"/>
         </w:rPr>
         <w:lastRenderedPageBreak/>
-        <w:t>Еднократните съобщения често се използват за споделяне на чувствителна информация. Те са подходящи, когато информацията трябва да бъде достъпна само за кратко време.</w:t>
+        <w:t>налично. Това създава допълнителен слой защита срещу неоторизиран достъп. Еднократните съобщения често се използват за споделяне на чувствителна информация. Те са подходящи, когато информацията трябва да бъде достъпна само за кратко време.</w:t>
       </w:r>
     </w:p>
     <w:p>
       <w:pPr>
         <w:pStyle w:val="Heading2"/>
         <w:rPr>
+          <w:sz w:val="28"/>
           <w:lang w:eastAsia="bg-BG"/>
         </w:rPr>
       </w:pPr>
@@ -7728,12 +7904,50 @@
         </w:rPr>
         <w:br/>
       </w:r>
-      <w:bookmarkStart w:id="70" w:name="_Toc220488436"/>
-      <w:r>
-        <w:rPr>
+      <w:bookmarkStart w:id="69" w:name="_Toc225928644"/>
+      <w:r>
+        <w:rPr>
+          <w:sz w:val="28"/>
           <w:lang w:val="bg-BG" w:eastAsia="bg-BG"/>
         </w:rPr>
         <w:t>9.2. Ползи за сигурността</w:t>
+      </w:r>
+      <w:bookmarkEnd w:id="69"/>
+    </w:p>
+    <w:p>
+      <w:pPr>
+        <w:rPr>
+          <w:lang w:eastAsia="bg-BG"/>
+        </w:rPr>
+      </w:pPr>
+      <w:r>
+        <w:rPr>
+          <w:lang w:eastAsia="bg-BG"/>
+        </w:rPr>
+        <w:t>Еднократните съобщения значително подобряват сигурността при споделяне на информация. Основното предимство е, че данните не се съхраняват дълго време в системата. Това намалява риска от изтичане на информация при пробив в защитата. Дори ако сървърът бъде компрометиран, вече прочетените съобщения няма да бъдат налични. Това ограничава възможностите на нападателя да получи чувствителни данни. Освен това контролът върху разпространението на информацията е по-голям. Получателят не може да отвори съобщението повторно от същия линк. Това намалява риска от случайно или умишлено разпространение. Самоунищожаването на съобщението предпазва и от дългосрочно съхранение на тайни. Така се постига по-добър баланс между достъпност и сигурност.</w:t>
+      </w:r>
+    </w:p>
+    <w:p>
+      <w:pPr>
+        <w:pStyle w:val="Heading2"/>
+        <w:rPr>
+          <w:sz w:val="28"/>
+          <w:lang w:eastAsia="bg-BG"/>
+        </w:rPr>
+      </w:pPr>
+      <w:r>
+        <w:rPr>
+          <w:lang w:val="bg-BG" w:eastAsia="bg-BG"/>
+        </w:rPr>
+        <w:br/>
+      </w:r>
+      <w:bookmarkStart w:id="70" w:name="_Toc225928645"/>
+      <w:r>
+        <w:rPr>
+          <w:sz w:val="28"/>
+          <w:lang w:val="bg-BG" w:eastAsia="bg-BG"/>
+        </w:rPr>
+        <w:t>9.3. Разлика с обикновените съобщения</w:t>
       </w:r>
       <w:bookmarkEnd w:id="70"/>
     </w:p>
@@ -7747,7 +7961,7 @@
         <w:rPr>
           <w:lang w:eastAsia="bg-BG"/>
         </w:rPr>
-        <w:t>Еднократните съобщения значително подобряват сигурността при споделяне на информация. Основното предимство е, че данните не се съхраняват дълго време в системата. Това намалява риска от изтичане на информация при пробив в защитата. Дори ако сървърът бъде компрометиран, вече прочетените съобщения няма да бъдат налични. Това ограничава възможностите на нападателя да получи чувствителни данни. Освен това контролът върху разпространението на информацията е по-голям. Получателят не може да отвори съобщението повторно от същия линк. Това намалява риска от случайно или умишлено разпространение. Самоунищожаването на съобщението предпазва и от дългосрочно съхранение на тайни. Така се постига по-добър баланс между достъпност и сигурност.</w:t>
+        <w:t>Обикновените съобщения остават съхранени в системата, докато потребителят не ги изтрие ръчно. Това означава, че те могат да бъдат прочетени многократно от същия или от други потребители с достъп. При еднократните съобщения такъв достъп е възможен само веднъж. Обикновените съобщения често се архивират и съхраняват дълго време. Това увеличава риска от неоторизиран достъп в бъдеще. Освен това те могат лесно да бъдат копирани, препратени или направени снимки на екрана. При еднократните съобщения контролът върху разпространението е по-голям. Дори ако линкът бъде споделен, съдържанието може вече да е недостъпно. Обикновените съобщения не предлагат автоматично изтриване след прочит. Поради тези разлики еднократните съобщения са по-подходящи за споделяне на чувствителна информация.</w:t>
       </w:r>
     </w:p>
     <w:p>
@@ -7763,13 +7977,15 @@
         </w:rPr>
         <w:br/>
       </w:r>
-      <w:bookmarkStart w:id="71" w:name="_Toc220488437"/>
-      <w:r>
-        <w:rPr>
+      <w:bookmarkStart w:id="71" w:name="_Toc225928646"/>
+      <w:r>
+        <w:rPr>
+          <w:sz w:val="28"/>
           <w:lang w:val="bg-BG" w:eastAsia="bg-BG"/>
         </w:rPr>
-        <w:t>9.3. Разлика с обикновените съобщения</w:t>
-      </w:r>
+        <w:t>9.4. Области на приложение</w:t>
+      </w:r>
+      <w:bookmarkEnd w:id="67"/>
       <w:bookmarkEnd w:id="71"/>
     </w:p>
     <w:p>
@@ -7782,83 +7998,51 @@
         <w:rPr>
           <w:lang w:eastAsia="bg-BG"/>
         </w:rPr>
-        <w:t>Обикновените съобщения остават съхранени в системата, докато потребителят не ги изтрие ръчно. Това означава, че те могат да бъдат прочетени многократно от същия или от други потребители с достъп. При еднократните съобщения такъв достъп е възможен само веднъж. Обикновените съобщения често се архивират и съхраняват дълго време. Това увеличава риска от неоторизиран достъп в бъдеще. Освен това те могат лесно да бъдат копирани, препратени или направени снимки на екрана. При еднократните съобщения контролът върху разпространението е по-голям. Дори ако линкът бъде споделен, съдържанието може вече да е недостъпно. Обикновените съобщения не предлагат автоматично изтриване след прочит. Поради тези разлики еднократните съобщения са по-подходящи за споделяне на чувствителна информация.</w:t>
+        <w:t xml:space="preserve">Еднократните съобщения намират приложение в много области от ежедневието и професионалната сфера. Те могат да се използват при споделяне на пароли или кодове за достъп. Също така са полезни при изпращане на лична или служебна информация. В бизнес среда могат да се използват за споделяне на конфиденциални документи или данни. Юридическите и медицинските сфери също могат да се възползват от този тип съобщения. Те са подходящи и при </w:t>
+      </w:r>
+      <w:r>
+        <w:rPr>
+          <w:lang w:eastAsia="bg-BG"/>
+        </w:rPr>
+        <w:lastRenderedPageBreak/>
+        <w:t>временно предоставяне на достъп до системи или услуги. В образователна среда могат да се използват за сигурно споделяне на информация между преподаватели и ученици. Също така са полезни при онлайн регистрации и потвърждения. В личния живот могат да се използват за защита на чувствителни разговори. Всички тези области показват, че еднократните съобщения имат широко и практично приложение.</w:t>
       </w:r>
     </w:p>
     <w:p>
       <w:pPr>
-        <w:pStyle w:val="Heading2"/>
-        <w:rPr>
-          <w:lang w:eastAsia="bg-BG"/>
-        </w:rPr>
-      </w:pPr>
-      <w:r>
-        <w:rPr>
+        <w:pStyle w:val="Heading1"/>
+        <w:rPr>
+          <w:sz w:val="36"/>
           <w:lang w:val="bg-BG" w:eastAsia="bg-BG"/>
         </w:rPr>
-        <w:br/>
-      </w:r>
-      <w:bookmarkStart w:id="72" w:name="_Toc220488438"/>
-      <w:r>
-        <w:rPr>
+      </w:pPr>
+      <w:bookmarkStart w:id="72" w:name="_Toc220243739"/>
+      <w:bookmarkStart w:id="73" w:name="_Toc220244659"/>
+      <w:bookmarkStart w:id="74" w:name="_Toc225928647"/>
+      <w:r>
+        <w:rPr>
+          <w:sz w:val="36"/>
           <w:lang w:val="bg-BG" w:eastAsia="bg-BG"/>
         </w:rPr>
-        <w:t>9.4. Области на приложение</w:t>
-      </w:r>
-      <w:bookmarkEnd w:id="69"/>
+        <w:t>10. Архитектура на уеб приложението</w:t>
+      </w:r>
       <w:bookmarkEnd w:id="72"/>
+      <w:bookmarkEnd w:id="73"/>
+      <w:bookmarkEnd w:id="74"/>
     </w:p>
     <w:p>
       <w:pPr>
-        <w:rPr>
-          <w:lang w:eastAsia="bg-BG"/>
-        </w:rPr>
-      </w:pPr>
-      <w:r>
-        <w:rPr>
-          <w:lang w:eastAsia="bg-BG"/>
-        </w:rPr>
-        <w:t xml:space="preserve">Еднократните съобщения намират приложение в много области от ежедневието и професионалната сфера. Те могат да се използват при споделяне на пароли или кодове за достъп. Също така са полезни при изпращане на лична или служебна информация. В бизнес среда могат да се използват за споделяне на конфиденциални документи или данни. Юридическите и медицинските сфери също могат да се възползват от този тип съобщения. Те са подходящи и при временно предоставяне на достъп до системи или услуги. В образователна среда могат да се използват за сигурно споделяне на информация между преподаватели и </w:t>
-      </w:r>
-      <w:r>
-        <w:rPr>
-          <w:lang w:eastAsia="bg-BG"/>
-        </w:rPr>
-        <w:lastRenderedPageBreak/>
-        <w:t>ученици. Също така са полезни при онлайн регистрации и потвърждения. В личния живот могат да се използват за защита на чувствителни разговори. Всички тези области показват, че еднократните съобщения имат широко и практично приложение.</w:t>
-      </w:r>
-    </w:p>
-    <w:p>
-      <w:pPr>
-        <w:pStyle w:val="Heading1"/>
-        <w:rPr>
-          <w:lang w:val="bg-BG" w:eastAsia="bg-BG"/>
-        </w:rPr>
-      </w:pPr>
-      <w:bookmarkStart w:id="73" w:name="_Toc220243739"/>
-      <w:bookmarkStart w:id="74" w:name="_Toc220244659"/>
-      <w:bookmarkStart w:id="75" w:name="_Toc220488439"/>
-      <w:r>
-        <w:rPr>
-          <w:lang w:val="bg-BG" w:eastAsia="bg-BG"/>
-        </w:rPr>
-        <w:t>10. Архитектура на уеб приложението</w:t>
-      </w:r>
-      <w:bookmarkEnd w:id="73"/>
-      <w:bookmarkEnd w:id="74"/>
-      <w:bookmarkEnd w:id="75"/>
-    </w:p>
-    <w:p>
-      <w:pPr>
         <w:pStyle w:val="Heading2"/>
         <w:rPr>
-          <w:lang w:eastAsia="bg-BG"/>
-        </w:rPr>
-      </w:pPr>
-      <w:bookmarkStart w:id="76" w:name="_Toc220488440"/>
-      <w:bookmarkStart w:id="77" w:name="_Toc220244660"/>
-      <w:r>
-        <w:rPr>
+          <w:sz w:val="28"/>
+          <w:lang w:eastAsia="bg-BG"/>
+        </w:rPr>
+      </w:pPr>
+      <w:bookmarkStart w:id="75" w:name="_Toc220244660"/>
+      <w:bookmarkStart w:id="76" w:name="_Toc225928648"/>
+      <w:r>
+        <w:rPr>
+          <w:sz w:val="28"/>
           <w:lang w:val="bg-BG" w:eastAsia="bg-BG"/>
         </w:rPr>
         <w:t>10.1. Основни компоненти: frontend, backend, база данни</w:t>
@@ -7930,6 +8114,7 @@
       <w:pPr>
         <w:pStyle w:val="Heading2"/>
         <w:rPr>
+          <w:sz w:val="28"/>
           <w:lang w:eastAsia="bg-BG"/>
         </w:rPr>
       </w:pPr>
@@ -7939,12 +8124,213 @@
         </w:rPr>
         <w:br/>
       </w:r>
-      <w:bookmarkStart w:id="78" w:name="_Toc220488441"/>
-      <w:r>
-        <w:rPr>
+      <w:bookmarkStart w:id="77" w:name="_Toc225928649"/>
+      <w:r>
+        <w:rPr>
+          <w:sz w:val="28"/>
           <w:lang w:val="bg-BG" w:eastAsia="bg-BG"/>
         </w:rPr>
         <w:t>10.2. Как комуникират компонентите</w:t>
+      </w:r>
+      <w:bookmarkEnd w:id="77"/>
+    </w:p>
+    <w:p>
+      <w:pPr>
+        <w:rPr>
+          <w:lang w:eastAsia="bg-BG"/>
+        </w:rPr>
+      </w:pPr>
+      <w:r>
+        <w:rPr>
+          <w:lang w:eastAsia="bg-BG"/>
+        </w:rPr>
+        <w:t xml:space="preserve">Комуникацията между компонентите се осъществява чрез мрежови заявки и отговори. </w:t>
+      </w:r>
+      <w:r>
+        <w:rPr>
+          <w:lang w:eastAsia="bg-BG"/>
+        </w:rPr>
+        <w:t>Frontend</w:t>
+      </w:r>
+      <w:r>
+        <w:rPr>
+          <w:lang w:eastAsia="bg-BG"/>
+        </w:rPr>
+        <w:t xml:space="preserve"> изпраща заявки към </w:t>
+      </w:r>
+      <w:r>
+        <w:rPr>
+          <w:lang w:eastAsia="bg-BG"/>
+        </w:rPr>
+        <w:t>backend</w:t>
+      </w:r>
+      <w:r>
+        <w:rPr>
+          <w:lang w:eastAsia="bg-BG"/>
+        </w:rPr>
+        <w:t xml:space="preserve">, когато потребителят извършва действие. Например, когато се изпраща съобщение, </w:t>
+      </w:r>
+      <w:r>
+        <w:rPr>
+          <w:lang w:eastAsia="bg-BG"/>
+        </w:rPr>
+        <w:t>frontend</w:t>
+      </w:r>
+      <w:r>
+        <w:rPr>
+          <w:lang w:eastAsia="bg-BG"/>
+        </w:rPr>
+        <w:t xml:space="preserve"> изпраща данните към сървъра. </w:t>
+      </w:r>
+      <w:r>
+        <w:rPr>
+          <w:lang w:eastAsia="bg-BG"/>
+        </w:rPr>
+        <w:t>Backend</w:t>
+      </w:r>
+      <w:r>
+        <w:rPr>
+          <w:lang w:eastAsia="bg-BG"/>
+        </w:rPr>
+        <w:t xml:space="preserve"> обработва тези данни и изпраща отговор обратно. След това </w:t>
+      </w:r>
+      <w:r>
+        <w:rPr>
+          <w:lang w:eastAsia="bg-BG"/>
+        </w:rPr>
+        <w:t>frontend</w:t>
+      </w:r>
+      <w:r>
+        <w:rPr>
+          <w:lang w:eastAsia="bg-BG"/>
+        </w:rPr>
+        <w:t xml:space="preserve"> показва резултата на потребителя. </w:t>
+      </w:r>
+      <w:r>
+        <w:rPr>
+          <w:lang w:eastAsia="bg-BG"/>
+        </w:rPr>
+        <w:t>Backend</w:t>
+      </w:r>
+      <w:r>
+        <w:rPr>
+          <w:lang w:eastAsia="bg-BG"/>
+        </w:rPr>
+        <w:t xml:space="preserve"> комуникира с базата данни, за да съхранява или извлича информация. Тази комуникация обикновено се осъществява чрез заявки към базата данни. Всички тези процеси се случват бързо и незабележимо за потребителя. За комуникацията се използват стандартни протоколи като </w:t>
+      </w:r>
+      <w:r>
+        <w:rPr>
+          <w:lang w:eastAsia="bg-BG"/>
+        </w:rPr>
+        <w:t>HTTP</w:t>
+      </w:r>
+      <w:r>
+        <w:rPr>
+          <w:lang w:eastAsia="bg-BG"/>
+        </w:rPr>
+        <w:t xml:space="preserve"> или </w:t>
+      </w:r>
+      <w:r>
+        <w:rPr>
+          <w:lang w:eastAsia="bg-BG"/>
+        </w:rPr>
+        <w:t>HTTPS</w:t>
+      </w:r>
+      <w:r>
+        <w:rPr>
+          <w:lang w:eastAsia="bg-BG"/>
+        </w:rPr>
+        <w:t xml:space="preserve">. Данните обикновено се предават във формат като </w:t>
+      </w:r>
+      <w:r>
+        <w:rPr>
+          <w:lang w:eastAsia="bg-BG"/>
+        </w:rPr>
+        <w:t>JSON</w:t>
+      </w:r>
+      <w:r>
+        <w:rPr>
+          <w:lang w:eastAsia="bg-BG"/>
+        </w:rPr>
+        <w:t xml:space="preserve"> </w:t>
+      </w:r>
+      <w:r>
+        <w:rPr>
+          <w:lang w:eastAsia="bg-BG"/>
+        </w:rPr>
+        <w:t> </w:t>
+      </w:r>
+      <w:r>
+        <w:rPr>
+          <w:lang w:eastAsia="bg-BG"/>
+        </w:rPr>
+        <w:t>(</w:t>
+      </w:r>
+      <w:r>
+        <w:rPr>
+          <w:lang w:eastAsia="bg-BG"/>
+        </w:rPr>
+        <w:t>JavaScript</w:t>
+      </w:r>
+      <w:r>
+        <w:rPr>
+          <w:lang w:eastAsia="bg-BG"/>
+        </w:rPr>
+        <w:t xml:space="preserve"> </w:t>
+      </w:r>
+      <w:r>
+        <w:rPr>
+          <w:lang w:eastAsia="bg-BG"/>
+        </w:rPr>
+        <w:t>Object</w:t>
+      </w:r>
+      <w:r>
+        <w:rPr>
+          <w:lang w:eastAsia="bg-BG"/>
+        </w:rPr>
+        <w:t xml:space="preserve"> </w:t>
+      </w:r>
+      <w:r>
+        <w:rPr>
+          <w:lang w:eastAsia="bg-BG"/>
+        </w:rPr>
+        <w:t>Notation</w:t>
+      </w:r>
+      <w:r>
+        <w:rPr>
+          <w:lang w:eastAsia="bg-BG"/>
+        </w:rPr>
+        <w:t>)</w:t>
+      </w:r>
+      <w:r>
+        <w:rPr>
+          <w:lang w:eastAsia="bg-BG"/>
+        </w:rPr>
+        <w:t>. Така се осигурява ясна и структурирана обмяна на информация.</w:t>
+      </w:r>
+    </w:p>
+    <w:p>
+      <w:pPr>
+        <w:pStyle w:val="Heading2"/>
+        <w:rPr>
+          <w:sz w:val="28"/>
+          <w:lang w:eastAsia="bg-BG"/>
+        </w:rPr>
+      </w:pPr>
+      <w:r>
+        <w:rPr>
+          <w:lang w:val="bg-BG" w:eastAsia="bg-BG"/>
+        </w:rPr>
+        <w:lastRenderedPageBreak/>
+        <w:br/>
+      </w:r>
+      <w:bookmarkStart w:id="78" w:name="_Toc225928650"/>
+      <w:r>
+        <w:rPr>
+          <w:sz w:val="28"/>
+          <w:lang w:val="bg-BG" w:eastAsia="bg-BG"/>
+        </w:rPr>
+        <w:t>10.3. Роля на сървъра и базата данни</w:t>
       </w:r>
       <w:bookmarkEnd w:id="78"/>
     </w:p>
@@ -7958,169 +8344,7 @@
         <w:rPr>
           <w:lang w:eastAsia="bg-BG"/>
         </w:rPr>
-        <w:t xml:space="preserve">Комуникацията между компонентите се осъществява чрез мрежови заявки и отговори. </w:t>
-      </w:r>
-      <w:r>
-        <w:rPr>
-          <w:lang w:eastAsia="bg-BG"/>
-        </w:rPr>
-        <w:t>Frontend</w:t>
-      </w:r>
-      <w:r>
-        <w:rPr>
-          <w:lang w:eastAsia="bg-BG"/>
-        </w:rPr>
-        <w:t xml:space="preserve"> изпраща заявки към </w:t>
-      </w:r>
-      <w:r>
-        <w:rPr>
-          <w:lang w:eastAsia="bg-BG"/>
-        </w:rPr>
-        <w:t>backend</w:t>
-      </w:r>
-      <w:r>
-        <w:rPr>
-          <w:lang w:eastAsia="bg-BG"/>
-        </w:rPr>
-        <w:t xml:space="preserve">, когато потребителят извършва действие. Например, когато се изпраща съобщение, </w:t>
-      </w:r>
-      <w:r>
-        <w:rPr>
-          <w:lang w:eastAsia="bg-BG"/>
-        </w:rPr>
-        <w:t>frontend</w:t>
-      </w:r>
-      <w:r>
-        <w:rPr>
-          <w:lang w:eastAsia="bg-BG"/>
-        </w:rPr>
-        <w:t xml:space="preserve"> изпраща данните към сървъра. </w:t>
-      </w:r>
-      <w:r>
-        <w:rPr>
-          <w:lang w:eastAsia="bg-BG"/>
-        </w:rPr>
-        <w:t>Backend</w:t>
-      </w:r>
-      <w:r>
-        <w:rPr>
-          <w:lang w:eastAsia="bg-BG"/>
-        </w:rPr>
-        <w:t xml:space="preserve"> обработва тези данни и изпраща отговор обратно. След това </w:t>
-      </w:r>
-      <w:r>
-        <w:rPr>
-          <w:lang w:eastAsia="bg-BG"/>
-        </w:rPr>
-        <w:t>frontend</w:t>
-      </w:r>
-      <w:r>
-        <w:rPr>
-          <w:lang w:eastAsia="bg-BG"/>
-        </w:rPr>
-        <w:t xml:space="preserve"> показва резултата на потребителя. </w:t>
-      </w:r>
-      <w:r>
-        <w:rPr>
-          <w:lang w:eastAsia="bg-BG"/>
-        </w:rPr>
-        <w:t>Backend</w:t>
-      </w:r>
-      <w:r>
-        <w:rPr>
-          <w:lang w:eastAsia="bg-BG"/>
-        </w:rPr>
-        <w:t xml:space="preserve"> комуникира с базата данни, за да съхранява или извлича информация. Тази комуникация обикновено се осъществява чрез заявки към базата данни. Всички тези процеси се случват бързо и незабележимо за потребителя. За комуникацията се използват стандартни протоколи като </w:t>
-      </w:r>
-      <w:r>
-        <w:rPr>
-          <w:lang w:eastAsia="bg-BG"/>
-        </w:rPr>
-        <w:t>HTTP</w:t>
-      </w:r>
-      <w:r>
-        <w:rPr>
-          <w:lang w:eastAsia="bg-BG"/>
-        </w:rPr>
-        <w:t xml:space="preserve"> или </w:t>
-      </w:r>
-      <w:r>
-        <w:rPr>
-          <w:lang w:eastAsia="bg-BG"/>
-        </w:rPr>
-        <w:t>HTTPS</w:t>
-      </w:r>
-      <w:r>
-        <w:rPr>
-          <w:lang w:eastAsia="bg-BG"/>
-        </w:rPr>
-        <w:t xml:space="preserve">. Данните обикновено се предават във формат като </w:t>
-      </w:r>
-      <w:r>
-        <w:rPr>
-          <w:lang w:eastAsia="bg-BG"/>
-        </w:rPr>
-        <w:t>JSON</w:t>
-      </w:r>
-      <w:r>
-        <w:rPr>
-          <w:lang w:eastAsia="bg-BG"/>
-        </w:rPr>
-        <w:t xml:space="preserve"> </w:t>
-      </w:r>
-      <w:r>
-        <w:rPr>
-          <w:lang w:eastAsia="bg-BG"/>
-        </w:rPr>
-        <w:t> </w:t>
-      </w:r>
-      <w:r>
-        <w:rPr>
-          <w:lang w:eastAsia="bg-BG"/>
-        </w:rPr>
-        <w:t>(</w:t>
-      </w:r>
-      <w:r>
-        <w:rPr>
-          <w:lang w:eastAsia="bg-BG"/>
-        </w:rPr>
-        <w:t>JavaScript</w:t>
-      </w:r>
-      <w:r>
-        <w:rPr>
-          <w:lang w:eastAsia="bg-BG"/>
-        </w:rPr>
-        <w:t xml:space="preserve"> </w:t>
-      </w:r>
-      <w:r>
-        <w:rPr>
-          <w:lang w:eastAsia="bg-BG"/>
-        </w:rPr>
-        <w:t>Object</w:t>
-      </w:r>
-      <w:r>
-        <w:rPr>
-          <w:lang w:eastAsia="bg-BG"/>
-        </w:rPr>
-        <w:t xml:space="preserve"> </w:t>
-      </w:r>
-      <w:r>
-        <w:rPr>
-          <w:lang w:eastAsia="bg-BG"/>
-        </w:rPr>
-        <w:t>Notation</w:t>
-      </w:r>
-      <w:r>
-        <w:rPr>
-          <w:lang w:eastAsia="bg-BG"/>
-        </w:rPr>
-        <w:t>)</w:t>
-      </w:r>
-      <w:r>
-        <w:rPr>
-          <w:lang w:eastAsia="bg-BG"/>
-        </w:rPr>
-        <w:t>. Така се осигурява ясна и структурирана обмяна на информация.</w:t>
+        <w:t>Сървърът изпълнява основната логика на уеб приложението. Той обработва заявките от потребителите и решава какви действия да се извършат. Сървърът също така управлява сигурността, като проверява достъпа и криптира данните. Той е отговорен за създаването и обработката на съобщенията в системата. Базата данни съхранява информацията, необходима за функционирането на приложението. Това може да включва съобщения, линкове, настройки и други данни. Базата данни позволява бързо търсене и извличане на информация. Тя осигурява и постоянство на данните между различни сесии. Сървърът и базата данни работят заедно, за да предоставят надеждна услуга. Без тях уеб приложението не би могло да функционира правилно. Те са основата на цялата система.</w:t>
       </w:r>
     </w:p>
     <w:p>
@@ -8136,13 +8360,15 @@
         </w:rPr>
         <w:br/>
       </w:r>
-      <w:bookmarkStart w:id="79" w:name="_Toc220488442"/>
-      <w:r>
-        <w:rPr>
+      <w:bookmarkStart w:id="79" w:name="_Toc225928651"/>
+      <w:r>
+        <w:rPr>
+          <w:sz w:val="28"/>
           <w:lang w:val="bg-BG" w:eastAsia="bg-BG"/>
         </w:rPr>
-        <w:t>10.3. Роля на сървъра и базата данни</w:t>
-      </w:r>
+        <w:t>10.4. Какво е API</w:t>
+      </w:r>
+      <w:bookmarkEnd w:id="75"/>
       <w:bookmarkEnd w:id="79"/>
     </w:p>
     <w:p>
@@ -8155,221 +8381,182 @@
         <w:rPr>
           <w:lang w:eastAsia="bg-BG"/>
         </w:rPr>
-        <w:t xml:space="preserve">Сървърът изпълнява основната логика на уеб приложението. Той обработва заявките от потребителите и решава какви действия да се извършат. Сървърът също така управлява сигурността, като проверява достъпа и криптира данните. Той е отговорен за създаването и обработката на съобщенията в </w:t>
-      </w:r>
-      <w:r>
-        <w:rPr>
-          <w:lang w:eastAsia="bg-BG"/>
-        </w:rPr>
-        <w:lastRenderedPageBreak/>
-        <w:t>системата. Базата данни съхранява информацията, необходима за функционирането на приложението. Това може да включва съобщения, линкове, настройки и други данни. Базата данни позволява бързо търсене и извличане на информация. Тя осигурява и постоянство на данните между различни сесии. Сървърът и базата данни работят заедно, за да предоставят надеждна услуга. Без тях уеб приложението не би могло да функционира правилно. Те са основата на цялата система.</w:t>
+        <w:t>API</w:t>
+      </w:r>
+      <w:r>
+        <w:rPr>
+          <w:lang w:eastAsia="bg-BG"/>
+        </w:rPr>
+        <w:t xml:space="preserve"> означава „</w:t>
+      </w:r>
+      <w:r>
+        <w:rPr>
+          <w:lang w:eastAsia="bg-BG"/>
+        </w:rPr>
+        <w:t>Application</w:t>
+      </w:r>
+      <w:r>
+        <w:rPr>
+          <w:lang w:eastAsia="bg-BG"/>
+        </w:rPr>
+        <w:t xml:space="preserve"> </w:t>
+      </w:r>
+      <w:r>
+        <w:rPr>
+          <w:lang w:eastAsia="bg-BG"/>
+        </w:rPr>
+        <w:t>Programming</w:t>
+      </w:r>
+      <w:r>
+        <w:rPr>
+          <w:lang w:eastAsia="bg-BG"/>
+        </w:rPr>
+        <w:t xml:space="preserve"> </w:t>
+      </w:r>
+      <w:r>
+        <w:rPr>
+          <w:lang w:eastAsia="bg-BG"/>
+        </w:rPr>
+        <w:t>Interface</w:t>
+      </w:r>
+      <w:r>
+        <w:rPr>
+          <w:lang w:eastAsia="bg-BG"/>
+        </w:rPr>
+        <w:t xml:space="preserve">“ и представлява интерфейс за комуникация между различни части на софтуерна система. В уеб приложенията </w:t>
+      </w:r>
+      <w:r>
+        <w:rPr>
+          <w:lang w:eastAsia="bg-BG"/>
+        </w:rPr>
+        <w:t>API</w:t>
+      </w:r>
+      <w:r>
+        <w:rPr>
+          <w:lang w:eastAsia="bg-BG"/>
+        </w:rPr>
+        <w:t xml:space="preserve"> позволява на </w:t>
+      </w:r>
+      <w:r>
+        <w:rPr>
+          <w:lang w:eastAsia="bg-BG"/>
+        </w:rPr>
+        <w:t>frontend</w:t>
+      </w:r>
+      <w:r>
+        <w:rPr>
+          <w:lang w:eastAsia="bg-BG"/>
+        </w:rPr>
+        <w:t xml:space="preserve"> да комуникира с </w:t>
+      </w:r>
+      <w:r>
+        <w:rPr>
+          <w:lang w:eastAsia="bg-BG"/>
+        </w:rPr>
+        <w:t>backend</w:t>
+      </w:r>
+      <w:r>
+        <w:rPr>
+          <w:lang w:eastAsia="bg-BG"/>
+        </w:rPr>
+        <w:t xml:space="preserve">. Чрез </w:t>
+      </w:r>
+      <w:r>
+        <w:rPr>
+          <w:lang w:eastAsia="bg-BG"/>
+        </w:rPr>
+        <w:t>API</w:t>
+      </w:r>
+      <w:r>
+        <w:rPr>
+          <w:lang w:eastAsia="bg-BG"/>
+        </w:rPr>
+        <w:t xml:space="preserve"> се изпращат заявки и се получават отговори. Това позволява различни приложения или компоненти да работят заедно. </w:t>
+      </w:r>
+      <w:r>
+        <w:rPr>
+          <w:lang w:eastAsia="bg-BG"/>
+        </w:rPr>
+        <w:t>API</w:t>
+      </w:r>
+      <w:r>
+        <w:rPr>
+          <w:lang w:eastAsia="bg-BG"/>
+        </w:rPr>
+        <w:t xml:space="preserve"> определя какви действия могат да бъдат извършени и какви данни могат да бъдат обменяни. То служи като договор между различните части на системата. Използването на </w:t>
+      </w:r>
+      <w:r>
+        <w:rPr>
+          <w:lang w:eastAsia="bg-BG"/>
+        </w:rPr>
+        <w:t>API</w:t>
+      </w:r>
+      <w:r>
+        <w:rPr>
+          <w:lang w:eastAsia="bg-BG"/>
+        </w:rPr>
+        <w:t xml:space="preserve"> улеснява разработката и поддръжката на софтуера. То също така позволява разширяване на функционалността на приложението. </w:t>
+      </w:r>
+      <w:r>
+        <w:rPr>
+          <w:lang w:eastAsia="bg-BG"/>
+        </w:rPr>
+        <w:t>API</w:t>
+      </w:r>
+      <w:r>
+        <w:rPr>
+          <w:lang w:eastAsia="bg-BG"/>
+        </w:rPr>
+        <w:t xml:space="preserve"> може да бъде използвано и от външни приложения при определени условия. По този начин </w:t>
+      </w:r>
+      <w:r>
+        <w:rPr>
+          <w:lang w:eastAsia="bg-BG"/>
+        </w:rPr>
+        <w:t>API</w:t>
+      </w:r>
+      <w:r>
+        <w:rPr>
+          <w:lang w:eastAsia="bg-BG"/>
+        </w:rPr>
+        <w:t xml:space="preserve"> играе важна роля в съвременните уеб системи.</w:t>
       </w:r>
     </w:p>
     <w:p>
       <w:pPr>
-        <w:pStyle w:val="Heading2"/>
-        <w:rPr>
-          <w:lang w:eastAsia="bg-BG"/>
-        </w:rPr>
-      </w:pPr>
-      <w:r>
-        <w:rPr>
+        <w:pStyle w:val="Heading1"/>
+        <w:rPr>
+          <w:sz w:val="36"/>
           <w:lang w:val="bg-BG" w:eastAsia="bg-BG"/>
         </w:rPr>
-        <w:br/>
-      </w:r>
-      <w:bookmarkStart w:id="80" w:name="_Toc220488443"/>
-      <w:r>
-        <w:rPr>
+      </w:pPr>
+      <w:bookmarkStart w:id="80" w:name="_Toc220243740"/>
+      <w:bookmarkStart w:id="81" w:name="_Toc220244661"/>
+      <w:bookmarkStart w:id="82" w:name="_Toc225928652"/>
+      <w:r>
+        <w:rPr>
+          <w:sz w:val="36"/>
           <w:lang w:val="bg-BG" w:eastAsia="bg-BG"/>
         </w:rPr>
-        <w:t>10.4. Какво е API</w:t>
-      </w:r>
-      <w:bookmarkEnd w:id="77"/>
+        <w:t>11. Процес на работа на приложението</w:t>
+      </w:r>
       <w:bookmarkEnd w:id="80"/>
+      <w:bookmarkEnd w:id="81"/>
+      <w:bookmarkEnd w:id="82"/>
     </w:p>
     <w:p>
       <w:pPr>
-        <w:rPr>
-          <w:lang w:eastAsia="bg-BG"/>
-        </w:rPr>
-      </w:pPr>
-      <w:r>
-        <w:rPr>
-          <w:lang w:eastAsia="bg-BG"/>
-        </w:rPr>
-        <w:t>API</w:t>
-      </w:r>
-      <w:r>
-        <w:rPr>
-          <w:lang w:eastAsia="bg-BG"/>
-        </w:rPr>
-        <w:t xml:space="preserve"> означава „</w:t>
-      </w:r>
-      <w:r>
-        <w:rPr>
-          <w:lang w:eastAsia="bg-BG"/>
-        </w:rPr>
-        <w:t>Application</w:t>
-      </w:r>
-      <w:r>
-        <w:rPr>
-          <w:lang w:eastAsia="bg-BG"/>
-        </w:rPr>
-        <w:t xml:space="preserve"> </w:t>
-      </w:r>
-      <w:r>
-        <w:rPr>
-          <w:lang w:eastAsia="bg-BG"/>
-        </w:rPr>
-        <w:t>Programming</w:t>
-      </w:r>
-      <w:r>
-        <w:rPr>
-          <w:lang w:eastAsia="bg-BG"/>
-        </w:rPr>
-        <w:t xml:space="preserve"> </w:t>
-      </w:r>
-      <w:r>
-        <w:rPr>
-          <w:lang w:eastAsia="bg-BG"/>
-        </w:rPr>
-        <w:t>Interface</w:t>
-      </w:r>
-      <w:r>
-        <w:rPr>
-          <w:lang w:eastAsia="bg-BG"/>
-        </w:rPr>
-        <w:t xml:space="preserve">“ и представлява интерфейс за комуникация между различни части на софтуерна система. В уеб приложенията </w:t>
-      </w:r>
-      <w:r>
-        <w:rPr>
-          <w:lang w:eastAsia="bg-BG"/>
-        </w:rPr>
-        <w:t>API</w:t>
-      </w:r>
-      <w:r>
-        <w:rPr>
-          <w:lang w:eastAsia="bg-BG"/>
-        </w:rPr>
-        <w:t xml:space="preserve"> позволява на </w:t>
-      </w:r>
-      <w:r>
-        <w:rPr>
-          <w:lang w:eastAsia="bg-BG"/>
-        </w:rPr>
-        <w:t>frontend</w:t>
-      </w:r>
-      <w:r>
-        <w:rPr>
-          <w:lang w:eastAsia="bg-BG"/>
-        </w:rPr>
-        <w:t xml:space="preserve"> да комуникира с </w:t>
-      </w:r>
-      <w:r>
-        <w:rPr>
-          <w:lang w:eastAsia="bg-BG"/>
-        </w:rPr>
-        <w:t>backend</w:t>
-      </w:r>
-      <w:r>
-        <w:rPr>
-          <w:lang w:eastAsia="bg-BG"/>
-        </w:rPr>
-        <w:t xml:space="preserve">. Чрез </w:t>
-      </w:r>
-      <w:r>
-        <w:rPr>
-          <w:lang w:eastAsia="bg-BG"/>
-        </w:rPr>
-        <w:t>API</w:t>
-      </w:r>
-      <w:r>
-        <w:rPr>
-          <w:lang w:eastAsia="bg-BG"/>
-        </w:rPr>
-        <w:t xml:space="preserve"> се изпращат заявки и се получават отговори. Това позволява различни приложения или компоненти да работят заедно. </w:t>
-      </w:r>
-      <w:r>
-        <w:rPr>
-          <w:lang w:eastAsia="bg-BG"/>
-        </w:rPr>
-        <w:t>API</w:t>
-      </w:r>
-      <w:r>
-        <w:rPr>
-          <w:lang w:eastAsia="bg-BG"/>
-        </w:rPr>
-        <w:t xml:space="preserve"> определя какви действия могат да бъдат извършени и какви данни могат да бъдат обменяни. То служи като договор между различните части на системата. Използването на </w:t>
-      </w:r>
-      <w:r>
-        <w:rPr>
-          <w:lang w:eastAsia="bg-BG"/>
-        </w:rPr>
-        <w:t>API</w:t>
-      </w:r>
-      <w:r>
-        <w:rPr>
-          <w:lang w:eastAsia="bg-BG"/>
-        </w:rPr>
-        <w:t xml:space="preserve"> улеснява разработката и поддръжката на софтуера. То също така позволява разширяване на функционалността на приложението. </w:t>
-      </w:r>
-      <w:r>
-        <w:rPr>
-          <w:lang w:eastAsia="bg-BG"/>
-        </w:rPr>
-        <w:t>API</w:t>
-      </w:r>
-      <w:r>
-        <w:rPr>
-          <w:lang w:eastAsia="bg-BG"/>
-        </w:rPr>
-        <w:t xml:space="preserve"> може да бъде използвано и от външни приложения при определени условия. По този начин </w:t>
-      </w:r>
-      <w:r>
-        <w:rPr>
-          <w:lang w:eastAsia="bg-BG"/>
-        </w:rPr>
-        <w:t>API</w:t>
-      </w:r>
-      <w:r>
-        <w:rPr>
-          <w:lang w:eastAsia="bg-BG"/>
-        </w:rPr>
-        <w:t xml:space="preserve"> играе важна роля в съвременните уеб системи.</w:t>
-      </w:r>
-    </w:p>
-    <w:p>
-      <w:pPr>
-        <w:pStyle w:val="Heading1"/>
-        <w:rPr>
+        <w:pStyle w:val="Heading2"/>
+        <w:rPr>
+          <w:sz w:val="28"/>
           <w:lang w:val="bg-BG" w:eastAsia="bg-BG"/>
         </w:rPr>
       </w:pPr>
-      <w:bookmarkStart w:id="81" w:name="_Toc220243740"/>
-      <w:bookmarkStart w:id="82" w:name="_Toc220244661"/>
-      <w:bookmarkStart w:id="83" w:name="_Toc220488444"/>
-      <w:r>
-        <w:rPr>
-          <w:lang w:val="bg-BG" w:eastAsia="bg-BG"/>
-        </w:rPr>
-        <w:t>11. Процес на работа на приложението</w:t>
-      </w:r>
-      <w:bookmarkEnd w:id="81"/>
-      <w:bookmarkEnd w:id="82"/>
-      <w:bookmarkEnd w:id="83"/>
-    </w:p>
-    <w:p>
-      <w:pPr>
-        <w:pStyle w:val="Heading2"/>
-        <w:rPr>
-          <w:lang w:val="bg-BG" w:eastAsia="bg-BG"/>
-        </w:rPr>
-      </w:pPr>
-      <w:bookmarkStart w:id="84" w:name="_Toc220488445"/>
-      <w:bookmarkStart w:id="85" w:name="_Toc220244662"/>
-      <w:r>
-        <w:rPr>
+      <w:bookmarkStart w:id="83" w:name="_Toc220244662"/>
+      <w:bookmarkStart w:id="84" w:name="_Toc225928653"/>
+      <w:r>
+        <w:rPr>
+          <w:sz w:val="28"/>
           <w:lang w:val="bg-BG" w:eastAsia="bg-BG"/>
         </w:rPr>
         <w:t>11.1. Създаване и криптиране на съобщението</w:t>
@@ -8386,13 +8573,21 @@
         <w:rPr>
           <w:lang w:val="bg-BG" w:eastAsia="bg-BG"/>
         </w:rPr>
-        <w:t>Процесът започва с въвеждане на тайното съобщение от потребителя чрез интерфейса на приложението. Текстът се изпраща към сървъра чрез защитена връзка. След получаването му сървърът генерира криптографски ключ или използва предварително зададен защитен ключ. Съобщението се криптира с помощта на симетричен алгоритъм, като например AES. Криптираният текст вече не е четим и изглежда като случайна поредица от символи. Това предпазва съдържанието от неоторизиран достъп по време на съхранение. Процесът на криптиране се извършва автоматично и прозрачно за потребителя. След успешното криптиране съобщението е готово за запис в системата. Това гарантира, че дори администраторът не може да прочете съдържанието. Така още от самото начало информацията е защитена.</w:t>
+        <w:t xml:space="preserve">Процесът започва с въвеждане на тайното съобщение от потребителя чрез интерфейса на приложението. Текстът се изпраща към сървъра чрез защитена връзка. След получаването му сървърът генерира криптографски ключ или използва предварително зададен защитен ключ. Съобщението се криптира с помощта на симетричен алгоритъм, като например AES. Криптираният текст вече не е четим и изглежда като случайна поредица от символи. Това предпазва съдържанието от неоторизиран достъп по време на съхранение. Процесът на криптиране се извършва автоматично и прозрачно за потребителя. След успешното </w:t>
+      </w:r>
+      <w:r>
+        <w:rPr>
+          <w:lang w:val="bg-BG" w:eastAsia="bg-BG"/>
+        </w:rPr>
+        <w:lastRenderedPageBreak/>
+        <w:t>криптиране съобщението е готово за запис в системата. Това гарантира, че дори администраторът не може да прочете съдържанието. Така още от самото начало информацията е защитена.</w:t>
       </w:r>
     </w:p>
     <w:p>
       <w:pPr>
         <w:pStyle w:val="Heading2"/>
         <w:rPr>
+          <w:sz w:val="28"/>
           <w:lang w:val="bg-BG" w:eastAsia="bg-BG"/>
         </w:rPr>
       </w:pPr>
@@ -8400,15 +8595,51 @@
         <w:rPr>
           <w:lang w:val="bg-BG" w:eastAsia="bg-BG"/>
         </w:rPr>
-        <w:lastRenderedPageBreak/>
         <w:br/>
       </w:r>
-      <w:bookmarkStart w:id="86" w:name="_Toc220488446"/>
-      <w:r>
-        <w:rPr>
+      <w:bookmarkStart w:id="85" w:name="_Toc225928654"/>
+      <w:r>
+        <w:rPr>
+          <w:sz w:val="28"/>
           <w:lang w:val="bg-BG" w:eastAsia="bg-BG"/>
         </w:rPr>
         <w:t>11.2. Запис в база данни</w:t>
+      </w:r>
+      <w:bookmarkEnd w:id="85"/>
+    </w:p>
+    <w:p>
+      <w:pPr>
+        <w:rPr>
+          <w:lang w:val="bg-BG" w:eastAsia="bg-BG"/>
+        </w:rPr>
+      </w:pPr>
+      <w:r>
+        <w:rPr>
+          <w:lang w:val="bg-BG" w:eastAsia="bg-BG"/>
+        </w:rPr>
+        <w:t>След криптирането съобщението се записва в база данни. Вместо оригиналния текст се съхранява само криптираният вариант. Заедно с него се записва и уникален идентификатор, чрез който съобщението може да бъде намерено. В базата данни могат да се съхраняват и допълнителни данни, като дата на създаване или срок на валидност. Това позволява системата да управлява автоматично изтичането на съобщенията. Записът в базата данни се извършва по сигурен начин, за да се предотврати неоторизиран достъп. Базата данни трябва да бъде защитена чрез подходящи механизми за сигурност. Дори при пробив нападателят няма да може да прочете съдържанието без ключа. Това увеличава надеждността на системата. Съхранението на криптирани данни е основен принцип на сигурните приложения.</w:t>
+      </w:r>
+    </w:p>
+    <w:p>
+      <w:pPr>
+        <w:pStyle w:val="Heading2"/>
+        <w:rPr>
+          <w:lang w:val="bg-BG" w:eastAsia="bg-BG"/>
+        </w:rPr>
+      </w:pPr>
+      <w:r>
+        <w:rPr>
+          <w:lang w:val="bg-BG" w:eastAsia="bg-BG"/>
+        </w:rPr>
+        <w:br/>
+      </w:r>
+      <w:bookmarkStart w:id="86" w:name="_Toc225928655"/>
+      <w:r>
+        <w:rPr>
+          <w:sz w:val="28"/>
+          <w:lang w:val="bg-BG" w:eastAsia="bg-BG"/>
+        </w:rPr>
+        <w:t>11.3. Генериране и споделяне на уникален линк</w:t>
       </w:r>
       <w:bookmarkEnd w:id="86"/>
     </w:p>
@@ -8422,13 +8653,14 @@
         <w:rPr>
           <w:lang w:val="bg-BG" w:eastAsia="bg-BG"/>
         </w:rPr>
-        <w:t>След криптирането съобщението се записва в база данни. Вместо оригиналния текст се съхранява само криптираният вариант. Заедно с него се записва и уникален идентификатор, чрез който съобщението може да бъде намерено. В базата данни могат да се съхраняват и допълнителни данни, като дата на създаване или срок на валидност. Това позволява системата да управлява автоматично изтичането на съобщенията. Записът в базата данни се извършва по сигурен начин, за да се предотврати неоторизиран достъп. Базата данни трябва да бъде защитена чрез подходящи механизми за сигурност. Дори при пробив нападателят няма да може да прочете съдържанието без ключа. Това увеличава надеждността на системата. Съхранението на криптирани данни е основен принцип на сигурните приложения.</w:t>
+        <w:t>След записа на съобщението системата генерира уникален линк. Този линк съдържа идентификатора на съобщението и служи за неговото отваряне. Линкът се предоставя на потребителя, който може да го сподели с получателя. Споделянето може да стане чрез имейл, чат или друг комуникационен канал. Самият линк не съдържа директно съобщението, а само препратка към него. Това означава, че без достъп до сървъра съдържанието не може да бъде извлечено. Линкът е еднократен и след използване става невалиден. Това ограничава възможността за повторен достъп. Генерирането на уникални линкове осигурява индивидуален достъп до всяко съобщение. Така се гарантира, че всяко съобщение има собствен път за достъп.</w:t>
       </w:r>
     </w:p>
     <w:p>
       <w:pPr>
         <w:pStyle w:val="Heading2"/>
         <w:rPr>
+          <w:sz w:val="28"/>
           <w:lang w:val="bg-BG" w:eastAsia="bg-BG"/>
         </w:rPr>
       </w:pPr>
@@ -8438,12 +8670,13 @@
         </w:rPr>
         <w:br/>
       </w:r>
-      <w:bookmarkStart w:id="87" w:name="_Toc220488447"/>
-      <w:r>
-        <w:rPr>
+      <w:bookmarkStart w:id="87" w:name="_Toc225928656"/>
+      <w:r>
+        <w:rPr>
+          <w:sz w:val="28"/>
           <w:lang w:val="bg-BG" w:eastAsia="bg-BG"/>
         </w:rPr>
-        <w:t>11.3. Генериране и споделяне на уникален линк</w:t>
+        <w:t>11.4. Отваряне, декриптиране и изтриване</w:t>
       </w:r>
       <w:bookmarkEnd w:id="87"/>
     </w:p>
@@ -8457,13 +8690,21 @@
         <w:rPr>
           <w:lang w:val="bg-BG" w:eastAsia="bg-BG"/>
         </w:rPr>
-        <w:t>След записа на съобщението системата генерира уникален линк. Този линк съдържа идентификатора на съобщението и служи за неговото отваряне. Линкът се предоставя на потребителя, който може да го сподели с получателя. Споделянето може да стане чрез имейл, чат или друг комуникационен канал. Самият линк не съдържа директно съобщението, а само препратка към него. Това означава, че без достъп до сървъра съдържанието не може да бъде извлечено. Линкът е еднократен и след използване става невалиден. Това ограничава възможността за повторен достъп. Генерирането на уникални линкове осигурява индивидуален достъп до всяко съобщение. Така се гарантира, че всяко съобщение има собствен път за достъп.</w:t>
+        <w:t xml:space="preserve">Когато получателят отвори линка, заявката се изпраща към сървъра. Сървърът проверява дали съобщението все още съществува и дали не е било отваряно. Ако съобщението е валидно, то се извлича от базата данни. След това криптираният текст се декриптира с помощта на съответния ключ. Декриптираното съдържание се показва на екрана на получателя. Веднага след това съобщението се изтрива от базата данни. Това гарантира, че информацията не остава съхранена след прочит. Процесът се извършва автоматично без намеса от потребителя. Дори </w:t>
+      </w:r>
+      <w:r>
+        <w:rPr>
+          <w:lang w:val="bg-BG" w:eastAsia="bg-BG"/>
+        </w:rPr>
+        <w:lastRenderedPageBreak/>
+        <w:t>при повторна заявка съобщението вече няма да бъде налично. Така се постига принципът на еднократен достъп.</w:t>
       </w:r>
     </w:p>
     <w:p>
       <w:pPr>
         <w:pStyle w:val="Heading2"/>
         <w:rPr>
+          <w:sz w:val="28"/>
           <w:lang w:val="bg-BG" w:eastAsia="bg-BG"/>
         </w:rPr>
       </w:pPr>
@@ -8473,12 +8714,13 @@
         </w:rPr>
         <w:br/>
       </w:r>
-      <w:bookmarkStart w:id="88" w:name="_Toc220488448"/>
-      <w:r>
-        <w:rPr>
+      <w:bookmarkStart w:id="88" w:name="_Toc225928657"/>
+      <w:r>
+        <w:rPr>
+          <w:sz w:val="28"/>
           <w:lang w:val="bg-BG" w:eastAsia="bg-BG"/>
         </w:rPr>
-        <w:t>11.4. Отваряне, декриптиране и изтриване</w:t>
+        <w:t>11.5. Поведение при повторен достъп</w:t>
       </w:r>
       <w:bookmarkEnd w:id="88"/>
     </w:p>
@@ -8492,13 +8734,14 @@
         <w:rPr>
           <w:lang w:val="bg-BG" w:eastAsia="bg-BG"/>
         </w:rPr>
-        <w:t>Когато получателят отвори линка, заявката се изпраща към сървъра. Сървърът проверява дали съобщението все още съществува и дали не е било отваряно. Ако съобщението е валидно, то се извлича от базата данни. След това криптираният текст се декриптира с помощта на съответния ключ. Декриптираното съдържание се показва на екрана на получателя. Веднага след това съобщението се изтрива от базата данни. Това гарантира, че информацията не остава съхранена след прочит. Процесът се извършва автоматично без намеса от потребителя. Дори при повторна заявка съобщението вече няма да бъде налично. Така се постига принципът на еднократен достъп.</w:t>
+        <w:t>Ако някой се опита да отвори линка повторно, системата ще провери дали съобщението съществува. Тъй като то вече е изтрито, сървърът няма да намери съответния запис. Вместо съдържанието ще бъде показано съобщение, че тайното съобщение вече не е налично. Това предотвратява повторното четене на информацията. По този начин се защитава поверителността на данните. Дори ако линкът бъде споделен с други лица, те няма да могат да видят съдържанието. Това осигурява контрол върху достъпа до информацията. Поведението при повторен достъп е важна част от логиката на системата. То гарантира, че принципът на еднократност се спазва. Така се избягва рискът от нежелано разпространение на данни.</w:t>
       </w:r>
     </w:p>
     <w:p>
       <w:pPr>
         <w:pStyle w:val="Heading2"/>
         <w:rPr>
+          <w:sz w:val="28"/>
           <w:lang w:val="bg-BG" w:eastAsia="bg-BG"/>
         </w:rPr>
       </w:pPr>
@@ -8506,16 +8749,17 @@
         <w:rPr>
           <w:lang w:val="bg-BG" w:eastAsia="bg-BG"/>
         </w:rPr>
-        <w:lastRenderedPageBreak/>
         <w:br/>
       </w:r>
-      <w:bookmarkStart w:id="89" w:name="_Toc220488449"/>
-      <w:r>
-        <w:rPr>
+      <w:bookmarkStart w:id="89" w:name="_Toc225928658"/>
+      <w:r>
+        <w:rPr>
+          <w:sz w:val="28"/>
           <w:lang w:val="bg-BG" w:eastAsia="bg-BG"/>
         </w:rPr>
-        <w:t>11.5. Поведение при повторен достъп</w:t>
-      </w:r>
+        <w:t>11.6. Срок на валидност (таймер)</w:t>
+      </w:r>
+      <w:bookmarkEnd w:id="83"/>
       <w:bookmarkEnd w:id="89"/>
     </w:p>
     <w:p>
@@ -8528,76 +8772,44 @@
         <w:rPr>
           <w:lang w:val="bg-BG" w:eastAsia="bg-BG"/>
         </w:rPr>
-        <w:t>Ако някой се опита да отвори линка повторно, системата ще провери дали съобщението съществува. Тъй като то вече е изтрито, сървърът няма да намери съответния запис. Вместо съдържанието ще бъде показано съобщение, че тайното съобщение вече не е налично. Това предотвратява повторното четене на информацията. По този начин се защитава поверителността на данните. Дори ако линкът бъде споделен с други лица, те няма да могат да видят съдържанието. Това осигурява контрол върху достъпа до информацията. Поведението при повторен достъп е важна част от логиката на системата. То гарантира, че принципът на еднократност се спазва. Така се избягва рискът от нежелано разпространение на данни.</w:t>
+        <w:t>Освен еднократния достъп, системата може да използва и срок на валидност за съобщенията. Това означава, че съобщението ще бъде достъпно само за определен период от време. След изтичането на този срок то автоматично се изтрива, дори да не е било отваряно. Това допълнително повишава сигурността. Таймерът може да бъде зададен от потребителя при създаване на съобщението. Системата следи текущото време и сравнява с времето на изтичане. Когато срокът изтече, съобщението се премахва от базата данни. Това предотвратява дългосрочното съхранение на чувствителна информация. Таймерът е полезен, когато съобщението трябва да бъде достъпно само за кратко време. Така се постига по-добър контрол върху достъпа и сигурността.</w:t>
       </w:r>
     </w:p>
     <w:p>
       <w:pPr>
-        <w:pStyle w:val="Heading2"/>
-        <w:rPr>
+        <w:pStyle w:val="Heading1"/>
+        <w:rPr>
+          <w:sz w:val="36"/>
           <w:lang w:val="bg-BG" w:eastAsia="bg-BG"/>
         </w:rPr>
       </w:pPr>
-      <w:r>
-        <w:rPr>
+      <w:bookmarkStart w:id="90" w:name="_Toc220243741"/>
+      <w:bookmarkStart w:id="91" w:name="_Toc220244663"/>
+      <w:bookmarkStart w:id="92" w:name="_Toc225928659"/>
+      <w:r>
+        <w:rPr>
+          <w:sz w:val="36"/>
           <w:lang w:val="bg-BG" w:eastAsia="bg-BG"/>
         </w:rPr>
-        <w:br/>
-      </w:r>
-      <w:bookmarkStart w:id="90" w:name="_Toc220488450"/>
-      <w:r>
-        <w:rPr>
-          <w:lang w:val="bg-BG" w:eastAsia="bg-BG"/>
-        </w:rPr>
-        <w:t>11.6. Срок на валидност (таймер)</w:t>
-      </w:r>
-      <w:bookmarkEnd w:id="85"/>
+        <w:t>12. Управление на криптографските ключове</w:t>
+      </w:r>
       <w:bookmarkEnd w:id="90"/>
+      <w:bookmarkEnd w:id="91"/>
+      <w:bookmarkEnd w:id="92"/>
     </w:p>
     <w:p>
       <w:pPr>
-        <w:rPr>
+        <w:pStyle w:val="Heading2"/>
+        <w:rPr>
+          <w:sz w:val="28"/>
           <w:lang w:val="bg-BG" w:eastAsia="bg-BG"/>
         </w:rPr>
       </w:pPr>
-      <w:r>
-        <w:rPr>
-          <w:lang w:val="bg-BG" w:eastAsia="bg-BG"/>
-        </w:rPr>
-        <w:t>Освен еднократния достъп, системата може да използва и срок на валидност за съобщенията. Това означава, че съобщението ще бъде достъпно само за определен период от време. След изтичането на този срок то автоматично се изтрива, дори да не е било отваряно. Това допълнително повишава сигурността. Таймерът може да бъде зададен от потребителя при създаване на съобщението. Системата следи текущото време и сравнява с времето на изтичане. Когато срокът изтече, съобщението се премахва от базата данни. Това предотвратява дългосрочното съхранение на чувствителна информация. Таймерът е полезен, когато съобщението трябва да бъде достъпно само за кратко време. Така се постига по-добър контрол върху достъпа и сигурността.</w:t>
-      </w:r>
-    </w:p>
-    <w:p>
-      <w:pPr>
-        <w:pStyle w:val="Heading1"/>
-        <w:rPr>
-          <w:lang w:val="bg-BG" w:eastAsia="bg-BG"/>
-        </w:rPr>
-      </w:pPr>
-      <w:bookmarkStart w:id="91" w:name="_Toc220243741"/>
-      <w:bookmarkStart w:id="92" w:name="_Toc220244663"/>
-      <w:bookmarkStart w:id="93" w:name="_Toc220488451"/>
-      <w:r>
-        <w:rPr>
-          <w:lang w:val="bg-BG" w:eastAsia="bg-BG"/>
-        </w:rPr>
-        <w:t>12. Управление на криптографските ключове</w:t>
-      </w:r>
-      <w:bookmarkEnd w:id="91"/>
-      <w:bookmarkEnd w:id="92"/>
-      <w:bookmarkEnd w:id="93"/>
-    </w:p>
-    <w:p>
-      <w:pPr>
-        <w:pStyle w:val="Heading2"/>
-        <w:rPr>
-          <w:lang w:val="bg-BG" w:eastAsia="bg-BG"/>
-        </w:rPr>
-      </w:pPr>
-      <w:bookmarkStart w:id="94" w:name="_Toc220488452"/>
-      <w:bookmarkStart w:id="95" w:name="_Toc220244664"/>
-      <w:r>
-        <w:rPr>
+      <w:bookmarkStart w:id="93" w:name="_Toc220244664"/>
+      <w:bookmarkStart w:id="94" w:name="_Toc225928660"/>
+      <w:r>
+        <w:rPr>
+          <w:sz w:val="28"/>
           <w:lang w:val="bg-BG" w:eastAsia="bg-BG"/>
         </w:rPr>
         <w:t>12.1. Какво е ключ и защо трябва да се пази</w:t>
@@ -8614,13 +8826,21 @@
         <w:rPr>
           <w:lang w:val="bg-BG" w:eastAsia="bg-BG"/>
         </w:rPr>
-        <w:t>Криптографският ключ е тайна стойност, която се използва за криптиране и декриптиране на информация. Той определя как точно данните ще бъдат преобразувани и защитени. Без правилния ключ криптираната информация не може да бъде възстановена. Това прави ключа основен елемент в системите за сигурност. Ако ключът попадне в неправилни ръце, цялата защита може да бъде компрометирана. Затова ключът трябва да се пази много внимателно. Той не трябва да бъде споделян с неоторизирани лица. Също така не трябва да се съхранява в открит текст в програмния код. Добрата практика е ключът да бъде съхраняван в защитена среда. Така се гарантира, че само упълномощени процеси могат да го използват.</w:t>
+        <w:t xml:space="preserve">Криптографският ключ е тайна стойност, която се използва за криптиране и декриптиране на информация. Той определя как точно данните ще бъдат преобразувани и защитени. Без правилния ключ криптираната информация не може да бъде възстановена. Това прави ключа основен елемент в системите за сигурност. Ако ключът попадне в неправилни ръце, цялата защита може да бъде компрометирана. Затова ключът трябва да се пази много внимателно. Той не трябва да бъде споделян с неоторизирани лица. Също така не трябва да се съхранява в </w:t>
+      </w:r>
+      <w:r>
+        <w:rPr>
+          <w:lang w:val="bg-BG" w:eastAsia="bg-BG"/>
+        </w:rPr>
+        <w:lastRenderedPageBreak/>
+        <w:t>открит текст в програмния код. Добрата практика е ключът да бъде съхраняван в защитена среда. Така се гарантира, че само упълномощени процеси могат да го използват.</w:t>
       </w:r>
     </w:p>
     <w:p>
       <w:pPr>
         <w:pStyle w:val="Heading2"/>
         <w:rPr>
+          <w:sz w:val="28"/>
           <w:lang w:val="bg-BG" w:eastAsia="bg-BG"/>
         </w:rPr>
       </w:pPr>
@@ -8628,16 +8848,54 @@
         <w:rPr>
           <w:lang w:val="bg-BG" w:eastAsia="bg-BG"/>
         </w:rPr>
-        <w:lastRenderedPageBreak/>
         <w:br/>
       </w:r>
-      <w:bookmarkStart w:id="96" w:name="_Toc220488453"/>
-      <w:r>
-        <w:rPr>
+      <w:bookmarkStart w:id="95" w:name="_Toc225928661"/>
+      <w:r>
+        <w:rPr>
+          <w:sz w:val="28"/>
           <w:lang w:val="bg-BG" w:eastAsia="bg-BG"/>
         </w:rPr>
         <w:t>12.2. Рискове при компрометиран ключ</w:t>
       </w:r>
+      <w:bookmarkEnd w:id="95"/>
+    </w:p>
+    <w:p>
+      <w:pPr>
+        <w:rPr>
+          <w:lang w:val="bg-BG" w:eastAsia="bg-BG"/>
+        </w:rPr>
+      </w:pPr>
+      <w:r>
+        <w:rPr>
+          <w:lang w:val="bg-BG" w:eastAsia="bg-BG"/>
+        </w:rPr>
+        <w:t>Компрометиран ключ означава, че той е станал достъпен за неоторизирани лица. Това представлява сериозна заплаха за сигурността на системата. Ако нападателят получи ключа, той може да декриптира всички защитени данни. Това означава, че цялата поверителна информация става достъпна. Освен това нападателят може да криптира нови данни и да ги представя като легитимни. Това може да доведе до подмяна или фалшифициране на информация. Компрометирането на ключа може да остане незабелязано за дълго време. През този период данните могат да бъдат злоупотребявани без знанието на собственика. Възстановяването на сигурността изисква смяна на ключовете и повторно криптиране на данните. Затова защитата на ключовете е изключително важна.</w:t>
+      </w:r>
+    </w:p>
+    <w:p>
+      <w:pPr>
+        <w:pStyle w:val="Heading2"/>
+        <w:rPr>
+          <w:sz w:val="28"/>
+          <w:lang w:val="bg-BG" w:eastAsia="bg-BG"/>
+        </w:rPr>
+      </w:pPr>
+      <w:r>
+        <w:rPr>
+          <w:lang w:val="bg-BG" w:eastAsia="bg-BG"/>
+        </w:rPr>
+        <w:br/>
+      </w:r>
+      <w:bookmarkStart w:id="96" w:name="_Toc225928662"/>
+      <w:r>
+        <w:rPr>
+          <w:sz w:val="28"/>
+          <w:lang w:val="bg-BG" w:eastAsia="bg-BG"/>
+        </w:rPr>
+        <w:t>12.3. Сигурно съхранение на ключове</w:t>
+      </w:r>
+      <w:bookmarkEnd w:id="93"/>
       <w:bookmarkEnd w:id="96"/>
     </w:p>
     <w:p>
@@ -8650,76 +8908,44 @@
         <w:rPr>
           <w:lang w:val="bg-BG" w:eastAsia="bg-BG"/>
         </w:rPr>
-        <w:t>Компрометиран ключ означава, че той е станал достъпен за неоторизирани лица. Това представлява сериозна заплаха за сигурността на системата. Ако нападателят получи ключа, той може да декриптира всички защитени данни. Това означава, че цялата поверителна информация става достъпна. Освен това нападателят може да криптира нови данни и да ги представя като легитимни. Това може да доведе до подмяна или фалшифициране на информация. Компрометирането на ключа може да остане незабелязано за дълго време. През този период данните могат да бъдат злоупотребявани без знанието на собственика. Възстановяването на сигурността изисква смяна на ключовете и повторно криптиране на данните. Затова защитата на ключовете е изключително важна.</w:t>
+        <w:t>Сигурното съхранение на ключове е основен принцип в криптографията. Ключовете не трябва да се съхраняват директно в програмния код или в открити файлове. Добра практика е използването на специални защитени хранилища за ключове. Това могат да бъдат системни услуги, защитени конфигурационни файлове или хардуерни модули. Също така е важно достъпът до ключовете да бъде строго ограничен. Само определени процеси или потребители трябва да имат право да ги използват. Ключовете трябва да бъдат защитени и по време на пренос. При възможност те не трябва да се прехвърлят между системи. Редовната подмяна на ключовете също е добра практика за сигурност. Това намалява риска при евентуално компрометиране. Така се осигурява по-високо ниво на защита на информацията.</w:t>
       </w:r>
     </w:p>
     <w:p>
       <w:pPr>
-        <w:pStyle w:val="Heading2"/>
-        <w:rPr>
+        <w:pStyle w:val="Heading1"/>
+        <w:rPr>
+          <w:sz w:val="36"/>
           <w:lang w:val="bg-BG" w:eastAsia="bg-BG"/>
         </w:rPr>
       </w:pPr>
-      <w:r>
-        <w:rPr>
+      <w:bookmarkStart w:id="97" w:name="_Toc220243742"/>
+      <w:bookmarkStart w:id="98" w:name="_Toc220244665"/>
+      <w:bookmarkStart w:id="99" w:name="_Toc225928663"/>
+      <w:r>
+        <w:rPr>
+          <w:sz w:val="36"/>
           <w:lang w:val="bg-BG" w:eastAsia="bg-BG"/>
         </w:rPr>
-        <w:br/>
-      </w:r>
-      <w:bookmarkStart w:id="97" w:name="_Toc220488454"/>
-      <w:r>
-        <w:rPr>
-          <w:lang w:val="bg-BG" w:eastAsia="bg-BG"/>
-        </w:rPr>
-        <w:t>12.3. Сигурно съхранение на ключове</w:t>
-      </w:r>
-      <w:bookmarkEnd w:id="95"/>
+        <w:t>13. Самоунищожаване на данни</w:t>
+      </w:r>
       <w:bookmarkEnd w:id="97"/>
+      <w:bookmarkEnd w:id="98"/>
+      <w:bookmarkEnd w:id="99"/>
     </w:p>
     <w:p>
       <w:pPr>
-        <w:rPr>
+        <w:pStyle w:val="Heading2"/>
+        <w:rPr>
+          <w:sz w:val="28"/>
           <w:lang w:val="bg-BG" w:eastAsia="bg-BG"/>
         </w:rPr>
       </w:pPr>
-      <w:r>
-        <w:rPr>
-          <w:lang w:val="bg-BG" w:eastAsia="bg-BG"/>
-        </w:rPr>
-        <w:t>Сигурното съхранение на ключове е основен принцип в криптографията. Ключовете не трябва да се съхраняват директно в програмния код или в открити файлове. Добра практика е използването на специални защитени хранилища за ключове. Това могат да бъдат системни услуги, защитени конфигурационни файлове или хардуерни модули. Също така е важно достъпът до ключовете да бъде строго ограничен. Само определени процеси или потребители трябва да имат право да ги използват. Ключовете трябва да бъдат защитени и по време на пренос. При възможност те не трябва да се прехвърлят между системи. Редовната подмяна на ключовете също е добра практика за сигурност. Това намалява риска при евентуално компрометиране. Така се осигурява по-високо ниво на защита на информацията.</w:t>
-      </w:r>
-    </w:p>
-    <w:p>
-      <w:pPr>
-        <w:pStyle w:val="Heading1"/>
-        <w:rPr>
-          <w:lang w:val="bg-BG" w:eastAsia="bg-BG"/>
-        </w:rPr>
-      </w:pPr>
-      <w:bookmarkStart w:id="98" w:name="_Toc220243742"/>
-      <w:bookmarkStart w:id="99" w:name="_Toc220244665"/>
-      <w:bookmarkStart w:id="100" w:name="_Toc220488455"/>
-      <w:r>
-        <w:rPr>
-          <w:lang w:val="bg-BG" w:eastAsia="bg-BG"/>
-        </w:rPr>
-        <w:t>13. Самоунищожаване на данни</w:t>
-      </w:r>
-      <w:bookmarkEnd w:id="98"/>
-      <w:bookmarkEnd w:id="99"/>
-      <w:bookmarkEnd w:id="100"/>
-    </w:p>
-    <w:p>
-      <w:pPr>
-        <w:pStyle w:val="Heading2"/>
-        <w:rPr>
-          <w:lang w:val="bg-BG" w:eastAsia="bg-BG"/>
-        </w:rPr>
-      </w:pPr>
-      <w:bookmarkStart w:id="101" w:name="_Toc220488456"/>
-      <w:bookmarkStart w:id="102" w:name="_Toc220244666"/>
-      <w:r>
-        <w:rPr>
+      <w:bookmarkStart w:id="100" w:name="_Toc220244666"/>
+      <w:bookmarkStart w:id="101" w:name="_Toc225928664"/>
+      <w:r>
+        <w:rPr>
+          <w:sz w:val="28"/>
           <w:lang w:val="bg-BG" w:eastAsia="bg-BG"/>
         </w:rPr>
         <w:t>13.1. Същност и значение</w:t>
@@ -8736,20 +8962,21 @@
         <w:rPr>
           <w:lang w:val="bg-BG" w:eastAsia="bg-BG"/>
         </w:rPr>
-        <w:t xml:space="preserve">Самоунищожаването на данни представлява процес, при който информацията се изтрива автоматично след определено условие. Това условие може да бъде първо отваряне, изтичане на време или определено действие от потребителя. Целта е да се ограничи достъпът до чувствителна информация във времето. Така се намалява рискът от неоторизирано използване или разпространение на данни. Самоунищожаването е особено важно при работа с тайни съобщения, пароли или лични данни. То позволява по-добър контрол върху жизнения цикъл на информацията. Вместо данните да се съхраняват безкрайно, те съществуват само докато са необходими. Това повишава нивото на сигурност на системата. Самоунищожаването също така помага за спазване на принципа за </w:t>
+        <w:t xml:space="preserve">Самоунищожаването на данни представлява процес, при който информацията се изтрива автоматично след определено условие. Това условие може да бъде първо отваряне, изтичане на време или определено действие от потребителя. Целта е да се ограничи достъпът до чувствителна информация във времето. Така се намалява рискът от неоторизирано използване или </w:t>
       </w:r>
       <w:r>
         <w:rPr>
           <w:lang w:val="bg-BG" w:eastAsia="bg-BG"/>
         </w:rPr>
         <w:lastRenderedPageBreak/>
-        <w:t>минимално съхранение на данни. По този начин се ограничава количеството чувствителна информация, което остава в системата.</w:t>
+        <w:t>разпространение на данни. Самоунищожаването е особено важно при работа с тайни съобщения, пароли или лични данни. То позволява по-добър контрол върху жизнения цикъл на информацията. Вместо данните да се съхраняват безкрайно, те съществуват само докато са необходими. Това повишава нивото на сигурност на системата. Самоунищожаването също така помага за спазване на принципа за минимално съхранение на данни. По този начин се ограничава количеството чувствителна информация, което остава в системата.</w:t>
       </w:r>
     </w:p>
     <w:p>
       <w:pPr>
         <w:pStyle w:val="Heading2"/>
         <w:rPr>
+          <w:sz w:val="28"/>
           <w:lang w:val="bg-BG" w:eastAsia="bg-BG"/>
         </w:rPr>
       </w:pPr>
@@ -8759,13 +8986,52 @@
         </w:rPr>
         <w:br/>
       </w:r>
-      <w:bookmarkStart w:id="103" w:name="_Toc220488457"/>
-      <w:r>
-        <w:rPr>
+      <w:bookmarkStart w:id="102" w:name="_Toc225928665"/>
+      <w:r>
+        <w:rPr>
+          <w:sz w:val="28"/>
           <w:lang w:val="bg-BG" w:eastAsia="bg-BG"/>
         </w:rPr>
         <w:t>13.2. Реализация в софтуер</w:t>
       </w:r>
+      <w:bookmarkEnd w:id="102"/>
+    </w:p>
+    <w:p>
+      <w:pPr>
+        <w:rPr>
+          <w:lang w:val="bg-BG" w:eastAsia="bg-BG"/>
+        </w:rPr>
+      </w:pPr>
+      <w:r>
+        <w:rPr>
+          <w:lang w:val="bg-BG" w:eastAsia="bg-BG"/>
+        </w:rPr>
+        <w:t>В софтуерните системи самоунищожаването на данни се реализира чрез автоматично изтриване на записи от базата данни. Това може да стане веднага след първия достъп до информацията. Алтернативно може да се използва таймер, който определя срок на валидност на данните. Когато този срок изтече, системата автоматично премахва съответния запис. Реализацията може да включва и проверка при всяка заявка дали данните все още са валидни. Ако не са, достъпът се отказва и данните се изтриват. В някои случаи се използват фонови процеси, които периодично почистват изтекли данни. Важно е изтриването да бъде окончателно и необратимо. Това означава, че данните не трябва да могат да бъдат възстановени чрез обикновени средства. Реализацията трябва да бъде надеждна и да не допуска грешки. Така се гарантира, че информацията действително се премахва след зададените условия.</w:t>
+      </w:r>
+    </w:p>
+    <w:p>
+      <w:pPr>
+        <w:pStyle w:val="Heading2"/>
+        <w:rPr>
+          <w:sz w:val="28"/>
+          <w:lang w:val="bg-BG" w:eastAsia="bg-BG"/>
+        </w:rPr>
+      </w:pPr>
+      <w:r>
+        <w:rPr>
+          <w:lang w:val="bg-BG" w:eastAsia="bg-BG"/>
+        </w:rPr>
+        <w:br/>
+      </w:r>
+      <w:bookmarkStart w:id="103" w:name="_Toc225928666"/>
+      <w:r>
+        <w:rPr>
+          <w:sz w:val="28"/>
+          <w:lang w:val="bg-BG" w:eastAsia="bg-BG"/>
+        </w:rPr>
+        <w:t>13.3. Ограничения на софтуерното изтриване</w:t>
+      </w:r>
+      <w:bookmarkEnd w:id="100"/>
       <w:bookmarkEnd w:id="103"/>
     </w:p>
     <w:p>
@@ -8778,76 +9044,45 @@
         <w:rPr>
           <w:lang w:val="bg-BG" w:eastAsia="bg-BG"/>
         </w:rPr>
-        <w:t>В софтуерните системи самоунищожаването на данни се реализира чрез автоматично изтриване на записи от базата данни. Това може да стане веднага след първия достъп до информацията. Алтернативно може да се използва таймер, който определя срок на валидност на данните. Когато този срок изтече, системата автоматично премахва съответния запис. Реализацията може да включва и проверка при всяка заявка дали данните все още са валидни. Ако не са, достъпът се отказва и данните се изтриват. В някои случаи се използват фонови процеси, които периодично почистват изтекли данни. Важно е изтриването да бъде окончателно и необратимо. Това означава, че данните не трябва да могат да бъдат възстановени чрез обикновени средства. Реализацията трябва да бъде надеждна и да не допуска грешки. Така се гарантира, че информацията действително се премахва след зададените условия.</w:t>
+        <w:t>Въпреки своите предимства, софтуерното изтриване има определени ограничения. Изтриването на данни от база данни не винаги означава, че те са напълно унищожени физически. В някои случаи е възможно данните да останат в резервни копия или лог файлове. Също така информацията може да е била копирана или записана от потребителя преди изтриването. Софтуерът не може да предотврати направата на снимка на екрана или копиране на текста. Това означава, че контролът върху данните не е абсолютен. Освен това неправилна реализация може да доведе до грешки и непълно изтриване. Изтриването трябва да бъде внимателно проектирано и тествано. Също така трябва да се вземат предвид и законовите изисквания за съхранение на определени данни. Поради тези ограничения самоунищожаването трябва да се комбинира с други мерки за сигурност. Така се постига по-добра защита на информацията.</w:t>
       </w:r>
     </w:p>
     <w:p>
       <w:pPr>
-        <w:pStyle w:val="Heading2"/>
-        <w:rPr>
+        <w:pStyle w:val="Heading1"/>
+        <w:rPr>
+          <w:sz w:val="36"/>
           <w:lang w:val="bg-BG" w:eastAsia="bg-BG"/>
         </w:rPr>
       </w:pPr>
-      <w:r>
-        <w:rPr>
+      <w:bookmarkStart w:id="104" w:name="_Toc220243743"/>
+      <w:bookmarkStart w:id="105" w:name="_Toc220244667"/>
+      <w:bookmarkStart w:id="106" w:name="_Toc225928667"/>
+      <w:r>
+        <w:rPr>
+          <w:sz w:val="36"/>
           <w:lang w:val="bg-BG" w:eastAsia="bg-BG"/>
         </w:rPr>
-        <w:br/>
-      </w:r>
-      <w:bookmarkStart w:id="104" w:name="_Toc220488458"/>
-      <w:r>
-        <w:rPr>
-          <w:lang w:val="bg-BG" w:eastAsia="bg-BG"/>
-        </w:rPr>
-        <w:t>13.3. Ограничения на софтуерното изтриване</w:t>
-      </w:r>
-      <w:bookmarkEnd w:id="102"/>
+        <w:lastRenderedPageBreak/>
+        <w:t>14. Валидиране, грешки и защита</w:t>
+      </w:r>
       <w:bookmarkEnd w:id="104"/>
+      <w:bookmarkEnd w:id="105"/>
+      <w:bookmarkEnd w:id="106"/>
     </w:p>
     <w:p>
       <w:pPr>
-        <w:rPr>
+        <w:pStyle w:val="Heading2"/>
+        <w:rPr>
+          <w:sz w:val="28"/>
           <w:lang w:val="bg-BG" w:eastAsia="bg-BG"/>
         </w:rPr>
       </w:pPr>
-      <w:r>
-        <w:rPr>
-          <w:lang w:val="bg-BG" w:eastAsia="bg-BG"/>
-        </w:rPr>
-        <w:t>Въпреки своите предимства, софтуерното изтриване има определени ограничения. Изтриването на данни от база данни не винаги означава, че те са напълно унищожени физически. В някои случаи е възможно данните да останат в резервни копия или лог файлове. Също така информацията може да е била копирана или записана от потребителя преди изтриването. Софтуерът не може да предотврати направата на снимка на екрана или копиране на текста. Това означава, че контролът върху данните не е абсолютен. Освен това неправилна реализация може да доведе до грешки и непълно изтриване. Изтриването трябва да бъде внимателно проектирано и тествано. Също така трябва да се вземат предвид и законовите изисквания за съхранение на определени данни. Поради тези ограничения самоунищожаването трябва да се комбинира с други мерки за сигурност. Така се постига по-добра защита на информацията.</w:t>
-      </w:r>
-    </w:p>
-    <w:p>
-      <w:pPr>
-        <w:pStyle w:val="Heading1"/>
-        <w:rPr>
-          <w:lang w:val="bg-BG" w:eastAsia="bg-BG"/>
-        </w:rPr>
-      </w:pPr>
-      <w:bookmarkStart w:id="105" w:name="_Toc220243743"/>
-      <w:bookmarkStart w:id="106" w:name="_Toc220244667"/>
-      <w:bookmarkStart w:id="107" w:name="_Toc220488459"/>
-      <w:r>
-        <w:rPr>
-          <w:lang w:val="bg-BG" w:eastAsia="bg-BG"/>
-        </w:rPr>
-        <w:t>14. Валидиране, грешки и защита</w:t>
-      </w:r>
-      <w:bookmarkEnd w:id="105"/>
-      <w:bookmarkEnd w:id="106"/>
-      <w:bookmarkEnd w:id="107"/>
-    </w:p>
-    <w:p>
-      <w:pPr>
-        <w:pStyle w:val="Heading2"/>
-        <w:rPr>
-          <w:lang w:val="bg-BG" w:eastAsia="bg-BG"/>
-        </w:rPr>
-      </w:pPr>
-      <w:bookmarkStart w:id="108" w:name="_Toc220488460"/>
-      <w:bookmarkStart w:id="109" w:name="_Toc220244668"/>
-      <w:r>
-        <w:rPr>
+      <w:bookmarkStart w:id="107" w:name="_Toc220244668"/>
+      <w:bookmarkStart w:id="108" w:name="_Toc225928668"/>
+      <w:r>
+        <w:rPr>
+          <w:sz w:val="28"/>
           <w:lang w:val="bg-BG" w:eastAsia="bg-BG"/>
         </w:rPr>
         <w:t>14.1. Проверка на входните данни</w:t>
@@ -8864,20 +9099,14 @@
         <w:rPr>
           <w:lang w:val="bg-BG" w:eastAsia="bg-BG"/>
         </w:rPr>
-        <w:t xml:space="preserve">Проверката на входните данни е важна стъпка за сигурността и стабилността на уеб приложенията. Тя гарантира, че системата приема само валидни и очаквани стойности. Това предпазва от грешки, които могат да възникнат при неправилно въведени данни. Освен това валидирането защитава от </w:t>
-      </w:r>
-      <w:r>
-        <w:rPr>
-          <w:lang w:val="bg-BG" w:eastAsia="bg-BG"/>
-        </w:rPr>
-        <w:lastRenderedPageBreak/>
-        <w:t>злонамерени атаки чрез въвеждане на опасен код. Например може да се предотврати въвеждане на скриптове или SQL заявки. Проверката може да се извършва както на страната на клиента, така и на сървъра. Най-важната проверка обаче е тази на сървъра, тъй като клиентската страна може да бъде заобиколена. Валидирането включва проверка на дължината, формата и съдържанието на данните. Това помага да се избегнат неочаквани ситуации по време на обработката. Така системата става по-надеждна и сигурна.</w:t>
+        <w:t>Проверката на входните данни е важна стъпка за сигурността и стабилността на уеб приложенията. Тя гарантира, че системата приема само валидни и очаквани стойности. Това предпазва от грешки, които могат да възникнат при неправилно въведени данни. Освен това валидирането защитава от злонамерени атаки чрез въвеждане на опасен код. Например може да се предотврати въвеждане на скриптове или SQL заявки. Проверката може да се извършва както на страната на клиента, така и на сървъра. Най-важната проверка обаче е тази на сървъра, тъй като клиентската страна може да бъде заобиколена. Валидирането включва проверка на дължината, формата и съдържанието на данните. Това помага да се избегнат неочаквани ситуации по време на обработката. Така системата става по-надеждна и сигурна.</w:t>
       </w:r>
     </w:p>
     <w:p>
       <w:pPr>
         <w:pStyle w:val="Heading2"/>
         <w:rPr>
+          <w:sz w:val="28"/>
           <w:lang w:val="bg-BG" w:eastAsia="bg-BG"/>
         </w:rPr>
       </w:pPr>
@@ -8887,12 +9116,49 @@
         </w:rPr>
         <w:br/>
       </w:r>
-      <w:bookmarkStart w:id="110" w:name="_Toc220488461"/>
-      <w:r>
-        <w:rPr>
+      <w:bookmarkStart w:id="109" w:name="_Toc225928669"/>
+      <w:r>
+        <w:rPr>
+          <w:sz w:val="28"/>
           <w:lang w:val="bg-BG" w:eastAsia="bg-BG"/>
         </w:rPr>
         <w:t>14.2. Обработка на грешки</w:t>
+      </w:r>
+      <w:bookmarkEnd w:id="109"/>
+    </w:p>
+    <w:p>
+      <w:pPr>
+        <w:rPr>
+          <w:lang w:val="bg-BG" w:eastAsia="bg-BG"/>
+        </w:rPr>
+      </w:pPr>
+      <w:r>
+        <w:rPr>
+          <w:lang w:val="bg-BG" w:eastAsia="bg-BG"/>
+        </w:rPr>
+        <w:t>Обработката на грешки е важна част от всяко софтуерно приложение. Тя позволява системата да реагира правилно при възникване на проблеми. Вместо да спре работа, приложението може да покаже подходящо съобщение на потребителя. Това подобрява потребителското изживяване и улеснява отстраняването на проблеми. Грешките могат да възникнат поради неправилни входни данни, проблеми със сървъра или липса на връзка с базата данни. Важно е тези грешки да бъдат регистрирани в лог файлове за по-късен анализ. Същевременно не трябва да се показва чувствителна информация на потребителя. Това може да доведе до разкриване на вътрешната структура на системата. Затова съобщенията за грешки трябва да бъдат ясни, но не прекалено подробни. Добрата обработка на грешки повишава сигурността и стабилността на системата.</w:t>
+      </w:r>
+    </w:p>
+    <w:p>
+      <w:pPr>
+        <w:pStyle w:val="Heading2"/>
+        <w:rPr>
+          <w:lang w:val="bg-BG" w:eastAsia="bg-BG"/>
+        </w:rPr>
+      </w:pPr>
+      <w:r>
+        <w:rPr>
+          <w:lang w:val="bg-BG" w:eastAsia="bg-BG"/>
+        </w:rPr>
+        <w:br/>
+      </w:r>
+      <w:bookmarkStart w:id="110" w:name="_Toc225928670"/>
+      <w:r>
+        <w:rPr>
+          <w:sz w:val="28"/>
+          <w:lang w:val="bg-BG" w:eastAsia="bg-BG"/>
+        </w:rPr>
+        <w:t>14.3. Защита от повторен достъп</w:t>
       </w:r>
       <w:bookmarkEnd w:id="110"/>
     </w:p>
@@ -8906,13 +9172,21 @@
         <w:rPr>
           <w:lang w:val="bg-BG" w:eastAsia="bg-BG"/>
         </w:rPr>
-        <w:t>Обработката на грешки е важна част от всяко софтуерно приложение. Тя позволява системата да реагира правилно при възникване на проблеми. Вместо да спре работа, приложението може да покаже подходящо съобщение на потребителя. Това подобрява потребителското изживяване и улеснява отстраняването на проблеми. Грешките могат да възникнат поради неправилни входни данни, проблеми със сървъра или липса на връзка с базата данни. Важно е тези грешки да бъдат регистрирани в лог файлове за по-късен анализ. Същевременно не трябва да се показва чувствителна информация на потребителя. Това може да доведе до разкриване на вътрешната структура на системата. Затова съобщенията за грешки трябва да бъдат ясни, но не прекалено подробни. Добрата обработка на грешки повишава сигурността и стабилността на системата.</w:t>
+        <w:t xml:space="preserve">Защитата от повторен достъп е важна при системи с еднократни съобщения. След като съобщението бъде отворено, то трябва да стане недостъпно. Това се реализира чрез изтриване или маркиране като вече използвано. При повторна заявка системата проверява състоянието на съобщението. Ако то вече е прочетено, достъпът се отказва. Това предотвратява повторното показване на чувствителна информация. Така се запазва принципът на еднократност. Освен това се ограничава възможността за злоупотреба с линка. Дори ако линкът бъде споделен с други лица, те няма да могат да видят съдържанието. Това осигурява </w:t>
+      </w:r>
+      <w:r>
+        <w:rPr>
+          <w:lang w:val="bg-BG" w:eastAsia="bg-BG"/>
+        </w:rPr>
+        <w:lastRenderedPageBreak/>
+        <w:t>допълнителен слой защита. Защитата от повторен достъп е ключова за сигурността на подобни системи.</w:t>
       </w:r>
     </w:p>
     <w:p>
       <w:pPr>
         <w:pStyle w:val="Heading2"/>
         <w:rPr>
+          <w:sz w:val="28"/>
           <w:lang w:val="bg-BG" w:eastAsia="bg-BG"/>
         </w:rPr>
       </w:pPr>
@@ -8922,13 +9196,15 @@
         </w:rPr>
         <w:br/>
       </w:r>
-      <w:bookmarkStart w:id="111" w:name="_Toc220488462"/>
-      <w:r>
-        <w:rPr>
+      <w:bookmarkStart w:id="111" w:name="_Toc225928671"/>
+      <w:r>
+        <w:rPr>
+          <w:sz w:val="28"/>
           <w:lang w:val="bg-BG" w:eastAsia="bg-BG"/>
         </w:rPr>
-        <w:t>14.3. Защита от повторен достъп</w:t>
-      </w:r>
+        <w:t>14.4. Защита от злонамерени заявки</w:t>
+      </w:r>
+      <w:bookmarkEnd w:id="107"/>
       <w:bookmarkEnd w:id="111"/>
     </w:p>
     <w:p>
@@ -8941,83 +9217,44 @@
         <w:rPr>
           <w:lang w:val="bg-BG" w:eastAsia="bg-BG"/>
         </w:rPr>
-        <w:t>Защитата от повторен достъп е важна при системи с еднократни съобщения. След като съобщението бъде отворено, то трябва да стане недостъпно. Това се реализира чрез изтриване или маркиране като вече използвано. При повторна заявка системата проверява състоянието на съобщението. Ако то вече е прочетено, достъпът се отказва. Това предотвратява повторното показване на чувствителна информация. Така се запазва принципът на еднократност. Освен това се ограничава възможността за злоупотреба с линка. Дори ако линкът бъде споделен с други лица, те няма да могат да видят съдържанието. Това осигурява допълнителен слой защита. Защитата от повторен достъп е ключова за сигурността на подобни системи.</w:t>
+        <w:t>Злонамерените заявки представляват опити за атака срещу уеб приложението. Те могат да включват опити за инжектиране на код, претоварване на сървъра или неоторизиран достъп. Защитата от такива заявки е основна задача на системата. Това може да се постигне чрез филтриране и валидиране на входните данни. Също така е важно да се използват защитени методи за работа с базата данни. Ограничаването на броя заявки от един потребител може да предпази от атаки тип отказ от услуга. Използването на защитени протоколи и токени също повишава сигурността. Регистрирането на подозрителна активност помага за откриване на атаки. При откриване на злонамерена дейност системата може да блокира достъпа. Така се защитава цялата инфраструктура от злоупотреби.</w:t>
       </w:r>
     </w:p>
     <w:p>
       <w:pPr>
-        <w:pStyle w:val="Heading2"/>
-        <w:rPr>
+        <w:pStyle w:val="Heading1"/>
+        <w:rPr>
+          <w:sz w:val="36"/>
           <w:lang w:val="bg-BG" w:eastAsia="bg-BG"/>
         </w:rPr>
       </w:pPr>
-      <w:r>
-        <w:rPr>
+      <w:bookmarkStart w:id="112" w:name="_Toc220243744"/>
+      <w:bookmarkStart w:id="113" w:name="_Toc220244669"/>
+      <w:bookmarkStart w:id="114" w:name="_Toc225928672"/>
+      <w:r>
+        <w:rPr>
+          <w:sz w:val="36"/>
           <w:lang w:val="bg-BG" w:eastAsia="bg-BG"/>
         </w:rPr>
-        <w:br/>
-      </w:r>
-      <w:bookmarkStart w:id="112" w:name="_Toc220488463"/>
-      <w:r>
-        <w:rPr>
-          <w:lang w:val="bg-BG" w:eastAsia="bg-BG"/>
-        </w:rPr>
-        <w:t>14.4. Защита от злонамерени заявки</w:t>
-      </w:r>
-      <w:bookmarkEnd w:id="109"/>
+        <w:t>15. Предимства и ограничения на приложението</w:t>
+      </w:r>
       <w:bookmarkEnd w:id="112"/>
+      <w:bookmarkEnd w:id="113"/>
+      <w:bookmarkEnd w:id="114"/>
     </w:p>
     <w:p>
       <w:pPr>
-        <w:rPr>
+        <w:pStyle w:val="Heading2"/>
+        <w:rPr>
+          <w:sz w:val="28"/>
           <w:lang w:val="bg-BG" w:eastAsia="bg-BG"/>
         </w:rPr>
       </w:pPr>
-      <w:r>
-        <w:rPr>
-          <w:lang w:val="bg-BG" w:eastAsia="bg-BG"/>
-        </w:rPr>
-        <w:t xml:space="preserve">Злонамерените заявки представляват опити за атака срещу уеб приложението. Те могат да включват опити за инжектиране на код, претоварване на сървъра или неоторизиран достъп. Защитата от такива заявки е основна задача на системата. Това може да се постигне чрез филтриране и валидиране на входните </w:t>
-      </w:r>
-      <w:r>
-        <w:rPr>
-          <w:lang w:val="bg-BG" w:eastAsia="bg-BG"/>
-        </w:rPr>
-        <w:lastRenderedPageBreak/>
-        <w:t>данни. Също така е важно да се използват защитени методи за работа с базата данни. Ограничаването на броя заявки от един потребител може да предпази от атаки тип отказ от услуга. Използването на защитени протоколи и токени също повишава сигурността. Регистрирането на подозрителна активност помага за откриване на атаки. При откриване на злонамерена дейност системата може да блокира достъпа. Така се защитава цялата инфраструктура от злоупотреби.</w:t>
-      </w:r>
-    </w:p>
-    <w:p>
-      <w:pPr>
-        <w:pStyle w:val="Heading1"/>
-        <w:rPr>
-          <w:lang w:val="bg-BG" w:eastAsia="bg-BG"/>
-        </w:rPr>
-      </w:pPr>
-      <w:bookmarkStart w:id="113" w:name="_Toc220243744"/>
-      <w:bookmarkStart w:id="114" w:name="_Toc220244669"/>
-      <w:bookmarkStart w:id="115" w:name="_Toc220488464"/>
-      <w:r>
-        <w:rPr>
-          <w:lang w:val="bg-BG" w:eastAsia="bg-BG"/>
-        </w:rPr>
-        <w:t>15. Предимства и ограничения на приложението</w:t>
-      </w:r>
-      <w:bookmarkEnd w:id="113"/>
-      <w:bookmarkEnd w:id="114"/>
-      <w:bookmarkEnd w:id="115"/>
-    </w:p>
-    <w:p>
-      <w:pPr>
-        <w:pStyle w:val="Heading2"/>
-        <w:rPr>
-          <w:lang w:val="bg-BG" w:eastAsia="bg-BG"/>
-        </w:rPr>
-      </w:pPr>
-      <w:bookmarkStart w:id="116" w:name="_Toc220488465"/>
-      <w:bookmarkStart w:id="117" w:name="_Toc220244670"/>
-      <w:r>
-        <w:rPr>
+      <w:bookmarkStart w:id="115" w:name="_Toc220244670"/>
+      <w:bookmarkStart w:id="116" w:name="_Toc225928673"/>
+      <w:r>
+        <w:rPr>
+          <w:sz w:val="28"/>
           <w:lang w:val="bg-BG" w:eastAsia="bg-BG"/>
         </w:rPr>
         <w:t>15.1. Предимства (сигурност, лесна употреба, без регистрация)</w:t>
@@ -9041,6 +9278,7 @@
       <w:pPr>
         <w:pStyle w:val="Heading2"/>
         <w:rPr>
+          <w:sz w:val="28"/>
           <w:lang w:val="bg-BG" w:eastAsia="bg-BG"/>
         </w:rPr>
       </w:pPr>
@@ -9050,15 +9288,16 @@
         </w:rPr>
         <w:br/>
       </w:r>
-      <w:bookmarkStart w:id="118" w:name="_Toc220488466"/>
-      <w:r>
-        <w:rPr>
+      <w:bookmarkStart w:id="117" w:name="_Toc225928674"/>
+      <w:r>
+        <w:rPr>
+          <w:sz w:val="28"/>
           <w:lang w:val="bg-BG" w:eastAsia="bg-BG"/>
         </w:rPr>
         <w:t>15.2. Ограничения (интернет, риск при споделяне, невъзстановимост)</w:t>
       </w:r>
+      <w:bookmarkEnd w:id="115"/>
       <w:bookmarkEnd w:id="117"/>
-      <w:bookmarkEnd w:id="118"/>
     </w:p>
     <w:p>
       <w:pPr>
@@ -9070,41 +9309,51 @@
         <w:rPr>
           <w:lang w:val="bg-BG" w:eastAsia="bg-BG"/>
         </w:rPr>
-        <w:t>Въпреки своите предимства, приложението има и някои ограничения. Основно изискване е наличието на интернет връзка за използване на услугата. Без интернет достъпът до съобщенията не е възможен. Съществува и риск при неправилно споделяне на линка с неоторизирани лица. Ако линкът попадне в грешни ръце, съдържанието може да бъде прочетено. След като съобщението бъде отворено, то не може да бъде възстановено. Това може да бъде проблем, ако получателят случайно затвори страницата. Също така не може да се гарантира, че получателят няма да направи копие на информацията. Приложението не може да предотврати заснемане на екрана или копиране на текста. Някои потребители могат да сметнат невъзстановимостта за неудобство. Въпреки тези ограничения, приложението остава ефективно средство за защита на информацията.</w:t>
+        <w:t xml:space="preserve">Въпреки своите предимства, приложението има и някои ограничения. Основно изискване е наличието на интернет връзка за използване на услугата. Без интернет достъпът до съобщенията не е възможен. Съществува и риск при неправилно споделяне на линка с неоторизирани лица. Ако линкът попадне в грешни ръце, съдържанието може да бъде прочетено. След като съобщението бъде отворено, то не може да бъде възстановено. Това може да бъде проблем, ако </w:t>
+      </w:r>
+      <w:r>
+        <w:rPr>
+          <w:lang w:val="bg-BG" w:eastAsia="bg-BG"/>
+        </w:rPr>
+        <w:lastRenderedPageBreak/>
+        <w:t>получателят случайно затвори страницата. Също така не може да се гарантира, че получателят няма да направи копие на информацията. Приложението не може да предотврати заснемане на екрана или копиране на текста. Някои потребители могат да сметнат невъзстановимостта за неудобство. Въпреки тези ограничения, приложението остава ефективно средство за защита на информацията.</w:t>
       </w:r>
     </w:p>
     <w:p>
       <w:pPr>
         <w:pStyle w:val="Heading1"/>
         <w:rPr>
+          <w:sz w:val="36"/>
           <w:lang w:val="bg-BG" w:eastAsia="bg-BG"/>
         </w:rPr>
       </w:pPr>
-      <w:bookmarkStart w:id="119" w:name="_Toc220243745"/>
-      <w:bookmarkStart w:id="120" w:name="_Toc220244671"/>
-      <w:bookmarkStart w:id="121" w:name="_Toc220488467"/>
-      <w:r>
-        <w:rPr>
+      <w:bookmarkStart w:id="118" w:name="_Toc220243745"/>
+      <w:bookmarkStart w:id="119" w:name="_Toc220244671"/>
+      <w:bookmarkStart w:id="120" w:name="_Toc225928675"/>
+      <w:r>
+        <w:rPr>
+          <w:sz w:val="36"/>
           <w:lang w:val="bg-BG" w:eastAsia="bg-BG"/>
         </w:rPr>
-        <w:lastRenderedPageBreak/>
         <w:t>16. Приноси и бъдещо развития</w:t>
       </w:r>
+      <w:bookmarkEnd w:id="118"/>
       <w:bookmarkEnd w:id="119"/>
       <w:bookmarkEnd w:id="120"/>
-      <w:bookmarkEnd w:id="121"/>
     </w:p>
     <w:p>
       <w:pPr>
         <w:pStyle w:val="Heading2"/>
         <w:rPr>
+          <w:sz w:val="28"/>
           <w:lang w:val="bg-BG" w:eastAsia="bg-BG"/>
         </w:rPr>
       </w:pPr>
-      <w:bookmarkStart w:id="122" w:name="_Toc220488468"/>
-      <w:bookmarkStart w:id="123" w:name="_Toc220244672"/>
-      <w:r>
-        <w:rPr>
+      <w:bookmarkStart w:id="121" w:name="_Toc220244672"/>
+      <w:bookmarkStart w:id="122" w:name="_Toc225928676"/>
+      <w:r>
+        <w:rPr>
+          <w:sz w:val="28"/>
           <w:lang w:val="bg-BG" w:eastAsia="bg-BG"/>
         </w:rPr>
         <w:t>16.1. Основни приноси на проекта</w:t>
@@ -9128,6 +9377,7 @@
       <w:pPr>
         <w:pStyle w:val="Heading2"/>
         <w:rPr>
+          <w:sz w:val="28"/>
           <w:lang w:val="bg-BG" w:eastAsia="bg-BG"/>
         </w:rPr>
       </w:pPr>
@@ -9137,53 +9387,172 @@
         </w:rPr>
         <w:br/>
       </w:r>
-      <w:bookmarkStart w:id="124" w:name="_Toc220488469"/>
-      <w:r>
-        <w:rPr>
+      <w:bookmarkStart w:id="123" w:name="_Toc225928677"/>
+      <w:r>
+        <w:rPr>
+          <w:sz w:val="28"/>
           <w:lang w:val="bg-BG" w:eastAsia="bg-BG"/>
         </w:rPr>
         <w:t>16.2. Възможни подобрения (PIN, таймер, файлове, мобилна версия, 2FA)</w:t>
       </w:r>
+      <w:bookmarkEnd w:id="121"/>
       <w:bookmarkEnd w:id="123"/>
+    </w:p>
+    <w:p>
+      <w:pPr>
+        <w:rPr>
+          <w:lang w:val="bg-BG" w:eastAsia="bg-BG"/>
+        </w:rPr>
+      </w:pPr>
+      <w:r>
+        <w:rPr>
+          <w:lang w:val="bg-BG" w:eastAsia="bg-BG"/>
+        </w:rPr>
+        <w:t>Системата може да бъде подобрена чрез добавяне на допълнителни защитни механизми. Например може да се въведе PIN код, който да се изисква при отваряне на съобщението. Това ще добави още един слой сигурност. Може също да се разшири функционалността на таймера, като се позволи по-гъвкаво задаване на срокове. Поддръжката на файлове и изображения би направила приложението по-полезно. Така потребителите ще могат да споделят не само текст, но и други видове данни. Разработването на мобилна версия ще улесни използването на приложението на смартфони. Това ще увеличи достъпността и удобството за потребителите. Добавянето на двуфакторна автентикация ще повиши нивото на сигурност. Всички тези подобрения могат да направят системата по-надеждна и функционална.</w:t>
+      </w:r>
+    </w:p>
+    <w:p>
+      <w:pPr>
+        <w:pStyle w:val="Heading2"/>
+        <w:ind w:firstLine="0"/>
+        <w:rPr>
+          <w:sz w:val="28"/>
+          <w:lang w:val="bg-BG" w:eastAsia="bg-BG"/>
+        </w:rPr>
+      </w:pPr>
+      <w:bookmarkStart w:id="124" w:name="_Toc225928678"/>
+      <w:r>
+        <w:rPr>
+          <w:sz w:val="28"/>
+          <w:lang w:val="bg-BG" w:eastAsia="bg-BG"/>
+        </w:rPr>
+        <w:t>16.3. Допълнителен анализ на сигурността</w:t>
+      </w:r>
       <w:bookmarkEnd w:id="124"/>
     </w:p>
     <w:p>
       <w:pPr>
-        <w:rPr>
+        <w:spacing w:before="100" w:beforeAutospacing="1" w:after="100" w:afterAutospacing="1" w:line="240" w:lineRule="auto"/>
+        <w:ind w:firstLine="0"/>
+        <w:rPr>
+          <w:rFonts w:eastAsia="Times New Roman"/>
           <w:lang w:val="bg-BG" w:eastAsia="bg-BG"/>
         </w:rPr>
       </w:pPr>
       <w:r>
         <w:rPr>
+          <w:rFonts w:eastAsia="Times New Roman"/>
           <w:lang w:val="bg-BG" w:eastAsia="bg-BG"/>
         </w:rPr>
-        <w:t>Системата може да бъде подобрена чрез добавяне на допълнителни защитни механизми. Например може да се въведе PIN код, който да се изисква при отваряне на съобщението. Това ще добави още един слой сигурност. Може също да се разшири функционалността на таймера, като се позволи по-гъвкаво задаване на срокове. Поддръжката на файлове и изображения би направила приложението по-полезно. Така потребителите ще могат да споделят не само текст, но и други видове данни. Разработването на мобилна версия ще улесни използването на приложението на смартфони. Това ще увеличи достъпността и удобството за потребителите. Добавянето на двуфакторна автентикация ще повиши нивото на сигурност. Всички тези подобрения могат да направят системата по-надеждна и функционална.</w:t>
+        <w:t xml:space="preserve">Сигурността на разработеното приложение е един от най-важните аспекти на проекта. Въпреки че са реализирани основни механизми за защита като криптиране </w:t>
+      </w:r>
+      <w:r>
+        <w:rPr>
+          <w:rFonts w:eastAsia="Times New Roman"/>
+          <w:lang w:val="bg-BG" w:eastAsia="bg-BG"/>
+        </w:rPr>
+        <w:lastRenderedPageBreak/>
+        <w:t>на съобщенията и еднократно прочитане, съществуват и други фактори, които влияят върху цялостната сигурност на системата.</w:t>
       </w:r>
     </w:p>
     <w:p>
       <w:pPr>
+        <w:spacing w:before="100" w:beforeAutospacing="1" w:after="100" w:afterAutospacing="1" w:line="240" w:lineRule="auto"/>
+        <w:ind w:firstLine="0"/>
+        <w:rPr>
+          <w:rFonts w:eastAsia="Times New Roman"/>
+          <w:lang w:val="bg-BG" w:eastAsia="bg-BG"/>
+        </w:rPr>
+      </w:pPr>
+      <w:r>
+        <w:rPr>
+          <w:rFonts w:eastAsia="Times New Roman"/>
+          <w:lang w:val="bg-BG" w:eastAsia="bg-BG"/>
+        </w:rPr>
+        <w:t>Един от основните рискове е свързан със съхранението на криптографския ключ. В текущата реализация ключът се съхранява в конфигурационния файл на приложението, което е подходящо за учебни цели, но не е достатъчно сигурно за реална продукционна среда. В практиката се използват специализирани системи за управление на ключове (Key Management Systems), които осигуряват допълнителен слой на защита.</w:t>
+      </w:r>
+    </w:p>
+    <w:p>
+      <w:pPr>
+        <w:spacing w:before="100" w:beforeAutospacing="1" w:after="100" w:afterAutospacing="1" w:line="240" w:lineRule="auto"/>
+        <w:ind w:firstLine="0"/>
+        <w:rPr>
+          <w:rFonts w:eastAsia="Times New Roman"/>
+          <w:lang w:val="bg-BG" w:eastAsia="bg-BG"/>
+        </w:rPr>
+      </w:pPr>
+      <w:r>
+        <w:rPr>
+          <w:rFonts w:eastAsia="Times New Roman"/>
+          <w:lang w:val="bg-BG" w:eastAsia="bg-BG"/>
+        </w:rPr>
+        <w:t>Друг потенциален риск е свързан с предаването на линка към съобщението. Ако линкът бъде прихванат от трета страна, тя би могла да получи достъп до съдържанието. За минимизиране на този риск е препоръчително използването на HTTPS протокол, който криптира комуникацията между клиента и сървъра.</w:t>
+      </w:r>
+    </w:p>
+    <w:p>
+      <w:pPr>
+        <w:spacing w:before="100" w:beforeAutospacing="1" w:after="100" w:afterAutospacing="1" w:line="240" w:lineRule="auto"/>
+        <w:ind w:firstLine="0"/>
+        <w:rPr>
+          <w:rFonts w:eastAsia="Times New Roman"/>
+          <w:lang w:val="bg-BG" w:eastAsia="bg-BG"/>
+        </w:rPr>
+      </w:pPr>
+      <w:r>
+        <w:rPr>
+          <w:rFonts w:eastAsia="Times New Roman"/>
+          <w:lang w:val="bg-BG" w:eastAsia="bg-BG"/>
+        </w:rPr>
+        <w:t>Също така, е важно да се отбележи, че след като съобщението бъде визуализирано, потребителят може да направи екранна снимка или да копира съдържанието. Това е ограничение, което не може да бъде напълно предотвратено на софтуерно ниво.</w:t>
+      </w:r>
+    </w:p>
+    <w:p>
+      <w:pPr>
+        <w:spacing w:before="100" w:beforeAutospacing="1" w:after="100" w:afterAutospacing="1" w:line="240" w:lineRule="auto"/>
+        <w:ind w:firstLine="0"/>
+        <w:rPr>
+          <w:rFonts w:eastAsia="Times New Roman"/>
+          <w:lang w:val="bg-BG" w:eastAsia="bg-BG"/>
+        </w:rPr>
+      </w:pPr>
+      <w:r>
+        <w:rPr>
+          <w:rFonts w:eastAsia="Times New Roman"/>
+          <w:lang w:val="bg-BG" w:eastAsia="bg-BG"/>
+        </w:rPr>
+        <w:t>В заключение, може да се каже, че реализираното приложение предлага добро ниво на сигурност за целите на проекта, но при реална употреба би било необходимо допълнително подобрение и внедряване на по-усъвършенствани механизми за защита.</w:t>
+      </w:r>
+    </w:p>
+    <w:p>
+      <w:pPr>
+        <w:rPr>
+          <w:lang w:val="bg-BG" w:eastAsia="bg-BG"/>
+        </w:rPr>
+      </w:pPr>
+    </w:p>
+    <w:p>
+      <w:pPr>
         <w:pStyle w:val="Heading1"/>
         <w:rPr>
+          <w:sz w:val="36"/>
           <w:lang w:val="bg-BG"/>
         </w:rPr>
       </w:pPr>
       <w:bookmarkStart w:id="125" w:name="_Toc220243746"/>
       <w:bookmarkStart w:id="126" w:name="_Toc220244673"/>
-      <w:bookmarkStart w:id="127" w:name="_Toc220488470"/>
-      <w:r>
-        <w:rPr>
-          <w:lang w:val="en-US"/>
-        </w:rPr>
-        <w:t xml:space="preserve">17. </w:t>
-      </w:r>
-      <w:r>
-        <w:t>Заключение</w:t>
+      <w:bookmarkStart w:id="127" w:name="_Toc225928679"/>
+      <w:r>
+        <w:rPr>
+          <w:sz w:val="36"/>
+        </w:rPr>
+        <w:t>17. Заключение</w:t>
       </w:r>
       <w:bookmarkEnd w:id="125"/>
       <w:bookmarkEnd w:id="126"/>
       <w:bookmarkEnd w:id="127"/>
       <w:r>
         <w:rPr>
+          <w:sz w:val="36"/>
           <w:lang w:val="bg-BG"/>
         </w:rPr>
         <w:t xml:space="preserve"> </w:t>
@@ -9218,14 +9587,7 @@
         <w:rPr>
           <w:lang w:val="bg-BG"/>
         </w:rPr>
-        <w:t xml:space="preserve">В процеса на разработка бяха приложени основни принципи на криптографията, като беше използван съвременен симетричен алгоритъм за криптиране чрез библиотеката cryptography и модула Fernet. Това гарантира, че </w:t>
-      </w:r>
-      <w:r>
-        <w:rPr>
-          <w:lang w:val="bg-BG"/>
-        </w:rPr>
-        <w:lastRenderedPageBreak/>
-        <w:t>съобщенията се съхраняват в защитен вид и не могат да бъдат</w:t>
+        <w:t>В процеса на разработка бяха приложени основни принципи на криптографията, като беше използван съвременен симетричен алгоритъм за криптиране чрез библиотеката cryptography и модула Fernet. Това гарантира, че съобщенията се съхраняват в защитен вид и не могат да бъдат</w:t>
       </w:r>
       <w:r>
         <w:rPr>
@@ -9263,6 +9625,7 @@
         <w:rPr>
           <w:lang w:val="bg-BG"/>
         </w:rPr>
+        <w:lastRenderedPageBreak/>
         <w:t>В рамките на проекта бяха използвани съвременни технологии като Python, Django и MySQL, които осигуряват стабилност, ефективност и възможност за бъдещо развитие на системата. Реализираното решение може да бъде доразвито чрез добавяне на допълнителни функционалности, като задаване на срок на валидност, защита с парола, двуфакторна автен</w:t>
       </w:r>
       <w:r>
@@ -9289,14 +9652,16 @@
       <w:pPr>
         <w:pStyle w:val="Heading1"/>
         <w:rPr>
+          <w:sz w:val="36"/>
           <w:lang w:val="bg-BG" w:eastAsia="bg-BG"/>
         </w:rPr>
       </w:pPr>
       <w:bookmarkStart w:id="128" w:name="_Toc220243747"/>
       <w:bookmarkStart w:id="129" w:name="_Toc220244674"/>
-      <w:bookmarkStart w:id="130" w:name="_Toc220488471"/>
-      <w:r>
-        <w:rPr>
+      <w:bookmarkStart w:id="130" w:name="_Toc225928680"/>
+      <w:r>
+        <w:rPr>
+          <w:sz w:val="36"/>
           <w:lang w:val="bg-BG" w:eastAsia="bg-BG"/>
         </w:rPr>
         <w:t>18. Използвана литература и източници</w:t>
@@ -9438,8 +9803,15 @@
         <w:rPr>
           <w:lang w:val="bg-BG"/>
         </w:rPr>
-        <w:lastRenderedPageBreak/>
-        <w:t>GeeksforGeeks – Статии за криптография, AES и уеб сигурност.</w:t>
+        <w:t>GeeksforGeeks – С</w:t>
+      </w:r>
+      <w:bookmarkStart w:id="131" w:name="_GoBack"/>
+      <w:bookmarkEnd w:id="131"/>
+      <w:r>
+        <w:rPr>
+          <w:lang w:val="bg-BG"/>
+        </w:rPr>
+        <w:t>татии за криптография, AES и уеб сигурност.</w:t>
       </w:r>
     </w:p>
     <w:sectPr>
@@ -21735,7 +22107,7 @@
 </file>
 
 <file path=customXml/itemProps1.xml><?xml version="1.0" encoding="utf-8"?>
-<ds:datastoreItem xmlns:ds="http://schemas.openxmlformats.org/officeDocument/2006/customXml" ds:itemID="{14B8E561-5B24-4DD9-A236-C727192EEF9D}">
+<ds:datastoreItem xmlns:ds="http://schemas.openxmlformats.org/officeDocument/2006/customXml" ds:itemID="{76DD9BEC-F030-4388-8C51-902C80535AA5}">
   <ds:schemaRefs>
     <ds:schemaRef ds:uri="http://schemas.openxmlformats.org/officeDocument/2006/bibliography"/>
   </ds:schemaRefs>
